--- a/SSO認証方式_技術比較報告書.docx
+++ b/SSO認証方式_技術比較報告書.docx
@@ -1365,7 +1365,7 @@
                 <w:sz w:val="18"/>
                 <w:szCs w:val="18"/>
               </w:rPr>
-              <w:t xml:space="preserve">Phase 1：Azure VM + IIS（前後端同一オリジン） / Phase 2：PaaS 移行予定</w:t>
+              <w:t xml:space="preserve">Azure VM + IIS（前後端同一オリジン・同一 IIS 構成）。Angular は / (Root)、.NET 8 API は /api サブアプリとして同一サーバーに配置</w:t>
             </w:r>
           </w:p>
         </w:tc>
@@ -1488,7 +1488,7 @@
           <w:sz w:val="18"/>
           <w:szCs w:val="18"/>
         </w:rPr>
-        <w:t xml:space="preserve">本プロジェクトは ASP.NET Web Forms からの「全面新規開発」である。既存アプリの改修という概念は存在しない。この点は後述の実装コスト評価において重要な前提となる。</w:t>
+        <w:t xml:space="preserve">本プロジェクトは ASP.NET Web Forms からの「全面新規開発」である。既存アプリの改修という概念は存在しない。また前後端はコード上分離しているが、同一 IIS に配置する構成（Same-Origin）であり CORS 設定は不要である。</w:t>
       </w:r>
     </w:p>
     <w:p>
@@ -8306,7 +8306,7 @@
           <w:sz w:val="18"/>
           <w:szCs w:val="18"/>
         </w:rPr>
-        <w:t xml:space="preserve">⑥⑦⑩ は MSAL / Microsoft.Identity.Web が自動処理する。OKI が実装するのは ⑧⑨ の業務ロジックのみ。</w:t>
+        <w:t xml:space="preserve">⑥⑦⑩ は MSAL / Microsoft.Identity.Web が自動処理する。OKI が実装するのは ⑧⑨ の業務ロジックのみ。同一 IIS 構成のため、Angular → /api の呼び出しは Same-Origin となり CORS 設定も不要である。</w:t>
       </w:r>
     </w:p>
     <w:p>
@@ -9702,6 +9702,779 @@
           <w:szCs w:val="18"/>
         </w:rPr>
         <w:t xml:space="preserve">② ⑥ ⑦ ⑩ が全て自前実装となる。特に ⑥（ACS エンドポイント）は XML の署名検証・パース処理を含む複雑な実装であり、バグリスクが高い。</w:t>
+      </w:r>
+    </w:p>
+    <w:p>
+      <w:pPr>
+        <w:spacing w:before="60" w:after="60"/>
+        <w:jc w:val="left"/>
+      </w:pPr>
+      <w:r>
+        <w:rPr>
+          <w:rFonts w:ascii="Meiryo" w:cs="Meiryo" w:eastAsia="Meiryo" w:hAnsi="Meiryo"/>
+          <w:b w:val="false"/>
+          <w:bCs w:val="false"/>
+          <w:i w:val="false"/>
+          <w:iCs w:val="false"/>
+          <w:color w:val="000000"/>
+          <w:sz w:val="20"/>
+          <w:szCs w:val="20"/>
+        </w:rPr>
+        <w:t xml:space="preserve"/>
+      </w:r>
+    </w:p>
+    <w:p>
+      <w:pPr>
+        <w:pBdr>
+          <w:bottom w:val="single" w:color="2E75B6" w:sz="8" w:space="0"/>
+        </w:pBdr>
+        <w:spacing w:before="180" w:after="80"/>
+      </w:pPr>
+      <w:r>
+        <w:rPr>
+          <w:rFonts w:ascii="Meiryo" w:cs="Meiryo" w:eastAsia="Meiryo" w:hAnsi="Meiryo"/>
+          <w:b/>
+          <w:bCs/>
+          <w:i w:val="false"/>
+          <w:iCs w:val="false"/>
+          <w:color w:val="1F4E79"/>
+          <w:sz w:val="22"/>
+          <w:szCs w:val="22"/>
+        </w:rPr>
+        <w:t xml:space="preserve">6.3 外部システムからの API 呼び出し（重要）</w:t>
+      </w:r>
+    </w:p>
+    <w:p>
+      <w:pPr>
+        <w:spacing w:before="30" w:after="30"/>
+        <w:jc w:val="left"/>
+      </w:pPr>
+      <w:r>
+        <w:rPr>
+          <w:rFonts w:ascii="Meiryo" w:cs="Meiryo" w:eastAsia="Meiryo" w:hAnsi="Meiryo"/>
+          <w:b w:val="false"/>
+          <w:bCs w:val="false"/>
+          <w:i w:val="false"/>
+          <w:iCs w:val="false"/>
+          <w:color w:val="000000"/>
+          <w:sz w:val="20"/>
+          <w:szCs w:val="20"/>
+        </w:rPr>
+        <w:t xml:space="preserve"/>
+      </w:r>
+    </w:p>
+    <w:p>
+      <w:pPr>
+        <w:spacing w:before="60" w:after="60"/>
+        <w:jc w:val="left"/>
+      </w:pPr>
+      <w:r>
+        <w:rPr>
+          <w:rFonts w:ascii="Meiryo" w:cs="Meiryo" w:eastAsia="Meiryo" w:hAnsi="Meiryo"/>
+          <w:b w:val="false"/>
+          <w:bCs w:val="false"/>
+          <w:i w:val="false"/>
+          <w:iCs w:val="false"/>
+          <w:color w:val="000000"/>
+          <w:sz w:val="20"/>
+          <w:szCs w:val="20"/>
+        </w:rPr>
+        <w:t xml:space="preserve">本プロジェクトは格付判定システム・財務会計システム・融資機関システム等の外部システムと API 連携する設計となっている。この観点において両方式に決定的な差がある。</w:t>
+      </w:r>
+    </w:p>
+    <w:p>
+      <w:pPr>
+        <w:spacing w:before="40" w:after="40"/>
+        <w:jc w:val="left"/>
+      </w:pPr>
+      <w:r>
+        <w:rPr>
+          <w:rFonts w:ascii="Meiryo" w:cs="Meiryo" w:eastAsia="Meiryo" w:hAnsi="Meiryo"/>
+          <w:b w:val="false"/>
+          <w:bCs w:val="false"/>
+          <w:i w:val="false"/>
+          <w:iCs w:val="false"/>
+          <w:color w:val="000000"/>
+          <w:sz w:val="20"/>
+          <w:szCs w:val="20"/>
+        </w:rPr>
+        <w:t xml:space="preserve"/>
+      </w:r>
+    </w:p>
+    <w:p>
+      <w:pPr>
+        <w:pBdr>
+          <w:left w:val="single" w:color="C00000" w:sz="16" w:space="0"/>
+        </w:pBdr>
+        <w:shd w:fill="FCE4D6" w:val="clear"/>
+        <w:spacing w:before="50" w:after="50"/>
+        <w:ind w:left="180"/>
+      </w:pPr>
+      <w:r>
+        <w:rPr>
+          <w:rFonts w:ascii="Meiryo" w:cs="Meiryo" w:eastAsia="Meiryo" w:hAnsi="Meiryo"/>
+          <w:b/>
+          <w:bCs/>
+          <w:i w:val="false"/>
+          <w:iCs w:val="false"/>
+          <w:color w:val="C00000"/>
+          <w:sz w:val="18"/>
+          <w:szCs w:val="18"/>
+        </w:rPr>
+        <w:t xml:space="preserve">SAML 方式は外部システムからの API 呼び出しに根本的に対応できない。SAML はブラウザのリダイレクト・フォーム送信を前提とした認証方式であるため、ブラウザを持たない外部システムからの呼び出しでは認証フローが成立しない。</w:t>
+      </w:r>
+    </w:p>
+    <w:p>
+      <w:pPr>
+        <w:spacing w:before="30" w:after="30"/>
+        <w:jc w:val="left"/>
+      </w:pPr>
+      <w:r>
+        <w:rPr>
+          <w:rFonts w:ascii="Meiryo" w:cs="Meiryo" w:eastAsia="Meiryo" w:hAnsi="Meiryo"/>
+          <w:b w:val="false"/>
+          <w:bCs w:val="false"/>
+          <w:i w:val="false"/>
+          <w:iCs w:val="false"/>
+          <w:color w:val="000000"/>
+          <w:sz w:val="20"/>
+          <w:szCs w:val="20"/>
+        </w:rPr>
+        <w:t xml:space="preserve"/>
+      </w:r>
+    </w:p>
+    <w:tbl>
+      <w:tblPr>
+        <w:tblW w:type="dxa" w:w="9026"/>
+        <w:tblBorders>
+          <w:top w:val="single" w:color="auto" w:sz="4"/>
+          <w:left w:val="single" w:color="auto" w:sz="4"/>
+          <w:bottom w:val="single" w:color="auto" w:sz="4"/>
+          <w:right w:val="single" w:color="auto" w:sz="4"/>
+          <w:insideH w:val="single" w:color="auto" w:sz="4"/>
+          <w:insideV w:val="single" w:color="auto" w:sz="4"/>
+        </w:tblBorders>
+      </w:tblPr>
+      <w:tblGrid>
+        <w:gridCol w:w="1400"/>
+        <w:gridCol w:w="3813"/>
+        <w:gridCol w:w="3813"/>
+      </w:tblGrid>
+      <w:tr>
+        <w:tc>
+          <w:tcPr>
+            <w:tcW w:type="dxa" w:w="1400"/>
+            <w:tcBorders>
+              <w:top w:val="single" w:color="9DC3E6" w:sz="4" w:space="0"/>
+              <w:left w:val="single" w:color="9DC3E6" w:sz="4" w:space="0"/>
+              <w:bottom w:val="single" w:color="9DC3E6" w:sz="4" w:space="0"/>
+              <w:right w:val="single" w:color="9DC3E6" w:sz="4" w:space="0"/>
+            </w:tcBorders>
+            <w:shd w:fill="1F4E79" w:val="clear"/>
+            <w:tcMar>
+              <w:top w:type="dxa" w:w="100"/>
+              <w:left w:type="dxa" w:w="140"/>
+              <w:bottom w:type="dxa" w:w="100"/>
+              <w:right w:type="dxa" w:w="140"/>
+            </w:tcMar>
+            <w:vAlign w:val="center"/>
+          </w:tcPr>
+          <w:p>
+            <w:pPr>
+              <w:spacing w:before="20" w:after="20"/>
+              <w:jc w:val="center"/>
+            </w:pPr>
+            <w:r>
+              <w:rPr>
+                <w:rFonts w:ascii="Meiryo" w:cs="Meiryo" w:eastAsia="Meiryo" w:hAnsi="Meiryo"/>
+                <w:b/>
+                <w:bCs/>
+                <w:i w:val="false"/>
+                <w:iCs w:val="false"/>
+                <w:color w:val="FFFFFF"/>
+                <w:sz w:val="18"/>
+                <w:szCs w:val="18"/>
+              </w:rPr>
+              <w:t xml:space="preserve">呼び出し元</w:t>
+            </w:r>
+          </w:p>
+        </w:tc>
+        <w:tc>
+          <w:tcPr>
+            <w:tcW w:type="dxa" w:w="3813"/>
+            <w:tcBorders>
+              <w:top w:val="single" w:color="9DC3E6" w:sz="4" w:space="0"/>
+              <w:left w:val="single" w:color="9DC3E6" w:sz="4" w:space="0"/>
+              <w:bottom w:val="single" w:color="9DC3E6" w:sz="4" w:space="0"/>
+              <w:right w:val="single" w:color="9DC3E6" w:sz="4" w:space="0"/>
+            </w:tcBorders>
+            <w:shd w:fill="375623" w:val="clear"/>
+            <w:tcMar>
+              <w:top w:type="dxa" w:w="100"/>
+              <w:left w:type="dxa" w:w="140"/>
+              <w:bottom w:type="dxa" w:w="100"/>
+              <w:right w:type="dxa" w:w="140"/>
+            </w:tcMar>
+            <w:vAlign w:val="center"/>
+          </w:tcPr>
+          <w:p>
+            <w:pPr>
+              <w:spacing w:before="20" w:after="20"/>
+              <w:jc w:val="center"/>
+            </w:pPr>
+            <w:r>
+              <w:rPr>
+                <w:rFonts w:ascii="Meiryo" w:cs="Meiryo" w:eastAsia="Meiryo" w:hAnsi="Meiryo"/>
+                <w:b/>
+                <w:bCs/>
+                <w:i w:val="false"/>
+                <w:iCs w:val="false"/>
+                <w:color w:val="FFFFFF"/>
+                <w:sz w:val="18"/>
+                <w:szCs w:val="18"/>
+              </w:rPr>
+              <w:t xml:space="preserve">MSAL 方式（JWT）</w:t>
+            </w:r>
+          </w:p>
+        </w:tc>
+        <w:tc>
+          <w:tcPr>
+            <w:tcW w:type="dxa" w:w="3813"/>
+            <w:tcBorders>
+              <w:top w:val="single" w:color="9DC3E6" w:sz="4" w:space="0"/>
+              <w:left w:val="single" w:color="9DC3E6" w:sz="4" w:space="0"/>
+              <w:bottom w:val="single" w:color="9DC3E6" w:sz="4" w:space="0"/>
+              <w:right w:val="single" w:color="9DC3E6" w:sz="4" w:space="0"/>
+            </w:tcBorders>
+            <w:shd w:fill="C00000" w:val="clear"/>
+            <w:tcMar>
+              <w:top w:type="dxa" w:w="100"/>
+              <w:left w:type="dxa" w:w="140"/>
+              <w:bottom w:type="dxa" w:w="100"/>
+              <w:right w:type="dxa" w:w="140"/>
+            </w:tcMar>
+            <w:vAlign w:val="center"/>
+          </w:tcPr>
+          <w:p>
+            <w:pPr>
+              <w:spacing w:before="20" w:after="20"/>
+              <w:jc w:val="center"/>
+            </w:pPr>
+            <w:r>
+              <w:rPr>
+                <w:rFonts w:ascii="Meiryo" w:cs="Meiryo" w:eastAsia="Meiryo" w:hAnsi="Meiryo"/>
+                <w:b/>
+                <w:bCs/>
+                <w:i w:val="false"/>
+                <w:iCs w:val="false"/>
+                <w:color w:val="FFFFFF"/>
+                <w:sz w:val="18"/>
+                <w:szCs w:val="18"/>
+              </w:rPr>
+              <w:t xml:space="preserve">SAML 方式</w:t>
+            </w:r>
+          </w:p>
+        </w:tc>
+      </w:tr>
+      <w:tr>
+        <w:tc>
+          <w:tcPr>
+            <w:tcW w:type="dxa" w:w="1400"/>
+            <w:tcBorders>
+              <w:top w:val="single" w:color="9DC3E6" w:sz="4" w:space="0"/>
+              <w:left w:val="single" w:color="9DC3E6" w:sz="4" w:space="0"/>
+              <w:bottom w:val="single" w:color="9DC3E6" w:sz="4" w:space="0"/>
+              <w:right w:val="single" w:color="9DC3E6" w:sz="4" w:space="0"/>
+            </w:tcBorders>
+            <w:shd w:fill="FFFFFF" w:val="clear"/>
+            <w:tcMar>
+              <w:top w:type="dxa" w:w="80"/>
+              <w:left w:type="dxa" w:w="140"/>
+              <w:bottom w:type="dxa" w:w="80"/>
+              <w:right w:type="dxa" w:w="140"/>
+            </w:tcMar>
+            <w:vAlign w:val="center"/>
+          </w:tcPr>
+          <w:p>
+            <w:pPr>
+              <w:spacing w:before="20" w:after="20"/>
+              <w:jc w:val="left"/>
+            </w:pPr>
+            <w:r>
+              <w:rPr>
+                <w:rFonts w:ascii="Meiryo" w:cs="Meiryo" w:eastAsia="Meiryo" w:hAnsi="Meiryo"/>
+                <w:b/>
+                <w:bCs/>
+                <w:i w:val="false"/>
+                <w:iCs w:val="false"/>
+                <w:color w:val="000000"/>
+                <w:sz w:val="18"/>
+                <w:szCs w:val="18"/>
+              </w:rPr>
+              <w:t xml:space="preserve">ブラウザ（職員）</w:t>
+            </w:r>
+          </w:p>
+        </w:tc>
+        <w:tc>
+          <w:tcPr>
+            <w:tcW w:type="dxa" w:w="3813"/>
+            <w:tcBorders>
+              <w:top w:val="single" w:color="9DC3E6" w:sz="4" w:space="0"/>
+              <w:left w:val="single" w:color="9DC3E6" w:sz="4" w:space="0"/>
+              <w:bottom w:val="single" w:color="9DC3E6" w:sz="4" w:space="0"/>
+              <w:right w:val="single" w:color="9DC3E6" w:sz="4" w:space="0"/>
+            </w:tcBorders>
+            <w:shd w:fill="FFFFFF" w:val="clear"/>
+            <w:tcMar>
+              <w:top w:type="dxa" w:w="80"/>
+              <w:left w:type="dxa" w:w="140"/>
+              <w:bottom w:type="dxa" w:w="80"/>
+              <w:right w:type="dxa" w:w="140"/>
+            </w:tcMar>
+            <w:vAlign w:val="center"/>
+          </w:tcPr>
+          <w:p>
+            <w:pPr>
+              <w:spacing w:before="20" w:after="20"/>
+              <w:jc w:val="left"/>
+            </w:pPr>
+            <w:r>
+              <w:rPr>
+                <w:rFonts w:ascii="Meiryo" w:cs="Meiryo" w:eastAsia="Meiryo" w:hAnsi="Meiryo"/>
+                <w:b w:val="false"/>
+                <w:bCs w:val="false"/>
+                <w:i w:val="false"/>
+                <w:iCs w:val="false"/>
+                <w:color w:val="375623"/>
+                <w:sz w:val="18"/>
+                <w:szCs w:val="18"/>
+              </w:rPr>
+              <w:t xml:space="preserve">✓ MsalGuard → Entra ID → JWT 取得 → 正常動作</w:t>
+            </w:r>
+          </w:p>
+        </w:tc>
+        <w:tc>
+          <w:tcPr>
+            <w:tcW w:type="dxa" w:w="3813"/>
+            <w:tcBorders>
+              <w:top w:val="single" w:color="9DC3E6" w:sz="4" w:space="0"/>
+              <w:left w:val="single" w:color="9DC3E6" w:sz="4" w:space="0"/>
+              <w:bottom w:val="single" w:color="9DC3E6" w:sz="4" w:space="0"/>
+              <w:right w:val="single" w:color="9DC3E6" w:sz="4" w:space="0"/>
+            </w:tcBorders>
+            <w:shd w:fill="FFFFFF" w:val="clear"/>
+            <w:tcMar>
+              <w:top w:type="dxa" w:w="80"/>
+              <w:left w:type="dxa" w:w="140"/>
+              <w:bottom w:type="dxa" w:w="80"/>
+              <w:right w:type="dxa" w:w="140"/>
+            </w:tcMar>
+            <w:vAlign w:val="center"/>
+          </w:tcPr>
+          <w:p>
+            <w:pPr>
+              <w:spacing w:before="20" w:after="20"/>
+              <w:jc w:val="left"/>
+            </w:pPr>
+            <w:r>
+              <w:rPr>
+                <w:rFonts w:ascii="Meiryo" w:cs="Meiryo" w:eastAsia="Meiryo" w:hAnsi="Meiryo"/>
+                <w:b w:val="false"/>
+                <w:bCs w:val="false"/>
+                <w:i w:val="false"/>
+                <w:iCs w:val="false"/>
+                <w:color w:val="375623"/>
+                <w:sz w:val="18"/>
+                <w:szCs w:val="18"/>
+              </w:rPr>
+              <w:t xml:space="preserve">✓ SAML フロー → Cookie → 正常動作</w:t>
+            </w:r>
+          </w:p>
+        </w:tc>
+      </w:tr>
+      <w:tr>
+        <w:tc>
+          <w:tcPr>
+            <w:tcW w:type="dxa" w:w="1400"/>
+            <w:tcBorders>
+              <w:top w:val="single" w:color="9DC3E6" w:sz="4" w:space="0"/>
+              <w:left w:val="single" w:color="9DC3E6" w:sz="4" w:space="0"/>
+              <w:bottom w:val="single" w:color="9DC3E6" w:sz="4" w:space="0"/>
+              <w:right w:val="single" w:color="9DC3E6" w:sz="4" w:space="0"/>
+            </w:tcBorders>
+            <w:shd w:fill="EBF3FB" w:val="clear"/>
+            <w:tcMar>
+              <w:top w:type="dxa" w:w="80"/>
+              <w:left w:type="dxa" w:w="140"/>
+              <w:bottom w:type="dxa" w:w="80"/>
+              <w:right w:type="dxa" w:w="140"/>
+            </w:tcMar>
+            <w:vAlign w:val="center"/>
+          </w:tcPr>
+          <w:p>
+            <w:pPr>
+              <w:spacing w:before="20" w:after="20"/>
+              <w:jc w:val="left"/>
+            </w:pPr>
+            <w:r>
+              <w:rPr>
+                <w:rFonts w:ascii="Meiryo" w:cs="Meiryo" w:eastAsia="Meiryo" w:hAnsi="Meiryo"/>
+                <w:b/>
+                <w:bCs/>
+                <w:i w:val="false"/>
+                <w:iCs w:val="false"/>
+                <w:color w:val="000000"/>
+                <w:sz w:val="18"/>
+                <w:szCs w:val="18"/>
+              </w:rPr>
+              <w:t xml:space="preserve">格付判定システム</w:t>
+            </w:r>
+          </w:p>
+        </w:tc>
+        <w:tc>
+          <w:tcPr>
+            <w:tcW w:type="dxa" w:w="3813"/>
+            <w:tcBorders>
+              <w:top w:val="single" w:color="9DC3E6" w:sz="4" w:space="0"/>
+              <w:left w:val="single" w:color="9DC3E6" w:sz="4" w:space="0"/>
+              <w:bottom w:val="single" w:color="9DC3E6" w:sz="4" w:space="0"/>
+              <w:right w:val="single" w:color="9DC3E6" w:sz="4" w:space="0"/>
+            </w:tcBorders>
+            <w:shd w:fill="EBF3FB" w:val="clear"/>
+            <w:tcMar>
+              <w:top w:type="dxa" w:w="80"/>
+              <w:left w:type="dxa" w:w="140"/>
+              <w:bottom w:type="dxa" w:w="80"/>
+              <w:right w:type="dxa" w:w="140"/>
+            </w:tcMar>
+            <w:vAlign w:val="center"/>
+          </w:tcPr>
+          <w:p>
+            <w:pPr>
+              <w:spacing w:before="20" w:after="20"/>
+              <w:jc w:val="left"/>
+            </w:pPr>
+            <w:r>
+              <w:rPr>
+                <w:rFonts w:ascii="Meiryo" w:cs="Meiryo" w:eastAsia="Meiryo" w:hAnsi="Meiryo"/>
+                <w:b w:val="false"/>
+                <w:bCs w:val="false"/>
+                <w:i w:val="false"/>
+                <w:iCs w:val="false"/>
+                <w:color w:val="375623"/>
+                <w:sz w:val="18"/>
+                <w:szCs w:val="18"/>
+              </w:rPr>
+              <w:t xml:space="preserve">✓ Client Credentials → JWT → Bearer → .NET 8 が検証</w:t>
+            </w:r>
+          </w:p>
+        </w:tc>
+        <w:tc>
+          <w:tcPr>
+            <w:tcW w:type="dxa" w:w="3813"/>
+            <w:tcBorders>
+              <w:top w:val="single" w:color="9DC3E6" w:sz="4" w:space="0"/>
+              <w:left w:val="single" w:color="9DC3E6" w:sz="4" w:space="0"/>
+              <w:bottom w:val="single" w:color="9DC3E6" w:sz="4" w:space="0"/>
+              <w:right w:val="single" w:color="9DC3E6" w:sz="4" w:space="0"/>
+            </w:tcBorders>
+            <w:shd w:fill="FCE4D6" w:val="clear"/>
+            <w:tcMar>
+              <w:top w:type="dxa" w:w="80"/>
+              <w:left w:type="dxa" w:w="140"/>
+              <w:bottom w:type="dxa" w:w="80"/>
+              <w:right w:type="dxa" w:w="140"/>
+            </w:tcMar>
+          </w:tcPr>
+          <w:p>
+            <w:pPr>
+              <w:spacing w:before="20" w:after="20"/>
+            </w:pPr>
+            <w:r>
+              <w:rPr>
+                <w:rFonts w:ascii="Meiryo" w:cs="Meiryo" w:eastAsia="Meiryo" w:hAnsi="Meiryo"/>
+                <w:b/>
+                <w:bCs/>
+                <w:i w:val="false"/>
+                <w:iCs w:val="false"/>
+                <w:color w:val="C00000"/>
+                <w:sz w:val="18"/>
+                <w:szCs w:val="18"/>
+              </w:rPr>
+              <w:t xml:space="preserve">✗ SAML リダイレクトを受け取れない → 認証不可</w:t>
+            </w:r>
+          </w:p>
+        </w:tc>
+      </w:tr>
+      <w:tr>
+        <w:tc>
+          <w:tcPr>
+            <w:tcW w:type="dxa" w:w="1400"/>
+            <w:tcBorders>
+              <w:top w:val="single" w:color="9DC3E6" w:sz="4" w:space="0"/>
+              <w:left w:val="single" w:color="9DC3E6" w:sz="4" w:space="0"/>
+              <w:bottom w:val="single" w:color="9DC3E6" w:sz="4" w:space="0"/>
+              <w:right w:val="single" w:color="9DC3E6" w:sz="4" w:space="0"/>
+            </w:tcBorders>
+            <w:shd w:fill="FFFFFF" w:val="clear"/>
+            <w:tcMar>
+              <w:top w:type="dxa" w:w="80"/>
+              <w:left w:type="dxa" w:w="140"/>
+              <w:bottom w:type="dxa" w:w="80"/>
+              <w:right w:type="dxa" w:w="140"/>
+            </w:tcMar>
+            <w:vAlign w:val="center"/>
+          </w:tcPr>
+          <w:p>
+            <w:pPr>
+              <w:spacing w:before="20" w:after="20"/>
+              <w:jc w:val="left"/>
+            </w:pPr>
+            <w:r>
+              <w:rPr>
+                <w:rFonts w:ascii="Meiryo" w:cs="Meiryo" w:eastAsia="Meiryo" w:hAnsi="Meiryo"/>
+                <w:b/>
+                <w:bCs/>
+                <w:i w:val="false"/>
+                <w:iCs w:val="false"/>
+                <w:color w:val="000000"/>
+                <w:sz w:val="18"/>
+                <w:szCs w:val="18"/>
+              </w:rPr>
+              <w:t xml:space="preserve">財務会計システム</w:t>
+            </w:r>
+          </w:p>
+        </w:tc>
+        <w:tc>
+          <w:tcPr>
+            <w:tcW w:type="dxa" w:w="3813"/>
+            <w:tcBorders>
+              <w:top w:val="single" w:color="9DC3E6" w:sz="4" w:space="0"/>
+              <w:left w:val="single" w:color="9DC3E6" w:sz="4" w:space="0"/>
+              <w:bottom w:val="single" w:color="9DC3E6" w:sz="4" w:space="0"/>
+              <w:right w:val="single" w:color="9DC3E6" w:sz="4" w:space="0"/>
+            </w:tcBorders>
+            <w:shd w:fill="FFFFFF" w:val="clear"/>
+            <w:tcMar>
+              <w:top w:type="dxa" w:w="80"/>
+              <w:left w:type="dxa" w:w="140"/>
+              <w:bottom w:type="dxa" w:w="80"/>
+              <w:right w:type="dxa" w:w="140"/>
+            </w:tcMar>
+            <w:vAlign w:val="center"/>
+          </w:tcPr>
+          <w:p>
+            <w:pPr>
+              <w:spacing w:before="20" w:after="20"/>
+              <w:jc w:val="left"/>
+            </w:pPr>
+            <w:r>
+              <w:rPr>
+                <w:rFonts w:ascii="Meiryo" w:cs="Meiryo" w:eastAsia="Meiryo" w:hAnsi="Meiryo"/>
+                <w:b w:val="false"/>
+                <w:bCs w:val="false"/>
+                <w:i w:val="false"/>
+                <w:iCs w:val="false"/>
+                <w:color w:val="375623"/>
+                <w:sz w:val="18"/>
+                <w:szCs w:val="18"/>
+              </w:rPr>
+              <w:t xml:space="preserve">✓ 同上。同じ Entra ID・同じ JWT 検証で対応</w:t>
+            </w:r>
+          </w:p>
+        </w:tc>
+        <w:tc>
+          <w:tcPr>
+            <w:tcW w:type="dxa" w:w="3813"/>
+            <w:tcBorders>
+              <w:top w:val="single" w:color="9DC3E6" w:sz="4" w:space="0"/>
+              <w:left w:val="single" w:color="9DC3E6" w:sz="4" w:space="0"/>
+              <w:bottom w:val="single" w:color="9DC3E6" w:sz="4" w:space="0"/>
+              <w:right w:val="single" w:color="9DC3E6" w:sz="4" w:space="0"/>
+            </w:tcBorders>
+            <w:shd w:fill="FCE4D6" w:val="clear"/>
+            <w:tcMar>
+              <w:top w:type="dxa" w:w="80"/>
+              <w:left w:type="dxa" w:w="140"/>
+              <w:bottom w:type="dxa" w:w="80"/>
+              <w:right w:type="dxa" w:w="140"/>
+            </w:tcMar>
+          </w:tcPr>
+          <w:p>
+            <w:pPr>
+              <w:spacing w:before="20" w:after="20"/>
+            </w:pPr>
+            <w:r>
+              <w:rPr>
+                <w:rFonts w:ascii="Meiryo" w:cs="Meiryo" w:eastAsia="Meiryo" w:hAnsi="Meiryo"/>
+                <w:b/>
+                <w:bCs/>
+                <w:i w:val="false"/>
+                <w:iCs w:val="false"/>
+                <w:color w:val="C00000"/>
+                <w:sz w:val="18"/>
+                <w:szCs w:val="18"/>
+              </w:rPr>
+              <w:t xml:space="preserve">✗ 別途 API 専用の認証方式を追加実装する必要がある</w:t>
+            </w:r>
+          </w:p>
+        </w:tc>
+      </w:tr>
+      <w:tr>
+        <w:tc>
+          <w:tcPr>
+            <w:tcW w:type="dxa" w:w="1400"/>
+            <w:tcBorders>
+              <w:top w:val="single" w:color="9DC3E6" w:sz="4" w:space="0"/>
+              <w:left w:val="single" w:color="9DC3E6" w:sz="4" w:space="0"/>
+              <w:bottom w:val="single" w:color="9DC3E6" w:sz="4" w:space="0"/>
+              <w:right w:val="single" w:color="9DC3E6" w:sz="4" w:space="0"/>
+            </w:tcBorders>
+            <w:shd w:fill="EBF3FB" w:val="clear"/>
+            <w:tcMar>
+              <w:top w:type="dxa" w:w="80"/>
+              <w:left w:type="dxa" w:w="140"/>
+              <w:bottom w:type="dxa" w:w="80"/>
+              <w:right w:type="dxa" w:w="140"/>
+            </w:tcMar>
+            <w:vAlign w:val="center"/>
+          </w:tcPr>
+          <w:p>
+            <w:pPr>
+              <w:spacing w:before="20" w:after="20"/>
+              <w:jc w:val="left"/>
+            </w:pPr>
+            <w:r>
+              <w:rPr>
+                <w:rFonts w:ascii="Meiryo" w:cs="Meiryo" w:eastAsia="Meiryo" w:hAnsi="Meiryo"/>
+                <w:b/>
+                <w:bCs/>
+                <w:i w:val="false"/>
+                <w:iCs w:val="false"/>
+                <w:color w:val="000000"/>
+                <w:sz w:val="18"/>
+                <w:szCs w:val="18"/>
+              </w:rPr>
+              <w:t xml:space="preserve">バッチ処理・夜間処理</w:t>
+            </w:r>
+          </w:p>
+        </w:tc>
+        <w:tc>
+          <w:tcPr>
+            <w:tcW w:type="dxa" w:w="3813"/>
+            <w:tcBorders>
+              <w:top w:val="single" w:color="9DC3E6" w:sz="4" w:space="0"/>
+              <w:left w:val="single" w:color="9DC3E6" w:sz="4" w:space="0"/>
+              <w:bottom w:val="single" w:color="9DC3E6" w:sz="4" w:space="0"/>
+              <w:right w:val="single" w:color="9DC3E6" w:sz="4" w:space="0"/>
+            </w:tcBorders>
+            <w:shd w:fill="EBF3FB" w:val="clear"/>
+            <w:tcMar>
+              <w:top w:type="dxa" w:w="80"/>
+              <w:left w:type="dxa" w:w="140"/>
+              <w:bottom w:type="dxa" w:w="80"/>
+              <w:right w:type="dxa" w:w="140"/>
+            </w:tcMar>
+            <w:vAlign w:val="center"/>
+          </w:tcPr>
+          <w:p>
+            <w:pPr>
+              <w:spacing w:before="20" w:after="20"/>
+              <w:jc w:val="left"/>
+            </w:pPr>
+            <w:r>
+              <w:rPr>
+                <w:rFonts w:ascii="Meiryo" w:cs="Meiryo" w:eastAsia="Meiryo" w:hAnsi="Meiryo"/>
+                <w:b w:val="false"/>
+                <w:bCs w:val="false"/>
+                <w:i w:val="false"/>
+                <w:iCs w:val="false"/>
+                <w:color w:val="375623"/>
+                <w:sz w:val="18"/>
+                <w:szCs w:val="18"/>
+              </w:rPr>
+              <w:t xml:space="preserve">✓ Managed Identity または Client Credentials で対応可</w:t>
+            </w:r>
+          </w:p>
+        </w:tc>
+        <w:tc>
+          <w:tcPr>
+            <w:tcW w:type="dxa" w:w="3813"/>
+            <w:tcBorders>
+              <w:top w:val="single" w:color="9DC3E6" w:sz="4" w:space="0"/>
+              <w:left w:val="single" w:color="9DC3E6" w:sz="4" w:space="0"/>
+              <w:bottom w:val="single" w:color="9DC3E6" w:sz="4" w:space="0"/>
+              <w:right w:val="single" w:color="9DC3E6" w:sz="4" w:space="0"/>
+            </w:tcBorders>
+            <w:shd w:fill="FCE4D6" w:val="clear"/>
+            <w:tcMar>
+              <w:top w:type="dxa" w:w="80"/>
+              <w:left w:type="dxa" w:w="140"/>
+              <w:bottom w:type="dxa" w:w="80"/>
+              <w:right w:type="dxa" w:w="140"/>
+            </w:tcMar>
+          </w:tcPr>
+          <w:p>
+            <w:pPr>
+              <w:spacing w:before="20" w:after="20"/>
+            </w:pPr>
+            <w:r>
+              <w:rPr>
+                <w:rFonts w:ascii="Meiryo" w:cs="Meiryo" w:eastAsia="Meiryo" w:hAnsi="Meiryo"/>
+                <w:b/>
+                <w:bCs/>
+                <w:i w:val="false"/>
+                <w:iCs w:val="false"/>
+                <w:color w:val="C00000"/>
+                <w:sz w:val="18"/>
+                <w:szCs w:val="18"/>
+              </w:rPr>
+              <w:t xml:space="preserve">✗ ブラウザなし → SAML フロー成立しない</w:t>
+            </w:r>
+          </w:p>
+        </w:tc>
+      </w:tr>
+    </w:tbl>
+    <w:p>
+      <w:pPr>
+        <w:spacing w:before="30" w:after="30"/>
+        <w:jc w:val="left"/>
+      </w:pPr>
+      <w:r>
+        <w:rPr>
+          <w:rFonts w:ascii="Meiryo" w:cs="Meiryo" w:eastAsia="Meiryo" w:hAnsi="Meiryo"/>
+          <w:b w:val="false"/>
+          <w:bCs w:val="false"/>
+          <w:i w:val="false"/>
+          <w:iCs w:val="false"/>
+          <w:color w:val="000000"/>
+          <w:sz w:val="20"/>
+          <w:szCs w:val="20"/>
+        </w:rPr>
+        <w:t xml:space="preserve"/>
+      </w:r>
+    </w:p>
+    <w:p>
+      <w:pPr>
+        <w:pBdr>
+          <w:left w:val="single" w:color="375623" w:sz="16" w:space="0"/>
+        </w:pBdr>
+        <w:shd w:fill="E2EFDA" w:val="clear"/>
+        <w:spacing w:before="50" w:after="50"/>
+        <w:ind w:left="180"/>
+      </w:pPr>
+      <w:r>
+        <w:rPr>
+          <w:rFonts w:ascii="Meiryo" w:cs="Meiryo" w:eastAsia="Meiryo" w:hAnsi="Meiryo"/>
+          <w:b w:val="false"/>
+          <w:bCs w:val="false"/>
+          <w:i w:val="false"/>
+          <w:iCs w:val="false"/>
+          <w:color w:val="375623"/>
+          <w:sz w:val="18"/>
+          <w:szCs w:val="18"/>
+        </w:rPr>
+        <w:t xml:space="preserve">同一 IIS 構成かどうかに関係なく、SAML はブラウザ前提の仕組みであるため外部システムからの API 呼び出しには対応できない。MSAL（JWT）であれば IIS 構成に関係なく外部システムからも自然に呼び出せる。</w:t>
       </w:r>
     </w:p>
     <w:p>
@@ -12045,6 +12818,160 @@
                 <w:sz w:val="18"/>
                 <w:szCs w:val="18"/>
               </w:rPr>
+              <w:t xml:space="preserve">外部システムからの API 呼び出し</w:t>
+            </w:r>
+          </w:p>
+        </w:tc>
+        <w:tc>
+          <w:tcPr>
+            <w:tcW w:type="dxa" w:w="2000"/>
+            <w:tcBorders>
+              <w:top w:val="single" w:color="9DC3E6" w:sz="4" w:space="0"/>
+              <w:left w:val="single" w:color="9DC3E6" w:sz="4" w:space="0"/>
+              <w:bottom w:val="single" w:color="9DC3E6" w:sz="4" w:space="0"/>
+              <w:right w:val="single" w:color="9DC3E6" w:sz="4" w:space="0"/>
+            </w:tcBorders>
+            <w:shd w:fill="E2EFDA" w:val="clear"/>
+            <w:tcMar>
+              <w:top w:type="dxa" w:w="80"/>
+              <w:left w:type="dxa" w:w="140"/>
+              <w:bottom w:type="dxa" w:w="80"/>
+              <w:right w:type="dxa" w:w="140"/>
+            </w:tcMar>
+            <w:vAlign w:val="center"/>
+          </w:tcPr>
+          <w:p>
+            <w:pPr>
+              <w:spacing w:before="20" w:after="20"/>
+              <w:jc w:val="center"/>
+            </w:pPr>
+            <w:r>
+              <w:rPr>
+                <w:rFonts w:ascii="Meiryo" w:cs="Meiryo" w:eastAsia="Meiryo" w:hAnsi="Meiryo"/>
+                <w:b/>
+                <w:bCs/>
+                <w:i w:val="false"/>
+                <w:iCs w:val="false"/>
+                <w:color w:val="375623"/>
+                <w:sz w:val="18"/>
+                <w:szCs w:val="18"/>
+              </w:rPr>
+              <w:t xml:space="preserve">◎ JWT で対応可</w:t>
+            </w:r>
+          </w:p>
+        </w:tc>
+        <w:tc>
+          <w:tcPr>
+            <w:tcW w:type="dxa" w:w="2000"/>
+            <w:tcBorders>
+              <w:top w:val="single" w:color="9DC3E6" w:sz="4" w:space="0"/>
+              <w:left w:val="single" w:color="9DC3E6" w:sz="4" w:space="0"/>
+              <w:bottom w:val="single" w:color="9DC3E6" w:sz="4" w:space="0"/>
+              <w:right w:val="single" w:color="9DC3E6" w:sz="4" w:space="0"/>
+            </w:tcBorders>
+            <w:shd w:fill="FCE4D6" w:val="clear"/>
+            <w:tcMar>
+              <w:top w:type="dxa" w:w="80"/>
+              <w:left w:type="dxa" w:w="140"/>
+              <w:bottom w:type="dxa" w:w="80"/>
+              <w:right w:type="dxa" w:w="140"/>
+            </w:tcMar>
+            <w:vAlign w:val="center"/>
+          </w:tcPr>
+          <w:p>
+            <w:pPr>
+              <w:spacing w:before="20" w:after="20"/>
+              <w:jc w:val="center"/>
+            </w:pPr>
+            <w:r>
+              <w:rPr>
+                <w:rFonts w:ascii="Meiryo" w:cs="Meiryo" w:eastAsia="Meiryo" w:hAnsi="Meiryo"/>
+                <w:b/>
+                <w:bCs/>
+                <w:i w:val="false"/>
+                <w:iCs w:val="false"/>
+                <w:color w:val="C00000"/>
+                <w:sz w:val="18"/>
+                <w:szCs w:val="18"/>
+              </w:rPr>
+              <w:t xml:space="preserve">✕ 対応不可</w:t>
+            </w:r>
+          </w:p>
+        </w:tc>
+        <w:tc>
+          <w:tcPr>
+            <w:tcW w:type="dxa" w:w="2826"/>
+            <w:tcBorders>
+              <w:top w:val="single" w:color="9DC3E6" w:sz="4" w:space="0"/>
+              <w:left w:val="single" w:color="9DC3E6" w:sz="4" w:space="0"/>
+              <w:bottom w:val="single" w:color="9DC3E6" w:sz="4" w:space="0"/>
+              <w:right w:val="single" w:color="9DC3E6" w:sz="4" w:space="0"/>
+            </w:tcBorders>
+            <w:shd w:fill="EBF3FB" w:val="clear"/>
+            <w:tcMar>
+              <w:top w:type="dxa" w:w="80"/>
+              <w:left w:type="dxa" w:w="140"/>
+              <w:bottom w:type="dxa" w:w="80"/>
+              <w:right w:type="dxa" w:w="140"/>
+            </w:tcMar>
+            <w:vAlign w:val="center"/>
+          </w:tcPr>
+          <w:p>
+            <w:pPr>
+              <w:spacing w:before="20" w:after="20"/>
+              <w:jc w:val="left"/>
+            </w:pPr>
+            <w:r>
+              <w:rPr>
+                <w:rFonts w:ascii="Meiryo" w:cs="Meiryo" w:eastAsia="Meiryo" w:hAnsi="Meiryo"/>
+                <w:b w:val="false"/>
+                <w:bCs w:val="false"/>
+                <w:i w:val="false"/>
+                <w:iCs w:val="false"/>
+                <w:color w:val="000000"/>
+                <w:sz w:val="16"/>
+                <w:szCs w:val="16"/>
+              </w:rPr>
+              <w:t xml:space="preserve">SAML はブラウザ前提。外部システムからの API 呼び出しに対応できない</w:t>
+            </w:r>
+          </w:p>
+        </w:tc>
+      </w:tr>
+      <w:tr>
+        <w:tc>
+          <w:tcPr>
+            <w:tcW w:type="dxa" w:w="2200"/>
+            <w:tcBorders>
+              <w:top w:val="single" w:color="9DC3E6" w:sz="4" w:space="0"/>
+              <w:left w:val="single" w:color="9DC3E6" w:sz="4" w:space="0"/>
+              <w:bottom w:val="single" w:color="9DC3E6" w:sz="4" w:space="0"/>
+              <w:right w:val="single" w:color="9DC3E6" w:sz="4" w:space="0"/>
+            </w:tcBorders>
+            <w:shd w:fill="FFFFFF" w:val="clear"/>
+            <w:tcMar>
+              <w:top w:type="dxa" w:w="80"/>
+              <w:left w:type="dxa" w:w="140"/>
+              <w:bottom w:type="dxa" w:w="80"/>
+              <w:right w:type="dxa" w:w="140"/>
+            </w:tcMar>
+            <w:vAlign w:val="center"/>
+          </w:tcPr>
+          <w:p>
+            <w:pPr>
+              <w:spacing w:before="20" w:after="20"/>
+              <w:jc w:val="left"/>
+            </w:pPr>
+            <w:r>
+              <w:rPr>
+                <w:rFonts w:ascii="Meiryo" w:cs="Meiryo" w:eastAsia="Meiryo" w:hAnsi="Meiryo"/>
+                <w:b/>
+                <w:bCs/>
+                <w:i w:val="false"/>
+                <w:iCs w:val="false"/>
+                <w:color w:val="000000"/>
+                <w:sz w:val="18"/>
+                <w:szCs w:val="18"/>
+              </w:rPr>
               <w:t xml:space="preserve">Entra ID との親和性</w:t>
             </w:r>
           </w:p>
@@ -12134,7 +13061,7 @@
               <w:bottom w:val="single" w:color="9DC3E6" w:sz="4" w:space="0"/>
               <w:right w:val="single" w:color="9DC3E6" w:sz="4" w:space="0"/>
             </w:tcBorders>
-            <w:shd w:fill="EBF3FB" w:val="clear"/>
+            <w:shd w:fill="FFFFFF" w:val="clear"/>
             <w:tcMar>
               <w:top w:type="dxa" w:w="80"/>
               <w:left w:type="dxa" w:w="140"/>
@@ -12769,6 +13696,39 @@
           <w:szCs w:val="20"/>
         </w:rPr>
         <w:t xml:space="preserve">【スケジュールリスクがない】MSAL は OKI 単独で完結。SAML はクラウド事業者への依頼・対応待ちが発生しスケジュールに影響する</w:t>
+      </w:r>
+    </w:p>
+    <w:p>
+      <w:pPr>
+        <w:spacing w:before="28" w:after="28"/>
+        <w:ind w:left="480" w:hanging="240"/>
+        <w:jc w:val="left"/>
+      </w:pPr>
+      <w:r>
+        <w:rPr>
+          <w:rFonts w:ascii="Meiryo" w:cs="Meiryo" w:eastAsia="Meiryo" w:hAnsi="Meiryo"/>
+          <w:b/>
+          <w:bCs/>
+          <w:i w:val="false"/>
+          <w:iCs w:val="false"/>
+          <w:color w:val="375623"/>
+          <w:sz w:val="20"/>
+          <w:szCs w:val="20"/>
+        </w:rPr>
+        <w:t xml:space="preserve">• </w:t>
+      </w:r>
+      <w:r>
+        <w:rPr>
+          <w:rFonts w:ascii="Meiryo" w:cs="Meiryo" w:eastAsia="Meiryo" w:hAnsi="Meiryo"/>
+          <w:b w:val="false"/>
+          <w:bCs w:val="false"/>
+          <w:i w:val="false"/>
+          <w:iCs w:val="false"/>
+          <w:color w:val="375623"/>
+          <w:sz w:val="20"/>
+          <w:szCs w:val="20"/>
+        </w:rPr>
+        <w:t xml:space="preserve">【外部システムからの API 呼び出しに対応できる】SAML はブラウザリダイレクト前提のため、格付判定システム・財務会計システム等の外部システムからの API 呼び出しに根本的に対応できない。MSAL（JWT）であれば Client Credentials フローで外部システムからも呼び出し可能</w:t>
       </w:r>
     </w:p>
     <w:p>

--- a/SSO認証方式_技術比較報告書.docx
+++ b/SSO認証方式_技術比較報告書.docx
@@ -39,7 +39,7 @@
           <w:sz w:val="20"/>
           <w:szCs w:val="20"/>
         </w:rPr>
-        <w:t xml:space="preserve">MSAL 方式 vs SAML 方式　— 前後端分離アーキテクチャにおける詳細比較</w:t>
+        <w:t xml:space="preserve">MSAL 方式 vs SAML 方式　— 設計・責任分離・技術・上位調整の観点からの総合比較</w:t>
       </w:r>
     </w:p>
     <w:p>
@@ -884,12 +884,12 @@
           <w:sz w:val="18"/>
           <w:szCs w:val="18"/>
         </w:rPr>
-        <w:t xml:space="preserve">本報告書では、上記2点の懸念事項を踏まえた上で、コード実装量・MFA 対応・フロー複雑度・運用コスト等の観点から両方式を詳細に比較し、OKI としての技術的見解を示す。</w:t>
-      </w:r>
-    </w:p>
-    <w:p>
-      <w:pPr>
-        <w:spacing w:before="80" w:after="80"/>
+        <w:t xml:space="preserve">本報告書では、上記2点の懸念事項を踏まえた上で、以下の4つの観点から両方式を総合的に比較し、OKI としての見解を示す。</w:t>
+      </w:r>
+    </w:p>
+    <w:p>
+      <w:pPr>
+        <w:spacing w:before="30" w:after="30"/>
         <w:jc w:val="left"/>
       </w:pPr>
       <w:r>
@@ -906,6 +906,623 @@
         <w:t xml:space="preserve"/>
       </w:r>
     </w:p>
+    <w:tbl>
+      <w:tblPr>
+        <w:tblW w:type="dxa" w:w="9026"/>
+        <w:tblBorders>
+          <w:top w:val="single" w:color="auto" w:sz="4"/>
+          <w:left w:val="single" w:color="auto" w:sz="4"/>
+          <w:bottom w:val="single" w:color="auto" w:sz="4"/>
+          <w:right w:val="single" w:color="auto" w:sz="4"/>
+          <w:insideH w:val="single" w:color="auto" w:sz="4"/>
+          <w:insideV w:val="single" w:color="auto" w:sz="4"/>
+        </w:tblBorders>
+      </w:tblPr>
+      <w:tblGrid>
+        <w:gridCol w:w="600"/>
+        <w:gridCol w:w="2000"/>
+        <w:gridCol w:w="6426"/>
+      </w:tblGrid>
+      <w:tr>
+        <w:tc>
+          <w:tcPr>
+            <w:tcW w:type="dxa" w:w="600"/>
+            <w:tcBorders>
+              <w:top w:val="single" w:color="9DC3E6" w:sz="4" w:space="0"/>
+              <w:left w:val="single" w:color="9DC3E6" w:sz="4" w:space="0"/>
+              <w:bottom w:val="single" w:color="9DC3E6" w:sz="4" w:space="0"/>
+              <w:right w:val="single" w:color="9DC3E6" w:sz="4" w:space="0"/>
+            </w:tcBorders>
+            <w:shd w:fill="1F4E79" w:val="clear"/>
+            <w:tcMar>
+              <w:top w:type="dxa" w:w="100"/>
+              <w:left w:type="dxa" w:w="140"/>
+              <w:bottom w:type="dxa" w:w="100"/>
+              <w:right w:type="dxa" w:w="140"/>
+            </w:tcMar>
+            <w:vAlign w:val="center"/>
+          </w:tcPr>
+          <w:p>
+            <w:pPr>
+              <w:spacing w:before="20" w:after="20"/>
+              <w:jc w:val="center"/>
+            </w:pPr>
+            <w:r>
+              <w:rPr>
+                <w:rFonts w:ascii="Meiryo" w:cs="Meiryo" w:eastAsia="Meiryo" w:hAnsi="Meiryo"/>
+                <w:b/>
+                <w:bCs/>
+                <w:i w:val="false"/>
+                <w:iCs w:val="false"/>
+                <w:color w:val="FFFFFF"/>
+                <w:sz w:val="18"/>
+                <w:szCs w:val="18"/>
+              </w:rPr>
+              <w:t xml:space="preserve">観点</w:t>
+            </w:r>
+          </w:p>
+        </w:tc>
+        <w:tc>
+          <w:tcPr>
+            <w:tcW w:type="dxa" w:w="2000"/>
+            <w:tcBorders>
+              <w:top w:val="single" w:color="9DC3E6" w:sz="4" w:space="0"/>
+              <w:left w:val="single" w:color="9DC3E6" w:sz="4" w:space="0"/>
+              <w:bottom w:val="single" w:color="9DC3E6" w:sz="4" w:space="0"/>
+              <w:right w:val="single" w:color="9DC3E6" w:sz="4" w:space="0"/>
+            </w:tcBorders>
+            <w:shd w:fill="1F4E79" w:val="clear"/>
+            <w:tcMar>
+              <w:top w:type="dxa" w:w="100"/>
+              <w:left w:type="dxa" w:w="140"/>
+              <w:bottom w:type="dxa" w:w="100"/>
+              <w:right w:type="dxa" w:w="140"/>
+            </w:tcMar>
+            <w:vAlign w:val="center"/>
+          </w:tcPr>
+          <w:p>
+            <w:pPr>
+              <w:spacing w:before="20" w:after="20"/>
+              <w:jc w:val="center"/>
+            </w:pPr>
+            <w:r>
+              <w:rPr>
+                <w:rFonts w:ascii="Meiryo" w:cs="Meiryo" w:eastAsia="Meiryo" w:hAnsi="Meiryo"/>
+                <w:b/>
+                <w:bCs/>
+                <w:i w:val="false"/>
+                <w:iCs w:val="false"/>
+                <w:color w:val="FFFFFF"/>
+                <w:sz w:val="18"/>
+                <w:szCs w:val="18"/>
+              </w:rPr>
+              <w:t xml:space="preserve">章</w:t>
+            </w:r>
+          </w:p>
+        </w:tc>
+        <w:tc>
+          <w:tcPr>
+            <w:tcW w:type="dxa" w:w="6426"/>
+            <w:tcBorders>
+              <w:top w:val="single" w:color="9DC3E6" w:sz="4" w:space="0"/>
+              <w:left w:val="single" w:color="9DC3E6" w:sz="4" w:space="0"/>
+              <w:bottom w:val="single" w:color="9DC3E6" w:sz="4" w:space="0"/>
+              <w:right w:val="single" w:color="9DC3E6" w:sz="4" w:space="0"/>
+            </w:tcBorders>
+            <w:shd w:fill="1F4E79" w:val="clear"/>
+            <w:tcMar>
+              <w:top w:type="dxa" w:w="100"/>
+              <w:left w:type="dxa" w:w="140"/>
+              <w:bottom w:type="dxa" w:w="100"/>
+              <w:right w:type="dxa" w:w="140"/>
+            </w:tcMar>
+            <w:vAlign w:val="center"/>
+          </w:tcPr>
+          <w:p>
+            <w:pPr>
+              <w:spacing w:before="20" w:after="20"/>
+              <w:jc w:val="center"/>
+            </w:pPr>
+            <w:r>
+              <w:rPr>
+                <w:rFonts w:ascii="Meiryo" w:cs="Meiryo" w:eastAsia="Meiryo" w:hAnsi="Meiryo"/>
+                <w:b/>
+                <w:bCs/>
+                <w:i w:val="false"/>
+                <w:iCs w:val="false"/>
+                <w:color w:val="FFFFFF"/>
+                <w:sz w:val="18"/>
+                <w:szCs w:val="18"/>
+              </w:rPr>
+              <w:t xml:space="preserve">内容</w:t>
+            </w:r>
+          </w:p>
+        </w:tc>
+      </w:tr>
+      <w:tr>
+        <w:tc>
+          <w:tcPr>
+            <w:tcW w:type="dxa" w:w="600"/>
+            <w:tcBorders>
+              <w:top w:val="single" w:color="9DC3E6" w:sz="4" w:space="0"/>
+              <w:left w:val="single" w:color="9DC3E6" w:sz="4" w:space="0"/>
+              <w:bottom w:val="single" w:color="9DC3E6" w:sz="4" w:space="0"/>
+              <w:right w:val="single" w:color="9DC3E6" w:sz="4" w:space="0"/>
+            </w:tcBorders>
+            <w:shd w:fill="FFFFFF" w:val="clear"/>
+            <w:tcMar>
+              <w:top w:type="dxa" w:w="80"/>
+              <w:left w:type="dxa" w:w="140"/>
+              <w:bottom w:type="dxa" w:w="80"/>
+              <w:right w:type="dxa" w:w="140"/>
+            </w:tcMar>
+            <w:vAlign w:val="center"/>
+          </w:tcPr>
+          <w:p>
+            <w:pPr>
+              <w:spacing w:before="20" w:after="20"/>
+              <w:jc w:val="center"/>
+            </w:pPr>
+            <w:r>
+              <w:rPr>
+                <w:rFonts w:ascii="Meiryo" w:cs="Meiryo" w:eastAsia="Meiryo" w:hAnsi="Meiryo"/>
+                <w:b/>
+                <w:bCs/>
+                <w:i w:val="false"/>
+                <w:iCs w:val="false"/>
+                <w:color w:val="2E75B6"/>
+                <w:sz w:val="18"/>
+                <w:szCs w:val="18"/>
+              </w:rPr>
+              <w:t xml:space="preserve">①</w:t>
+            </w:r>
+          </w:p>
+        </w:tc>
+        <w:tc>
+          <w:tcPr>
+            <w:tcW w:type="dxa" w:w="2000"/>
+            <w:tcBorders>
+              <w:top w:val="single" w:color="9DC3E6" w:sz="4" w:space="0"/>
+              <w:left w:val="single" w:color="9DC3E6" w:sz="4" w:space="0"/>
+              <w:bottom w:val="single" w:color="9DC3E6" w:sz="4" w:space="0"/>
+              <w:right w:val="single" w:color="9DC3E6" w:sz="4" w:space="0"/>
+            </w:tcBorders>
+            <w:shd w:fill="FFFFFF" w:val="clear"/>
+            <w:tcMar>
+              <w:top w:type="dxa" w:w="80"/>
+              <w:left w:type="dxa" w:w="140"/>
+              <w:bottom w:type="dxa" w:w="80"/>
+              <w:right w:type="dxa" w:w="140"/>
+            </w:tcMar>
+            <w:vAlign w:val="center"/>
+          </w:tcPr>
+          <w:p>
+            <w:pPr>
+              <w:spacing w:before="20" w:after="20"/>
+              <w:jc w:val="left"/>
+            </w:pPr>
+            <w:r>
+              <w:rPr>
+                <w:rFonts w:ascii="Meiryo" w:cs="Meiryo" w:eastAsia="Meiryo" w:hAnsi="Meiryo"/>
+                <w:b/>
+                <w:bCs/>
+                <w:i w:val="false"/>
+                <w:iCs w:val="false"/>
+                <w:color w:val="000000"/>
+                <w:sz w:val="18"/>
+                <w:szCs w:val="18"/>
+              </w:rPr>
+              <w:t xml:space="preserve">設計書・設計への影響（第3章）</w:t>
+            </w:r>
+          </w:p>
+        </w:tc>
+        <w:tc>
+          <w:tcPr>
+            <w:tcW w:type="dxa" w:w="6426"/>
+            <w:tcBorders>
+              <w:top w:val="single" w:color="9DC3E6" w:sz="4" w:space="0"/>
+              <w:left w:val="single" w:color="9DC3E6" w:sz="4" w:space="0"/>
+              <w:bottom w:val="single" w:color="9DC3E6" w:sz="4" w:space="0"/>
+              <w:right w:val="single" w:color="9DC3E6" w:sz="4" w:space="0"/>
+            </w:tcBorders>
+            <w:shd w:fill="FFFFFF" w:val="clear"/>
+            <w:tcMar>
+              <w:top w:type="dxa" w:w="80"/>
+              <w:left w:type="dxa" w:w="140"/>
+              <w:bottom w:type="dxa" w:w="80"/>
+              <w:right w:type="dxa" w:w="140"/>
+            </w:tcMar>
+            <w:vAlign w:val="center"/>
+          </w:tcPr>
+          <w:p>
+            <w:pPr>
+              <w:spacing w:before="20" w:after="20"/>
+              <w:jc w:val="left"/>
+            </w:pPr>
+            <w:r>
+              <w:rPr>
+                <w:rFonts w:ascii="Meiryo" w:cs="Meiryo" w:eastAsia="Meiryo" w:hAnsi="Meiryo"/>
+                <w:b w:val="false"/>
+                <w:bCs w:val="false"/>
+                <w:i w:val="false"/>
+                <w:iCs w:val="false"/>
+                <w:color w:val="000000"/>
+                <w:sz w:val="18"/>
+                <w:szCs w:val="18"/>
+              </w:rPr>
+              <w:t xml:space="preserve">認証フロー図・DB テーブル設計・API 設計等の詳細設計書への影響</w:t>
+            </w:r>
+          </w:p>
+        </w:tc>
+      </w:tr>
+      <w:tr>
+        <w:tc>
+          <w:tcPr>
+            <w:tcW w:type="dxa" w:w="600"/>
+            <w:tcBorders>
+              <w:top w:val="single" w:color="9DC3E6" w:sz="4" w:space="0"/>
+              <w:left w:val="single" w:color="9DC3E6" w:sz="4" w:space="0"/>
+              <w:bottom w:val="single" w:color="9DC3E6" w:sz="4" w:space="0"/>
+              <w:right w:val="single" w:color="9DC3E6" w:sz="4" w:space="0"/>
+            </w:tcBorders>
+            <w:shd w:fill="EBF3FB" w:val="clear"/>
+            <w:tcMar>
+              <w:top w:type="dxa" w:w="80"/>
+              <w:left w:type="dxa" w:w="140"/>
+              <w:bottom w:type="dxa" w:w="80"/>
+              <w:right w:type="dxa" w:w="140"/>
+            </w:tcMar>
+            <w:vAlign w:val="center"/>
+          </w:tcPr>
+          <w:p>
+            <w:pPr>
+              <w:spacing w:before="20" w:after="20"/>
+              <w:jc w:val="center"/>
+            </w:pPr>
+            <w:r>
+              <w:rPr>
+                <w:rFonts w:ascii="Meiryo" w:cs="Meiryo" w:eastAsia="Meiryo" w:hAnsi="Meiryo"/>
+                <w:b/>
+                <w:bCs/>
+                <w:i w:val="false"/>
+                <w:iCs w:val="false"/>
+                <w:color w:val="2E75B6"/>
+                <w:sz w:val="18"/>
+                <w:szCs w:val="18"/>
+              </w:rPr>
+              <w:t xml:space="preserve">②</w:t>
+            </w:r>
+          </w:p>
+        </w:tc>
+        <w:tc>
+          <w:tcPr>
+            <w:tcW w:type="dxa" w:w="2000"/>
+            <w:tcBorders>
+              <w:top w:val="single" w:color="9DC3E6" w:sz="4" w:space="0"/>
+              <w:left w:val="single" w:color="9DC3E6" w:sz="4" w:space="0"/>
+              <w:bottom w:val="single" w:color="9DC3E6" w:sz="4" w:space="0"/>
+              <w:right w:val="single" w:color="9DC3E6" w:sz="4" w:space="0"/>
+            </w:tcBorders>
+            <w:shd w:fill="EBF3FB" w:val="clear"/>
+            <w:tcMar>
+              <w:top w:type="dxa" w:w="80"/>
+              <w:left w:type="dxa" w:w="140"/>
+              <w:bottom w:type="dxa" w:w="80"/>
+              <w:right w:type="dxa" w:w="140"/>
+            </w:tcMar>
+            <w:vAlign w:val="center"/>
+          </w:tcPr>
+          <w:p>
+            <w:pPr>
+              <w:spacing w:before="20" w:after="20"/>
+              <w:jc w:val="left"/>
+            </w:pPr>
+            <w:r>
+              <w:rPr>
+                <w:rFonts w:ascii="Meiryo" w:cs="Meiryo" w:eastAsia="Meiryo" w:hAnsi="Meiryo"/>
+                <w:b/>
+                <w:bCs/>
+                <w:i w:val="false"/>
+                <w:iCs w:val="false"/>
+                <w:color w:val="000000"/>
+                <w:sz w:val="18"/>
+                <w:szCs w:val="18"/>
+              </w:rPr>
+              <w:t xml:space="preserve">責任分離の明確化（第4章）</w:t>
+            </w:r>
+          </w:p>
+        </w:tc>
+        <w:tc>
+          <w:tcPr>
+            <w:tcW w:type="dxa" w:w="6426"/>
+            <w:tcBorders>
+              <w:top w:val="single" w:color="9DC3E6" w:sz="4" w:space="0"/>
+              <w:left w:val="single" w:color="9DC3E6" w:sz="4" w:space="0"/>
+              <w:bottom w:val="single" w:color="9DC3E6" w:sz="4" w:space="0"/>
+              <w:right w:val="single" w:color="9DC3E6" w:sz="4" w:space="0"/>
+            </w:tcBorders>
+            <w:shd w:fill="EBF3FB" w:val="clear"/>
+            <w:tcMar>
+              <w:top w:type="dxa" w:w="80"/>
+              <w:left w:type="dxa" w:w="140"/>
+              <w:bottom w:type="dxa" w:w="80"/>
+              <w:right w:type="dxa" w:w="140"/>
+            </w:tcMar>
+            <w:vAlign w:val="center"/>
+          </w:tcPr>
+          <w:p>
+            <w:pPr>
+              <w:spacing w:before="20" w:after="20"/>
+              <w:jc w:val="left"/>
+            </w:pPr>
+            <w:r>
+              <w:rPr>
+                <w:rFonts w:ascii="Meiryo" w:cs="Meiryo" w:eastAsia="Meiryo" w:hAnsi="Meiryo"/>
+                <w:b w:val="false"/>
+                <w:bCs w:val="false"/>
+                <w:i w:val="false"/>
+                <w:iCs w:val="false"/>
+                <w:color w:val="000000"/>
+                <w:sz w:val="18"/>
+                <w:szCs w:val="18"/>
+              </w:rPr>
+              <w:t xml:space="preserve">基盤側・OKI 側・Microsoft の責任範囲の整理と、両方式における違い</w:t>
+            </w:r>
+          </w:p>
+        </w:tc>
+      </w:tr>
+      <w:tr>
+        <w:tc>
+          <w:tcPr>
+            <w:tcW w:type="dxa" w:w="600"/>
+            <w:tcBorders>
+              <w:top w:val="single" w:color="9DC3E6" w:sz="4" w:space="0"/>
+              <w:left w:val="single" w:color="9DC3E6" w:sz="4" w:space="0"/>
+              <w:bottom w:val="single" w:color="9DC3E6" w:sz="4" w:space="0"/>
+              <w:right w:val="single" w:color="9DC3E6" w:sz="4" w:space="0"/>
+            </w:tcBorders>
+            <w:shd w:fill="FFFFFF" w:val="clear"/>
+            <w:tcMar>
+              <w:top w:type="dxa" w:w="80"/>
+              <w:left w:type="dxa" w:w="140"/>
+              <w:bottom w:type="dxa" w:w="80"/>
+              <w:right w:type="dxa" w:w="140"/>
+            </w:tcMar>
+            <w:vAlign w:val="center"/>
+          </w:tcPr>
+          <w:p>
+            <w:pPr>
+              <w:spacing w:before="20" w:after="20"/>
+              <w:jc w:val="center"/>
+            </w:pPr>
+            <w:r>
+              <w:rPr>
+                <w:rFonts w:ascii="Meiryo" w:cs="Meiryo" w:eastAsia="Meiryo" w:hAnsi="Meiryo"/>
+                <w:b/>
+                <w:bCs/>
+                <w:i w:val="false"/>
+                <w:iCs w:val="false"/>
+                <w:color w:val="2E75B6"/>
+                <w:sz w:val="18"/>
+                <w:szCs w:val="18"/>
+              </w:rPr>
+              <w:t xml:space="preserve">③</w:t>
+            </w:r>
+          </w:p>
+        </w:tc>
+        <w:tc>
+          <w:tcPr>
+            <w:tcW w:type="dxa" w:w="2000"/>
+            <w:tcBorders>
+              <w:top w:val="single" w:color="9DC3E6" w:sz="4" w:space="0"/>
+              <w:left w:val="single" w:color="9DC3E6" w:sz="4" w:space="0"/>
+              <w:bottom w:val="single" w:color="9DC3E6" w:sz="4" w:space="0"/>
+              <w:right w:val="single" w:color="9DC3E6" w:sz="4" w:space="0"/>
+            </w:tcBorders>
+            <w:shd w:fill="FFFFFF" w:val="clear"/>
+            <w:tcMar>
+              <w:top w:type="dxa" w:w="80"/>
+              <w:left w:type="dxa" w:w="140"/>
+              <w:bottom w:type="dxa" w:w="80"/>
+              <w:right w:type="dxa" w:w="140"/>
+            </w:tcMar>
+            <w:vAlign w:val="center"/>
+          </w:tcPr>
+          <w:p>
+            <w:pPr>
+              <w:spacing w:before="20" w:after="20"/>
+              <w:jc w:val="left"/>
+            </w:pPr>
+            <w:r>
+              <w:rPr>
+                <w:rFonts w:ascii="Meiryo" w:cs="Meiryo" w:eastAsia="Meiryo" w:hAnsi="Meiryo"/>
+                <w:b/>
+                <w:bCs/>
+                <w:i w:val="false"/>
+                <w:iCs w:val="false"/>
+                <w:color w:val="000000"/>
+                <w:sz w:val="18"/>
+                <w:szCs w:val="18"/>
+              </w:rPr>
+              <w:t xml:space="preserve">技術的実装の比較（第5・6章）</w:t>
+            </w:r>
+          </w:p>
+        </w:tc>
+        <w:tc>
+          <w:tcPr>
+            <w:tcW w:type="dxa" w:w="6426"/>
+            <w:tcBorders>
+              <w:top w:val="single" w:color="9DC3E6" w:sz="4" w:space="0"/>
+              <w:left w:val="single" w:color="9DC3E6" w:sz="4" w:space="0"/>
+              <w:bottom w:val="single" w:color="9DC3E6" w:sz="4" w:space="0"/>
+              <w:right w:val="single" w:color="9DC3E6" w:sz="4" w:space="0"/>
+            </w:tcBorders>
+            <w:shd w:fill="FFFFFF" w:val="clear"/>
+            <w:tcMar>
+              <w:top w:type="dxa" w:w="80"/>
+              <w:left w:type="dxa" w:w="140"/>
+              <w:bottom w:type="dxa" w:w="80"/>
+              <w:right w:type="dxa" w:w="140"/>
+            </w:tcMar>
+            <w:vAlign w:val="center"/>
+          </w:tcPr>
+          <w:p>
+            <w:pPr>
+              <w:spacing w:before="20" w:after="20"/>
+              <w:jc w:val="left"/>
+            </w:pPr>
+            <w:r>
+              <w:rPr>
+                <w:rFonts w:ascii="Meiryo" w:cs="Meiryo" w:eastAsia="Meiryo" w:hAnsi="Meiryo"/>
+                <w:b w:val="false"/>
+                <w:bCs w:val="false"/>
+                <w:i w:val="false"/>
+                <w:iCs w:val="false"/>
+                <w:color w:val="000000"/>
+                <w:sz w:val="18"/>
+                <w:szCs w:val="18"/>
+              </w:rPr>
+              <w:t xml:space="preserve">コード実装量・MFA 対応・外部 API 呼び出し・認証フロー複雑度</w:t>
+            </w:r>
+          </w:p>
+        </w:tc>
+      </w:tr>
+      <w:tr>
+        <w:tc>
+          <w:tcPr>
+            <w:tcW w:type="dxa" w:w="600"/>
+            <w:tcBorders>
+              <w:top w:val="single" w:color="9DC3E6" w:sz="4" w:space="0"/>
+              <w:left w:val="single" w:color="9DC3E6" w:sz="4" w:space="0"/>
+              <w:bottom w:val="single" w:color="9DC3E6" w:sz="4" w:space="0"/>
+              <w:right w:val="single" w:color="9DC3E6" w:sz="4" w:space="0"/>
+            </w:tcBorders>
+            <w:shd w:fill="EBF3FB" w:val="clear"/>
+            <w:tcMar>
+              <w:top w:type="dxa" w:w="80"/>
+              <w:left w:type="dxa" w:w="140"/>
+              <w:bottom w:type="dxa" w:w="80"/>
+              <w:right w:type="dxa" w:w="140"/>
+            </w:tcMar>
+            <w:vAlign w:val="center"/>
+          </w:tcPr>
+          <w:p>
+            <w:pPr>
+              <w:spacing w:before="20" w:after="20"/>
+              <w:jc w:val="center"/>
+            </w:pPr>
+            <w:r>
+              <w:rPr>
+                <w:rFonts w:ascii="Meiryo" w:cs="Meiryo" w:eastAsia="Meiryo" w:hAnsi="Meiryo"/>
+                <w:b/>
+                <w:bCs/>
+                <w:i w:val="false"/>
+                <w:iCs w:val="false"/>
+                <w:color w:val="2E75B6"/>
+                <w:sz w:val="18"/>
+                <w:szCs w:val="18"/>
+              </w:rPr>
+              <w:t xml:space="preserve">④</w:t>
+            </w:r>
+          </w:p>
+        </w:tc>
+        <w:tc>
+          <w:tcPr>
+            <w:tcW w:type="dxa" w:w="2000"/>
+            <w:tcBorders>
+              <w:top w:val="single" w:color="9DC3E6" w:sz="4" w:space="0"/>
+              <w:left w:val="single" w:color="9DC3E6" w:sz="4" w:space="0"/>
+              <w:bottom w:val="single" w:color="9DC3E6" w:sz="4" w:space="0"/>
+              <w:right w:val="single" w:color="9DC3E6" w:sz="4" w:space="0"/>
+            </w:tcBorders>
+            <w:shd w:fill="EBF3FB" w:val="clear"/>
+            <w:tcMar>
+              <w:top w:type="dxa" w:w="80"/>
+              <w:left w:type="dxa" w:w="140"/>
+              <w:bottom w:type="dxa" w:w="80"/>
+              <w:right w:type="dxa" w:w="140"/>
+            </w:tcMar>
+            <w:vAlign w:val="center"/>
+          </w:tcPr>
+          <w:p>
+            <w:pPr>
+              <w:spacing w:before="20" w:after="20"/>
+              <w:jc w:val="left"/>
+            </w:pPr>
+            <w:r>
+              <w:rPr>
+                <w:rFonts w:ascii="Meiryo" w:cs="Meiryo" w:eastAsia="Meiryo" w:hAnsi="Meiryo"/>
+                <w:b/>
+                <w:bCs/>
+                <w:i w:val="false"/>
+                <w:iCs w:val="false"/>
+                <w:color w:val="000000"/>
+                <w:sz w:val="18"/>
+                <w:szCs w:val="18"/>
+              </w:rPr>
+              <w:t xml:space="preserve">上位調整・推進方針（第8章）</w:t>
+            </w:r>
+          </w:p>
+        </w:tc>
+        <w:tc>
+          <w:tcPr>
+            <w:tcW w:type="dxa" w:w="6426"/>
+            <w:tcBorders>
+              <w:top w:val="single" w:color="9DC3E6" w:sz="4" w:space="0"/>
+              <w:left w:val="single" w:color="9DC3E6" w:sz="4" w:space="0"/>
+              <w:bottom w:val="single" w:color="9DC3E6" w:sz="4" w:space="0"/>
+              <w:right w:val="single" w:color="9DC3E6" w:sz="4" w:space="0"/>
+            </w:tcBorders>
+            <w:shd w:fill="EBF3FB" w:val="clear"/>
+            <w:tcMar>
+              <w:top w:type="dxa" w:w="80"/>
+              <w:left w:type="dxa" w:w="140"/>
+              <w:bottom w:type="dxa" w:w="80"/>
+              <w:right w:type="dxa" w:w="140"/>
+            </w:tcMar>
+            <w:vAlign w:val="center"/>
+          </w:tcPr>
+          <w:p>
+            <w:pPr>
+              <w:spacing w:before="20" w:after="20"/>
+              <w:jc w:val="left"/>
+            </w:pPr>
+            <w:r>
+              <w:rPr>
+                <w:rFonts w:ascii="Meiryo" w:cs="Meiryo" w:eastAsia="Meiryo" w:hAnsi="Meiryo"/>
+                <w:b w:val="false"/>
+                <w:bCs w:val="false"/>
+                <w:i w:val="false"/>
+                <w:iCs w:val="false"/>
+                <w:color w:val="000000"/>
+                <w:sz w:val="18"/>
+                <w:szCs w:val="18"/>
+              </w:rPr>
+              <w:t xml:space="preserve">Azure 基盤との調整事項・上層部への説明方針・今後の進め方</w:t>
+            </w:r>
+          </w:p>
+        </w:tc>
+      </w:tr>
+    </w:tbl>
+    <w:p>
+      <w:pPr>
+        <w:spacing w:before="80" w:after="80"/>
+        <w:jc w:val="left"/>
+      </w:pPr>
+      <w:r>
+        <w:rPr>
+          <w:rFonts w:ascii="Meiryo" w:cs="Meiryo" w:eastAsia="Meiryo" w:hAnsi="Meiryo"/>
+          <w:b w:val="false"/>
+          <w:bCs w:val="false"/>
+          <w:i w:val="false"/>
+          <w:iCs w:val="false"/>
+          <w:color w:val="000000"/>
+          <w:sz w:val="20"/>
+          <w:szCs w:val="20"/>
+        </w:rPr>
+        <w:t xml:space="preserve"/>
+      </w:r>
+    </w:p>
     <w:p>
       <w:pPr>
         <w:shd w:fill="1F4E79" w:val="clear"/>
@@ -923,7 +1540,4307 @@
           <w:sz w:val="24"/>
           <w:szCs w:val="24"/>
         </w:rPr>
-        <w:t xml:space="preserve">2. 前提：本プロジェクトの技術スタック</w:t>
+        <w:t xml:space="preserve">2. 設計書・設計への影響</w:t>
+      </w:r>
+    </w:p>
+    <w:p>
+      <w:pPr>
+        <w:spacing w:before="60" w:after="60"/>
+        <w:jc w:val="left"/>
+      </w:pPr>
+      <w:r>
+        <w:rPr>
+          <w:rFonts w:ascii="Meiryo" w:cs="Meiryo" w:eastAsia="Meiryo" w:hAnsi="Meiryo"/>
+          <w:b w:val="false"/>
+          <w:bCs w:val="false"/>
+          <w:i w:val="false"/>
+          <w:iCs w:val="false"/>
+          <w:color w:val="000000"/>
+          <w:sz w:val="20"/>
+          <w:szCs w:val="20"/>
+        </w:rPr>
+        <w:t xml:space="preserve">認証方式の選定は単なるコード実装の問題ではなく、詳細設計書の構成・DB テーブル設計・API 設計に直接影響する。以下に両方式を採用した場合の設計書への影響を整理する。</w:t>
+      </w:r>
+    </w:p>
+    <w:p>
+      <w:pPr>
+        <w:spacing w:before="50" w:after="50"/>
+        <w:jc w:val="left"/>
+      </w:pPr>
+      <w:r>
+        <w:rPr>
+          <w:rFonts w:ascii="Meiryo" w:cs="Meiryo" w:eastAsia="Meiryo" w:hAnsi="Meiryo"/>
+          <w:b w:val="false"/>
+          <w:bCs w:val="false"/>
+          <w:i w:val="false"/>
+          <w:iCs w:val="false"/>
+          <w:color w:val="000000"/>
+          <w:sz w:val="20"/>
+          <w:szCs w:val="20"/>
+        </w:rPr>
+        <w:t xml:space="preserve"/>
+      </w:r>
+    </w:p>
+    <w:p>
+      <w:pPr>
+        <w:pBdr>
+          <w:bottom w:val="single" w:color="2E75B6" w:sz="8" w:space="0"/>
+        </w:pBdr>
+        <w:spacing w:before="180" w:after="80"/>
+      </w:pPr>
+      <w:r>
+        <w:rPr>
+          <w:rFonts w:ascii="Meiryo" w:cs="Meiryo" w:eastAsia="Meiryo" w:hAnsi="Meiryo"/>
+          <w:b/>
+          <w:bCs/>
+          <w:i w:val="false"/>
+          <w:iCs w:val="false"/>
+          <w:color w:val="1F4E79"/>
+          <w:sz w:val="22"/>
+          <w:szCs w:val="22"/>
+        </w:rPr>
+        <w:t xml:space="preserve">2.1 認証フロー設計（詳細設計書 第4章）への影響</w:t>
+      </w:r>
+    </w:p>
+    <w:p>
+      <w:pPr>
+        <w:spacing w:before="30" w:after="30"/>
+        <w:jc w:val="left"/>
+      </w:pPr>
+      <w:r>
+        <w:rPr>
+          <w:rFonts w:ascii="Meiryo" w:cs="Meiryo" w:eastAsia="Meiryo" w:hAnsi="Meiryo"/>
+          <w:b w:val="false"/>
+          <w:bCs w:val="false"/>
+          <w:i w:val="false"/>
+          <w:iCs w:val="false"/>
+          <w:color w:val="000000"/>
+          <w:sz w:val="20"/>
+          <w:szCs w:val="20"/>
+        </w:rPr>
+        <w:t xml:space="preserve"/>
+      </w:r>
+    </w:p>
+    <w:tbl>
+      <w:tblPr>
+        <w:tblW w:type="dxa" w:w="9026"/>
+        <w:tblBorders>
+          <w:top w:val="single" w:color="auto" w:sz="4"/>
+          <w:left w:val="single" w:color="auto" w:sz="4"/>
+          <w:bottom w:val="single" w:color="auto" w:sz="4"/>
+          <w:right w:val="single" w:color="auto" w:sz="4"/>
+          <w:insideH w:val="single" w:color="auto" w:sz="4"/>
+          <w:insideV w:val="single" w:color="auto" w:sz="4"/>
+        </w:tblBorders>
+      </w:tblPr>
+      <w:tblGrid>
+        <w:gridCol w:w="2200"/>
+        <w:gridCol w:w="3413"/>
+        <w:gridCol w:w="3413"/>
+      </w:tblGrid>
+      <w:tr>
+        <w:tc>
+          <w:tcPr>
+            <w:tcW w:type="dxa" w:w="2200"/>
+            <w:tcBorders>
+              <w:top w:val="single" w:color="9DC3E6" w:sz="4" w:space="0"/>
+              <w:left w:val="single" w:color="9DC3E6" w:sz="4" w:space="0"/>
+              <w:bottom w:val="single" w:color="9DC3E6" w:sz="4" w:space="0"/>
+              <w:right w:val="single" w:color="9DC3E6" w:sz="4" w:space="0"/>
+            </w:tcBorders>
+            <w:shd w:fill="1F4E79" w:val="clear"/>
+            <w:tcMar>
+              <w:top w:type="dxa" w:w="100"/>
+              <w:left w:type="dxa" w:w="140"/>
+              <w:bottom w:type="dxa" w:w="100"/>
+              <w:right w:type="dxa" w:w="140"/>
+            </w:tcMar>
+            <w:vAlign w:val="center"/>
+          </w:tcPr>
+          <w:p>
+            <w:pPr>
+              <w:spacing w:before="20" w:after="20"/>
+              <w:jc w:val="center"/>
+            </w:pPr>
+            <w:r>
+              <w:rPr>
+                <w:rFonts w:ascii="Meiryo" w:cs="Meiryo" w:eastAsia="Meiryo" w:hAnsi="Meiryo"/>
+                <w:b/>
+                <w:bCs/>
+                <w:i w:val="false"/>
+                <w:iCs w:val="false"/>
+                <w:color w:val="FFFFFF"/>
+                <w:sz w:val="18"/>
+                <w:szCs w:val="18"/>
+              </w:rPr>
+              <w:t xml:space="preserve">設計項目</w:t>
+            </w:r>
+          </w:p>
+        </w:tc>
+        <w:tc>
+          <w:tcPr>
+            <w:tcW w:type="dxa" w:w="3413"/>
+            <w:tcBorders>
+              <w:top w:val="single" w:color="9DC3E6" w:sz="4" w:space="0"/>
+              <w:left w:val="single" w:color="9DC3E6" w:sz="4" w:space="0"/>
+              <w:bottom w:val="single" w:color="9DC3E6" w:sz="4" w:space="0"/>
+              <w:right w:val="single" w:color="9DC3E6" w:sz="4" w:space="0"/>
+            </w:tcBorders>
+            <w:shd w:fill="375623" w:val="clear"/>
+            <w:tcMar>
+              <w:top w:type="dxa" w:w="100"/>
+              <w:left w:type="dxa" w:w="140"/>
+              <w:bottom w:type="dxa" w:w="100"/>
+              <w:right w:type="dxa" w:w="140"/>
+            </w:tcMar>
+            <w:vAlign w:val="center"/>
+          </w:tcPr>
+          <w:p>
+            <w:pPr>
+              <w:spacing w:before="20" w:after="20"/>
+              <w:jc w:val="center"/>
+            </w:pPr>
+            <w:r>
+              <w:rPr>
+                <w:rFonts w:ascii="Meiryo" w:cs="Meiryo" w:eastAsia="Meiryo" w:hAnsi="Meiryo"/>
+                <w:b/>
+                <w:bCs/>
+                <w:i w:val="false"/>
+                <w:iCs w:val="false"/>
+                <w:color w:val="FFFFFF"/>
+                <w:sz w:val="18"/>
+                <w:szCs w:val="18"/>
+              </w:rPr>
+              <w:t xml:space="preserve">MSAL 方式</w:t>
+            </w:r>
+          </w:p>
+        </w:tc>
+        <w:tc>
+          <w:tcPr>
+            <w:tcW w:type="dxa" w:w="3413"/>
+            <w:tcBorders>
+              <w:top w:val="single" w:color="9DC3E6" w:sz="4" w:space="0"/>
+              <w:left w:val="single" w:color="9DC3E6" w:sz="4" w:space="0"/>
+              <w:bottom w:val="single" w:color="9DC3E6" w:sz="4" w:space="0"/>
+              <w:right w:val="single" w:color="9DC3E6" w:sz="4" w:space="0"/>
+            </w:tcBorders>
+            <w:shd w:fill="C00000" w:val="clear"/>
+            <w:tcMar>
+              <w:top w:type="dxa" w:w="100"/>
+              <w:left w:type="dxa" w:w="140"/>
+              <w:bottom w:type="dxa" w:w="100"/>
+              <w:right w:type="dxa" w:w="140"/>
+            </w:tcMar>
+            <w:vAlign w:val="center"/>
+          </w:tcPr>
+          <w:p>
+            <w:pPr>
+              <w:spacing w:before="20" w:after="20"/>
+              <w:jc w:val="center"/>
+            </w:pPr>
+            <w:r>
+              <w:rPr>
+                <w:rFonts w:ascii="Meiryo" w:cs="Meiryo" w:eastAsia="Meiryo" w:hAnsi="Meiryo"/>
+                <w:b/>
+                <w:bCs/>
+                <w:i w:val="false"/>
+                <w:iCs w:val="false"/>
+                <w:color w:val="FFFFFF"/>
+                <w:sz w:val="18"/>
+                <w:szCs w:val="18"/>
+              </w:rPr>
+              <w:t xml:space="preserve">SAML 方式</w:t>
+            </w:r>
+          </w:p>
+        </w:tc>
+      </w:tr>
+      <w:tr>
+        <w:tc>
+          <w:tcPr>
+            <w:tcW w:type="dxa" w:w="2200"/>
+            <w:tcBorders>
+              <w:top w:val="single" w:color="9DC3E6" w:sz="4" w:space="0"/>
+              <w:left w:val="single" w:color="9DC3E6" w:sz="4" w:space="0"/>
+              <w:bottom w:val="single" w:color="9DC3E6" w:sz="4" w:space="0"/>
+              <w:right w:val="single" w:color="9DC3E6" w:sz="4" w:space="0"/>
+            </w:tcBorders>
+            <w:shd w:fill="FFFFFF" w:val="clear"/>
+            <w:tcMar>
+              <w:top w:type="dxa" w:w="80"/>
+              <w:left w:type="dxa" w:w="140"/>
+              <w:bottom w:type="dxa" w:w="80"/>
+              <w:right w:type="dxa" w:w="140"/>
+            </w:tcMar>
+            <w:vAlign w:val="center"/>
+          </w:tcPr>
+          <w:p>
+            <w:pPr>
+              <w:spacing w:before="20" w:after="20"/>
+              <w:jc w:val="left"/>
+            </w:pPr>
+            <w:r>
+              <w:rPr>
+                <w:rFonts w:ascii="Meiryo" w:cs="Meiryo" w:eastAsia="Meiryo" w:hAnsi="Meiryo"/>
+                <w:b/>
+                <w:bCs/>
+                <w:i w:val="false"/>
+                <w:iCs w:val="false"/>
+                <w:color w:val="000000"/>
+                <w:sz w:val="18"/>
+                <w:szCs w:val="18"/>
+              </w:rPr>
+              <w:t xml:space="preserve">ログインフロー図</w:t>
+            </w:r>
+          </w:p>
+        </w:tc>
+        <w:tc>
+          <w:tcPr>
+            <w:tcW w:type="dxa" w:w="3413"/>
+            <w:tcBorders>
+              <w:top w:val="single" w:color="9DC3E6" w:sz="4" w:space="0"/>
+              <w:left w:val="single" w:color="9DC3E6" w:sz="4" w:space="0"/>
+              <w:bottom w:val="single" w:color="9DC3E6" w:sz="4" w:space="0"/>
+              <w:right w:val="single" w:color="9DC3E6" w:sz="4" w:space="0"/>
+            </w:tcBorders>
+            <w:shd w:fill="FFFFFF" w:val="clear"/>
+            <w:tcMar>
+              <w:top w:type="dxa" w:w="80"/>
+              <w:left w:type="dxa" w:w="140"/>
+              <w:bottom w:type="dxa" w:w="80"/>
+              <w:right w:type="dxa" w:w="140"/>
+            </w:tcMar>
+            <w:vAlign w:val="center"/>
+          </w:tcPr>
+          <w:p>
+            <w:pPr>
+              <w:spacing w:before="20" w:after="20"/>
+              <w:jc w:val="left"/>
+            </w:pPr>
+            <w:r>
+              <w:rPr>
+                <w:rFonts w:ascii="Meiryo" w:cs="Meiryo" w:eastAsia="Meiryo" w:hAnsi="Meiryo"/>
+                <w:b/>
+                <w:bCs/>
+                <w:i w:val="false"/>
+                <w:iCs w:val="false"/>
+                <w:color w:val="375623"/>
+                <w:sz w:val="18"/>
+                <w:szCs w:val="18"/>
+              </w:rPr>
+              <w:t xml:space="preserve">現行設計書（v4）をそのまま使用可能</w:t>
+            </w:r>
+          </w:p>
+        </w:tc>
+        <w:tc>
+          <w:tcPr>
+            <w:tcW w:type="dxa" w:w="3413"/>
+            <w:tcBorders>
+              <w:top w:val="single" w:color="9DC3E6" w:sz="4" w:space="0"/>
+              <w:left w:val="single" w:color="9DC3E6" w:sz="4" w:space="0"/>
+              <w:bottom w:val="single" w:color="9DC3E6" w:sz="4" w:space="0"/>
+              <w:right w:val="single" w:color="9DC3E6" w:sz="4" w:space="0"/>
+            </w:tcBorders>
+            <w:shd w:fill="FFFFFF" w:val="clear"/>
+            <w:tcMar>
+              <w:top w:type="dxa" w:w="80"/>
+              <w:left w:type="dxa" w:w="140"/>
+              <w:bottom w:type="dxa" w:w="80"/>
+              <w:right w:type="dxa" w:w="140"/>
+            </w:tcMar>
+            <w:vAlign w:val="center"/>
+          </w:tcPr>
+          <w:p>
+            <w:pPr>
+              <w:spacing w:before="20" w:after="20"/>
+              <w:jc w:val="left"/>
+            </w:pPr>
+            <w:r>
+              <w:rPr>
+                <w:rFonts w:ascii="Meiryo" w:cs="Meiryo" w:eastAsia="Meiryo" w:hAnsi="Meiryo"/>
+                <w:b w:val="false"/>
+                <w:bCs w:val="false"/>
+                <w:i w:val="false"/>
+                <w:iCs w:val="false"/>
+                <w:color w:val="C00000"/>
+                <w:sz w:val="18"/>
+                <w:szCs w:val="18"/>
+              </w:rPr>
+              <w:t xml:space="preserve">フロー図を全面書き直し（SAML XML フロー・ACS・SLO を追記）</w:t>
+            </w:r>
+          </w:p>
+        </w:tc>
+      </w:tr>
+      <w:tr>
+        <w:tc>
+          <w:tcPr>
+            <w:tcW w:type="dxa" w:w="2200"/>
+            <w:tcBorders>
+              <w:top w:val="single" w:color="9DC3E6" w:sz="4" w:space="0"/>
+              <w:left w:val="single" w:color="9DC3E6" w:sz="4" w:space="0"/>
+              <w:bottom w:val="single" w:color="9DC3E6" w:sz="4" w:space="0"/>
+              <w:right w:val="single" w:color="9DC3E6" w:sz="4" w:space="0"/>
+            </w:tcBorders>
+            <w:shd w:fill="EBF3FB" w:val="clear"/>
+            <w:tcMar>
+              <w:top w:type="dxa" w:w="80"/>
+              <w:left w:type="dxa" w:w="140"/>
+              <w:bottom w:type="dxa" w:w="80"/>
+              <w:right w:type="dxa" w:w="140"/>
+            </w:tcMar>
+            <w:vAlign w:val="center"/>
+          </w:tcPr>
+          <w:p>
+            <w:pPr>
+              <w:spacing w:before="20" w:after="20"/>
+              <w:jc w:val="left"/>
+            </w:pPr>
+            <w:r>
+              <w:rPr>
+                <w:rFonts w:ascii="Meiryo" w:cs="Meiryo" w:eastAsia="Meiryo" w:hAnsi="Meiryo"/>
+                <w:b/>
+                <w:bCs/>
+                <w:i w:val="false"/>
+                <w:iCs w:val="false"/>
+                <w:color w:val="000000"/>
+                <w:sz w:val="18"/>
+                <w:szCs w:val="18"/>
+              </w:rPr>
+              <w:t xml:space="preserve">ログアウトフロー図</w:t>
+            </w:r>
+          </w:p>
+        </w:tc>
+        <w:tc>
+          <w:tcPr>
+            <w:tcW w:type="dxa" w:w="3413"/>
+            <w:tcBorders>
+              <w:top w:val="single" w:color="9DC3E6" w:sz="4" w:space="0"/>
+              <w:left w:val="single" w:color="9DC3E6" w:sz="4" w:space="0"/>
+              <w:bottom w:val="single" w:color="9DC3E6" w:sz="4" w:space="0"/>
+              <w:right w:val="single" w:color="9DC3E6" w:sz="4" w:space="0"/>
+            </w:tcBorders>
+            <w:shd w:fill="EBF3FB" w:val="clear"/>
+            <w:tcMar>
+              <w:top w:type="dxa" w:w="80"/>
+              <w:left w:type="dxa" w:w="140"/>
+              <w:bottom w:type="dxa" w:w="80"/>
+              <w:right w:type="dxa" w:w="140"/>
+            </w:tcMar>
+            <w:vAlign w:val="center"/>
+          </w:tcPr>
+          <w:p>
+            <w:pPr>
+              <w:spacing w:before="20" w:after="20"/>
+              <w:jc w:val="left"/>
+            </w:pPr>
+            <w:r>
+              <w:rPr>
+                <w:rFonts w:ascii="Meiryo" w:cs="Meiryo" w:eastAsia="Meiryo" w:hAnsi="Meiryo"/>
+                <w:b/>
+                <w:bCs/>
+                <w:i w:val="false"/>
+                <w:iCs w:val="false"/>
+                <w:color w:val="375623"/>
+                <w:sz w:val="18"/>
+                <w:szCs w:val="18"/>
+              </w:rPr>
+              <w:t xml:space="preserve">MsalService.logoutRedirect() で完結</w:t>
+            </w:r>
+          </w:p>
+        </w:tc>
+        <w:tc>
+          <w:tcPr>
+            <w:tcW w:type="dxa" w:w="3413"/>
+            <w:tcBorders>
+              <w:top w:val="single" w:color="9DC3E6" w:sz="4" w:space="0"/>
+              <w:left w:val="single" w:color="9DC3E6" w:sz="4" w:space="0"/>
+              <w:bottom w:val="single" w:color="9DC3E6" w:sz="4" w:space="0"/>
+              <w:right w:val="single" w:color="9DC3E6" w:sz="4" w:space="0"/>
+            </w:tcBorders>
+            <w:shd w:fill="EBF3FB" w:val="clear"/>
+            <w:tcMar>
+              <w:top w:type="dxa" w:w="80"/>
+              <w:left w:type="dxa" w:w="140"/>
+              <w:bottom w:type="dxa" w:w="80"/>
+              <w:right w:type="dxa" w:w="140"/>
+            </w:tcMar>
+            <w:vAlign w:val="center"/>
+          </w:tcPr>
+          <w:p>
+            <w:pPr>
+              <w:spacing w:before="20" w:after="20"/>
+              <w:jc w:val="left"/>
+            </w:pPr>
+            <w:r>
+              <w:rPr>
+                <w:rFonts w:ascii="Meiryo" w:cs="Meiryo" w:eastAsia="Meiryo" w:hAnsi="Meiryo"/>
+                <w:b w:val="false"/>
+                <w:bCs w:val="false"/>
+                <w:i w:val="false"/>
+                <w:iCs w:val="false"/>
+                <w:color w:val="C00000"/>
+                <w:sz w:val="18"/>
+                <w:szCs w:val="18"/>
+              </w:rPr>
+              <w:t xml:space="preserve">SAML SLO（Single Logout）フローを新規設計・実装</w:t>
+            </w:r>
+          </w:p>
+        </w:tc>
+      </w:tr>
+      <w:tr>
+        <w:tc>
+          <w:tcPr>
+            <w:tcW w:type="dxa" w:w="2200"/>
+            <w:tcBorders>
+              <w:top w:val="single" w:color="9DC3E6" w:sz="4" w:space="0"/>
+              <w:left w:val="single" w:color="9DC3E6" w:sz="4" w:space="0"/>
+              <w:bottom w:val="single" w:color="9DC3E6" w:sz="4" w:space="0"/>
+              <w:right w:val="single" w:color="9DC3E6" w:sz="4" w:space="0"/>
+            </w:tcBorders>
+            <w:shd w:fill="FFFFFF" w:val="clear"/>
+            <w:tcMar>
+              <w:top w:type="dxa" w:w="80"/>
+              <w:left w:type="dxa" w:w="140"/>
+              <w:bottom w:type="dxa" w:w="80"/>
+              <w:right w:type="dxa" w:w="140"/>
+            </w:tcMar>
+            <w:vAlign w:val="center"/>
+          </w:tcPr>
+          <w:p>
+            <w:pPr>
+              <w:spacing w:before="20" w:after="20"/>
+              <w:jc w:val="left"/>
+            </w:pPr>
+            <w:r>
+              <w:rPr>
+                <w:rFonts w:ascii="Meiryo" w:cs="Meiryo" w:eastAsia="Meiryo" w:hAnsi="Meiryo"/>
+                <w:b/>
+                <w:bCs/>
+                <w:i w:val="false"/>
+                <w:iCs w:val="false"/>
+                <w:color w:val="000000"/>
+                <w:sz w:val="18"/>
+                <w:szCs w:val="18"/>
+              </w:rPr>
+              <w:t xml:space="preserve">ログイン後の認証フロー</w:t>
+            </w:r>
+          </w:p>
+        </w:tc>
+        <w:tc>
+          <w:tcPr>
+            <w:tcW w:type="dxa" w:w="3413"/>
+            <w:tcBorders>
+              <w:top w:val="single" w:color="9DC3E6" w:sz="4" w:space="0"/>
+              <w:left w:val="single" w:color="9DC3E6" w:sz="4" w:space="0"/>
+              <w:bottom w:val="single" w:color="9DC3E6" w:sz="4" w:space="0"/>
+              <w:right w:val="single" w:color="9DC3E6" w:sz="4" w:space="0"/>
+            </w:tcBorders>
+            <w:shd w:fill="FFFFFF" w:val="clear"/>
+            <w:tcMar>
+              <w:top w:type="dxa" w:w="80"/>
+              <w:left w:type="dxa" w:w="140"/>
+              <w:bottom w:type="dxa" w:w="80"/>
+              <w:right w:type="dxa" w:w="140"/>
+            </w:tcMar>
+            <w:vAlign w:val="center"/>
+          </w:tcPr>
+          <w:p>
+            <w:pPr>
+              <w:spacing w:before="20" w:after="20"/>
+              <w:jc w:val="left"/>
+            </w:pPr>
+            <w:r>
+              <w:rPr>
+                <w:rFonts w:ascii="Meiryo" w:cs="Meiryo" w:eastAsia="Meiryo" w:hAnsi="Meiryo"/>
+                <w:b w:val="false"/>
+                <w:bCs w:val="false"/>
+                <w:i w:val="false"/>
+                <w:iCs w:val="false"/>
+                <w:color w:val="375623"/>
+                <w:sz w:val="18"/>
+                <w:szCs w:val="18"/>
+              </w:rPr>
+              <w:t xml:space="preserve">Bearer JWT → Microsoft.Identity.Web が自動検証</w:t>
+            </w:r>
+          </w:p>
+        </w:tc>
+        <w:tc>
+          <w:tcPr>
+            <w:tcW w:type="dxa" w:w="3413"/>
+            <w:tcBorders>
+              <w:top w:val="single" w:color="9DC3E6" w:sz="4" w:space="0"/>
+              <w:left w:val="single" w:color="9DC3E6" w:sz="4" w:space="0"/>
+              <w:bottom w:val="single" w:color="9DC3E6" w:sz="4" w:space="0"/>
+              <w:right w:val="single" w:color="9DC3E6" w:sz="4" w:space="0"/>
+            </w:tcBorders>
+            <w:shd w:fill="FFFFFF" w:val="clear"/>
+            <w:tcMar>
+              <w:top w:type="dxa" w:w="80"/>
+              <w:left w:type="dxa" w:w="140"/>
+              <w:bottom w:type="dxa" w:w="80"/>
+              <w:right w:type="dxa" w:w="140"/>
+            </w:tcMar>
+            <w:vAlign w:val="center"/>
+          </w:tcPr>
+          <w:p>
+            <w:pPr>
+              <w:spacing w:before="20" w:after="20"/>
+              <w:jc w:val="left"/>
+            </w:pPr>
+            <w:r>
+              <w:rPr>
+                <w:rFonts w:ascii="Meiryo" w:cs="Meiryo" w:eastAsia="Meiryo" w:hAnsi="Meiryo"/>
+                <w:b w:val="false"/>
+                <w:bCs w:val="false"/>
+                <w:i w:val="false"/>
+                <w:iCs w:val="false"/>
+                <w:color w:val="C00000"/>
+                <w:sz w:val="18"/>
+                <w:szCs w:val="18"/>
+              </w:rPr>
+              <w:t xml:space="preserve">Cookie ベースのセッション管理フローに変更</w:t>
+            </w:r>
+          </w:p>
+        </w:tc>
+      </w:tr>
+      <w:tr>
+        <w:tc>
+          <w:tcPr>
+            <w:tcW w:type="dxa" w:w="2200"/>
+            <w:tcBorders>
+              <w:top w:val="single" w:color="9DC3E6" w:sz="4" w:space="0"/>
+              <w:left w:val="single" w:color="9DC3E6" w:sz="4" w:space="0"/>
+              <w:bottom w:val="single" w:color="9DC3E6" w:sz="4" w:space="0"/>
+              <w:right w:val="single" w:color="9DC3E6" w:sz="4" w:space="0"/>
+            </w:tcBorders>
+            <w:shd w:fill="EBF3FB" w:val="clear"/>
+            <w:tcMar>
+              <w:top w:type="dxa" w:w="80"/>
+              <w:left w:type="dxa" w:w="140"/>
+              <w:bottom w:type="dxa" w:w="80"/>
+              <w:right w:type="dxa" w:w="140"/>
+            </w:tcMar>
+            <w:vAlign w:val="center"/>
+          </w:tcPr>
+          <w:p>
+            <w:pPr>
+              <w:spacing w:before="20" w:after="20"/>
+              <w:jc w:val="left"/>
+            </w:pPr>
+            <w:r>
+              <w:rPr>
+                <w:rFonts w:ascii="Meiryo" w:cs="Meiryo" w:eastAsia="Meiryo" w:hAnsi="Meiryo"/>
+                <w:b/>
+                <w:bCs/>
+                <w:i w:val="false"/>
+                <w:iCs w:val="false"/>
+                <w:color w:val="000000"/>
+                <w:sz w:val="18"/>
+                <w:szCs w:val="18"/>
+              </w:rPr>
+              <w:t xml:space="preserve">外部システム連携フロー</w:t>
+            </w:r>
+          </w:p>
+        </w:tc>
+        <w:tc>
+          <w:tcPr>
+            <w:tcW w:type="dxa" w:w="3413"/>
+            <w:tcBorders>
+              <w:top w:val="single" w:color="9DC3E6" w:sz="4" w:space="0"/>
+              <w:left w:val="single" w:color="9DC3E6" w:sz="4" w:space="0"/>
+              <w:bottom w:val="single" w:color="9DC3E6" w:sz="4" w:space="0"/>
+              <w:right w:val="single" w:color="9DC3E6" w:sz="4" w:space="0"/>
+            </w:tcBorders>
+            <w:shd w:fill="EBF3FB" w:val="clear"/>
+            <w:tcMar>
+              <w:top w:type="dxa" w:w="80"/>
+              <w:left w:type="dxa" w:w="140"/>
+              <w:bottom w:type="dxa" w:w="80"/>
+              <w:right w:type="dxa" w:w="140"/>
+            </w:tcMar>
+            <w:vAlign w:val="center"/>
+          </w:tcPr>
+          <w:p>
+            <w:pPr>
+              <w:spacing w:before="20" w:after="20"/>
+              <w:jc w:val="left"/>
+            </w:pPr>
+            <w:r>
+              <w:rPr>
+                <w:rFonts w:ascii="Meiryo" w:cs="Meiryo" w:eastAsia="Meiryo" w:hAnsi="Meiryo"/>
+                <w:b w:val="false"/>
+                <w:bCs w:val="false"/>
+                <w:i w:val="false"/>
+                <w:iCs w:val="false"/>
+                <w:color w:val="375623"/>
+                <w:sz w:val="18"/>
+                <w:szCs w:val="18"/>
+              </w:rPr>
+              <w:t xml:space="preserve">JWT（Client Credentials）でそのまま対応</w:t>
+            </w:r>
+          </w:p>
+        </w:tc>
+        <w:tc>
+          <w:tcPr>
+            <w:tcW w:type="dxa" w:w="3413"/>
+            <w:tcBorders>
+              <w:top w:val="single" w:color="9DC3E6" w:sz="4" w:space="0"/>
+              <w:left w:val="single" w:color="9DC3E6" w:sz="4" w:space="0"/>
+              <w:bottom w:val="single" w:color="9DC3E6" w:sz="4" w:space="0"/>
+              <w:right w:val="single" w:color="9DC3E6" w:sz="4" w:space="0"/>
+            </w:tcBorders>
+            <w:shd w:fill="EBF3FB" w:val="clear"/>
+            <w:tcMar>
+              <w:top w:type="dxa" w:w="80"/>
+              <w:left w:type="dxa" w:w="140"/>
+              <w:bottom w:type="dxa" w:w="80"/>
+              <w:right w:type="dxa" w:w="140"/>
+            </w:tcMar>
+            <w:vAlign w:val="center"/>
+          </w:tcPr>
+          <w:p>
+            <w:pPr>
+              <w:spacing w:before="20" w:after="20"/>
+              <w:jc w:val="left"/>
+            </w:pPr>
+            <w:r>
+              <w:rPr>
+                <w:rFonts w:ascii="Meiryo" w:cs="Meiryo" w:eastAsia="Meiryo" w:hAnsi="Meiryo"/>
+                <w:b w:val="false"/>
+                <w:bCs w:val="false"/>
+                <w:i w:val="false"/>
+                <w:iCs w:val="false"/>
+                <w:color w:val="C00000"/>
+                <w:sz w:val="18"/>
+                <w:szCs w:val="18"/>
+              </w:rPr>
+              <w:t xml:space="preserve">外部システム用に別途 API 認証フローを新規設計</w:t>
+            </w:r>
+          </w:p>
+        </w:tc>
+      </w:tr>
+      <w:tr>
+        <w:tc>
+          <w:tcPr>
+            <w:tcW w:type="dxa" w:w="2200"/>
+            <w:tcBorders>
+              <w:top w:val="single" w:color="9DC3E6" w:sz="4" w:space="0"/>
+              <w:left w:val="single" w:color="9DC3E6" w:sz="4" w:space="0"/>
+              <w:bottom w:val="single" w:color="9DC3E6" w:sz="4" w:space="0"/>
+              <w:right w:val="single" w:color="9DC3E6" w:sz="4" w:space="0"/>
+            </w:tcBorders>
+            <w:shd w:fill="FFFFFF" w:val="clear"/>
+            <w:tcMar>
+              <w:top w:type="dxa" w:w="80"/>
+              <w:left w:type="dxa" w:w="140"/>
+              <w:bottom w:type="dxa" w:w="80"/>
+              <w:right w:type="dxa" w:w="140"/>
+            </w:tcMar>
+            <w:vAlign w:val="center"/>
+          </w:tcPr>
+          <w:p>
+            <w:pPr>
+              <w:spacing w:before="20" w:after="20"/>
+              <w:jc w:val="left"/>
+            </w:pPr>
+            <w:r>
+              <w:rPr>
+                <w:rFonts w:ascii="Meiryo" w:cs="Meiryo" w:eastAsia="Meiryo" w:hAnsi="Meiryo"/>
+                <w:b/>
+                <w:bCs/>
+                <w:i w:val="false"/>
+                <w:iCs w:val="false"/>
+                <w:color w:val="000000"/>
+                <w:sz w:val="18"/>
+                <w:szCs w:val="18"/>
+              </w:rPr>
+              <w:t xml:space="preserve">設計書への影響規模</w:t>
+            </w:r>
+          </w:p>
+        </w:tc>
+        <w:tc>
+          <w:tcPr>
+            <w:tcW w:type="dxa" w:w="3413"/>
+            <w:tcBorders>
+              <w:top w:val="single" w:color="9DC3E6" w:sz="4" w:space="0"/>
+              <w:left w:val="single" w:color="9DC3E6" w:sz="4" w:space="0"/>
+              <w:bottom w:val="single" w:color="9DC3E6" w:sz="4" w:space="0"/>
+              <w:right w:val="single" w:color="9DC3E6" w:sz="4" w:space="0"/>
+            </w:tcBorders>
+            <w:shd w:fill="E2EFDA" w:val="clear"/>
+            <w:tcMar>
+              <w:top w:type="dxa" w:w="80"/>
+              <w:left w:type="dxa" w:w="140"/>
+              <w:bottom w:type="dxa" w:w="80"/>
+              <w:right w:type="dxa" w:w="140"/>
+            </w:tcMar>
+          </w:tcPr>
+          <w:p>
+            <w:pPr>
+              <w:spacing w:before="20" w:after="20"/>
+            </w:pPr>
+            <w:r>
+              <w:rPr>
+                <w:rFonts w:ascii="Meiryo" w:cs="Meiryo" w:eastAsia="Meiryo" w:hAnsi="Meiryo"/>
+                <w:b/>
+                <w:bCs/>
+                <w:i w:val="false"/>
+                <w:iCs w:val="false"/>
+                <w:color w:val="375623"/>
+                <w:sz w:val="18"/>
+                <w:szCs w:val="18"/>
+              </w:rPr>
+              <w:t xml:space="preserve">なし（現行設計書がそのまま確定版となる）</w:t>
+            </w:r>
+          </w:p>
+        </w:tc>
+        <w:tc>
+          <w:tcPr>
+            <w:tcW w:type="dxa" w:w="3413"/>
+            <w:tcBorders>
+              <w:top w:val="single" w:color="9DC3E6" w:sz="4" w:space="0"/>
+              <w:left w:val="single" w:color="9DC3E6" w:sz="4" w:space="0"/>
+              <w:bottom w:val="single" w:color="9DC3E6" w:sz="4" w:space="0"/>
+              <w:right w:val="single" w:color="9DC3E6" w:sz="4" w:space="0"/>
+            </w:tcBorders>
+            <w:shd w:fill="FCE4D6" w:val="clear"/>
+            <w:tcMar>
+              <w:top w:type="dxa" w:w="80"/>
+              <w:left w:type="dxa" w:w="140"/>
+              <w:bottom w:type="dxa" w:w="80"/>
+              <w:right w:type="dxa" w:w="140"/>
+            </w:tcMar>
+          </w:tcPr>
+          <w:p>
+            <w:pPr>
+              <w:spacing w:before="20" w:after="20"/>
+            </w:pPr>
+            <w:r>
+              <w:rPr>
+                <w:rFonts w:ascii="Meiryo" w:cs="Meiryo" w:eastAsia="Meiryo" w:hAnsi="Meiryo"/>
+                <w:b/>
+                <w:bCs/>
+                <w:i w:val="false"/>
+                <w:iCs w:val="false"/>
+                <w:color w:val="C00000"/>
+                <w:sz w:val="18"/>
+                <w:szCs w:val="18"/>
+              </w:rPr>
+              <w:t xml:space="preserve">大（認証関連の全フロー図・設計を書き直し）</w:t>
+            </w:r>
+          </w:p>
+        </w:tc>
+      </w:tr>
+    </w:tbl>
+    <w:p>
+      <w:pPr>
+        <w:spacing w:before="60" w:after="60"/>
+        <w:jc w:val="left"/>
+      </w:pPr>
+      <w:r>
+        <w:rPr>
+          <w:rFonts w:ascii="Meiryo" w:cs="Meiryo" w:eastAsia="Meiryo" w:hAnsi="Meiryo"/>
+          <w:b w:val="false"/>
+          <w:bCs w:val="false"/>
+          <w:i w:val="false"/>
+          <w:iCs w:val="false"/>
+          <w:color w:val="000000"/>
+          <w:sz w:val="20"/>
+          <w:szCs w:val="20"/>
+        </w:rPr>
+        <w:t xml:space="preserve"/>
+      </w:r>
+    </w:p>
+    <w:p>
+      <w:pPr>
+        <w:pBdr>
+          <w:bottom w:val="single" w:color="2E75B6" w:sz="8" w:space="0"/>
+        </w:pBdr>
+        <w:spacing w:before="180" w:after="80"/>
+      </w:pPr>
+      <w:r>
+        <w:rPr>
+          <w:rFonts w:ascii="Meiryo" w:cs="Meiryo" w:eastAsia="Meiryo" w:hAnsi="Meiryo"/>
+          <w:b/>
+          <w:bCs/>
+          <w:i w:val="false"/>
+          <w:iCs w:val="false"/>
+          <w:color w:val="1F4E79"/>
+          <w:sz w:val="22"/>
+          <w:szCs w:val="22"/>
+        </w:rPr>
+        <w:t xml:space="preserve">2.2 DB テーブル設計への影響</w:t>
+      </w:r>
+    </w:p>
+    <w:p>
+      <w:pPr>
+        <w:spacing w:before="30" w:after="30"/>
+        <w:jc w:val="left"/>
+      </w:pPr>
+      <w:r>
+        <w:rPr>
+          <w:rFonts w:ascii="Meiryo" w:cs="Meiryo" w:eastAsia="Meiryo" w:hAnsi="Meiryo"/>
+          <w:b w:val="false"/>
+          <w:bCs w:val="false"/>
+          <w:i w:val="false"/>
+          <w:iCs w:val="false"/>
+          <w:color w:val="000000"/>
+          <w:sz w:val="20"/>
+          <w:szCs w:val="20"/>
+        </w:rPr>
+        <w:t xml:space="preserve"/>
+      </w:r>
+    </w:p>
+    <w:tbl>
+      <w:tblPr>
+        <w:tblW w:type="dxa" w:w="9026"/>
+        <w:tblBorders>
+          <w:top w:val="single" w:color="auto" w:sz="4"/>
+          <w:left w:val="single" w:color="auto" w:sz="4"/>
+          <w:bottom w:val="single" w:color="auto" w:sz="4"/>
+          <w:right w:val="single" w:color="auto" w:sz="4"/>
+          <w:insideH w:val="single" w:color="auto" w:sz="4"/>
+          <w:insideV w:val="single" w:color="auto" w:sz="4"/>
+        </w:tblBorders>
+      </w:tblPr>
+      <w:tblGrid>
+        <w:gridCol w:w="2200"/>
+        <w:gridCol w:w="3413"/>
+        <w:gridCol w:w="3413"/>
+      </w:tblGrid>
+      <w:tr>
+        <w:tc>
+          <w:tcPr>
+            <w:tcW w:type="dxa" w:w="2200"/>
+            <w:tcBorders>
+              <w:top w:val="single" w:color="9DC3E6" w:sz="4" w:space="0"/>
+              <w:left w:val="single" w:color="9DC3E6" w:sz="4" w:space="0"/>
+              <w:bottom w:val="single" w:color="9DC3E6" w:sz="4" w:space="0"/>
+              <w:right w:val="single" w:color="9DC3E6" w:sz="4" w:space="0"/>
+            </w:tcBorders>
+            <w:shd w:fill="1F4E79" w:val="clear"/>
+            <w:tcMar>
+              <w:top w:type="dxa" w:w="100"/>
+              <w:left w:type="dxa" w:w="140"/>
+              <w:bottom w:type="dxa" w:w="100"/>
+              <w:right w:type="dxa" w:w="140"/>
+            </w:tcMar>
+            <w:vAlign w:val="center"/>
+          </w:tcPr>
+          <w:p>
+            <w:pPr>
+              <w:spacing w:before="20" w:after="20"/>
+              <w:jc w:val="center"/>
+            </w:pPr>
+            <w:r>
+              <w:rPr>
+                <w:rFonts w:ascii="Meiryo" w:cs="Meiryo" w:eastAsia="Meiryo" w:hAnsi="Meiryo"/>
+                <w:b/>
+                <w:bCs/>
+                <w:i w:val="false"/>
+                <w:iCs w:val="false"/>
+                <w:color w:val="FFFFFF"/>
+                <w:sz w:val="18"/>
+                <w:szCs w:val="18"/>
+              </w:rPr>
+              <w:t xml:space="preserve">テーブル</w:t>
+            </w:r>
+          </w:p>
+        </w:tc>
+        <w:tc>
+          <w:tcPr>
+            <w:tcW w:type="dxa" w:w="3413"/>
+            <w:tcBorders>
+              <w:top w:val="single" w:color="9DC3E6" w:sz="4" w:space="0"/>
+              <w:left w:val="single" w:color="9DC3E6" w:sz="4" w:space="0"/>
+              <w:bottom w:val="single" w:color="9DC3E6" w:sz="4" w:space="0"/>
+              <w:right w:val="single" w:color="9DC3E6" w:sz="4" w:space="0"/>
+            </w:tcBorders>
+            <w:shd w:fill="375623" w:val="clear"/>
+            <w:tcMar>
+              <w:top w:type="dxa" w:w="100"/>
+              <w:left w:type="dxa" w:w="140"/>
+              <w:bottom w:type="dxa" w:w="100"/>
+              <w:right w:type="dxa" w:w="140"/>
+            </w:tcMar>
+            <w:vAlign w:val="center"/>
+          </w:tcPr>
+          <w:p>
+            <w:pPr>
+              <w:spacing w:before="20" w:after="20"/>
+              <w:jc w:val="center"/>
+            </w:pPr>
+            <w:r>
+              <w:rPr>
+                <w:rFonts w:ascii="Meiryo" w:cs="Meiryo" w:eastAsia="Meiryo" w:hAnsi="Meiryo"/>
+                <w:b/>
+                <w:bCs/>
+                <w:i w:val="false"/>
+                <w:iCs w:val="false"/>
+                <w:color w:val="FFFFFF"/>
+                <w:sz w:val="18"/>
+                <w:szCs w:val="18"/>
+              </w:rPr>
+              <w:t xml:space="preserve">MSAL 方式</w:t>
+            </w:r>
+          </w:p>
+        </w:tc>
+        <w:tc>
+          <w:tcPr>
+            <w:tcW w:type="dxa" w:w="3413"/>
+            <w:tcBorders>
+              <w:top w:val="single" w:color="9DC3E6" w:sz="4" w:space="0"/>
+              <w:left w:val="single" w:color="9DC3E6" w:sz="4" w:space="0"/>
+              <w:bottom w:val="single" w:color="9DC3E6" w:sz="4" w:space="0"/>
+              <w:right w:val="single" w:color="9DC3E6" w:sz="4" w:space="0"/>
+            </w:tcBorders>
+            <w:shd w:fill="C00000" w:val="clear"/>
+            <w:tcMar>
+              <w:top w:type="dxa" w:w="100"/>
+              <w:left w:type="dxa" w:w="140"/>
+              <w:bottom w:type="dxa" w:w="100"/>
+              <w:right w:type="dxa" w:w="140"/>
+            </w:tcMar>
+            <w:vAlign w:val="center"/>
+          </w:tcPr>
+          <w:p>
+            <w:pPr>
+              <w:spacing w:before="20" w:after="20"/>
+              <w:jc w:val="center"/>
+            </w:pPr>
+            <w:r>
+              <w:rPr>
+                <w:rFonts w:ascii="Meiryo" w:cs="Meiryo" w:eastAsia="Meiryo" w:hAnsi="Meiryo"/>
+                <w:b/>
+                <w:bCs/>
+                <w:i w:val="false"/>
+                <w:iCs w:val="false"/>
+                <w:color w:val="FFFFFF"/>
+                <w:sz w:val="18"/>
+                <w:szCs w:val="18"/>
+              </w:rPr>
+              <w:t xml:space="preserve">SAML 方式</w:t>
+            </w:r>
+          </w:p>
+        </w:tc>
+      </w:tr>
+      <w:tr>
+        <w:tc>
+          <w:tcPr>
+            <w:tcW w:type="dxa" w:w="2200"/>
+            <w:tcBorders>
+              <w:top w:val="single" w:color="9DC3E6" w:sz="4" w:space="0"/>
+              <w:left w:val="single" w:color="9DC3E6" w:sz="4" w:space="0"/>
+              <w:bottom w:val="single" w:color="9DC3E6" w:sz="4" w:space="0"/>
+              <w:right w:val="single" w:color="9DC3E6" w:sz="4" w:space="0"/>
+            </w:tcBorders>
+            <w:shd w:fill="FFFFFF" w:val="clear"/>
+            <w:tcMar>
+              <w:top w:type="dxa" w:w="80"/>
+              <w:left w:type="dxa" w:w="140"/>
+              <w:bottom w:type="dxa" w:w="80"/>
+              <w:right w:type="dxa" w:w="140"/>
+            </w:tcMar>
+            <w:vAlign w:val="center"/>
+          </w:tcPr>
+          <w:p>
+            <w:pPr>
+              <w:spacing w:before="20" w:after="20"/>
+              <w:jc w:val="left"/>
+            </w:pPr>
+            <w:r>
+              <w:rPr>
+                <w:rFonts w:ascii="Meiryo" w:cs="Meiryo" w:eastAsia="Meiryo" w:hAnsi="Meiryo"/>
+                <w:b/>
+                <w:bCs/>
+                <w:i w:val="false"/>
+                <w:iCs w:val="false"/>
+                <w:color w:val="000000"/>
+                <w:sz w:val="18"/>
+                <w:szCs w:val="18"/>
+              </w:rPr>
+              <w:t xml:space="preserve">ユーザーアカウント管理</w:t>
+            </w:r>
+          </w:p>
+        </w:tc>
+        <w:tc>
+          <w:tcPr>
+            <w:tcW w:type="dxa" w:w="3413"/>
+            <w:tcBorders>
+              <w:top w:val="single" w:color="9DC3E6" w:sz="4" w:space="0"/>
+              <w:left w:val="single" w:color="9DC3E6" w:sz="4" w:space="0"/>
+              <w:bottom w:val="single" w:color="9DC3E6" w:sz="4" w:space="0"/>
+              <w:right w:val="single" w:color="9DC3E6" w:sz="4" w:space="0"/>
+            </w:tcBorders>
+            <w:shd w:fill="FFFFFF" w:val="clear"/>
+            <w:tcMar>
+              <w:top w:type="dxa" w:w="80"/>
+              <w:left w:type="dxa" w:w="140"/>
+              <w:bottom w:type="dxa" w:w="80"/>
+              <w:right w:type="dxa" w:w="140"/>
+            </w:tcMar>
+            <w:vAlign w:val="center"/>
+          </w:tcPr>
+          <w:p>
+            <w:pPr>
+              <w:spacing w:before="20" w:after="20"/>
+              <w:jc w:val="left"/>
+            </w:pPr>
+            <w:r>
+              <w:rPr>
+                <w:rFonts w:ascii="Meiryo" w:cs="Meiryo" w:eastAsia="Meiryo" w:hAnsi="Meiryo"/>
+                <w:b/>
+                <w:bCs/>
+                <w:i w:val="false"/>
+                <w:iCs w:val="false"/>
+                <w:color w:val="375623"/>
+                <w:sz w:val="18"/>
+                <w:szCs w:val="18"/>
+              </w:rPr>
+              <w:t xml:space="preserve">Entra ID に委託（テーブル不要）</w:t>
+            </w:r>
+          </w:p>
+        </w:tc>
+        <w:tc>
+          <w:tcPr>
+            <w:tcW w:type="dxa" w:w="3413"/>
+            <w:tcBorders>
+              <w:top w:val="single" w:color="9DC3E6" w:sz="4" w:space="0"/>
+              <w:left w:val="single" w:color="9DC3E6" w:sz="4" w:space="0"/>
+              <w:bottom w:val="single" w:color="9DC3E6" w:sz="4" w:space="0"/>
+              <w:right w:val="single" w:color="9DC3E6" w:sz="4" w:space="0"/>
+            </w:tcBorders>
+            <w:shd w:fill="FFFFFF" w:val="clear"/>
+            <w:tcMar>
+              <w:top w:type="dxa" w:w="80"/>
+              <w:left w:type="dxa" w:w="140"/>
+              <w:bottom w:type="dxa" w:w="80"/>
+              <w:right w:type="dxa" w:w="140"/>
+            </w:tcMar>
+            <w:vAlign w:val="center"/>
+          </w:tcPr>
+          <w:p>
+            <w:pPr>
+              <w:spacing w:before="20" w:after="20"/>
+              <w:jc w:val="left"/>
+            </w:pPr>
+            <w:r>
+              <w:rPr>
+                <w:rFonts w:ascii="Meiryo" w:cs="Meiryo" w:eastAsia="Meiryo" w:hAnsi="Meiryo"/>
+                <w:b w:val="false"/>
+                <w:bCs w:val="false"/>
+                <w:i w:val="false"/>
+                <w:iCs w:val="false"/>
+                <w:color w:val="375623"/>
+                <w:sz w:val="18"/>
+                <w:szCs w:val="18"/>
+              </w:rPr>
+              <w:t xml:space="preserve">Entra ID に委託（テーブル不要）</w:t>
+            </w:r>
+          </w:p>
+        </w:tc>
+      </w:tr>
+      <w:tr>
+        <w:tc>
+          <w:tcPr>
+            <w:tcW w:type="dxa" w:w="2200"/>
+            <w:tcBorders>
+              <w:top w:val="single" w:color="9DC3E6" w:sz="4" w:space="0"/>
+              <w:left w:val="single" w:color="9DC3E6" w:sz="4" w:space="0"/>
+              <w:bottom w:val="single" w:color="9DC3E6" w:sz="4" w:space="0"/>
+              <w:right w:val="single" w:color="9DC3E6" w:sz="4" w:space="0"/>
+            </w:tcBorders>
+            <w:shd w:fill="EBF3FB" w:val="clear"/>
+            <w:tcMar>
+              <w:top w:type="dxa" w:w="80"/>
+              <w:left w:type="dxa" w:w="140"/>
+              <w:bottom w:type="dxa" w:w="80"/>
+              <w:right w:type="dxa" w:w="140"/>
+            </w:tcMar>
+            <w:vAlign w:val="center"/>
+          </w:tcPr>
+          <w:p>
+            <w:pPr>
+              <w:spacing w:before="20" w:after="20"/>
+              <w:jc w:val="left"/>
+            </w:pPr>
+            <w:r>
+              <w:rPr>
+                <w:rFonts w:ascii="Meiryo" w:cs="Meiryo" w:eastAsia="Meiryo" w:hAnsi="Meiryo"/>
+                <w:b/>
+                <w:bCs/>
+                <w:i w:val="false"/>
+                <w:iCs w:val="false"/>
+                <w:color w:val="000000"/>
+                <w:sz w:val="18"/>
+                <w:szCs w:val="18"/>
+              </w:rPr>
+              <w:t xml:space="preserve">セッション管理</w:t>
+            </w:r>
+          </w:p>
+        </w:tc>
+        <w:tc>
+          <w:tcPr>
+            <w:tcW w:type="dxa" w:w="3413"/>
+            <w:tcBorders>
+              <w:top w:val="single" w:color="9DC3E6" w:sz="4" w:space="0"/>
+              <w:left w:val="single" w:color="9DC3E6" w:sz="4" w:space="0"/>
+              <w:bottom w:val="single" w:color="9DC3E6" w:sz="4" w:space="0"/>
+              <w:right w:val="single" w:color="9DC3E6" w:sz="4" w:space="0"/>
+            </w:tcBorders>
+            <w:shd w:fill="EBF3FB" w:val="clear"/>
+            <w:tcMar>
+              <w:top w:type="dxa" w:w="80"/>
+              <w:left w:type="dxa" w:w="140"/>
+              <w:bottom w:type="dxa" w:w="80"/>
+              <w:right w:type="dxa" w:w="140"/>
+            </w:tcMar>
+            <w:vAlign w:val="center"/>
+          </w:tcPr>
+          <w:p>
+            <w:pPr>
+              <w:spacing w:before="20" w:after="20"/>
+              <w:jc w:val="left"/>
+            </w:pPr>
+            <w:r>
+              <w:rPr>
+                <w:rFonts w:ascii="Meiryo" w:cs="Meiryo" w:eastAsia="Meiryo" w:hAnsi="Meiryo"/>
+                <w:b/>
+                <w:bCs/>
+                <w:i w:val="false"/>
+                <w:iCs w:val="false"/>
+                <w:color w:val="375623"/>
+                <w:sz w:val="18"/>
+                <w:szCs w:val="18"/>
+              </w:rPr>
+              <w:t xml:space="preserve">MSAL の sessionStorage で管理（テーブル不要）</w:t>
+            </w:r>
+          </w:p>
+        </w:tc>
+        <w:tc>
+          <w:tcPr>
+            <w:tcW w:type="dxa" w:w="3413"/>
+            <w:tcBorders>
+              <w:top w:val="single" w:color="9DC3E6" w:sz="4" w:space="0"/>
+              <w:left w:val="single" w:color="9DC3E6" w:sz="4" w:space="0"/>
+              <w:bottom w:val="single" w:color="9DC3E6" w:sz="4" w:space="0"/>
+              <w:right w:val="single" w:color="9DC3E6" w:sz="4" w:space="0"/>
+            </w:tcBorders>
+            <w:shd w:fill="EBF3FB" w:val="clear"/>
+            <w:tcMar>
+              <w:top w:type="dxa" w:w="80"/>
+              <w:left w:type="dxa" w:w="140"/>
+              <w:bottom w:type="dxa" w:w="80"/>
+              <w:right w:type="dxa" w:w="140"/>
+            </w:tcMar>
+            <w:vAlign w:val="center"/>
+          </w:tcPr>
+          <w:p>
+            <w:pPr>
+              <w:spacing w:before="20" w:after="20"/>
+              <w:jc w:val="left"/>
+            </w:pPr>
+            <w:r>
+              <w:rPr>
+                <w:rFonts w:ascii="Meiryo" w:cs="Meiryo" w:eastAsia="Meiryo" w:hAnsi="Meiryo"/>
+                <w:b/>
+                <w:bCs/>
+                <w:i w:val="false"/>
+                <w:iCs w:val="false"/>
+                <w:color w:val="C00000"/>
+                <w:sz w:val="18"/>
+                <w:szCs w:val="18"/>
+              </w:rPr>
+              <w:t xml:space="preserve">サーバーサイドセッションテーブルの設計・実装が必要</w:t>
+            </w:r>
+          </w:p>
+        </w:tc>
+      </w:tr>
+      <w:tr>
+        <w:tc>
+          <w:tcPr>
+            <w:tcW w:type="dxa" w:w="2200"/>
+            <w:tcBorders>
+              <w:top w:val="single" w:color="9DC3E6" w:sz="4" w:space="0"/>
+              <w:left w:val="single" w:color="9DC3E6" w:sz="4" w:space="0"/>
+              <w:bottom w:val="single" w:color="9DC3E6" w:sz="4" w:space="0"/>
+              <w:right w:val="single" w:color="9DC3E6" w:sz="4" w:space="0"/>
+            </w:tcBorders>
+            <w:shd w:fill="FFFFFF" w:val="clear"/>
+            <w:tcMar>
+              <w:top w:type="dxa" w:w="80"/>
+              <w:left w:type="dxa" w:w="140"/>
+              <w:bottom w:type="dxa" w:w="80"/>
+              <w:right w:type="dxa" w:w="140"/>
+            </w:tcMar>
+            <w:vAlign w:val="center"/>
+          </w:tcPr>
+          <w:p>
+            <w:pPr>
+              <w:spacing w:before="20" w:after="20"/>
+              <w:jc w:val="left"/>
+            </w:pPr>
+            <w:r>
+              <w:rPr>
+                <w:rFonts w:ascii="Meiryo" w:cs="Meiryo" w:eastAsia="Meiryo" w:hAnsi="Meiryo"/>
+                <w:b/>
+                <w:bCs/>
+                <w:i w:val="false"/>
+                <w:iCs w:val="false"/>
+                <w:color w:val="000000"/>
+                <w:sz w:val="18"/>
+                <w:szCs w:val="18"/>
+              </w:rPr>
+              <w:t xml:space="preserve">トークン管理</w:t>
+            </w:r>
+          </w:p>
+        </w:tc>
+        <w:tc>
+          <w:tcPr>
+            <w:tcW w:type="dxa" w:w="3413"/>
+            <w:tcBorders>
+              <w:top w:val="single" w:color="9DC3E6" w:sz="4" w:space="0"/>
+              <w:left w:val="single" w:color="9DC3E6" w:sz="4" w:space="0"/>
+              <w:bottom w:val="single" w:color="9DC3E6" w:sz="4" w:space="0"/>
+              <w:right w:val="single" w:color="9DC3E6" w:sz="4" w:space="0"/>
+            </w:tcBorders>
+            <w:shd w:fill="FFFFFF" w:val="clear"/>
+            <w:tcMar>
+              <w:top w:type="dxa" w:w="80"/>
+              <w:left w:type="dxa" w:w="140"/>
+              <w:bottom w:type="dxa" w:w="80"/>
+              <w:right w:type="dxa" w:w="140"/>
+            </w:tcMar>
+            <w:vAlign w:val="center"/>
+          </w:tcPr>
+          <w:p>
+            <w:pPr>
+              <w:spacing w:before="20" w:after="20"/>
+              <w:jc w:val="left"/>
+            </w:pPr>
+            <w:r>
+              <w:rPr>
+                <w:rFonts w:ascii="Meiryo" w:cs="Meiryo" w:eastAsia="Meiryo" w:hAnsi="Meiryo"/>
+                <w:b/>
+                <w:bCs/>
+                <w:i w:val="false"/>
+                <w:iCs w:val="false"/>
+                <w:color w:val="375623"/>
+                <w:sz w:val="18"/>
+                <w:szCs w:val="18"/>
+              </w:rPr>
+              <w:t xml:space="preserve">Entra ID / MSAL が管理（テーブル不要）</w:t>
+            </w:r>
+          </w:p>
+        </w:tc>
+        <w:tc>
+          <w:tcPr>
+            <w:tcW w:type="dxa" w:w="3413"/>
+            <w:tcBorders>
+              <w:top w:val="single" w:color="9DC3E6" w:sz="4" w:space="0"/>
+              <w:left w:val="single" w:color="9DC3E6" w:sz="4" w:space="0"/>
+              <w:bottom w:val="single" w:color="9DC3E6" w:sz="4" w:space="0"/>
+              <w:right w:val="single" w:color="9DC3E6" w:sz="4" w:space="0"/>
+            </w:tcBorders>
+            <w:shd w:fill="FFFFFF" w:val="clear"/>
+            <w:tcMar>
+              <w:top w:type="dxa" w:w="80"/>
+              <w:left w:type="dxa" w:w="140"/>
+              <w:bottom w:type="dxa" w:w="80"/>
+              <w:right w:type="dxa" w:w="140"/>
+            </w:tcMar>
+            <w:vAlign w:val="center"/>
+          </w:tcPr>
+          <w:p>
+            <w:pPr>
+              <w:spacing w:before="20" w:after="20"/>
+              <w:jc w:val="left"/>
+            </w:pPr>
+            <w:r>
+              <w:rPr>
+                <w:rFonts w:ascii="Meiryo" w:cs="Meiryo" w:eastAsia="Meiryo" w:hAnsi="Meiryo"/>
+                <w:b w:val="false"/>
+                <w:bCs w:val="false"/>
+                <w:i w:val="false"/>
+                <w:iCs w:val="false"/>
+                <w:color w:val="C00000"/>
+                <w:sz w:val="18"/>
+                <w:szCs w:val="18"/>
+              </w:rPr>
+              <w:t xml:space="preserve">SAML Cookie の有効期限管理テーブルが必要</w:t>
+            </w:r>
+          </w:p>
+        </w:tc>
+      </w:tr>
+      <w:tr>
+        <w:tc>
+          <w:tcPr>
+            <w:tcW w:type="dxa" w:w="2200"/>
+            <w:tcBorders>
+              <w:top w:val="single" w:color="9DC3E6" w:sz="4" w:space="0"/>
+              <w:left w:val="single" w:color="9DC3E6" w:sz="4" w:space="0"/>
+              <w:bottom w:val="single" w:color="9DC3E6" w:sz="4" w:space="0"/>
+              <w:right w:val="single" w:color="9DC3E6" w:sz="4" w:space="0"/>
+            </w:tcBorders>
+            <w:shd w:fill="EBF3FB" w:val="clear"/>
+            <w:tcMar>
+              <w:top w:type="dxa" w:w="80"/>
+              <w:left w:type="dxa" w:w="140"/>
+              <w:bottom w:type="dxa" w:w="80"/>
+              <w:right w:type="dxa" w:w="140"/>
+            </w:tcMar>
+            <w:vAlign w:val="center"/>
+          </w:tcPr>
+          <w:p>
+            <w:pPr>
+              <w:spacing w:before="20" w:after="20"/>
+              <w:jc w:val="left"/>
+            </w:pPr>
+            <w:r>
+              <w:rPr>
+                <w:rFonts w:ascii="Meiryo" w:cs="Meiryo" w:eastAsia="Meiryo" w:hAnsi="Meiryo"/>
+                <w:b/>
+                <w:bCs/>
+                <w:i w:val="false"/>
+                <w:iCs w:val="false"/>
+                <w:color w:val="000000"/>
+                <w:sz w:val="18"/>
+                <w:szCs w:val="18"/>
+              </w:rPr>
+              <w:t xml:space="preserve">認証ログ（AuthLog）</w:t>
+            </w:r>
+          </w:p>
+        </w:tc>
+        <w:tc>
+          <w:tcPr>
+            <w:tcW w:type="dxa" w:w="3413"/>
+            <w:tcBorders>
+              <w:top w:val="single" w:color="9DC3E6" w:sz="4" w:space="0"/>
+              <w:left w:val="single" w:color="9DC3E6" w:sz="4" w:space="0"/>
+              <w:bottom w:val="single" w:color="9DC3E6" w:sz="4" w:space="0"/>
+              <w:right w:val="single" w:color="9DC3E6" w:sz="4" w:space="0"/>
+            </w:tcBorders>
+            <w:shd w:fill="EBF3FB" w:val="clear"/>
+            <w:tcMar>
+              <w:top w:type="dxa" w:w="80"/>
+              <w:left w:type="dxa" w:w="140"/>
+              <w:bottom w:type="dxa" w:w="80"/>
+              <w:right w:type="dxa" w:w="140"/>
+            </w:tcMar>
+            <w:vAlign w:val="center"/>
+          </w:tcPr>
+          <w:p>
+            <w:pPr>
+              <w:spacing w:before="20" w:after="20"/>
+              <w:jc w:val="left"/>
+            </w:pPr>
+            <w:r>
+              <w:rPr>
+                <w:rFonts w:ascii="Meiryo" w:cs="Meiryo" w:eastAsia="Meiryo" w:hAnsi="Meiryo"/>
+                <w:b w:val="false"/>
+                <w:bCs w:val="false"/>
+                <w:i w:val="false"/>
+                <w:iCs w:val="false"/>
+                <w:color w:val="375623"/>
+                <w:sz w:val="18"/>
+                <w:szCs w:val="18"/>
+              </w:rPr>
+              <w:t xml:space="preserve">業務アクセスログのみ（顧客確認中★TBD）</w:t>
+            </w:r>
+          </w:p>
+        </w:tc>
+        <w:tc>
+          <w:tcPr>
+            <w:tcW w:type="dxa" w:w="3413"/>
+            <w:tcBorders>
+              <w:top w:val="single" w:color="9DC3E6" w:sz="4" w:space="0"/>
+              <w:left w:val="single" w:color="9DC3E6" w:sz="4" w:space="0"/>
+              <w:bottom w:val="single" w:color="9DC3E6" w:sz="4" w:space="0"/>
+              <w:right w:val="single" w:color="9DC3E6" w:sz="4" w:space="0"/>
+            </w:tcBorders>
+            <w:shd w:fill="EBF3FB" w:val="clear"/>
+            <w:tcMar>
+              <w:top w:type="dxa" w:w="80"/>
+              <w:left w:type="dxa" w:w="140"/>
+              <w:bottom w:type="dxa" w:w="80"/>
+              <w:right w:type="dxa" w:w="140"/>
+            </w:tcMar>
+            <w:vAlign w:val="center"/>
+          </w:tcPr>
+          <w:p>
+            <w:pPr>
+              <w:spacing w:before="20" w:after="20"/>
+              <w:jc w:val="left"/>
+            </w:pPr>
+            <w:r>
+              <w:rPr>
+                <w:rFonts w:ascii="Meiryo" w:cs="Meiryo" w:eastAsia="Meiryo" w:hAnsi="Meiryo"/>
+                <w:b w:val="false"/>
+                <w:bCs w:val="false"/>
+                <w:i w:val="false"/>
+                <w:iCs w:val="false"/>
+                <w:color w:val="7F6000"/>
+                <w:sz w:val="18"/>
+                <w:szCs w:val="18"/>
+              </w:rPr>
+              <w:t xml:space="preserve">セッション・ログイン状態も含め管理が複雑化</w:t>
+            </w:r>
+          </w:p>
+        </w:tc>
+      </w:tr>
+    </w:tbl>
+    <w:p>
+      <w:pPr>
+        <w:spacing w:before="40" w:after="40"/>
+        <w:jc w:val="left"/>
+      </w:pPr>
+      <w:r>
+        <w:rPr>
+          <w:rFonts w:ascii="Meiryo" w:cs="Meiryo" w:eastAsia="Meiryo" w:hAnsi="Meiryo"/>
+          <w:b w:val="false"/>
+          <w:bCs w:val="false"/>
+          <w:i w:val="false"/>
+          <w:iCs w:val="false"/>
+          <w:color w:val="000000"/>
+          <w:sz w:val="20"/>
+          <w:szCs w:val="20"/>
+        </w:rPr>
+        <w:t xml:space="preserve"/>
+      </w:r>
+    </w:p>
+    <w:p>
+      <w:pPr>
+        <w:pBdr>
+          <w:left w:val="single" w:color="375623" w:sz="16" w:space="0"/>
+        </w:pBdr>
+        <w:shd w:fill="E2EFDA" w:val="clear"/>
+        <w:spacing w:before="50" w:after="50"/>
+        <w:ind w:left="180"/>
+      </w:pPr>
+      <w:r>
+        <w:rPr>
+          <w:rFonts w:ascii="Meiryo" w:cs="Meiryo" w:eastAsia="Meiryo" w:hAnsi="Meiryo"/>
+          <w:b w:val="false"/>
+          <w:bCs w:val="false"/>
+          <w:i w:val="false"/>
+          <w:iCs w:val="false"/>
+          <w:color w:val="375623"/>
+          <w:sz w:val="18"/>
+          <w:szCs w:val="18"/>
+        </w:rPr>
+        <w:t xml:space="preserve">MSAL 方式では認証関連の DB テーブルは最小限（AuthLog のみ・★TBD）で設計が完結する。SAML 方式ではセッション管理テーブル等の追加設計が必要になる。</w:t>
+      </w:r>
+    </w:p>
+    <w:p>
+      <w:pPr>
+        <w:spacing w:before="60" w:after="60"/>
+        <w:jc w:val="left"/>
+      </w:pPr>
+      <w:r>
+        <w:rPr>
+          <w:rFonts w:ascii="Meiryo" w:cs="Meiryo" w:eastAsia="Meiryo" w:hAnsi="Meiryo"/>
+          <w:b w:val="false"/>
+          <w:bCs w:val="false"/>
+          <w:i w:val="false"/>
+          <w:iCs w:val="false"/>
+          <w:color w:val="000000"/>
+          <w:sz w:val="20"/>
+          <w:szCs w:val="20"/>
+        </w:rPr>
+        <w:t xml:space="preserve"/>
+      </w:r>
+    </w:p>
+    <w:p>
+      <w:pPr>
+        <w:pBdr>
+          <w:bottom w:val="single" w:color="2E75B6" w:sz="8" w:space="0"/>
+        </w:pBdr>
+        <w:spacing w:before="180" w:after="80"/>
+      </w:pPr>
+      <w:r>
+        <w:rPr>
+          <w:rFonts w:ascii="Meiryo" w:cs="Meiryo" w:eastAsia="Meiryo" w:hAnsi="Meiryo"/>
+          <w:b/>
+          <w:bCs/>
+          <w:i w:val="false"/>
+          <w:iCs w:val="false"/>
+          <w:color w:val="1F4E79"/>
+          <w:sz w:val="22"/>
+          <w:szCs w:val="22"/>
+        </w:rPr>
+        <w:t xml:space="preserve">2.3 API 設計への影響</w:t>
+      </w:r>
+    </w:p>
+    <w:p>
+      <w:pPr>
+        <w:spacing w:before="30" w:after="30"/>
+        <w:jc w:val="left"/>
+      </w:pPr>
+      <w:r>
+        <w:rPr>
+          <w:rFonts w:ascii="Meiryo" w:cs="Meiryo" w:eastAsia="Meiryo" w:hAnsi="Meiryo"/>
+          <w:b w:val="false"/>
+          <w:bCs w:val="false"/>
+          <w:i w:val="false"/>
+          <w:iCs w:val="false"/>
+          <w:color w:val="000000"/>
+          <w:sz w:val="20"/>
+          <w:szCs w:val="20"/>
+        </w:rPr>
+        <w:t xml:space="preserve"/>
+      </w:r>
+    </w:p>
+    <w:tbl>
+      <w:tblPr>
+        <w:tblW w:type="dxa" w:w="9026"/>
+        <w:tblBorders>
+          <w:top w:val="single" w:color="auto" w:sz="4"/>
+          <w:left w:val="single" w:color="auto" w:sz="4"/>
+          <w:bottom w:val="single" w:color="auto" w:sz="4"/>
+          <w:right w:val="single" w:color="auto" w:sz="4"/>
+          <w:insideH w:val="single" w:color="auto" w:sz="4"/>
+          <w:insideV w:val="single" w:color="auto" w:sz="4"/>
+        </w:tblBorders>
+      </w:tblPr>
+      <w:tblGrid>
+        <w:gridCol w:w="2200"/>
+        <w:gridCol w:w="3413"/>
+        <w:gridCol w:w="3413"/>
+      </w:tblGrid>
+      <w:tr>
+        <w:tc>
+          <w:tcPr>
+            <w:tcW w:type="dxa" w:w="2200"/>
+            <w:tcBorders>
+              <w:top w:val="single" w:color="9DC3E6" w:sz="4" w:space="0"/>
+              <w:left w:val="single" w:color="9DC3E6" w:sz="4" w:space="0"/>
+              <w:bottom w:val="single" w:color="9DC3E6" w:sz="4" w:space="0"/>
+              <w:right w:val="single" w:color="9DC3E6" w:sz="4" w:space="0"/>
+            </w:tcBorders>
+            <w:shd w:fill="1F4E79" w:val="clear"/>
+            <w:tcMar>
+              <w:top w:type="dxa" w:w="100"/>
+              <w:left w:type="dxa" w:w="140"/>
+              <w:bottom w:type="dxa" w:w="100"/>
+              <w:right w:type="dxa" w:w="140"/>
+            </w:tcMar>
+            <w:vAlign w:val="center"/>
+          </w:tcPr>
+          <w:p>
+            <w:pPr>
+              <w:spacing w:before="20" w:after="20"/>
+              <w:jc w:val="center"/>
+            </w:pPr>
+            <w:r>
+              <w:rPr>
+                <w:rFonts w:ascii="Meiryo" w:cs="Meiryo" w:eastAsia="Meiryo" w:hAnsi="Meiryo"/>
+                <w:b/>
+                <w:bCs/>
+                <w:i w:val="false"/>
+                <w:iCs w:val="false"/>
+                <w:color w:val="FFFFFF"/>
+                <w:sz w:val="18"/>
+                <w:szCs w:val="18"/>
+              </w:rPr>
+              <w:t xml:space="preserve">API 設計項目</w:t>
+            </w:r>
+          </w:p>
+        </w:tc>
+        <w:tc>
+          <w:tcPr>
+            <w:tcW w:type="dxa" w:w="3413"/>
+            <w:tcBorders>
+              <w:top w:val="single" w:color="9DC3E6" w:sz="4" w:space="0"/>
+              <w:left w:val="single" w:color="9DC3E6" w:sz="4" w:space="0"/>
+              <w:bottom w:val="single" w:color="9DC3E6" w:sz="4" w:space="0"/>
+              <w:right w:val="single" w:color="9DC3E6" w:sz="4" w:space="0"/>
+            </w:tcBorders>
+            <w:shd w:fill="375623" w:val="clear"/>
+            <w:tcMar>
+              <w:top w:type="dxa" w:w="100"/>
+              <w:left w:type="dxa" w:w="140"/>
+              <w:bottom w:type="dxa" w:w="100"/>
+              <w:right w:type="dxa" w:w="140"/>
+            </w:tcMar>
+            <w:vAlign w:val="center"/>
+          </w:tcPr>
+          <w:p>
+            <w:pPr>
+              <w:spacing w:before="20" w:after="20"/>
+              <w:jc w:val="center"/>
+            </w:pPr>
+            <w:r>
+              <w:rPr>
+                <w:rFonts w:ascii="Meiryo" w:cs="Meiryo" w:eastAsia="Meiryo" w:hAnsi="Meiryo"/>
+                <w:b/>
+                <w:bCs/>
+                <w:i w:val="false"/>
+                <w:iCs w:val="false"/>
+                <w:color w:val="FFFFFF"/>
+                <w:sz w:val="18"/>
+                <w:szCs w:val="18"/>
+              </w:rPr>
+              <w:t xml:space="preserve">MSAL 方式</w:t>
+            </w:r>
+          </w:p>
+        </w:tc>
+        <w:tc>
+          <w:tcPr>
+            <w:tcW w:type="dxa" w:w="3413"/>
+            <w:tcBorders>
+              <w:top w:val="single" w:color="9DC3E6" w:sz="4" w:space="0"/>
+              <w:left w:val="single" w:color="9DC3E6" w:sz="4" w:space="0"/>
+              <w:bottom w:val="single" w:color="9DC3E6" w:sz="4" w:space="0"/>
+              <w:right w:val="single" w:color="9DC3E6" w:sz="4" w:space="0"/>
+            </w:tcBorders>
+            <w:shd w:fill="C00000" w:val="clear"/>
+            <w:tcMar>
+              <w:top w:type="dxa" w:w="100"/>
+              <w:left w:type="dxa" w:w="140"/>
+              <w:bottom w:type="dxa" w:w="100"/>
+              <w:right w:type="dxa" w:w="140"/>
+            </w:tcMar>
+            <w:vAlign w:val="center"/>
+          </w:tcPr>
+          <w:p>
+            <w:pPr>
+              <w:spacing w:before="20" w:after="20"/>
+              <w:jc w:val="center"/>
+            </w:pPr>
+            <w:r>
+              <w:rPr>
+                <w:rFonts w:ascii="Meiryo" w:cs="Meiryo" w:eastAsia="Meiryo" w:hAnsi="Meiryo"/>
+                <w:b/>
+                <w:bCs/>
+                <w:i w:val="false"/>
+                <w:iCs w:val="false"/>
+                <w:color w:val="FFFFFF"/>
+                <w:sz w:val="18"/>
+                <w:szCs w:val="18"/>
+              </w:rPr>
+              <w:t xml:space="preserve">SAML 方式</w:t>
+            </w:r>
+          </w:p>
+        </w:tc>
+      </w:tr>
+      <w:tr>
+        <w:tc>
+          <w:tcPr>
+            <w:tcW w:type="dxa" w:w="2200"/>
+            <w:tcBorders>
+              <w:top w:val="single" w:color="9DC3E6" w:sz="4" w:space="0"/>
+              <w:left w:val="single" w:color="9DC3E6" w:sz="4" w:space="0"/>
+              <w:bottom w:val="single" w:color="9DC3E6" w:sz="4" w:space="0"/>
+              <w:right w:val="single" w:color="9DC3E6" w:sz="4" w:space="0"/>
+            </w:tcBorders>
+            <w:shd w:fill="FFFFFF" w:val="clear"/>
+            <w:tcMar>
+              <w:top w:type="dxa" w:w="80"/>
+              <w:left w:type="dxa" w:w="140"/>
+              <w:bottom w:type="dxa" w:w="80"/>
+              <w:right w:type="dxa" w:w="140"/>
+            </w:tcMar>
+            <w:vAlign w:val="center"/>
+          </w:tcPr>
+          <w:p>
+            <w:pPr>
+              <w:spacing w:before="20" w:after="20"/>
+              <w:jc w:val="left"/>
+            </w:pPr>
+            <w:r>
+              <w:rPr>
+                <w:rFonts w:ascii="Meiryo" w:cs="Meiryo" w:eastAsia="Meiryo" w:hAnsi="Meiryo"/>
+                <w:b/>
+                <w:bCs/>
+                <w:i w:val="false"/>
+                <w:iCs w:val="false"/>
+                <w:color w:val="000000"/>
+                <w:sz w:val="18"/>
+                <w:szCs w:val="18"/>
+              </w:rPr>
+              <w:t xml:space="preserve">認証エンドポイント</w:t>
+            </w:r>
+          </w:p>
+        </w:tc>
+        <w:tc>
+          <w:tcPr>
+            <w:tcW w:type="dxa" w:w="3413"/>
+            <w:tcBorders>
+              <w:top w:val="single" w:color="9DC3E6" w:sz="4" w:space="0"/>
+              <w:left w:val="single" w:color="9DC3E6" w:sz="4" w:space="0"/>
+              <w:bottom w:val="single" w:color="9DC3E6" w:sz="4" w:space="0"/>
+              <w:right w:val="single" w:color="9DC3E6" w:sz="4" w:space="0"/>
+            </w:tcBorders>
+            <w:shd w:fill="FFFFFF" w:val="clear"/>
+            <w:tcMar>
+              <w:top w:type="dxa" w:w="80"/>
+              <w:left w:type="dxa" w:w="140"/>
+              <w:bottom w:type="dxa" w:w="80"/>
+              <w:right w:type="dxa" w:w="140"/>
+            </w:tcMar>
+            <w:vAlign w:val="center"/>
+          </w:tcPr>
+          <w:p>
+            <w:pPr>
+              <w:spacing w:before="20" w:after="20"/>
+              <w:jc w:val="left"/>
+            </w:pPr>
+            <w:r>
+              <w:rPr>
+                <w:rFonts w:ascii="Meiryo" w:cs="Meiryo" w:eastAsia="Meiryo" w:hAnsi="Meiryo"/>
+                <w:b/>
+                <w:bCs/>
+                <w:i w:val="false"/>
+                <w:iCs w:val="false"/>
+                <w:color w:val="375623"/>
+                <w:sz w:val="18"/>
+                <w:szCs w:val="18"/>
+              </w:rPr>
+              <w:t xml:space="preserve">不要（Entra ID が担当）</w:t>
+            </w:r>
+          </w:p>
+        </w:tc>
+        <w:tc>
+          <w:tcPr>
+            <w:tcW w:type="dxa" w:w="3413"/>
+            <w:tcBorders>
+              <w:top w:val="single" w:color="9DC3E6" w:sz="4" w:space="0"/>
+              <w:left w:val="single" w:color="9DC3E6" w:sz="4" w:space="0"/>
+              <w:bottom w:val="single" w:color="9DC3E6" w:sz="4" w:space="0"/>
+              <w:right w:val="single" w:color="9DC3E6" w:sz="4" w:space="0"/>
+            </w:tcBorders>
+            <w:shd w:fill="FFFFFF" w:val="clear"/>
+            <w:tcMar>
+              <w:top w:type="dxa" w:w="80"/>
+              <w:left w:type="dxa" w:w="140"/>
+              <w:bottom w:type="dxa" w:w="80"/>
+              <w:right w:type="dxa" w:w="140"/>
+            </w:tcMar>
+            <w:vAlign w:val="center"/>
+          </w:tcPr>
+          <w:p>
+            <w:pPr>
+              <w:spacing w:before="20" w:after="20"/>
+              <w:jc w:val="left"/>
+            </w:pPr>
+            <w:r>
+              <w:rPr>
+                <w:rFonts w:ascii="Meiryo" w:cs="Meiryo" w:eastAsia="Meiryo" w:hAnsi="Meiryo"/>
+                <w:b w:val="false"/>
+                <w:bCs w:val="false"/>
+                <w:i w:val="false"/>
+                <w:iCs w:val="false"/>
+                <w:color w:val="C00000"/>
+                <w:sz w:val="18"/>
+                <w:szCs w:val="18"/>
+              </w:rPr>
+              <w:t xml:space="preserve">/auth/saml/acs（ACS）/auth/saml/metadata /auth/saml/logout の3エンドポイントを新規設計・実装</w:t>
+            </w:r>
+          </w:p>
+        </w:tc>
+      </w:tr>
+      <w:tr>
+        <w:tc>
+          <w:tcPr>
+            <w:tcW w:type="dxa" w:w="2200"/>
+            <w:tcBorders>
+              <w:top w:val="single" w:color="9DC3E6" w:sz="4" w:space="0"/>
+              <w:left w:val="single" w:color="9DC3E6" w:sz="4" w:space="0"/>
+              <w:bottom w:val="single" w:color="9DC3E6" w:sz="4" w:space="0"/>
+              <w:right w:val="single" w:color="9DC3E6" w:sz="4" w:space="0"/>
+            </w:tcBorders>
+            <w:shd w:fill="EBF3FB" w:val="clear"/>
+            <w:tcMar>
+              <w:top w:type="dxa" w:w="80"/>
+              <w:left w:type="dxa" w:w="140"/>
+              <w:bottom w:type="dxa" w:w="80"/>
+              <w:right w:type="dxa" w:w="140"/>
+            </w:tcMar>
+            <w:vAlign w:val="center"/>
+          </w:tcPr>
+          <w:p>
+            <w:pPr>
+              <w:spacing w:before="20" w:after="20"/>
+              <w:jc w:val="left"/>
+            </w:pPr>
+            <w:r>
+              <w:rPr>
+                <w:rFonts w:ascii="Meiryo" w:cs="Meiryo" w:eastAsia="Meiryo" w:hAnsi="Meiryo"/>
+                <w:b/>
+                <w:bCs/>
+                <w:i w:val="false"/>
+                <w:iCs w:val="false"/>
+                <w:color w:val="000000"/>
+                <w:sz w:val="18"/>
+                <w:szCs w:val="18"/>
+              </w:rPr>
+              <w:t xml:space="preserve">業務 API の認証方式</w:t>
+            </w:r>
+          </w:p>
+        </w:tc>
+        <w:tc>
+          <w:tcPr>
+            <w:tcW w:type="dxa" w:w="3413"/>
+            <w:tcBorders>
+              <w:top w:val="single" w:color="9DC3E6" w:sz="4" w:space="0"/>
+              <w:left w:val="single" w:color="9DC3E6" w:sz="4" w:space="0"/>
+              <w:bottom w:val="single" w:color="9DC3E6" w:sz="4" w:space="0"/>
+              <w:right w:val="single" w:color="9DC3E6" w:sz="4" w:space="0"/>
+            </w:tcBorders>
+            <w:shd w:fill="EBF3FB" w:val="clear"/>
+            <w:tcMar>
+              <w:top w:type="dxa" w:w="80"/>
+              <w:left w:type="dxa" w:w="140"/>
+              <w:bottom w:type="dxa" w:w="80"/>
+              <w:right w:type="dxa" w:w="140"/>
+            </w:tcMar>
+            <w:vAlign w:val="center"/>
+          </w:tcPr>
+          <w:p>
+            <w:pPr>
+              <w:spacing w:before="20" w:after="20"/>
+              <w:jc w:val="left"/>
+            </w:pPr>
+            <w:r>
+              <w:rPr>
+                <w:rFonts w:ascii="Meiryo" w:cs="Meiryo" w:eastAsia="Meiryo" w:hAnsi="Meiryo"/>
+                <w:b/>
+                <w:bCs/>
+                <w:i w:val="false"/>
+                <w:iCs w:val="false"/>
+                <w:color w:val="375623"/>
+                <w:sz w:val="18"/>
+                <w:szCs w:val="18"/>
+              </w:rPr>
+              <w:t xml:space="preserve">Authorization: Bearer JWT（統一）</w:t>
+            </w:r>
+          </w:p>
+        </w:tc>
+        <w:tc>
+          <w:tcPr>
+            <w:tcW w:type="dxa" w:w="3413"/>
+            <w:tcBorders>
+              <w:top w:val="single" w:color="9DC3E6" w:sz="4" w:space="0"/>
+              <w:left w:val="single" w:color="9DC3E6" w:sz="4" w:space="0"/>
+              <w:bottom w:val="single" w:color="9DC3E6" w:sz="4" w:space="0"/>
+              <w:right w:val="single" w:color="9DC3E6" w:sz="4" w:space="0"/>
+            </w:tcBorders>
+            <w:shd w:fill="EBF3FB" w:val="clear"/>
+            <w:tcMar>
+              <w:top w:type="dxa" w:w="80"/>
+              <w:left w:type="dxa" w:w="140"/>
+              <w:bottom w:type="dxa" w:w="80"/>
+              <w:right w:type="dxa" w:w="140"/>
+            </w:tcMar>
+            <w:vAlign w:val="center"/>
+          </w:tcPr>
+          <w:p>
+            <w:pPr>
+              <w:spacing w:before="20" w:after="20"/>
+              <w:jc w:val="left"/>
+            </w:pPr>
+            <w:r>
+              <w:rPr>
+                <w:rFonts w:ascii="Meiryo" w:cs="Meiryo" w:eastAsia="Meiryo" w:hAnsi="Meiryo"/>
+                <w:b w:val="false"/>
+                <w:bCs w:val="false"/>
+                <w:i w:val="false"/>
+                <w:iCs w:val="false"/>
+                <w:color w:val="C00000"/>
+                <w:sz w:val="18"/>
+                <w:szCs w:val="18"/>
+              </w:rPr>
+              <w:t xml:space="preserve">ブラウザ：Cookie / 外部システム：別途設計（二重管理）</w:t>
+            </w:r>
+          </w:p>
+        </w:tc>
+      </w:tr>
+      <w:tr>
+        <w:tc>
+          <w:tcPr>
+            <w:tcW w:type="dxa" w:w="2200"/>
+            <w:tcBorders>
+              <w:top w:val="single" w:color="9DC3E6" w:sz="4" w:space="0"/>
+              <w:left w:val="single" w:color="9DC3E6" w:sz="4" w:space="0"/>
+              <w:bottom w:val="single" w:color="9DC3E6" w:sz="4" w:space="0"/>
+              <w:right w:val="single" w:color="9DC3E6" w:sz="4" w:space="0"/>
+            </w:tcBorders>
+            <w:shd w:fill="FFFFFF" w:val="clear"/>
+            <w:tcMar>
+              <w:top w:type="dxa" w:w="80"/>
+              <w:left w:type="dxa" w:w="140"/>
+              <w:bottom w:type="dxa" w:w="80"/>
+              <w:right w:type="dxa" w:w="140"/>
+            </w:tcMar>
+            <w:vAlign w:val="center"/>
+          </w:tcPr>
+          <w:p>
+            <w:pPr>
+              <w:spacing w:before="20" w:after="20"/>
+              <w:jc w:val="left"/>
+            </w:pPr>
+            <w:r>
+              <w:rPr>
+                <w:rFonts w:ascii="Meiryo" w:cs="Meiryo" w:eastAsia="Meiryo" w:hAnsi="Meiryo"/>
+                <w:b/>
+                <w:bCs/>
+                <w:i w:val="false"/>
+                <w:iCs w:val="false"/>
+                <w:color w:val="000000"/>
+                <w:sz w:val="18"/>
+                <w:szCs w:val="18"/>
+              </w:rPr>
+              <w:t xml:space="preserve">外部システム連携 API</w:t>
+            </w:r>
+          </w:p>
+        </w:tc>
+        <w:tc>
+          <w:tcPr>
+            <w:tcW w:type="dxa" w:w="3413"/>
+            <w:tcBorders>
+              <w:top w:val="single" w:color="9DC3E6" w:sz="4" w:space="0"/>
+              <w:left w:val="single" w:color="9DC3E6" w:sz="4" w:space="0"/>
+              <w:bottom w:val="single" w:color="9DC3E6" w:sz="4" w:space="0"/>
+              <w:right w:val="single" w:color="9DC3E6" w:sz="4" w:space="0"/>
+            </w:tcBorders>
+            <w:shd w:fill="FFFFFF" w:val="clear"/>
+            <w:tcMar>
+              <w:top w:type="dxa" w:w="80"/>
+              <w:left w:type="dxa" w:w="140"/>
+              <w:bottom w:type="dxa" w:w="80"/>
+              <w:right w:type="dxa" w:w="140"/>
+            </w:tcMar>
+            <w:vAlign w:val="center"/>
+          </w:tcPr>
+          <w:p>
+            <w:pPr>
+              <w:spacing w:before="20" w:after="20"/>
+              <w:jc w:val="left"/>
+            </w:pPr>
+            <w:r>
+              <w:rPr>
+                <w:rFonts w:ascii="Meiryo" w:cs="Meiryo" w:eastAsia="Meiryo" w:hAnsi="Meiryo"/>
+                <w:b/>
+                <w:bCs/>
+                <w:i w:val="false"/>
+                <w:iCs w:val="false"/>
+                <w:color w:val="375623"/>
+                <w:sz w:val="18"/>
+                <w:szCs w:val="18"/>
+              </w:rPr>
+              <w:t xml:space="preserve">Client Credentials フローで統一。追加設計不要</w:t>
+            </w:r>
+          </w:p>
+        </w:tc>
+        <w:tc>
+          <w:tcPr>
+            <w:tcW w:type="dxa" w:w="3413"/>
+            <w:tcBorders>
+              <w:top w:val="single" w:color="9DC3E6" w:sz="4" w:space="0"/>
+              <w:left w:val="single" w:color="9DC3E6" w:sz="4" w:space="0"/>
+              <w:bottom w:val="single" w:color="9DC3E6" w:sz="4" w:space="0"/>
+              <w:right w:val="single" w:color="9DC3E6" w:sz="4" w:space="0"/>
+            </w:tcBorders>
+            <w:shd w:fill="FFFFFF" w:val="clear"/>
+            <w:tcMar>
+              <w:top w:type="dxa" w:w="80"/>
+              <w:left w:type="dxa" w:w="140"/>
+              <w:bottom w:type="dxa" w:w="80"/>
+              <w:right w:type="dxa" w:w="140"/>
+            </w:tcMar>
+            <w:vAlign w:val="center"/>
+          </w:tcPr>
+          <w:p>
+            <w:pPr>
+              <w:spacing w:before="20" w:after="20"/>
+              <w:jc w:val="left"/>
+            </w:pPr>
+            <w:r>
+              <w:rPr>
+                <w:rFonts w:ascii="Meiryo" w:cs="Meiryo" w:eastAsia="Meiryo" w:hAnsi="Meiryo"/>
+                <w:b/>
+                <w:bCs/>
+                <w:i w:val="false"/>
+                <w:iCs w:val="false"/>
+                <w:color w:val="C00000"/>
+                <w:sz w:val="18"/>
+                <w:szCs w:val="18"/>
+              </w:rPr>
+              <w:t xml:space="preserve">SAML が使えないため別途 API Key 等の認証方式を新規設計</w:t>
+            </w:r>
+          </w:p>
+        </w:tc>
+      </w:tr>
+      <w:tr>
+        <w:tc>
+          <w:tcPr>
+            <w:tcW w:type="dxa" w:w="2200"/>
+            <w:tcBorders>
+              <w:top w:val="single" w:color="9DC3E6" w:sz="4" w:space="0"/>
+              <w:left w:val="single" w:color="9DC3E6" w:sz="4" w:space="0"/>
+              <w:bottom w:val="single" w:color="9DC3E6" w:sz="4" w:space="0"/>
+              <w:right w:val="single" w:color="9DC3E6" w:sz="4" w:space="0"/>
+            </w:tcBorders>
+            <w:shd w:fill="EBF3FB" w:val="clear"/>
+            <w:tcMar>
+              <w:top w:type="dxa" w:w="80"/>
+              <w:left w:type="dxa" w:w="140"/>
+              <w:bottom w:type="dxa" w:w="80"/>
+              <w:right w:type="dxa" w:w="140"/>
+            </w:tcMar>
+            <w:vAlign w:val="center"/>
+          </w:tcPr>
+          <w:p>
+            <w:pPr>
+              <w:spacing w:before="20" w:after="20"/>
+              <w:jc w:val="left"/>
+            </w:pPr>
+            <w:r>
+              <w:rPr>
+                <w:rFonts w:ascii="Meiryo" w:cs="Meiryo" w:eastAsia="Meiryo" w:hAnsi="Meiryo"/>
+                <w:b/>
+                <w:bCs/>
+                <w:i w:val="false"/>
+                <w:iCs w:val="false"/>
+                <w:color w:val="000000"/>
+                <w:sz w:val="18"/>
+                <w:szCs w:val="18"/>
+              </w:rPr>
+              <w:t xml:space="preserve">API 設計書への影響</w:t>
+            </w:r>
+          </w:p>
+        </w:tc>
+        <w:tc>
+          <w:tcPr>
+            <w:tcW w:type="dxa" w:w="3413"/>
+            <w:tcBorders>
+              <w:top w:val="single" w:color="9DC3E6" w:sz="4" w:space="0"/>
+              <w:left w:val="single" w:color="9DC3E6" w:sz="4" w:space="0"/>
+              <w:bottom w:val="single" w:color="9DC3E6" w:sz="4" w:space="0"/>
+              <w:right w:val="single" w:color="9DC3E6" w:sz="4" w:space="0"/>
+            </w:tcBorders>
+            <w:shd w:fill="E2EFDA" w:val="clear"/>
+            <w:tcMar>
+              <w:top w:type="dxa" w:w="80"/>
+              <w:left w:type="dxa" w:w="140"/>
+              <w:bottom w:type="dxa" w:w="80"/>
+              <w:right w:type="dxa" w:w="140"/>
+            </w:tcMar>
+          </w:tcPr>
+          <w:p>
+            <w:pPr>
+              <w:spacing w:before="20" w:after="20"/>
+            </w:pPr>
+            <w:r>
+              <w:rPr>
+                <w:rFonts w:ascii="Meiryo" w:cs="Meiryo" w:eastAsia="Meiryo" w:hAnsi="Meiryo"/>
+                <w:b/>
+                <w:bCs/>
+                <w:i w:val="false"/>
+                <w:iCs w:val="false"/>
+                <w:color w:val="375623"/>
+                <w:sz w:val="18"/>
+                <w:szCs w:val="18"/>
+              </w:rPr>
+              <w:t xml:space="preserve">なし（現行設計のまま進められる）</w:t>
+            </w:r>
+          </w:p>
+        </w:tc>
+        <w:tc>
+          <w:tcPr>
+            <w:tcW w:type="dxa" w:w="3413"/>
+            <w:tcBorders>
+              <w:top w:val="single" w:color="9DC3E6" w:sz="4" w:space="0"/>
+              <w:left w:val="single" w:color="9DC3E6" w:sz="4" w:space="0"/>
+              <w:bottom w:val="single" w:color="9DC3E6" w:sz="4" w:space="0"/>
+              <w:right w:val="single" w:color="9DC3E6" w:sz="4" w:space="0"/>
+            </w:tcBorders>
+            <w:shd w:fill="FCE4D6" w:val="clear"/>
+            <w:tcMar>
+              <w:top w:type="dxa" w:w="80"/>
+              <w:left w:type="dxa" w:w="140"/>
+              <w:bottom w:type="dxa" w:w="80"/>
+              <w:right w:type="dxa" w:w="140"/>
+            </w:tcMar>
+          </w:tcPr>
+          <w:p>
+            <w:pPr>
+              <w:spacing w:before="20" w:after="20"/>
+            </w:pPr>
+            <w:r>
+              <w:rPr>
+                <w:rFonts w:ascii="Meiryo" w:cs="Meiryo" w:eastAsia="Meiryo" w:hAnsi="Meiryo"/>
+                <w:b/>
+                <w:bCs/>
+                <w:i w:val="false"/>
+                <w:iCs w:val="false"/>
+                <w:color w:val="C00000"/>
+                <w:sz w:val="18"/>
+                <w:szCs w:val="18"/>
+              </w:rPr>
+              <w:t xml:space="preserve">大（新規エンドポイント・二重認証管理の設計が必要）</w:t>
+            </w:r>
+          </w:p>
+        </w:tc>
+      </w:tr>
+    </w:tbl>
+    <w:p>
+      <w:pPr>
+        <w:spacing w:before="80" w:after="80"/>
+        <w:jc w:val="left"/>
+      </w:pPr>
+      <w:r>
+        <w:rPr>
+          <w:rFonts w:ascii="Meiryo" w:cs="Meiryo" w:eastAsia="Meiryo" w:hAnsi="Meiryo"/>
+          <w:b w:val="false"/>
+          <w:bCs w:val="false"/>
+          <w:i w:val="false"/>
+          <w:iCs w:val="false"/>
+          <w:color w:val="000000"/>
+          <w:sz w:val="20"/>
+          <w:szCs w:val="20"/>
+        </w:rPr>
+        <w:t xml:space="preserve"/>
+      </w:r>
+    </w:p>
+    <w:p>
+      <w:pPr>
+        <w:shd w:fill="1F4E79" w:val="clear"/>
+        <w:spacing w:before="240" w:after="120"/>
+        <w:ind w:left="120"/>
+      </w:pPr>
+      <w:r>
+        <w:rPr>
+          <w:rFonts w:ascii="Meiryo" w:cs="Meiryo" w:eastAsia="Meiryo" w:hAnsi="Meiryo"/>
+          <w:b/>
+          <w:bCs/>
+          <w:i w:val="false"/>
+          <w:iCs w:val="false"/>
+          <w:color w:val="FFFFFF"/>
+          <w:sz w:val="24"/>
+          <w:szCs w:val="24"/>
+        </w:rPr>
+        <w:t xml:space="preserve">3. 責任分離の明確化</w:t>
+      </w:r>
+    </w:p>
+    <w:p>
+      <w:pPr>
+        <w:spacing w:before="60" w:after="60"/>
+        <w:jc w:val="left"/>
+      </w:pPr>
+      <w:r>
+        <w:rPr>
+          <w:rFonts w:ascii="Meiryo" w:cs="Meiryo" w:eastAsia="Meiryo" w:hAnsi="Meiryo"/>
+          <w:b w:val="false"/>
+          <w:bCs w:val="false"/>
+          <w:i w:val="false"/>
+          <w:iCs w:val="false"/>
+          <w:color w:val="000000"/>
+          <w:sz w:val="20"/>
+          <w:szCs w:val="20"/>
+        </w:rPr>
+        <w:t xml:space="preserve">基盤側のご意見として「認証は基盤側・アプリはシステム側」という責任分離が重要との観点が示されている。以下に両方式における責任分離の実態を整理する。</w:t>
+      </w:r>
+    </w:p>
+    <w:p>
+      <w:pPr>
+        <w:spacing w:before="50" w:after="50"/>
+        <w:jc w:val="left"/>
+      </w:pPr>
+      <w:r>
+        <w:rPr>
+          <w:rFonts w:ascii="Meiryo" w:cs="Meiryo" w:eastAsia="Meiryo" w:hAnsi="Meiryo"/>
+          <w:b w:val="false"/>
+          <w:bCs w:val="false"/>
+          <w:i w:val="false"/>
+          <w:iCs w:val="false"/>
+          <w:color w:val="000000"/>
+          <w:sz w:val="20"/>
+          <w:szCs w:val="20"/>
+        </w:rPr>
+        <w:t xml:space="preserve"/>
+      </w:r>
+    </w:p>
+    <w:p>
+      <w:pPr>
+        <w:pBdr>
+          <w:bottom w:val="single" w:color="2E75B6" w:sz="8" w:space="0"/>
+        </w:pBdr>
+        <w:spacing w:before="180" w:after="80"/>
+      </w:pPr>
+      <w:r>
+        <w:rPr>
+          <w:rFonts w:ascii="Meiryo" w:cs="Meiryo" w:eastAsia="Meiryo" w:hAnsi="Meiryo"/>
+          <w:b/>
+          <w:bCs/>
+          <w:i w:val="false"/>
+          <w:iCs w:val="false"/>
+          <w:color w:val="1F4E79"/>
+          <w:sz w:val="22"/>
+          <w:szCs w:val="22"/>
+        </w:rPr>
+        <w:t xml:space="preserve">3.1 MSAL 方式における責任分離</w:t>
+      </w:r>
+    </w:p>
+    <w:p>
+      <w:pPr>
+        <w:spacing w:before="30" w:after="30"/>
+        <w:jc w:val="left"/>
+      </w:pPr>
+      <w:r>
+        <w:rPr>
+          <w:rFonts w:ascii="Meiryo" w:cs="Meiryo" w:eastAsia="Meiryo" w:hAnsi="Meiryo"/>
+          <w:b w:val="false"/>
+          <w:bCs w:val="false"/>
+          <w:i w:val="false"/>
+          <w:iCs w:val="false"/>
+          <w:color w:val="000000"/>
+          <w:sz w:val="20"/>
+          <w:szCs w:val="20"/>
+        </w:rPr>
+        <w:t xml:space="preserve"/>
+      </w:r>
+    </w:p>
+    <w:p>
+      <w:pPr>
+        <w:pBdr>
+          <w:left w:val="single" w:color="375623" w:sz="16" w:space="0"/>
+        </w:pBdr>
+        <w:shd w:fill="E2EFDA" w:val="clear"/>
+        <w:spacing w:before="50" w:after="50"/>
+        <w:ind w:left="180"/>
+      </w:pPr>
+      <w:r>
+        <w:rPr>
+          <w:rFonts w:ascii="Meiryo" w:cs="Meiryo" w:eastAsia="Meiryo" w:hAnsi="Meiryo"/>
+          <w:b w:val="false"/>
+          <w:bCs w:val="false"/>
+          <w:i w:val="false"/>
+          <w:iCs w:val="false"/>
+          <w:color w:val="375623"/>
+          <w:sz w:val="18"/>
+          <w:szCs w:val="18"/>
+        </w:rPr>
+        <w:t xml:space="preserve">MSAL 方式でも「認証そのもの」は Entra ID（基盤側）が担う。OKI はアプリの設定と業務ロジックに専念できる。</w:t>
+      </w:r>
+    </w:p>
+    <w:p>
+      <w:pPr>
+        <w:spacing w:before="30" w:after="30"/>
+        <w:jc w:val="left"/>
+      </w:pPr>
+      <w:r>
+        <w:rPr>
+          <w:rFonts w:ascii="Meiryo" w:cs="Meiryo" w:eastAsia="Meiryo" w:hAnsi="Meiryo"/>
+          <w:b w:val="false"/>
+          <w:bCs w:val="false"/>
+          <w:i w:val="false"/>
+          <w:iCs w:val="false"/>
+          <w:color w:val="000000"/>
+          <w:sz w:val="20"/>
+          <w:szCs w:val="20"/>
+        </w:rPr>
+        <w:t xml:space="preserve"/>
+      </w:r>
+    </w:p>
+    <w:tbl>
+      <w:tblPr>
+        <w:tblW w:type="dxa" w:w="9026"/>
+        <w:tblBorders>
+          <w:top w:val="single" w:color="auto" w:sz="4"/>
+          <w:left w:val="single" w:color="auto" w:sz="4"/>
+          <w:bottom w:val="single" w:color="auto" w:sz="4"/>
+          <w:right w:val="single" w:color="auto" w:sz="4"/>
+          <w:insideH w:val="single" w:color="auto" w:sz="4"/>
+          <w:insideV w:val="single" w:color="auto" w:sz="4"/>
+        </w:tblBorders>
+      </w:tblPr>
+      <w:tblGrid>
+        <w:gridCol w:w="2000"/>
+        <w:gridCol w:w="2600"/>
+        <w:gridCol w:w="4426"/>
+      </w:tblGrid>
+      <w:tr>
+        <w:tc>
+          <w:tcPr>
+            <w:tcW w:type="dxa" w:w="2000"/>
+            <w:tcBorders>
+              <w:top w:val="single" w:color="9DC3E6" w:sz="4" w:space="0"/>
+              <w:left w:val="single" w:color="9DC3E6" w:sz="4" w:space="0"/>
+              <w:bottom w:val="single" w:color="9DC3E6" w:sz="4" w:space="0"/>
+              <w:right w:val="single" w:color="9DC3E6" w:sz="4" w:space="0"/>
+            </w:tcBorders>
+            <w:shd w:fill="1F4E79" w:val="clear"/>
+            <w:tcMar>
+              <w:top w:type="dxa" w:w="100"/>
+              <w:left w:type="dxa" w:w="140"/>
+              <w:bottom w:type="dxa" w:w="100"/>
+              <w:right w:type="dxa" w:w="140"/>
+            </w:tcMar>
+            <w:vAlign w:val="center"/>
+          </w:tcPr>
+          <w:p>
+            <w:pPr>
+              <w:spacing w:before="20" w:after="20"/>
+              <w:jc w:val="center"/>
+            </w:pPr>
+            <w:r>
+              <w:rPr>
+                <w:rFonts w:ascii="Meiryo" w:cs="Meiryo" w:eastAsia="Meiryo" w:hAnsi="Meiryo"/>
+                <w:b/>
+                <w:bCs/>
+                <w:i w:val="false"/>
+                <w:iCs w:val="false"/>
+                <w:color w:val="FFFFFF"/>
+                <w:sz w:val="18"/>
+                <w:szCs w:val="18"/>
+              </w:rPr>
+              <w:t xml:space="preserve">担当</w:t>
+            </w:r>
+          </w:p>
+        </w:tc>
+        <w:tc>
+          <w:tcPr>
+            <w:tcW w:type="dxa" w:w="2600"/>
+            <w:tcBorders>
+              <w:top w:val="single" w:color="9DC3E6" w:sz="4" w:space="0"/>
+              <w:left w:val="single" w:color="9DC3E6" w:sz="4" w:space="0"/>
+              <w:bottom w:val="single" w:color="9DC3E6" w:sz="4" w:space="0"/>
+              <w:right w:val="single" w:color="9DC3E6" w:sz="4" w:space="0"/>
+            </w:tcBorders>
+            <w:shd w:fill="1F4E79" w:val="clear"/>
+            <w:tcMar>
+              <w:top w:type="dxa" w:w="100"/>
+              <w:left w:type="dxa" w:w="140"/>
+              <w:bottom w:type="dxa" w:w="100"/>
+              <w:right w:type="dxa" w:w="140"/>
+            </w:tcMar>
+            <w:vAlign w:val="center"/>
+          </w:tcPr>
+          <w:p>
+            <w:pPr>
+              <w:spacing w:before="20" w:after="20"/>
+              <w:jc w:val="center"/>
+            </w:pPr>
+            <w:r>
+              <w:rPr>
+                <w:rFonts w:ascii="Meiryo" w:cs="Meiryo" w:eastAsia="Meiryo" w:hAnsi="Meiryo"/>
+                <w:b/>
+                <w:bCs/>
+                <w:i w:val="false"/>
+                <w:iCs w:val="false"/>
+                <w:color w:val="FFFFFF"/>
+                <w:sz w:val="18"/>
+                <w:szCs w:val="18"/>
+              </w:rPr>
+              <w:t xml:space="preserve">責任範囲</w:t>
+            </w:r>
+          </w:p>
+        </w:tc>
+        <w:tc>
+          <w:tcPr>
+            <w:tcW w:type="dxa" w:w="4426"/>
+            <w:tcBorders>
+              <w:top w:val="single" w:color="9DC3E6" w:sz="4" w:space="0"/>
+              <w:left w:val="single" w:color="9DC3E6" w:sz="4" w:space="0"/>
+              <w:bottom w:val="single" w:color="9DC3E6" w:sz="4" w:space="0"/>
+              <w:right w:val="single" w:color="9DC3E6" w:sz="4" w:space="0"/>
+            </w:tcBorders>
+            <w:shd w:fill="1F4E79" w:val="clear"/>
+            <w:tcMar>
+              <w:top w:type="dxa" w:w="100"/>
+              <w:left w:type="dxa" w:w="140"/>
+              <w:bottom w:type="dxa" w:w="100"/>
+              <w:right w:type="dxa" w:w="140"/>
+            </w:tcMar>
+            <w:vAlign w:val="center"/>
+          </w:tcPr>
+          <w:p>
+            <w:pPr>
+              <w:spacing w:before="20" w:after="20"/>
+              <w:jc w:val="center"/>
+            </w:pPr>
+            <w:r>
+              <w:rPr>
+                <w:rFonts w:ascii="Meiryo" w:cs="Meiryo" w:eastAsia="Meiryo" w:hAnsi="Meiryo"/>
+                <w:b/>
+                <w:bCs/>
+                <w:i w:val="false"/>
+                <w:iCs w:val="false"/>
+                <w:color w:val="FFFFFF"/>
+                <w:sz w:val="18"/>
+                <w:szCs w:val="18"/>
+              </w:rPr>
+              <w:t xml:space="preserve">具体的な作業</w:t>
+            </w:r>
+          </w:p>
+        </w:tc>
+      </w:tr>
+      <w:tr>
+        <w:tc>
+          <w:tcPr>
+            <w:tcW w:type="dxa" w:w="2000"/>
+            <w:tcBorders>
+              <w:top w:val="single" w:color="9DC3E6" w:sz="4" w:space="0"/>
+              <w:left w:val="single" w:color="9DC3E6" w:sz="4" w:space="0"/>
+              <w:bottom w:val="single" w:color="9DC3E6" w:sz="4" w:space="0"/>
+              <w:right w:val="single" w:color="9DC3E6" w:sz="4" w:space="0"/>
+            </w:tcBorders>
+            <w:shd w:fill="E2F0F0" w:val="clear"/>
+            <w:tcMar>
+              <w:top w:type="dxa" w:w="80"/>
+              <w:left w:type="dxa" w:w="140"/>
+              <w:bottom w:type="dxa" w:w="80"/>
+              <w:right w:type="dxa" w:w="140"/>
+            </w:tcMar>
+          </w:tcPr>
+          <w:p>
+            <w:pPr>
+              <w:spacing w:before="20" w:after="20"/>
+            </w:pPr>
+            <w:r>
+              <w:rPr>
+                <w:rFonts w:ascii="Meiryo" w:cs="Meiryo" w:eastAsia="Meiryo" w:hAnsi="Meiryo"/>
+                <w:b/>
+                <w:bCs/>
+                <w:i w:val="false"/>
+                <w:iCs w:val="false"/>
+                <w:color w:val="006666"/>
+                <w:sz w:val="18"/>
+                <w:szCs w:val="18"/>
+              </w:rPr>
+              <w:t xml:space="preserve">JAFFIC 基盤側（クラウド事業者）</w:t>
+            </w:r>
+          </w:p>
+        </w:tc>
+        <w:tc>
+          <w:tcPr>
+            <w:tcW w:type="dxa" w:w="2600"/>
+            <w:tcBorders>
+              <w:top w:val="single" w:color="9DC3E6" w:sz="4" w:space="0"/>
+              <w:left w:val="single" w:color="9DC3E6" w:sz="4" w:space="0"/>
+              <w:bottom w:val="single" w:color="9DC3E6" w:sz="4" w:space="0"/>
+              <w:right w:val="single" w:color="9DC3E6" w:sz="4" w:space="0"/>
+            </w:tcBorders>
+            <w:shd w:fill="FFFFFF" w:val="clear"/>
+            <w:tcMar>
+              <w:top w:type="dxa" w:w="80"/>
+              <w:left w:type="dxa" w:w="140"/>
+              <w:bottom w:type="dxa" w:w="80"/>
+              <w:right w:type="dxa" w:w="140"/>
+            </w:tcMar>
+            <w:vAlign w:val="center"/>
+          </w:tcPr>
+          <w:p>
+            <w:pPr>
+              <w:spacing w:before="20" w:after="20"/>
+              <w:jc w:val="left"/>
+            </w:pPr>
+            <w:r>
+              <w:rPr>
+                <w:rFonts w:ascii="Meiryo" w:cs="Meiryo" w:eastAsia="Meiryo" w:hAnsi="Meiryo"/>
+                <w:b w:val="false"/>
+                <w:bCs w:val="false"/>
+                <w:i w:val="false"/>
+                <w:iCs w:val="false"/>
+                <w:color w:val="000000"/>
+                <w:sz w:val="18"/>
+                <w:szCs w:val="18"/>
+              </w:rPr>
+              <w:t xml:space="preserve">認証基盤の提供・運用</w:t>
+            </w:r>
+          </w:p>
+        </w:tc>
+        <w:tc>
+          <w:tcPr>
+            <w:tcW w:type="dxa" w:w="4426"/>
+            <w:tcBorders>
+              <w:top w:val="single" w:color="9DC3E6" w:sz="4" w:space="0"/>
+              <w:left w:val="single" w:color="9DC3E6" w:sz="4" w:space="0"/>
+              <w:bottom w:val="single" w:color="9DC3E6" w:sz="4" w:space="0"/>
+              <w:right w:val="single" w:color="9DC3E6" w:sz="4" w:space="0"/>
+            </w:tcBorders>
+            <w:shd w:fill="FFFFFF" w:val="clear"/>
+            <w:tcMar>
+              <w:top w:type="dxa" w:w="80"/>
+              <w:left w:type="dxa" w:w="140"/>
+              <w:bottom w:type="dxa" w:w="80"/>
+              <w:right w:type="dxa" w:w="140"/>
+            </w:tcMar>
+          </w:tcPr>
+          <w:p>
+            <w:pPr>
+              <w:spacing w:before="20" w:after="8"/>
+            </w:pPr>
+            <w:r>
+              <w:rPr>
+                <w:rFonts w:ascii="Meiryo" w:cs="Meiryo" w:eastAsia="Meiryo" w:hAnsi="Meiryo"/>
+                <w:b w:val="false"/>
+                <w:bCs w:val="false"/>
+                <w:i w:val="false"/>
+                <w:iCs w:val="false"/>
+                <w:color w:val="006666"/>
+                <w:sz w:val="17"/>
+                <w:szCs w:val="17"/>
+              </w:rPr>
+              <w:t xml:space="preserve">Entra ID テナントの管理・運用（既存利用中）</w:t>
+            </w:r>
+          </w:p>
+          <w:p>
+            <w:pPr>
+              <w:spacing w:before="8" w:after="8"/>
+            </w:pPr>
+            <w:r>
+              <w:rPr>
+                <w:rFonts w:ascii="Meiryo" w:cs="Meiryo" w:eastAsia="Meiryo" w:hAnsi="Meiryo"/>
+                <w:b w:val="false"/>
+                <w:bCs w:val="false"/>
+                <w:i w:val="false"/>
+                <w:iCs w:val="false"/>
+                <w:color w:val="006666"/>
+                <w:sz w:val="17"/>
+                <w:szCs w:val="17"/>
+              </w:rPr>
+              <w:t xml:space="preserve">AD 同期（Entra Connect）の維持</w:t>
+            </w:r>
+          </w:p>
+          <w:p>
+            <w:pPr>
+              <w:spacing w:before="8" w:after="8"/>
+            </w:pPr>
+            <w:r>
+              <w:rPr>
+                <w:rFonts w:ascii="Meiryo" w:cs="Meiryo" w:eastAsia="Meiryo" w:hAnsi="Meiryo"/>
+                <w:b w:val="false"/>
+                <w:bCs w:val="false"/>
+                <w:i w:val="false"/>
+                <w:iCs w:val="false"/>
+                <w:color w:val="006666"/>
+                <w:sz w:val="17"/>
+                <w:szCs w:val="17"/>
+              </w:rPr>
+              <w:t xml:space="preserve">条件付きアクセス（MFA・IP 制限）の設定</w:t>
+            </w:r>
+          </w:p>
+          <w:p>
+            <w:pPr>
+              <w:spacing w:before="8" w:after="8"/>
+            </w:pPr>
+            <w:r>
+              <w:rPr>
+                <w:rFonts w:ascii="Meiryo" w:cs="Meiryo" w:eastAsia="Meiryo" w:hAnsi="Meiryo"/>
+                <w:b w:val="false"/>
+                <w:bCs w:val="false"/>
+                <w:i w:val="false"/>
+                <w:iCs w:val="false"/>
+                <w:color w:val="006666"/>
+                <w:sz w:val="17"/>
+                <w:szCs w:val="17"/>
+              </w:rPr>
+              <w:t xml:space="preserve">ユーザーアカウントの管理（AD 側が「正」）</w:t>
+            </w:r>
+          </w:p>
+          <w:p>
+            <w:pPr>
+              <w:spacing w:before="8" w:after="20"/>
+            </w:pPr>
+            <w:r>
+              <w:rPr>
+                <w:rFonts w:ascii="Meiryo" w:cs="Meiryo" w:eastAsia="Meiryo" w:hAnsi="Meiryo"/>
+                <w:b w:val="false"/>
+                <w:bCs w:val="false"/>
+                <w:i w:val="false"/>
+                <w:iCs w:val="false"/>
+                <w:color w:val="006666"/>
+                <w:sz w:val="17"/>
+                <w:szCs w:val="17"/>
+              </w:rPr>
+              <w:t xml:space="preserve">アプリ登録（App Registration）の実施と ID 払い出し</w:t>
+            </w:r>
+          </w:p>
+        </w:tc>
+      </w:tr>
+      <w:tr>
+        <w:tc>
+          <w:tcPr>
+            <w:tcW w:type="dxa" w:w="2000"/>
+            <w:tcBorders>
+              <w:top w:val="single" w:color="9DC3E6" w:sz="4" w:space="0"/>
+              <w:left w:val="single" w:color="9DC3E6" w:sz="4" w:space="0"/>
+              <w:bottom w:val="single" w:color="9DC3E6" w:sz="4" w:space="0"/>
+              <w:right w:val="single" w:color="9DC3E6" w:sz="4" w:space="0"/>
+            </w:tcBorders>
+            <w:shd w:fill="DEEAF1" w:val="clear"/>
+            <w:tcMar>
+              <w:top w:type="dxa" w:w="80"/>
+              <w:left w:type="dxa" w:w="140"/>
+              <w:bottom w:type="dxa" w:w="80"/>
+              <w:right w:type="dxa" w:w="140"/>
+            </w:tcMar>
+          </w:tcPr>
+          <w:p>
+            <w:pPr>
+              <w:spacing w:before="20" w:after="20"/>
+            </w:pPr>
+            <w:r>
+              <w:rPr>
+                <w:rFonts w:ascii="Meiryo" w:cs="Meiryo" w:eastAsia="Meiryo" w:hAnsi="Meiryo"/>
+                <w:b/>
+                <w:bCs/>
+                <w:i w:val="false"/>
+                <w:iCs w:val="false"/>
+                <w:color w:val="2E75B6"/>
+                <w:sz w:val="18"/>
+                <w:szCs w:val="18"/>
+              </w:rPr>
+              <w:t xml:space="preserve">Microsoft（ライブラリ提供）</w:t>
+            </w:r>
+          </w:p>
+        </w:tc>
+        <w:tc>
+          <w:tcPr>
+            <w:tcW w:type="dxa" w:w="2600"/>
+            <w:tcBorders>
+              <w:top w:val="single" w:color="9DC3E6" w:sz="4" w:space="0"/>
+              <w:left w:val="single" w:color="9DC3E6" w:sz="4" w:space="0"/>
+              <w:bottom w:val="single" w:color="9DC3E6" w:sz="4" w:space="0"/>
+              <w:right w:val="single" w:color="9DC3E6" w:sz="4" w:space="0"/>
+            </w:tcBorders>
+            <w:shd w:fill="EBF3FB" w:val="clear"/>
+            <w:tcMar>
+              <w:top w:type="dxa" w:w="80"/>
+              <w:left w:type="dxa" w:w="140"/>
+              <w:bottom w:type="dxa" w:w="80"/>
+              <w:right w:type="dxa" w:w="140"/>
+            </w:tcMar>
+            <w:vAlign w:val="center"/>
+          </w:tcPr>
+          <w:p>
+            <w:pPr>
+              <w:spacing w:before="20" w:after="20"/>
+              <w:jc w:val="left"/>
+            </w:pPr>
+            <w:r>
+              <w:rPr>
+                <w:rFonts w:ascii="Meiryo" w:cs="Meiryo" w:eastAsia="Meiryo" w:hAnsi="Meiryo"/>
+                <w:b w:val="false"/>
+                <w:bCs w:val="false"/>
+                <w:i w:val="false"/>
+                <w:iCs w:val="false"/>
+                <w:color w:val="000000"/>
+                <w:sz w:val="18"/>
+                <w:szCs w:val="18"/>
+              </w:rPr>
+              <w:t xml:space="preserve">認証処理の自動実行</w:t>
+            </w:r>
+          </w:p>
+        </w:tc>
+        <w:tc>
+          <w:tcPr>
+            <w:tcW w:type="dxa" w:w="4426"/>
+            <w:tcBorders>
+              <w:top w:val="single" w:color="9DC3E6" w:sz="4" w:space="0"/>
+              <w:left w:val="single" w:color="9DC3E6" w:sz="4" w:space="0"/>
+              <w:bottom w:val="single" w:color="9DC3E6" w:sz="4" w:space="0"/>
+              <w:right w:val="single" w:color="9DC3E6" w:sz="4" w:space="0"/>
+            </w:tcBorders>
+            <w:shd w:fill="EBF3FB" w:val="clear"/>
+            <w:tcMar>
+              <w:top w:type="dxa" w:w="80"/>
+              <w:left w:type="dxa" w:w="140"/>
+              <w:bottom w:type="dxa" w:w="80"/>
+              <w:right w:type="dxa" w:w="140"/>
+            </w:tcMar>
+          </w:tcPr>
+          <w:p>
+            <w:pPr>
+              <w:spacing w:before="20" w:after="8"/>
+            </w:pPr>
+            <w:r>
+              <w:rPr>
+                <w:rFonts w:ascii="Meiryo" w:cs="Meiryo" w:eastAsia="Meiryo" w:hAnsi="Meiryo"/>
+                <w:b w:val="false"/>
+                <w:bCs w:val="false"/>
+                <w:i w:val="false"/>
+                <w:iCs w:val="false"/>
+                <w:color w:val="2E75B6"/>
+                <w:sz w:val="17"/>
+                <w:szCs w:val="17"/>
+              </w:rPr>
+              <w:t xml:space="preserve">MSAL による OAuth 2.0 / OIDC 処理の自動実行</w:t>
+            </w:r>
+          </w:p>
+          <w:p>
+            <w:pPr>
+              <w:spacing w:before="8" w:after="8"/>
+            </w:pPr>
+            <w:r>
+              <w:rPr>
+                <w:rFonts w:ascii="Meiryo" w:cs="Meiryo" w:eastAsia="Meiryo" w:hAnsi="Meiryo"/>
+                <w:b w:val="false"/>
+                <w:bCs w:val="false"/>
+                <w:i w:val="false"/>
+                <w:iCs w:val="false"/>
+                <w:color w:val="2E75B6"/>
+                <w:sz w:val="17"/>
+                <w:szCs w:val="17"/>
+              </w:rPr>
+              <w:t xml:space="preserve">JWT の署名・発行・失効処理</w:t>
+            </w:r>
+          </w:p>
+          <w:p>
+            <w:pPr>
+              <w:spacing w:before="8" w:after="8"/>
+            </w:pPr>
+            <w:r>
+              <w:rPr>
+                <w:rFonts w:ascii="Meiryo" w:cs="Meiryo" w:eastAsia="Meiryo" w:hAnsi="Meiryo"/>
+                <w:b w:val="false"/>
+                <w:bCs w:val="false"/>
+                <w:i w:val="false"/>
+                <w:iCs w:val="false"/>
+                <w:color w:val="2E75B6"/>
+                <w:sz w:val="17"/>
+                <w:szCs w:val="17"/>
+              </w:rPr>
+              <w:t xml:space="preserve">Microsoft.Identity.Web による JWT 自動検証</w:t>
+            </w:r>
+          </w:p>
+          <w:p>
+            <w:pPr>
+              <w:spacing w:before="8" w:after="20"/>
+            </w:pPr>
+            <w:r>
+              <w:rPr>
+                <w:rFonts w:ascii="Meiryo" w:cs="Meiryo" w:eastAsia="Meiryo" w:hAnsi="Meiryo"/>
+                <w:b w:val="false"/>
+                <w:bCs w:val="false"/>
+                <w:i w:val="false"/>
+                <w:iCs w:val="false"/>
+                <w:color w:val="2E75B6"/>
+                <w:sz w:val="17"/>
+                <w:szCs w:val="17"/>
+              </w:rPr>
+              <w:t xml:space="preserve">トークンのライフサイクル自動管理</w:t>
+            </w:r>
+          </w:p>
+        </w:tc>
+      </w:tr>
+      <w:tr>
+        <w:tc>
+          <w:tcPr>
+            <w:tcW w:type="dxa" w:w="2000"/>
+            <w:tcBorders>
+              <w:top w:val="single" w:color="9DC3E6" w:sz="4" w:space="0"/>
+              <w:left w:val="single" w:color="9DC3E6" w:sz="4" w:space="0"/>
+              <w:bottom w:val="single" w:color="9DC3E6" w:sz="4" w:space="0"/>
+              <w:right w:val="single" w:color="9DC3E6" w:sz="4" w:space="0"/>
+            </w:tcBorders>
+            <w:shd w:fill="E2EFDA" w:val="clear"/>
+            <w:tcMar>
+              <w:top w:type="dxa" w:w="80"/>
+              <w:left w:type="dxa" w:w="140"/>
+              <w:bottom w:type="dxa" w:w="80"/>
+              <w:right w:type="dxa" w:w="140"/>
+            </w:tcMar>
+          </w:tcPr>
+          <w:p>
+            <w:pPr>
+              <w:spacing w:before="20" w:after="20"/>
+            </w:pPr>
+            <w:r>
+              <w:rPr>
+                <w:rFonts w:ascii="Meiryo" w:cs="Meiryo" w:eastAsia="Meiryo" w:hAnsi="Meiryo"/>
+                <w:b/>
+                <w:bCs/>
+                <w:i w:val="false"/>
+                <w:iCs w:val="false"/>
+                <w:color w:val="375623"/>
+                <w:sz w:val="18"/>
+                <w:szCs w:val="18"/>
+              </w:rPr>
+              <w:t xml:space="preserve">OKI（林業側）</w:t>
+            </w:r>
+          </w:p>
+        </w:tc>
+        <w:tc>
+          <w:tcPr>
+            <w:tcW w:type="dxa" w:w="2600"/>
+            <w:tcBorders>
+              <w:top w:val="single" w:color="9DC3E6" w:sz="4" w:space="0"/>
+              <w:left w:val="single" w:color="9DC3E6" w:sz="4" w:space="0"/>
+              <w:bottom w:val="single" w:color="9DC3E6" w:sz="4" w:space="0"/>
+              <w:right w:val="single" w:color="9DC3E6" w:sz="4" w:space="0"/>
+            </w:tcBorders>
+            <w:shd w:fill="FFFFFF" w:val="clear"/>
+            <w:tcMar>
+              <w:top w:type="dxa" w:w="80"/>
+              <w:left w:type="dxa" w:w="140"/>
+              <w:bottom w:type="dxa" w:w="80"/>
+              <w:right w:type="dxa" w:w="140"/>
+            </w:tcMar>
+            <w:vAlign w:val="center"/>
+          </w:tcPr>
+          <w:p>
+            <w:pPr>
+              <w:spacing w:before="20" w:after="20"/>
+              <w:jc w:val="left"/>
+            </w:pPr>
+            <w:r>
+              <w:rPr>
+                <w:rFonts w:ascii="Meiryo" w:cs="Meiryo" w:eastAsia="Meiryo" w:hAnsi="Meiryo"/>
+                <w:b w:val="false"/>
+                <w:bCs w:val="false"/>
+                <w:i w:val="false"/>
+                <w:iCs w:val="false"/>
+                <w:color w:val="000000"/>
+                <w:sz w:val="18"/>
+                <w:szCs w:val="18"/>
+              </w:rPr>
+              <w:t xml:space="preserve">業務アプリの実装</w:t>
+            </w:r>
+          </w:p>
+        </w:tc>
+        <w:tc>
+          <w:tcPr>
+            <w:tcW w:type="dxa" w:w="4426"/>
+            <w:tcBorders>
+              <w:top w:val="single" w:color="9DC3E6" w:sz="4" w:space="0"/>
+              <w:left w:val="single" w:color="9DC3E6" w:sz="4" w:space="0"/>
+              <w:bottom w:val="single" w:color="9DC3E6" w:sz="4" w:space="0"/>
+              <w:right w:val="single" w:color="9DC3E6" w:sz="4" w:space="0"/>
+            </w:tcBorders>
+            <w:shd w:fill="FFFFFF" w:val="clear"/>
+            <w:tcMar>
+              <w:top w:type="dxa" w:w="80"/>
+              <w:left w:type="dxa" w:w="140"/>
+              <w:bottom w:type="dxa" w:w="80"/>
+              <w:right w:type="dxa" w:w="140"/>
+            </w:tcMar>
+          </w:tcPr>
+          <w:p>
+            <w:pPr>
+              <w:spacing w:before="20" w:after="8"/>
+            </w:pPr>
+            <w:r>
+              <w:rPr>
+                <w:rFonts w:ascii="Meiryo" w:cs="Meiryo" w:eastAsia="Meiryo" w:hAnsi="Meiryo"/>
+                <w:b w:val="false"/>
+                <w:bCs w:val="false"/>
+                <w:i w:val="false"/>
+                <w:iCs w:val="false"/>
+                <w:color w:val="375623"/>
+                <w:sz w:val="17"/>
+                <w:szCs w:val="17"/>
+              </w:rPr>
+              <w:t xml:space="preserve">MSAL の設定値を記述（テナントID・クライアントID）</w:t>
+            </w:r>
+          </w:p>
+          <w:p>
+            <w:pPr>
+              <w:spacing w:before="8" w:after="8"/>
+            </w:pPr>
+            <w:r>
+              <w:rPr>
+                <w:rFonts w:ascii="Meiryo" w:cs="Meiryo" w:eastAsia="Meiryo" w:hAnsi="Meiryo"/>
+                <w:b w:val="false"/>
+                <w:bCs w:val="false"/>
+                <w:i w:val="false"/>
+                <w:iCs w:val="false"/>
+                <w:color w:val="375623"/>
+                <w:sz w:val="17"/>
+                <w:szCs w:val="17"/>
+              </w:rPr>
+              <w:t xml:space="preserve">JWT の roles クレームでロール確認</w:t>
+            </w:r>
+          </w:p>
+          <w:p>
+            <w:pPr>
+              <w:spacing w:before="8" w:after="8"/>
+            </w:pPr>
+            <w:r>
+              <w:rPr>
+                <w:rFonts w:ascii="Meiryo" w:cs="Meiryo" w:eastAsia="Meiryo" w:hAnsi="Meiryo"/>
+                <w:b w:val="false"/>
+                <w:bCs w:val="false"/>
+                <w:i w:val="false"/>
+                <w:iCs w:val="false"/>
+                <w:color w:val="375623"/>
+                <w:sz w:val="17"/>
+                <w:szCs w:val="17"/>
+              </w:rPr>
+              <w:t xml:space="preserve">業務画面・業務ロジックの実装</w:t>
+            </w:r>
+          </w:p>
+          <w:p>
+            <w:pPr>
+              <w:spacing w:before="8" w:after="20"/>
+            </w:pPr>
+            <w:r>
+              <w:rPr>
+                <w:rFonts w:ascii="Meiryo" w:cs="Meiryo" w:eastAsia="Meiryo" w:hAnsi="Meiryo"/>
+                <w:b w:val="false"/>
+                <w:bCs w:val="false"/>
+                <w:i w:val="false"/>
+                <w:iCs w:val="false"/>
+                <w:color w:val="375623"/>
+                <w:sz w:val="17"/>
+                <w:szCs w:val="17"/>
+              </w:rPr>
+              <w:t xml:space="preserve">AuthLog への記録（監査要件確認後）</w:t>
+            </w:r>
+          </w:p>
+        </w:tc>
+      </w:tr>
+    </w:tbl>
+    <w:p>
+      <w:pPr>
+        <w:spacing w:before="60" w:after="60"/>
+        <w:jc w:val="left"/>
+      </w:pPr>
+      <w:r>
+        <w:rPr>
+          <w:rFonts w:ascii="Meiryo" w:cs="Meiryo" w:eastAsia="Meiryo" w:hAnsi="Meiryo"/>
+          <w:b w:val="false"/>
+          <w:bCs w:val="false"/>
+          <w:i w:val="false"/>
+          <w:iCs w:val="false"/>
+          <w:color w:val="000000"/>
+          <w:sz w:val="20"/>
+          <w:szCs w:val="20"/>
+        </w:rPr>
+        <w:t xml:space="preserve"/>
+      </w:r>
+    </w:p>
+    <w:p>
+      <w:pPr>
+        <w:pBdr>
+          <w:bottom w:val="single" w:color="2E75B6" w:sz="8" w:space="0"/>
+        </w:pBdr>
+        <w:spacing w:before="180" w:after="80"/>
+      </w:pPr>
+      <w:r>
+        <w:rPr>
+          <w:rFonts w:ascii="Meiryo" w:cs="Meiryo" w:eastAsia="Meiryo" w:hAnsi="Meiryo"/>
+          <w:b/>
+          <w:bCs/>
+          <w:i w:val="false"/>
+          <w:iCs w:val="false"/>
+          <w:color w:val="1F4E79"/>
+          <w:sz w:val="22"/>
+          <w:szCs w:val="22"/>
+        </w:rPr>
+        <w:t xml:space="preserve">3.2 SAML 方式における責任分離の実態</w:t>
+      </w:r>
+    </w:p>
+    <w:p>
+      <w:pPr>
+        <w:spacing w:before="30" w:after="30"/>
+        <w:jc w:val="left"/>
+      </w:pPr>
+      <w:r>
+        <w:rPr>
+          <w:rFonts w:ascii="Meiryo" w:cs="Meiryo" w:eastAsia="Meiryo" w:hAnsi="Meiryo"/>
+          <w:b w:val="false"/>
+          <w:bCs w:val="false"/>
+          <w:i w:val="false"/>
+          <w:iCs w:val="false"/>
+          <w:color w:val="000000"/>
+          <w:sz w:val="20"/>
+          <w:szCs w:val="20"/>
+        </w:rPr>
+        <w:t xml:space="preserve"/>
+      </w:r>
+    </w:p>
+    <w:p>
+      <w:pPr>
+        <w:pBdr>
+          <w:left w:val="single" w:color="7F6000" w:sz="16" w:space="0"/>
+        </w:pBdr>
+        <w:shd w:fill="FFF2CC" w:val="clear"/>
+        <w:spacing w:before="50" w:after="50"/>
+        <w:ind w:left="180"/>
+      </w:pPr>
+      <w:r>
+        <w:rPr>
+          <w:rFonts w:ascii="Meiryo" w:cs="Meiryo" w:eastAsia="Meiryo" w:hAnsi="Meiryo"/>
+          <w:b/>
+          <w:bCs/>
+          <w:i w:val="false"/>
+          <w:iCs w:val="false"/>
+          <w:color w:val="7F6000"/>
+          <w:sz w:val="18"/>
+          <w:szCs w:val="18"/>
+        </w:rPr>
+        <w:t xml:space="preserve">SAML 方式は「認証は基盤側」に見えるが、実際には OKI 側に複雑な認証処理の実装責任が発生する。</w:t>
+      </w:r>
+    </w:p>
+    <w:p>
+      <w:pPr>
+        <w:spacing w:before="30" w:after="30"/>
+        <w:jc w:val="left"/>
+      </w:pPr>
+      <w:r>
+        <w:rPr>
+          <w:rFonts w:ascii="Meiryo" w:cs="Meiryo" w:eastAsia="Meiryo" w:hAnsi="Meiryo"/>
+          <w:b w:val="false"/>
+          <w:bCs w:val="false"/>
+          <w:i w:val="false"/>
+          <w:iCs w:val="false"/>
+          <w:color w:val="000000"/>
+          <w:sz w:val="20"/>
+          <w:szCs w:val="20"/>
+        </w:rPr>
+        <w:t xml:space="preserve"/>
+      </w:r>
+    </w:p>
+    <w:tbl>
+      <w:tblPr>
+        <w:tblW w:type="dxa" w:w="9026"/>
+        <w:tblBorders>
+          <w:top w:val="single" w:color="auto" w:sz="4"/>
+          <w:left w:val="single" w:color="auto" w:sz="4"/>
+          <w:bottom w:val="single" w:color="auto" w:sz="4"/>
+          <w:right w:val="single" w:color="auto" w:sz="4"/>
+          <w:insideH w:val="single" w:color="auto" w:sz="4"/>
+          <w:insideV w:val="single" w:color="auto" w:sz="4"/>
+        </w:tblBorders>
+      </w:tblPr>
+      <w:tblGrid>
+        <w:gridCol w:w="2000"/>
+        <w:gridCol w:w="2600"/>
+        <w:gridCol w:w="4426"/>
+      </w:tblGrid>
+      <w:tr>
+        <w:tc>
+          <w:tcPr>
+            <w:tcW w:type="dxa" w:w="2000"/>
+            <w:tcBorders>
+              <w:top w:val="single" w:color="9DC3E6" w:sz="4" w:space="0"/>
+              <w:left w:val="single" w:color="9DC3E6" w:sz="4" w:space="0"/>
+              <w:bottom w:val="single" w:color="9DC3E6" w:sz="4" w:space="0"/>
+              <w:right w:val="single" w:color="9DC3E6" w:sz="4" w:space="0"/>
+            </w:tcBorders>
+            <w:shd w:fill="1F4E79" w:val="clear"/>
+            <w:tcMar>
+              <w:top w:type="dxa" w:w="100"/>
+              <w:left w:type="dxa" w:w="140"/>
+              <w:bottom w:type="dxa" w:w="100"/>
+              <w:right w:type="dxa" w:w="140"/>
+            </w:tcMar>
+            <w:vAlign w:val="center"/>
+          </w:tcPr>
+          <w:p>
+            <w:pPr>
+              <w:spacing w:before="20" w:after="20"/>
+              <w:jc w:val="center"/>
+            </w:pPr>
+            <w:r>
+              <w:rPr>
+                <w:rFonts w:ascii="Meiryo" w:cs="Meiryo" w:eastAsia="Meiryo" w:hAnsi="Meiryo"/>
+                <w:b/>
+                <w:bCs/>
+                <w:i w:val="false"/>
+                <w:iCs w:val="false"/>
+                <w:color w:val="FFFFFF"/>
+                <w:sz w:val="18"/>
+                <w:szCs w:val="18"/>
+              </w:rPr>
+              <w:t xml:space="preserve">担当</w:t>
+            </w:r>
+          </w:p>
+        </w:tc>
+        <w:tc>
+          <w:tcPr>
+            <w:tcW w:type="dxa" w:w="2600"/>
+            <w:tcBorders>
+              <w:top w:val="single" w:color="9DC3E6" w:sz="4" w:space="0"/>
+              <w:left w:val="single" w:color="9DC3E6" w:sz="4" w:space="0"/>
+              <w:bottom w:val="single" w:color="9DC3E6" w:sz="4" w:space="0"/>
+              <w:right w:val="single" w:color="9DC3E6" w:sz="4" w:space="0"/>
+            </w:tcBorders>
+            <w:shd w:fill="1F4E79" w:val="clear"/>
+            <w:tcMar>
+              <w:top w:type="dxa" w:w="100"/>
+              <w:left w:type="dxa" w:w="140"/>
+              <w:bottom w:type="dxa" w:w="100"/>
+              <w:right w:type="dxa" w:w="140"/>
+            </w:tcMar>
+            <w:vAlign w:val="center"/>
+          </w:tcPr>
+          <w:p>
+            <w:pPr>
+              <w:spacing w:before="20" w:after="20"/>
+              <w:jc w:val="center"/>
+            </w:pPr>
+            <w:r>
+              <w:rPr>
+                <w:rFonts w:ascii="Meiryo" w:cs="Meiryo" w:eastAsia="Meiryo" w:hAnsi="Meiryo"/>
+                <w:b/>
+                <w:bCs/>
+                <w:i w:val="false"/>
+                <w:iCs w:val="false"/>
+                <w:color w:val="FFFFFF"/>
+                <w:sz w:val="18"/>
+                <w:szCs w:val="18"/>
+              </w:rPr>
+              <w:t xml:space="preserve">責任範囲</w:t>
+            </w:r>
+          </w:p>
+        </w:tc>
+        <w:tc>
+          <w:tcPr>
+            <w:tcW w:type="dxa" w:w="4426"/>
+            <w:tcBorders>
+              <w:top w:val="single" w:color="9DC3E6" w:sz="4" w:space="0"/>
+              <w:left w:val="single" w:color="9DC3E6" w:sz="4" w:space="0"/>
+              <w:bottom w:val="single" w:color="9DC3E6" w:sz="4" w:space="0"/>
+              <w:right w:val="single" w:color="9DC3E6" w:sz="4" w:space="0"/>
+            </w:tcBorders>
+            <w:shd w:fill="1F4E79" w:val="clear"/>
+            <w:tcMar>
+              <w:top w:type="dxa" w:w="100"/>
+              <w:left w:type="dxa" w:w="140"/>
+              <w:bottom w:type="dxa" w:w="100"/>
+              <w:right w:type="dxa" w:w="140"/>
+            </w:tcMar>
+            <w:vAlign w:val="center"/>
+          </w:tcPr>
+          <w:p>
+            <w:pPr>
+              <w:spacing w:before="20" w:after="20"/>
+              <w:jc w:val="center"/>
+            </w:pPr>
+            <w:r>
+              <w:rPr>
+                <w:rFonts w:ascii="Meiryo" w:cs="Meiryo" w:eastAsia="Meiryo" w:hAnsi="Meiryo"/>
+                <w:b/>
+                <w:bCs/>
+                <w:i w:val="false"/>
+                <w:iCs w:val="false"/>
+                <w:color w:val="FFFFFF"/>
+                <w:sz w:val="18"/>
+                <w:szCs w:val="18"/>
+              </w:rPr>
+              <w:t xml:space="preserve">具体的な作業</w:t>
+            </w:r>
+          </w:p>
+        </w:tc>
+      </w:tr>
+      <w:tr>
+        <w:tc>
+          <w:tcPr>
+            <w:tcW w:type="dxa" w:w="2000"/>
+            <w:tcBorders>
+              <w:top w:val="single" w:color="9DC3E6" w:sz="4" w:space="0"/>
+              <w:left w:val="single" w:color="9DC3E6" w:sz="4" w:space="0"/>
+              <w:bottom w:val="single" w:color="9DC3E6" w:sz="4" w:space="0"/>
+              <w:right w:val="single" w:color="9DC3E6" w:sz="4" w:space="0"/>
+            </w:tcBorders>
+            <w:shd w:fill="E2F0F0" w:val="clear"/>
+            <w:tcMar>
+              <w:top w:type="dxa" w:w="80"/>
+              <w:left w:type="dxa" w:w="140"/>
+              <w:bottom w:type="dxa" w:w="80"/>
+              <w:right w:type="dxa" w:w="140"/>
+            </w:tcMar>
+          </w:tcPr>
+          <w:p>
+            <w:pPr>
+              <w:spacing w:before="20" w:after="20"/>
+            </w:pPr>
+            <w:r>
+              <w:rPr>
+                <w:rFonts w:ascii="Meiryo" w:cs="Meiryo" w:eastAsia="Meiryo" w:hAnsi="Meiryo"/>
+                <w:b/>
+                <w:bCs/>
+                <w:i w:val="false"/>
+                <w:iCs w:val="false"/>
+                <w:color w:val="006666"/>
+                <w:sz w:val="18"/>
+                <w:szCs w:val="18"/>
+              </w:rPr>
+              <w:t xml:space="preserve">JAFFIC 基盤側（クラウド事業者）</w:t>
+            </w:r>
+          </w:p>
+        </w:tc>
+        <w:tc>
+          <w:tcPr>
+            <w:tcW w:type="dxa" w:w="2600"/>
+            <w:tcBorders>
+              <w:top w:val="single" w:color="9DC3E6" w:sz="4" w:space="0"/>
+              <w:left w:val="single" w:color="9DC3E6" w:sz="4" w:space="0"/>
+              <w:bottom w:val="single" w:color="9DC3E6" w:sz="4" w:space="0"/>
+              <w:right w:val="single" w:color="9DC3E6" w:sz="4" w:space="0"/>
+            </w:tcBorders>
+            <w:shd w:fill="FFFFFF" w:val="clear"/>
+            <w:tcMar>
+              <w:top w:type="dxa" w:w="80"/>
+              <w:left w:type="dxa" w:w="140"/>
+              <w:bottom w:type="dxa" w:w="80"/>
+              <w:right w:type="dxa" w:w="140"/>
+            </w:tcMar>
+            <w:vAlign w:val="center"/>
+          </w:tcPr>
+          <w:p>
+            <w:pPr>
+              <w:spacing w:before="20" w:after="20"/>
+              <w:jc w:val="left"/>
+            </w:pPr>
+            <w:r>
+              <w:rPr>
+                <w:rFonts w:ascii="Meiryo" w:cs="Meiryo" w:eastAsia="Meiryo" w:hAnsi="Meiryo"/>
+                <w:b w:val="false"/>
+                <w:bCs w:val="false"/>
+                <w:i w:val="false"/>
+                <w:iCs w:val="false"/>
+                <w:color w:val="000000"/>
+                <w:sz w:val="18"/>
+                <w:szCs w:val="18"/>
+              </w:rPr>
+              <w:t xml:space="preserve">認証基盤の提供・SAML 登録</w:t>
+            </w:r>
+          </w:p>
+        </w:tc>
+        <w:tc>
+          <w:tcPr>
+            <w:tcW w:type="dxa" w:w="4426"/>
+            <w:tcBorders>
+              <w:top w:val="single" w:color="9DC3E6" w:sz="4" w:space="0"/>
+              <w:left w:val="single" w:color="9DC3E6" w:sz="4" w:space="0"/>
+              <w:bottom w:val="single" w:color="9DC3E6" w:sz="4" w:space="0"/>
+              <w:right w:val="single" w:color="9DC3E6" w:sz="4" w:space="0"/>
+            </w:tcBorders>
+            <w:shd w:fill="FFFFFF" w:val="clear"/>
+            <w:tcMar>
+              <w:top w:type="dxa" w:w="80"/>
+              <w:left w:type="dxa" w:w="140"/>
+              <w:bottom w:type="dxa" w:w="80"/>
+              <w:right w:type="dxa" w:w="140"/>
+            </w:tcMar>
+          </w:tcPr>
+          <w:p>
+            <w:pPr>
+              <w:spacing w:before="20" w:after="8"/>
+            </w:pPr>
+            <w:r>
+              <w:rPr>
+                <w:rFonts w:ascii="Meiryo" w:cs="Meiryo" w:eastAsia="Meiryo" w:hAnsi="Meiryo"/>
+                <w:b w:val="false"/>
+                <w:bCs w:val="false"/>
+                <w:i w:val="false"/>
+                <w:iCs w:val="false"/>
+                <w:color w:val="006666"/>
+                <w:sz w:val="17"/>
+                <w:szCs w:val="17"/>
+              </w:rPr>
+              <w:t xml:space="preserve">Entra ID への SAML エンタープライズアプリ登録</w:t>
+            </w:r>
+          </w:p>
+          <w:p>
+            <w:pPr>
+              <w:spacing w:before="8" w:after="8"/>
+            </w:pPr>
+            <w:r>
+              <w:rPr>
+                <w:rFonts w:ascii="Meiryo" w:cs="Meiryo" w:eastAsia="Meiryo" w:hAnsi="Meiryo"/>
+                <w:b w:val="false"/>
+                <w:bCs w:val="false"/>
+                <w:i w:val="false"/>
+                <w:iCs w:val="false"/>
+                <w:color w:val="006666"/>
+                <w:sz w:val="17"/>
+                <w:szCs w:val="17"/>
+              </w:rPr>
+              <w:t xml:space="preserve">OKI から提出された SP メタデータの登録</w:t>
+            </w:r>
+          </w:p>
+          <w:p>
+            <w:pPr>
+              <w:spacing w:before="8" w:after="8"/>
+            </w:pPr>
+            <w:r>
+              <w:rPr>
+                <w:rFonts w:ascii="Meiryo" w:cs="Meiryo" w:eastAsia="Meiryo" w:hAnsi="Meiryo"/>
+                <w:b w:val="false"/>
+                <w:bCs w:val="false"/>
+                <w:i w:val="false"/>
+                <w:iCs w:val="false"/>
+                <w:color w:val="006666"/>
+                <w:sz w:val="17"/>
+                <w:szCs w:val="17"/>
+              </w:rPr>
+              <w:t xml:space="preserve">SAML 証明書の管理（更新対応含む）</w:t>
+            </w:r>
+          </w:p>
+          <w:p>
+            <w:pPr>
+              <w:spacing w:before="8" w:after="20"/>
+            </w:pPr>
+            <w:r>
+              <w:rPr>
+                <w:rFonts w:ascii="Meiryo" w:cs="Meiryo" w:eastAsia="Meiryo" w:hAnsi="Meiryo"/>
+                <w:b w:val="false"/>
+                <w:bCs w:val="false"/>
+                <w:i w:val="false"/>
+                <w:iCs w:val="false"/>
+                <w:color w:val="006666"/>
+                <w:sz w:val="17"/>
+                <w:szCs w:val="17"/>
+              </w:rPr>
+              <w:t xml:space="preserve">属性連携の設定（ロール情報の SAML アサーション設定）</w:t>
+            </w:r>
+          </w:p>
+        </w:tc>
+      </w:tr>
+      <w:tr>
+        <w:tc>
+          <w:tcPr>
+            <w:tcW w:type="dxa" w:w="2000"/>
+            <w:tcBorders>
+              <w:top w:val="single" w:color="9DC3E6" w:sz="4" w:space="0"/>
+              <w:left w:val="single" w:color="9DC3E6" w:sz="4" w:space="0"/>
+              <w:bottom w:val="single" w:color="9DC3E6" w:sz="4" w:space="0"/>
+              <w:right w:val="single" w:color="9DC3E6" w:sz="4" w:space="0"/>
+            </w:tcBorders>
+            <w:shd w:fill="FCE4D6" w:val="clear"/>
+            <w:tcMar>
+              <w:top w:type="dxa" w:w="80"/>
+              <w:left w:type="dxa" w:w="140"/>
+              <w:bottom w:type="dxa" w:w="80"/>
+              <w:right w:type="dxa" w:w="140"/>
+            </w:tcMar>
+          </w:tcPr>
+          <w:p>
+            <w:pPr>
+              <w:spacing w:before="20" w:after="20"/>
+            </w:pPr>
+            <w:r>
+              <w:rPr>
+                <w:rFonts w:ascii="Meiryo" w:cs="Meiryo" w:eastAsia="Meiryo" w:hAnsi="Meiryo"/>
+                <w:b/>
+                <w:bCs/>
+                <w:i w:val="false"/>
+                <w:iCs w:val="false"/>
+                <w:color w:val="C00000"/>
+                <w:sz w:val="18"/>
+                <w:szCs w:val="18"/>
+              </w:rPr>
+              <w:t xml:space="preserve">OKI（林業側）</w:t>
+            </w:r>
+          </w:p>
+        </w:tc>
+        <w:tc>
+          <w:tcPr>
+            <w:tcW w:type="dxa" w:w="2600"/>
+            <w:tcBorders>
+              <w:top w:val="single" w:color="9DC3E6" w:sz="4" w:space="0"/>
+              <w:left w:val="single" w:color="9DC3E6" w:sz="4" w:space="0"/>
+              <w:bottom w:val="single" w:color="9DC3E6" w:sz="4" w:space="0"/>
+              <w:right w:val="single" w:color="9DC3E6" w:sz="4" w:space="0"/>
+            </w:tcBorders>
+            <w:shd w:fill="EBF3FB" w:val="clear"/>
+            <w:tcMar>
+              <w:top w:type="dxa" w:w="80"/>
+              <w:left w:type="dxa" w:w="140"/>
+              <w:bottom w:type="dxa" w:w="80"/>
+              <w:right w:type="dxa" w:w="140"/>
+            </w:tcMar>
+            <w:vAlign w:val="center"/>
+          </w:tcPr>
+          <w:p>
+            <w:pPr>
+              <w:spacing w:before="20" w:after="20"/>
+              <w:jc w:val="left"/>
+            </w:pPr>
+            <w:r>
+              <w:rPr>
+                <w:rFonts w:ascii="Meiryo" w:cs="Meiryo" w:eastAsia="Meiryo" w:hAnsi="Meiryo"/>
+                <w:b w:val="false"/>
+                <w:bCs w:val="false"/>
+                <w:i w:val="false"/>
+                <w:iCs w:val="false"/>
+                <w:color w:val="C00000"/>
+                <w:sz w:val="18"/>
+                <w:szCs w:val="18"/>
+              </w:rPr>
+              <w:t xml:space="preserve">認証処理の自前実装（本来は基盤側の役割）</w:t>
+            </w:r>
+          </w:p>
+        </w:tc>
+        <w:tc>
+          <w:tcPr>
+            <w:tcW w:type="dxa" w:w="4426"/>
+            <w:tcBorders>
+              <w:top w:val="single" w:color="9DC3E6" w:sz="4" w:space="0"/>
+              <w:left w:val="single" w:color="9DC3E6" w:sz="4" w:space="0"/>
+              <w:bottom w:val="single" w:color="9DC3E6" w:sz="4" w:space="0"/>
+              <w:right w:val="single" w:color="9DC3E6" w:sz="4" w:space="0"/>
+            </w:tcBorders>
+            <w:shd w:fill="EBF3FB" w:val="clear"/>
+            <w:tcMar>
+              <w:top w:type="dxa" w:w="80"/>
+              <w:left w:type="dxa" w:w="140"/>
+              <w:bottom w:type="dxa" w:w="80"/>
+              <w:right w:type="dxa" w:w="140"/>
+            </w:tcMar>
+          </w:tcPr>
+          <w:p>
+            <w:pPr>
+              <w:spacing w:before="20" w:after="8"/>
+            </w:pPr>
+            <w:r>
+              <w:rPr>
+                <w:rFonts w:ascii="Meiryo" w:cs="Meiryo" w:eastAsia="Meiryo" w:hAnsi="Meiryo"/>
+                <w:b w:val="false"/>
+                <w:bCs w:val="false"/>
+                <w:i w:val="false"/>
+                <w:iCs w:val="false"/>
+                <w:color w:val="C00000"/>
+                <w:sz w:val="17"/>
+                <w:szCs w:val="17"/>
+              </w:rPr>
+              <w:t xml:space="preserve">SAML AuthRequest（XML）生成・エンコード処理の実装</w:t>
+            </w:r>
+          </w:p>
+          <w:p>
+            <w:pPr>
+              <w:spacing w:before="8" w:after="8"/>
+            </w:pPr>
+            <w:r>
+              <w:rPr>
+                <w:rFonts w:ascii="Meiryo" w:cs="Meiryo" w:eastAsia="Meiryo" w:hAnsi="Meiryo"/>
+                <w:b w:val="false"/>
+                <w:bCs w:val="false"/>
+                <w:i w:val="false"/>
+                <w:iCs w:val="false"/>
+                <w:color w:val="C00000"/>
+                <w:sz w:val="17"/>
+                <w:szCs w:val="17"/>
+              </w:rPr>
+              <w:t xml:space="preserve">ACS エンドポイントの実装（XML署名検証・アサーションパース）</w:t>
+            </w:r>
+          </w:p>
+          <w:p>
+            <w:pPr>
+              <w:spacing w:before="8" w:after="8"/>
+            </w:pPr>
+            <w:r>
+              <w:rPr>
+                <w:rFonts w:ascii="Meiryo" w:cs="Meiryo" w:eastAsia="Meiryo" w:hAnsi="Meiryo"/>
+                <w:b w:val="false"/>
+                <w:bCs w:val="false"/>
+                <w:i w:val="false"/>
+                <w:iCs w:val="false"/>
+                <w:color w:val="C00000"/>
+                <w:sz w:val="17"/>
+                <w:szCs w:val="17"/>
+              </w:rPr>
+              <w:t xml:space="preserve">SAML SP メタデータの作成・公開</w:t>
+            </w:r>
+          </w:p>
+          <w:p>
+            <w:pPr>
+              <w:spacing w:before="8" w:after="8"/>
+            </w:pPr>
+            <w:r>
+              <w:rPr>
+                <w:rFonts w:ascii="Meiryo" w:cs="Meiryo" w:eastAsia="Meiryo" w:hAnsi="Meiryo"/>
+                <w:b w:val="false"/>
+                <w:bCs w:val="false"/>
+                <w:i w:val="false"/>
+                <w:iCs w:val="false"/>
+                <w:color w:val="C00000"/>
+                <w:sz w:val="17"/>
+                <w:szCs w:val="17"/>
+              </w:rPr>
+              <w:t xml:space="preserve">SAML SLO（Single Logout）の実装</w:t>
+            </w:r>
+          </w:p>
+          <w:p>
+            <w:pPr>
+              <w:spacing w:before="8" w:after="8"/>
+            </w:pPr>
+            <w:r>
+              <w:rPr>
+                <w:rFonts w:ascii="Meiryo" w:cs="Meiryo" w:eastAsia="Meiryo" w:hAnsi="Meiryo"/>
+                <w:b w:val="false"/>
+                <w:bCs w:val="false"/>
+                <w:i w:val="false"/>
+                <w:iCs w:val="false"/>
+                <w:color w:val="C00000"/>
+                <w:sz w:val="17"/>
+                <w:szCs w:val="17"/>
+              </w:rPr>
+              <w:t xml:space="preserve">セッション Cookie の発行・管理ロジックの実装</w:t>
+            </w:r>
+          </w:p>
+          <w:p>
+            <w:pPr>
+              <w:spacing w:before="8" w:after="8"/>
+            </w:pPr>
+            <w:r>
+              <w:rPr>
+                <w:rFonts w:ascii="Meiryo" w:cs="Meiryo" w:eastAsia="Meiryo" w:hAnsi="Meiryo"/>
+                <w:b w:val="false"/>
+                <w:bCs w:val="false"/>
+                <w:i w:val="false"/>
+                <w:iCs w:val="false"/>
+                <w:color w:val="C00000"/>
+                <w:sz w:val="17"/>
+                <w:szCs w:val="17"/>
+              </w:rPr>
+              <w:t xml:space="preserve">SAML 証明書（.pfx）のサーバー配置・3年ごとの更新対応</w:t>
+            </w:r>
+          </w:p>
+          <w:p>
+            <w:pPr>
+              <w:spacing w:before="8" w:after="20"/>
+            </w:pPr>
+            <w:r>
+              <w:rPr>
+                <w:rFonts w:ascii="Meiryo" w:cs="Meiryo" w:eastAsia="Meiryo" w:hAnsi="Meiryo"/>
+                <w:b w:val="false"/>
+                <w:bCs w:val="false"/>
+                <w:i w:val="false"/>
+                <w:iCs w:val="false"/>
+                <w:color w:val="C00000"/>
+                <w:sz w:val="17"/>
+                <w:szCs w:val="17"/>
+              </w:rPr>
+              <w:t xml:space="preserve">外部システム用に別途 API 認証の設計・実装</w:t>
+            </w:r>
+          </w:p>
+        </w:tc>
+      </w:tr>
+    </w:tbl>
+    <w:p>
+      <w:pPr>
+        <w:spacing w:before="30" w:after="30"/>
+        <w:jc w:val="left"/>
+      </w:pPr>
+      <w:r>
+        <w:rPr>
+          <w:rFonts w:ascii="Meiryo" w:cs="Meiryo" w:eastAsia="Meiryo" w:hAnsi="Meiryo"/>
+          <w:b w:val="false"/>
+          <w:bCs w:val="false"/>
+          <w:i w:val="false"/>
+          <w:iCs w:val="false"/>
+          <w:color w:val="000000"/>
+          <w:sz w:val="20"/>
+          <w:szCs w:val="20"/>
+        </w:rPr>
+        <w:t xml:space="preserve"/>
+      </w:r>
+    </w:p>
+    <w:p>
+      <w:pPr>
+        <w:pBdr>
+          <w:left w:val="single" w:color="C00000" w:sz="16" w:space="0"/>
+        </w:pBdr>
+        <w:shd w:fill="FCE4D6" w:val="clear"/>
+        <w:spacing w:before="50" w:after="50"/>
+        <w:ind w:left="180"/>
+      </w:pPr>
+      <w:r>
+        <w:rPr>
+          <w:rFonts w:ascii="Meiryo" w:cs="Meiryo" w:eastAsia="Meiryo" w:hAnsi="Meiryo"/>
+          <w:b/>
+          <w:bCs/>
+          <w:i w:val="false"/>
+          <w:iCs w:val="false"/>
+          <w:color w:val="C00000"/>
+          <w:sz w:val="18"/>
+          <w:szCs w:val="18"/>
+        </w:rPr>
+        <w:t xml:space="preserve">SAML 方式では「認証は基盤側が担う」と見えるが、実際には OKI 側に SAML 処理の大部分（XML 生成・検証・セッション管理）の実装責任が生じる。むしろ MSAL 方式の方が OKI の実装責任が少なく、責任分離が明確である。</w:t>
+      </w:r>
+    </w:p>
+    <w:p>
+      <w:pPr>
+        <w:spacing w:before="60" w:after="60"/>
+        <w:jc w:val="left"/>
+      </w:pPr>
+      <w:r>
+        <w:rPr>
+          <w:rFonts w:ascii="Meiryo" w:cs="Meiryo" w:eastAsia="Meiryo" w:hAnsi="Meiryo"/>
+          <w:b w:val="false"/>
+          <w:bCs w:val="false"/>
+          <w:i w:val="false"/>
+          <w:iCs w:val="false"/>
+          <w:color w:val="000000"/>
+          <w:sz w:val="20"/>
+          <w:szCs w:val="20"/>
+        </w:rPr>
+        <w:t xml:space="preserve"/>
+      </w:r>
+    </w:p>
+    <w:p>
+      <w:pPr>
+        <w:pBdr>
+          <w:bottom w:val="single" w:color="2E75B6" w:sz="8" w:space="0"/>
+        </w:pBdr>
+        <w:spacing w:before="180" w:after="80"/>
+      </w:pPr>
+      <w:r>
+        <w:rPr>
+          <w:rFonts w:ascii="Meiryo" w:cs="Meiryo" w:eastAsia="Meiryo" w:hAnsi="Meiryo"/>
+          <w:b/>
+          <w:bCs/>
+          <w:i w:val="false"/>
+          <w:iCs w:val="false"/>
+          <w:color w:val="1F4E79"/>
+          <w:sz w:val="22"/>
+          <w:szCs w:val="22"/>
+        </w:rPr>
+        <w:t xml:space="preserve">3.3 責任分離の比較まとめ</w:t>
+      </w:r>
+    </w:p>
+    <w:p>
+      <w:pPr>
+        <w:spacing w:before="30" w:after="30"/>
+        <w:jc w:val="left"/>
+      </w:pPr>
+      <w:r>
+        <w:rPr>
+          <w:rFonts w:ascii="Meiryo" w:cs="Meiryo" w:eastAsia="Meiryo" w:hAnsi="Meiryo"/>
+          <w:b w:val="false"/>
+          <w:bCs w:val="false"/>
+          <w:i w:val="false"/>
+          <w:iCs w:val="false"/>
+          <w:color w:val="000000"/>
+          <w:sz w:val="20"/>
+          <w:szCs w:val="20"/>
+        </w:rPr>
+        <w:t xml:space="preserve"/>
+      </w:r>
+    </w:p>
+    <w:tbl>
+      <w:tblPr>
+        <w:tblW w:type="dxa" w:w="9026"/>
+        <w:tblBorders>
+          <w:top w:val="single" w:color="auto" w:sz="4"/>
+          <w:left w:val="single" w:color="auto" w:sz="4"/>
+          <w:bottom w:val="single" w:color="auto" w:sz="4"/>
+          <w:right w:val="single" w:color="auto" w:sz="4"/>
+          <w:insideH w:val="single" w:color="auto" w:sz="4"/>
+          <w:insideV w:val="single" w:color="auto" w:sz="4"/>
+        </w:tblBorders>
+      </w:tblPr>
+      <w:tblGrid>
+        <w:gridCol w:w="2600"/>
+        <w:gridCol w:w="3213"/>
+        <w:gridCol w:w="3213"/>
+      </w:tblGrid>
+      <w:tr>
+        <w:tc>
+          <w:tcPr>
+            <w:tcW w:type="dxa" w:w="2600"/>
+            <w:tcBorders>
+              <w:top w:val="single" w:color="9DC3E6" w:sz="4" w:space="0"/>
+              <w:left w:val="single" w:color="9DC3E6" w:sz="4" w:space="0"/>
+              <w:bottom w:val="single" w:color="9DC3E6" w:sz="4" w:space="0"/>
+              <w:right w:val="single" w:color="9DC3E6" w:sz="4" w:space="0"/>
+            </w:tcBorders>
+            <w:shd w:fill="1F4E79" w:val="clear"/>
+            <w:tcMar>
+              <w:top w:type="dxa" w:w="100"/>
+              <w:left w:type="dxa" w:w="140"/>
+              <w:bottom w:type="dxa" w:w="100"/>
+              <w:right w:type="dxa" w:w="140"/>
+            </w:tcMar>
+            <w:vAlign w:val="center"/>
+          </w:tcPr>
+          <w:p>
+            <w:pPr>
+              <w:spacing w:before="20" w:after="20"/>
+              <w:jc w:val="center"/>
+            </w:pPr>
+            <w:r>
+              <w:rPr>
+                <w:rFonts w:ascii="Meiryo" w:cs="Meiryo" w:eastAsia="Meiryo" w:hAnsi="Meiryo"/>
+                <w:b/>
+                <w:bCs/>
+                <w:i w:val="false"/>
+                <w:iCs w:val="false"/>
+                <w:color w:val="FFFFFF"/>
+                <w:sz w:val="18"/>
+                <w:szCs w:val="18"/>
+              </w:rPr>
+              <w:t xml:space="preserve">責任項目</w:t>
+            </w:r>
+          </w:p>
+        </w:tc>
+        <w:tc>
+          <w:tcPr>
+            <w:tcW w:type="dxa" w:w="3213"/>
+            <w:tcBorders>
+              <w:top w:val="single" w:color="9DC3E6" w:sz="4" w:space="0"/>
+              <w:left w:val="single" w:color="9DC3E6" w:sz="4" w:space="0"/>
+              <w:bottom w:val="single" w:color="9DC3E6" w:sz="4" w:space="0"/>
+              <w:right w:val="single" w:color="9DC3E6" w:sz="4" w:space="0"/>
+            </w:tcBorders>
+            <w:shd w:fill="375623" w:val="clear"/>
+            <w:tcMar>
+              <w:top w:type="dxa" w:w="100"/>
+              <w:left w:type="dxa" w:w="140"/>
+              <w:bottom w:type="dxa" w:w="100"/>
+              <w:right w:type="dxa" w:w="140"/>
+            </w:tcMar>
+            <w:vAlign w:val="center"/>
+          </w:tcPr>
+          <w:p>
+            <w:pPr>
+              <w:spacing w:before="20" w:after="20"/>
+              <w:jc w:val="center"/>
+            </w:pPr>
+            <w:r>
+              <w:rPr>
+                <w:rFonts w:ascii="Meiryo" w:cs="Meiryo" w:eastAsia="Meiryo" w:hAnsi="Meiryo"/>
+                <w:b/>
+                <w:bCs/>
+                <w:i w:val="false"/>
+                <w:iCs w:val="false"/>
+                <w:color w:val="FFFFFF"/>
+                <w:sz w:val="18"/>
+                <w:szCs w:val="18"/>
+              </w:rPr>
+              <w:t xml:space="preserve">MSAL 方式（推奨）</w:t>
+            </w:r>
+          </w:p>
+        </w:tc>
+        <w:tc>
+          <w:tcPr>
+            <w:tcW w:type="dxa" w:w="3213"/>
+            <w:tcBorders>
+              <w:top w:val="single" w:color="9DC3E6" w:sz="4" w:space="0"/>
+              <w:left w:val="single" w:color="9DC3E6" w:sz="4" w:space="0"/>
+              <w:bottom w:val="single" w:color="9DC3E6" w:sz="4" w:space="0"/>
+              <w:right w:val="single" w:color="9DC3E6" w:sz="4" w:space="0"/>
+            </w:tcBorders>
+            <w:shd w:fill="C00000" w:val="clear"/>
+            <w:tcMar>
+              <w:top w:type="dxa" w:w="100"/>
+              <w:left w:type="dxa" w:w="140"/>
+              <w:bottom w:type="dxa" w:w="100"/>
+              <w:right w:type="dxa" w:w="140"/>
+            </w:tcMar>
+            <w:vAlign w:val="center"/>
+          </w:tcPr>
+          <w:p>
+            <w:pPr>
+              <w:spacing w:before="20" w:after="20"/>
+              <w:jc w:val="center"/>
+            </w:pPr>
+            <w:r>
+              <w:rPr>
+                <w:rFonts w:ascii="Meiryo" w:cs="Meiryo" w:eastAsia="Meiryo" w:hAnsi="Meiryo"/>
+                <w:b/>
+                <w:bCs/>
+                <w:i w:val="false"/>
+                <w:iCs w:val="false"/>
+                <w:color w:val="FFFFFF"/>
+                <w:sz w:val="18"/>
+                <w:szCs w:val="18"/>
+              </w:rPr>
+              <w:t xml:space="preserve">SAML 方式</w:t>
+            </w:r>
+          </w:p>
+        </w:tc>
+      </w:tr>
+      <w:tr>
+        <w:tc>
+          <w:tcPr>
+            <w:tcW w:type="dxa" w:w="2600"/>
+            <w:tcBorders>
+              <w:top w:val="single" w:color="9DC3E6" w:sz="4" w:space="0"/>
+              <w:left w:val="single" w:color="9DC3E6" w:sz="4" w:space="0"/>
+              <w:bottom w:val="single" w:color="9DC3E6" w:sz="4" w:space="0"/>
+              <w:right w:val="single" w:color="9DC3E6" w:sz="4" w:space="0"/>
+            </w:tcBorders>
+            <w:shd w:fill="FFFFFF" w:val="clear"/>
+            <w:tcMar>
+              <w:top w:type="dxa" w:w="80"/>
+              <w:left w:type="dxa" w:w="140"/>
+              <w:bottom w:type="dxa" w:w="80"/>
+              <w:right w:type="dxa" w:w="140"/>
+            </w:tcMar>
+            <w:vAlign w:val="center"/>
+          </w:tcPr>
+          <w:p>
+            <w:pPr>
+              <w:spacing w:before="20" w:after="20"/>
+              <w:jc w:val="left"/>
+            </w:pPr>
+            <w:r>
+              <w:rPr>
+                <w:rFonts w:ascii="Meiryo" w:cs="Meiryo" w:eastAsia="Meiryo" w:hAnsi="Meiryo"/>
+                <w:b/>
+                <w:bCs/>
+                <w:i w:val="false"/>
+                <w:iCs w:val="false"/>
+                <w:color w:val="000000"/>
+                <w:sz w:val="18"/>
+                <w:szCs w:val="18"/>
+              </w:rPr>
+              <w:t xml:space="preserve">認証処理の実行主体</w:t>
+            </w:r>
+          </w:p>
+        </w:tc>
+        <w:tc>
+          <w:tcPr>
+            <w:tcW w:type="dxa" w:w="3213"/>
+            <w:tcBorders>
+              <w:top w:val="single" w:color="9DC3E6" w:sz="4" w:space="0"/>
+              <w:left w:val="single" w:color="9DC3E6" w:sz="4" w:space="0"/>
+              <w:bottom w:val="single" w:color="9DC3E6" w:sz="4" w:space="0"/>
+              <w:right w:val="single" w:color="9DC3E6" w:sz="4" w:space="0"/>
+            </w:tcBorders>
+            <w:shd w:fill="FFFFFF" w:val="clear"/>
+            <w:tcMar>
+              <w:top w:type="dxa" w:w="80"/>
+              <w:left w:type="dxa" w:w="140"/>
+              <w:bottom w:type="dxa" w:w="80"/>
+              <w:right w:type="dxa" w:w="140"/>
+            </w:tcMar>
+            <w:vAlign w:val="center"/>
+          </w:tcPr>
+          <w:p>
+            <w:pPr>
+              <w:spacing w:before="20" w:after="20"/>
+              <w:jc w:val="left"/>
+            </w:pPr>
+            <w:r>
+              <w:rPr>
+                <w:rFonts w:ascii="Meiryo" w:cs="Meiryo" w:eastAsia="Meiryo" w:hAnsi="Meiryo"/>
+                <w:b/>
+                <w:bCs/>
+                <w:i w:val="false"/>
+                <w:iCs w:val="false"/>
+                <w:color w:val="375623"/>
+                <w:sz w:val="18"/>
+                <w:szCs w:val="18"/>
+              </w:rPr>
+              <w:t xml:space="preserve">Entra ID（基盤側）+ Microsoft ライブラリ</w:t>
+            </w:r>
+          </w:p>
+        </w:tc>
+        <w:tc>
+          <w:tcPr>
+            <w:tcW w:type="dxa" w:w="3213"/>
+            <w:tcBorders>
+              <w:top w:val="single" w:color="9DC3E6" w:sz="4" w:space="0"/>
+              <w:left w:val="single" w:color="9DC3E6" w:sz="4" w:space="0"/>
+              <w:bottom w:val="single" w:color="9DC3E6" w:sz="4" w:space="0"/>
+              <w:right w:val="single" w:color="9DC3E6" w:sz="4" w:space="0"/>
+            </w:tcBorders>
+            <w:shd w:fill="FFFFFF" w:val="clear"/>
+            <w:tcMar>
+              <w:top w:type="dxa" w:w="80"/>
+              <w:left w:type="dxa" w:w="140"/>
+              <w:bottom w:type="dxa" w:w="80"/>
+              <w:right w:type="dxa" w:w="140"/>
+            </w:tcMar>
+            <w:vAlign w:val="center"/>
+          </w:tcPr>
+          <w:p>
+            <w:pPr>
+              <w:spacing w:before="20" w:after="20"/>
+              <w:jc w:val="left"/>
+            </w:pPr>
+            <w:r>
+              <w:rPr>
+                <w:rFonts w:ascii="Meiryo" w:cs="Meiryo" w:eastAsia="Meiryo" w:hAnsi="Meiryo"/>
+                <w:b w:val="false"/>
+                <w:bCs w:val="false"/>
+                <w:i w:val="false"/>
+                <w:iCs w:val="false"/>
+                <w:color w:val="C00000"/>
+                <w:sz w:val="18"/>
+                <w:szCs w:val="18"/>
+              </w:rPr>
+              <w:t xml:space="preserve">Entra ID（基盤側）+ OKI 自前実装の両方</w:t>
+            </w:r>
+          </w:p>
+        </w:tc>
+      </w:tr>
+      <w:tr>
+        <w:tc>
+          <w:tcPr>
+            <w:tcW w:type="dxa" w:w="2600"/>
+            <w:tcBorders>
+              <w:top w:val="single" w:color="9DC3E6" w:sz="4" w:space="0"/>
+              <w:left w:val="single" w:color="9DC3E6" w:sz="4" w:space="0"/>
+              <w:bottom w:val="single" w:color="9DC3E6" w:sz="4" w:space="0"/>
+              <w:right w:val="single" w:color="9DC3E6" w:sz="4" w:space="0"/>
+            </w:tcBorders>
+            <w:shd w:fill="EBF3FB" w:val="clear"/>
+            <w:tcMar>
+              <w:top w:type="dxa" w:w="80"/>
+              <w:left w:type="dxa" w:w="140"/>
+              <w:bottom w:type="dxa" w:w="80"/>
+              <w:right w:type="dxa" w:w="140"/>
+            </w:tcMar>
+            <w:vAlign w:val="center"/>
+          </w:tcPr>
+          <w:p>
+            <w:pPr>
+              <w:spacing w:before="20" w:after="20"/>
+              <w:jc w:val="left"/>
+            </w:pPr>
+            <w:r>
+              <w:rPr>
+                <w:rFonts w:ascii="Meiryo" w:cs="Meiryo" w:eastAsia="Meiryo" w:hAnsi="Meiryo"/>
+                <w:b/>
+                <w:bCs/>
+                <w:i w:val="false"/>
+                <w:iCs w:val="false"/>
+                <w:color w:val="000000"/>
+                <w:sz w:val="18"/>
+                <w:szCs w:val="18"/>
+              </w:rPr>
+              <w:t xml:space="preserve">OKI の認証実装責任</w:t>
+            </w:r>
+          </w:p>
+        </w:tc>
+        <w:tc>
+          <w:tcPr>
+            <w:tcW w:type="dxa" w:w="3213"/>
+            <w:tcBorders>
+              <w:top w:val="single" w:color="9DC3E6" w:sz="4" w:space="0"/>
+              <w:left w:val="single" w:color="9DC3E6" w:sz="4" w:space="0"/>
+              <w:bottom w:val="single" w:color="9DC3E6" w:sz="4" w:space="0"/>
+              <w:right w:val="single" w:color="9DC3E6" w:sz="4" w:space="0"/>
+            </w:tcBorders>
+            <w:shd w:fill="E2EFDA" w:val="clear"/>
+            <w:tcMar>
+              <w:top w:type="dxa" w:w="80"/>
+              <w:left w:type="dxa" w:w="140"/>
+              <w:bottom w:type="dxa" w:w="80"/>
+              <w:right w:type="dxa" w:w="140"/>
+            </w:tcMar>
+          </w:tcPr>
+          <w:p>
+            <w:pPr>
+              <w:spacing w:before="20" w:after="20"/>
+            </w:pPr>
+            <w:r>
+              <w:rPr>
+                <w:rFonts w:ascii="Meiryo" w:cs="Meiryo" w:eastAsia="Meiryo" w:hAnsi="Meiryo"/>
+                <w:b/>
+                <w:bCs/>
+                <w:i w:val="false"/>
+                <w:iCs w:val="false"/>
+                <w:color w:val="375623"/>
+                <w:sz w:val="18"/>
+                <w:szCs w:val="18"/>
+              </w:rPr>
+              <w:t xml:space="preserve">最小（設定値のみ）</w:t>
+            </w:r>
+          </w:p>
+        </w:tc>
+        <w:tc>
+          <w:tcPr>
+            <w:tcW w:type="dxa" w:w="3213"/>
+            <w:tcBorders>
+              <w:top w:val="single" w:color="9DC3E6" w:sz="4" w:space="0"/>
+              <w:left w:val="single" w:color="9DC3E6" w:sz="4" w:space="0"/>
+              <w:bottom w:val="single" w:color="9DC3E6" w:sz="4" w:space="0"/>
+              <w:right w:val="single" w:color="9DC3E6" w:sz="4" w:space="0"/>
+            </w:tcBorders>
+            <w:shd w:fill="FCE4D6" w:val="clear"/>
+            <w:tcMar>
+              <w:top w:type="dxa" w:w="80"/>
+              <w:left w:type="dxa" w:w="140"/>
+              <w:bottom w:type="dxa" w:w="80"/>
+              <w:right w:type="dxa" w:w="140"/>
+            </w:tcMar>
+          </w:tcPr>
+          <w:p>
+            <w:pPr>
+              <w:spacing w:before="20" w:after="20"/>
+            </w:pPr>
+            <w:r>
+              <w:rPr>
+                <w:rFonts w:ascii="Meiryo" w:cs="Meiryo" w:eastAsia="Meiryo" w:hAnsi="Meiryo"/>
+                <w:b/>
+                <w:bCs/>
+                <w:i w:val="false"/>
+                <w:iCs w:val="false"/>
+                <w:color w:val="C00000"/>
+                <w:sz w:val="18"/>
+                <w:szCs w:val="18"/>
+              </w:rPr>
+              <w:t xml:space="preserve">大（XML処理・セッション・証明書）</w:t>
+            </w:r>
+          </w:p>
+        </w:tc>
+      </w:tr>
+      <w:tr>
+        <w:tc>
+          <w:tcPr>
+            <w:tcW w:type="dxa" w:w="2600"/>
+            <w:tcBorders>
+              <w:top w:val="single" w:color="9DC3E6" w:sz="4" w:space="0"/>
+              <w:left w:val="single" w:color="9DC3E6" w:sz="4" w:space="0"/>
+              <w:bottom w:val="single" w:color="9DC3E6" w:sz="4" w:space="0"/>
+              <w:right w:val="single" w:color="9DC3E6" w:sz="4" w:space="0"/>
+            </w:tcBorders>
+            <w:shd w:fill="FFFFFF" w:val="clear"/>
+            <w:tcMar>
+              <w:top w:type="dxa" w:w="80"/>
+              <w:left w:type="dxa" w:w="140"/>
+              <w:bottom w:type="dxa" w:w="80"/>
+              <w:right w:type="dxa" w:w="140"/>
+            </w:tcMar>
+            <w:vAlign w:val="center"/>
+          </w:tcPr>
+          <w:p>
+            <w:pPr>
+              <w:spacing w:before="20" w:after="20"/>
+              <w:jc w:val="left"/>
+            </w:pPr>
+            <w:r>
+              <w:rPr>
+                <w:rFonts w:ascii="Meiryo" w:cs="Meiryo" w:eastAsia="Meiryo" w:hAnsi="Meiryo"/>
+                <w:b/>
+                <w:bCs/>
+                <w:i w:val="false"/>
+                <w:iCs w:val="false"/>
+                <w:color w:val="000000"/>
+                <w:sz w:val="18"/>
+                <w:szCs w:val="18"/>
+              </w:rPr>
+              <w:t xml:space="preserve">基盤側への依存度</w:t>
+            </w:r>
+          </w:p>
+        </w:tc>
+        <w:tc>
+          <w:tcPr>
+            <w:tcW w:type="dxa" w:w="3213"/>
+            <w:tcBorders>
+              <w:top w:val="single" w:color="9DC3E6" w:sz="4" w:space="0"/>
+              <w:left w:val="single" w:color="9DC3E6" w:sz="4" w:space="0"/>
+              <w:bottom w:val="single" w:color="9DC3E6" w:sz="4" w:space="0"/>
+              <w:right w:val="single" w:color="9DC3E6" w:sz="4" w:space="0"/>
+            </w:tcBorders>
+            <w:shd w:fill="FFFFFF" w:val="clear"/>
+            <w:tcMar>
+              <w:top w:type="dxa" w:w="80"/>
+              <w:left w:type="dxa" w:w="140"/>
+              <w:bottom w:type="dxa" w:w="80"/>
+              <w:right w:type="dxa" w:w="140"/>
+            </w:tcMar>
+            <w:vAlign w:val="center"/>
+          </w:tcPr>
+          <w:p>
+            <w:pPr>
+              <w:spacing w:before="20" w:after="20"/>
+              <w:jc w:val="left"/>
+            </w:pPr>
+            <w:r>
+              <w:rPr>
+                <w:rFonts w:ascii="Meiryo" w:cs="Meiryo" w:eastAsia="Meiryo" w:hAnsi="Meiryo"/>
+                <w:b w:val="false"/>
+                <w:bCs w:val="false"/>
+                <w:i w:val="false"/>
+                <w:iCs w:val="false"/>
+                <w:color w:val="375623"/>
+                <w:sz w:val="18"/>
+                <w:szCs w:val="18"/>
+              </w:rPr>
+              <w:t xml:space="preserve">アプリ登録のみ（低依存）</w:t>
+            </w:r>
+          </w:p>
+        </w:tc>
+        <w:tc>
+          <w:tcPr>
+            <w:tcW w:type="dxa" w:w="3213"/>
+            <w:tcBorders>
+              <w:top w:val="single" w:color="9DC3E6" w:sz="4" w:space="0"/>
+              <w:left w:val="single" w:color="9DC3E6" w:sz="4" w:space="0"/>
+              <w:bottom w:val="single" w:color="9DC3E6" w:sz="4" w:space="0"/>
+              <w:right w:val="single" w:color="9DC3E6" w:sz="4" w:space="0"/>
+            </w:tcBorders>
+            <w:shd w:fill="FFFFFF" w:val="clear"/>
+            <w:tcMar>
+              <w:top w:type="dxa" w:w="80"/>
+              <w:left w:type="dxa" w:w="140"/>
+              <w:bottom w:type="dxa" w:w="80"/>
+              <w:right w:type="dxa" w:w="140"/>
+            </w:tcMar>
+            <w:vAlign w:val="center"/>
+          </w:tcPr>
+          <w:p>
+            <w:pPr>
+              <w:spacing w:before="20" w:after="20"/>
+              <w:jc w:val="left"/>
+            </w:pPr>
+            <w:r>
+              <w:rPr>
+                <w:rFonts w:ascii="Meiryo" w:cs="Meiryo" w:eastAsia="Meiryo" w:hAnsi="Meiryo"/>
+                <w:b w:val="false"/>
+                <w:bCs w:val="false"/>
+                <w:i w:val="false"/>
+                <w:iCs w:val="false"/>
+                <w:color w:val="7F6000"/>
+                <w:sz w:val="18"/>
+                <w:szCs w:val="18"/>
+              </w:rPr>
+              <w:t xml:space="preserve">メタデータ交換・証明書・属性設定（高依存）</w:t>
+            </w:r>
+          </w:p>
+        </w:tc>
+      </w:tr>
+      <w:tr>
+        <w:tc>
+          <w:tcPr>
+            <w:tcW w:type="dxa" w:w="2600"/>
+            <w:tcBorders>
+              <w:top w:val="single" w:color="9DC3E6" w:sz="4" w:space="0"/>
+              <w:left w:val="single" w:color="9DC3E6" w:sz="4" w:space="0"/>
+              <w:bottom w:val="single" w:color="9DC3E6" w:sz="4" w:space="0"/>
+              <w:right w:val="single" w:color="9DC3E6" w:sz="4" w:space="0"/>
+            </w:tcBorders>
+            <w:shd w:fill="EBF3FB" w:val="clear"/>
+            <w:tcMar>
+              <w:top w:type="dxa" w:w="80"/>
+              <w:left w:type="dxa" w:w="140"/>
+              <w:bottom w:type="dxa" w:w="80"/>
+              <w:right w:type="dxa" w:w="140"/>
+            </w:tcMar>
+            <w:vAlign w:val="center"/>
+          </w:tcPr>
+          <w:p>
+            <w:pPr>
+              <w:spacing w:before="20" w:after="20"/>
+              <w:jc w:val="left"/>
+            </w:pPr>
+            <w:r>
+              <w:rPr>
+                <w:rFonts w:ascii="Meiryo" w:cs="Meiryo" w:eastAsia="Meiryo" w:hAnsi="Meiryo"/>
+                <w:b/>
+                <w:bCs/>
+                <w:i w:val="false"/>
+                <w:iCs w:val="false"/>
+                <w:color w:val="000000"/>
+                <w:sz w:val="18"/>
+                <w:szCs w:val="18"/>
+              </w:rPr>
+              <w:t xml:space="preserve">責任範囲の明確さ</w:t>
+            </w:r>
+          </w:p>
+        </w:tc>
+        <w:tc>
+          <w:tcPr>
+            <w:tcW w:type="dxa" w:w="3213"/>
+            <w:tcBorders>
+              <w:top w:val="single" w:color="9DC3E6" w:sz="4" w:space="0"/>
+              <w:left w:val="single" w:color="9DC3E6" w:sz="4" w:space="0"/>
+              <w:bottom w:val="single" w:color="9DC3E6" w:sz="4" w:space="0"/>
+              <w:right w:val="single" w:color="9DC3E6" w:sz="4" w:space="0"/>
+            </w:tcBorders>
+            <w:shd w:fill="E2EFDA" w:val="clear"/>
+            <w:tcMar>
+              <w:top w:type="dxa" w:w="80"/>
+              <w:left w:type="dxa" w:w="140"/>
+              <w:bottom w:type="dxa" w:w="80"/>
+              <w:right w:type="dxa" w:w="140"/>
+            </w:tcMar>
+          </w:tcPr>
+          <w:p>
+            <w:pPr>
+              <w:spacing w:before="20" w:after="20"/>
+            </w:pPr>
+            <w:r>
+              <w:rPr>
+                <w:rFonts w:ascii="Meiryo" w:cs="Meiryo" w:eastAsia="Meiryo" w:hAnsi="Meiryo"/>
+                <w:b/>
+                <w:bCs/>
+                <w:i w:val="false"/>
+                <w:iCs w:val="false"/>
+                <w:color w:val="375623"/>
+                <w:sz w:val="18"/>
+                <w:szCs w:val="18"/>
+              </w:rPr>
+              <w:t xml:space="preserve">◎ 明確（3者の役割が完全に分離）</w:t>
+            </w:r>
+          </w:p>
+        </w:tc>
+        <w:tc>
+          <w:tcPr>
+            <w:tcW w:type="dxa" w:w="3213"/>
+            <w:tcBorders>
+              <w:top w:val="single" w:color="9DC3E6" w:sz="4" w:space="0"/>
+              <w:left w:val="single" w:color="9DC3E6" w:sz="4" w:space="0"/>
+              <w:bottom w:val="single" w:color="9DC3E6" w:sz="4" w:space="0"/>
+              <w:right w:val="single" w:color="9DC3E6" w:sz="4" w:space="0"/>
+            </w:tcBorders>
+            <w:shd w:fill="FFF2CC" w:val="clear"/>
+            <w:tcMar>
+              <w:top w:type="dxa" w:w="80"/>
+              <w:left w:type="dxa" w:w="140"/>
+              <w:bottom w:type="dxa" w:w="80"/>
+              <w:right w:type="dxa" w:w="140"/>
+            </w:tcMar>
+          </w:tcPr>
+          <w:p>
+            <w:pPr>
+              <w:spacing w:before="20" w:after="20"/>
+            </w:pPr>
+            <w:r>
+              <w:rPr>
+                <w:rFonts w:ascii="Meiryo" w:cs="Meiryo" w:eastAsia="Meiryo" w:hAnsi="Meiryo"/>
+                <w:b/>
+                <w:bCs/>
+                <w:i w:val="false"/>
+                <w:iCs w:val="false"/>
+                <w:color w:val="7F6000"/>
+                <w:sz w:val="18"/>
+                <w:szCs w:val="18"/>
+              </w:rPr>
+              <w:t xml:space="preserve">△ 曖昧（OKI が認証処理を一部担う）</w:t>
+            </w:r>
+          </w:p>
+        </w:tc>
+      </w:tr>
+    </w:tbl>
+    <w:p>
+      <w:pPr>
+        <w:spacing w:before="80" w:after="80"/>
+        <w:jc w:val="left"/>
+      </w:pPr>
+      <w:r>
+        <w:rPr>
+          <w:rFonts w:ascii="Meiryo" w:cs="Meiryo" w:eastAsia="Meiryo" w:hAnsi="Meiryo"/>
+          <w:b w:val="false"/>
+          <w:bCs w:val="false"/>
+          <w:i w:val="false"/>
+          <w:iCs w:val="false"/>
+          <w:color w:val="000000"/>
+          <w:sz w:val="20"/>
+          <w:szCs w:val="20"/>
+        </w:rPr>
+        <w:t xml:space="preserve"/>
+      </w:r>
+    </w:p>
+    <w:p>
+      <w:pPr>
+        <w:shd w:fill="1F4E79" w:val="clear"/>
+        <w:spacing w:before="240" w:after="120"/>
+        <w:ind w:left="120"/>
+      </w:pPr>
+      <w:r>
+        <w:rPr>
+          <w:rFonts w:ascii="Meiryo" w:cs="Meiryo" w:eastAsia="Meiryo" w:hAnsi="Meiryo"/>
+          <w:b/>
+          <w:bCs/>
+          <w:i w:val="false"/>
+          <w:iCs w:val="false"/>
+          <w:color w:val="FFFFFF"/>
+          <w:sz w:val="24"/>
+          <w:szCs w:val="24"/>
+        </w:rPr>
+        <w:t xml:space="preserve">4. 前提：本プロジェクトの技術スタック</w:t>
       </w:r>
     </w:p>
     <w:p>
@@ -1527,7 +6444,7 @@
           <w:sz w:val="24"/>
           <w:szCs w:val="24"/>
         </w:rPr>
-        <w:t xml:space="preserve">3. クラウド基盤側の比較表に対する OKI の見解</w:t>
+        <w:t xml:space="preserve">5. クラウド基盤側の比較表に対する OKI の見解</w:t>
       </w:r>
     </w:p>
     <w:p>
@@ -2629,7 +7546,7 @@
           <w:sz w:val="24"/>
           <w:szCs w:val="24"/>
         </w:rPr>
-        <w:t xml:space="preserve">4. コード実装量の詳細比較</w:t>
+        <w:t xml:space="preserve">6. コード実装量の詳細比較</w:t>
       </w:r>
     </w:p>
     <w:p>
@@ -2650,7 +7567,7 @@
           <w:sz w:val="22"/>
           <w:szCs w:val="22"/>
         </w:rPr>
-        <w:t xml:space="preserve">4.1 Angular フロントエンド側</w:t>
+        <w:t xml:space="preserve">6.1 Angular フロントエンド側</w:t>
       </w:r>
     </w:p>
     <w:p>
@@ -3909,7 +8826,7 @@
           <w:sz w:val="22"/>
           <w:szCs w:val="22"/>
         </w:rPr>
-        <w:t xml:space="preserve">4.2 .NET 8 バックエンド側</w:t>
+        <w:t xml:space="preserve">6.2 .NET 8 バックエンド側</w:t>
       </w:r>
     </w:p>
     <w:p>
@@ -4875,7 +9792,7 @@
           <w:sz w:val="22"/>
           <w:szCs w:val="22"/>
         </w:rPr>
-        <w:t xml:space="preserve">4.3 実装量サマリー</w:t>
+        <w:t xml:space="preserve">6.3 実装量サマリー</w:t>
       </w:r>
     </w:p>
     <w:p>
@@ -5875,7 +10792,7 @@
           <w:sz w:val="24"/>
           <w:szCs w:val="24"/>
         </w:rPr>
-        <w:t xml:space="preserve">5. MFA 対応の詳細比較</w:t>
+        <w:t xml:space="preserve">7. MFA 対応の詳細比較</w:t>
       </w:r>
     </w:p>
     <w:p>
@@ -6930,7 +11847,7 @@
           <w:sz w:val="24"/>
           <w:szCs w:val="24"/>
         </w:rPr>
-        <w:t xml:space="preserve">6. 認証フロー複雑度の比較</w:t>
+        <w:t xml:space="preserve">8. 認証フロー複雑度の比較</w:t>
       </w:r>
     </w:p>
     <w:p>
@@ -6951,7 +11868,7 @@
           <w:sz w:val="22"/>
           <w:szCs w:val="22"/>
         </w:rPr>
-        <w:t xml:space="preserve">6.1 MSAL 方式（推奨）</w:t>
+        <w:t xml:space="preserve">8.1 MSAL 方式（推奨）</w:t>
       </w:r>
     </w:p>
     <w:p>
@@ -8346,7 +13263,7 @@
           <w:sz w:val="22"/>
           <w:szCs w:val="22"/>
         </w:rPr>
-        <w:t xml:space="preserve">6.2 SAML 方式</w:t>
+        <w:t xml:space="preserve">8.2 SAML 方式</w:t>
       </w:r>
     </w:p>
     <w:p>
@@ -9741,7 +14658,7 @@
           <w:sz w:val="22"/>
           <w:szCs w:val="22"/>
         </w:rPr>
-        <w:t xml:space="preserve">6.3 外部システムからの API 呼び出し（重要）</w:t>
+        <w:t xml:space="preserve">8.3 外部システムからの API 呼び出し（重要）</w:t>
       </w:r>
     </w:p>
     <w:p>
@@ -10513,7 +15430,7 @@
           <w:sz w:val="24"/>
           <w:szCs w:val="24"/>
         </w:rPr>
-        <w:t xml:space="preserve">7. 基盤側の懸念事項への回答</w:t>
+        <w:t xml:space="preserve">9. 基盤側の懸念事項への回答</w:t>
       </w:r>
     </w:p>
     <w:p>
@@ -10534,7 +15451,7 @@
           <w:sz w:val="22"/>
           <w:szCs w:val="22"/>
         </w:rPr>
-        <w:t xml:space="preserve">7.1 懸念①「実装負荷が大きい」への回答</w:t>
+        <w:t xml:space="preserve">9.1 懸念①「実装負荷が大きい」への回答</w:t>
       </w:r>
     </w:p>
     <w:p>
@@ -10767,7 +15684,7 @@
           <w:sz w:val="22"/>
           <w:szCs w:val="22"/>
         </w:rPr>
-        <w:t xml:space="preserve">7.2 懸念②「責任範囲を明確にしたい」への回答</w:t>
+        <w:t xml:space="preserve">9.2 懸念②「責任範囲を明確にしたい」への回答</w:t>
       </w:r>
     </w:p>
     <w:p>
@@ -11511,7 +16428,7 @@
           <w:sz w:val="24"/>
           <w:szCs w:val="24"/>
         </w:rPr>
-        <w:t xml:space="preserve">8. 総合評価</w:t>
+        <w:t xml:space="preserve">10. 総合評価</w:t>
       </w:r>
     </w:p>
     <w:p>
@@ -13430,7 +18347,7 @@
           <w:sz w:val="24"/>
           <w:szCs w:val="24"/>
         </w:rPr>
-        <w:t xml:space="preserve">9. 結論と推奨事項</w:t>
+        <w:t xml:space="preserve">11. 結論と推奨事項</w:t>
       </w:r>
     </w:p>
     <w:p>
@@ -14313,6 +19230,3976 @@
         <w:t xml:space="preserve">以上の3点についてご対応いただければ、OKI 側はすぐに開発・テストを開始できる状態にある。ご検討のほどよろしくお願いいたします。</w:t>
       </w:r>
     </w:p>
+    <w:p>
+      <w:pPr>
+        <w:spacing w:before="80" w:after="80"/>
+        <w:jc w:val="left"/>
+      </w:pPr>
+      <w:r>
+        <w:rPr>
+          <w:rFonts w:ascii="Meiryo" w:cs="Meiryo" w:eastAsia="Meiryo" w:hAnsi="Meiryo"/>
+          <w:b w:val="false"/>
+          <w:bCs w:val="false"/>
+          <w:i w:val="false"/>
+          <w:iCs w:val="false"/>
+          <w:color w:val="000000"/>
+          <w:sz w:val="20"/>
+          <w:szCs w:val="20"/>
+        </w:rPr>
+        <w:t xml:space="preserve"/>
+      </w:r>
+    </w:p>
+    <w:p>
+      <w:pPr>
+        <w:shd w:fill="1F4E79" w:val="clear"/>
+        <w:spacing w:before="240" w:after="120"/>
+        <w:ind w:left="120"/>
+      </w:pPr>
+      <w:r>
+        <w:rPr>
+          <w:rFonts w:ascii="Meiryo" w:cs="Meiryo" w:eastAsia="Meiryo" w:hAnsi="Meiryo"/>
+          <w:b/>
+          <w:bCs/>
+          <w:i w:val="false"/>
+          <w:iCs w:val="false"/>
+          <w:color w:val="FFFFFF"/>
+          <w:sz w:val="24"/>
+          <w:szCs w:val="24"/>
+        </w:rPr>
+        <w:t xml:space="preserve">12. Azure 基盤との上位調整・推進方針</w:t>
+      </w:r>
+    </w:p>
+    <w:p>
+      <w:pPr>
+        <w:spacing w:before="60" w:after="60"/>
+        <w:jc w:val="left"/>
+      </w:pPr>
+      <w:r>
+        <w:rPr>
+          <w:rFonts w:ascii="Meiryo" w:cs="Meiryo" w:eastAsia="Meiryo" w:hAnsi="Meiryo"/>
+          <w:b w:val="false"/>
+          <w:bCs w:val="false"/>
+          <w:i w:val="false"/>
+          <w:iCs w:val="false"/>
+          <w:color w:val="000000"/>
+          <w:sz w:val="20"/>
+          <w:szCs w:val="20"/>
+        </w:rPr>
+        <w:t xml:space="preserve">本章では、Azure 基盤（JAFFIC クラウド運用・保守事業者）との上位調整に必要な事項と、推進方針を整理する。</w:t>
+      </w:r>
+    </w:p>
+    <w:p>
+      <w:pPr>
+        <w:spacing w:before="50" w:after="50"/>
+        <w:jc w:val="left"/>
+      </w:pPr>
+      <w:r>
+        <w:rPr>
+          <w:rFonts w:ascii="Meiryo" w:cs="Meiryo" w:eastAsia="Meiryo" w:hAnsi="Meiryo"/>
+          <w:b w:val="false"/>
+          <w:bCs w:val="false"/>
+          <w:i w:val="false"/>
+          <w:iCs w:val="false"/>
+          <w:color w:val="000000"/>
+          <w:sz w:val="20"/>
+          <w:szCs w:val="20"/>
+        </w:rPr>
+        <w:t xml:space="preserve"/>
+      </w:r>
+    </w:p>
+    <w:p>
+      <w:pPr>
+        <w:pBdr>
+          <w:bottom w:val="single" w:color="2E75B6" w:sz="8" w:space="0"/>
+        </w:pBdr>
+        <w:spacing w:before="180" w:after="80"/>
+      </w:pPr>
+      <w:r>
+        <w:rPr>
+          <w:rFonts w:ascii="Meiryo" w:cs="Meiryo" w:eastAsia="Meiryo" w:hAnsi="Meiryo"/>
+          <w:b/>
+          <w:bCs/>
+          <w:i w:val="false"/>
+          <w:iCs w:val="false"/>
+          <w:color w:val="1F4E79"/>
+          <w:sz w:val="22"/>
+          <w:szCs w:val="22"/>
+        </w:rPr>
+        <w:t xml:space="preserve">12.1 上位調整が必要な背景</w:t>
+      </w:r>
+    </w:p>
+    <w:p>
+      <w:pPr>
+        <w:spacing w:before="30" w:after="30"/>
+        <w:jc w:val="left"/>
+      </w:pPr>
+      <w:r>
+        <w:rPr>
+          <w:rFonts w:ascii="Meiryo" w:cs="Meiryo" w:eastAsia="Meiryo" w:hAnsi="Meiryo"/>
+          <w:b w:val="false"/>
+          <w:bCs w:val="false"/>
+          <w:i w:val="false"/>
+          <w:iCs w:val="false"/>
+          <w:color w:val="000000"/>
+          <w:sz w:val="20"/>
+          <w:szCs w:val="20"/>
+        </w:rPr>
+        <w:t xml:space="preserve"/>
+      </w:r>
+    </w:p>
+    <w:p>
+      <w:pPr>
+        <w:spacing w:before="60" w:after="60"/>
+        <w:jc w:val="left"/>
+      </w:pPr>
+      <w:r>
+        <w:rPr>
+          <w:rFonts w:ascii="Meiryo" w:cs="Meiryo" w:eastAsia="Meiryo" w:hAnsi="Meiryo"/>
+          <w:b w:val="false"/>
+          <w:bCs w:val="false"/>
+          <w:i w:val="false"/>
+          <w:iCs w:val="false"/>
+          <w:color w:val="000000"/>
+          <w:sz w:val="20"/>
+          <w:szCs w:val="20"/>
+        </w:rPr>
+        <w:t xml:space="preserve">SSO 認証方式の選定は開発チームのみで完結できる事項ではなく、以下の関係者が関与する意思決定である。</w:t>
+      </w:r>
+    </w:p>
+    <w:p>
+      <w:pPr>
+        <w:spacing w:before="30" w:after="30"/>
+        <w:jc w:val="left"/>
+      </w:pPr>
+      <w:r>
+        <w:rPr>
+          <w:rFonts w:ascii="Meiryo" w:cs="Meiryo" w:eastAsia="Meiryo" w:hAnsi="Meiryo"/>
+          <w:b w:val="false"/>
+          <w:bCs w:val="false"/>
+          <w:i w:val="false"/>
+          <w:iCs w:val="false"/>
+          <w:color w:val="000000"/>
+          <w:sz w:val="20"/>
+          <w:szCs w:val="20"/>
+        </w:rPr>
+        <w:t xml:space="preserve"/>
+      </w:r>
+    </w:p>
+    <w:tbl>
+      <w:tblPr>
+        <w:tblW w:type="dxa" w:w="9026"/>
+        <w:tblBorders>
+          <w:top w:val="single" w:color="auto" w:sz="4"/>
+          <w:left w:val="single" w:color="auto" w:sz="4"/>
+          <w:bottom w:val="single" w:color="auto" w:sz="4"/>
+          <w:right w:val="single" w:color="auto" w:sz="4"/>
+          <w:insideH w:val="single" w:color="auto" w:sz="4"/>
+          <w:insideV w:val="single" w:color="auto" w:sz="4"/>
+        </w:tblBorders>
+      </w:tblPr>
+      <w:tblGrid>
+        <w:gridCol w:w="2200"/>
+        <w:gridCol w:w="2600"/>
+        <w:gridCol w:w="4226"/>
+      </w:tblGrid>
+      <w:tr>
+        <w:tc>
+          <w:tcPr>
+            <w:tcW w:type="dxa" w:w="2200"/>
+            <w:tcBorders>
+              <w:top w:val="single" w:color="9DC3E6" w:sz="4" w:space="0"/>
+              <w:left w:val="single" w:color="9DC3E6" w:sz="4" w:space="0"/>
+              <w:bottom w:val="single" w:color="9DC3E6" w:sz="4" w:space="0"/>
+              <w:right w:val="single" w:color="9DC3E6" w:sz="4" w:space="0"/>
+            </w:tcBorders>
+            <w:shd w:fill="1F4E79" w:val="clear"/>
+            <w:tcMar>
+              <w:top w:type="dxa" w:w="100"/>
+              <w:left w:type="dxa" w:w="140"/>
+              <w:bottom w:type="dxa" w:w="100"/>
+              <w:right w:type="dxa" w:w="140"/>
+            </w:tcMar>
+            <w:vAlign w:val="center"/>
+          </w:tcPr>
+          <w:p>
+            <w:pPr>
+              <w:spacing w:before="20" w:after="20"/>
+              <w:jc w:val="center"/>
+            </w:pPr>
+            <w:r>
+              <w:rPr>
+                <w:rFonts w:ascii="Meiryo" w:cs="Meiryo" w:eastAsia="Meiryo" w:hAnsi="Meiryo"/>
+                <w:b/>
+                <w:bCs/>
+                <w:i w:val="false"/>
+                <w:iCs w:val="false"/>
+                <w:color w:val="FFFFFF"/>
+                <w:sz w:val="18"/>
+                <w:szCs w:val="18"/>
+              </w:rPr>
+              <w:t xml:space="preserve">関係者</w:t>
+            </w:r>
+          </w:p>
+        </w:tc>
+        <w:tc>
+          <w:tcPr>
+            <w:tcW w:type="dxa" w:w="2600"/>
+            <w:tcBorders>
+              <w:top w:val="single" w:color="9DC3E6" w:sz="4" w:space="0"/>
+              <w:left w:val="single" w:color="9DC3E6" w:sz="4" w:space="0"/>
+              <w:bottom w:val="single" w:color="9DC3E6" w:sz="4" w:space="0"/>
+              <w:right w:val="single" w:color="9DC3E6" w:sz="4" w:space="0"/>
+            </w:tcBorders>
+            <w:shd w:fill="1F4E79" w:val="clear"/>
+            <w:tcMar>
+              <w:top w:type="dxa" w:w="100"/>
+              <w:left w:type="dxa" w:w="140"/>
+              <w:bottom w:type="dxa" w:w="100"/>
+              <w:right w:type="dxa" w:w="140"/>
+            </w:tcMar>
+            <w:vAlign w:val="center"/>
+          </w:tcPr>
+          <w:p>
+            <w:pPr>
+              <w:spacing w:before="20" w:after="20"/>
+              <w:jc w:val="center"/>
+            </w:pPr>
+            <w:r>
+              <w:rPr>
+                <w:rFonts w:ascii="Meiryo" w:cs="Meiryo" w:eastAsia="Meiryo" w:hAnsi="Meiryo"/>
+                <w:b/>
+                <w:bCs/>
+                <w:i w:val="false"/>
+                <w:iCs w:val="false"/>
+                <w:color w:val="FFFFFF"/>
+                <w:sz w:val="18"/>
+                <w:szCs w:val="18"/>
+              </w:rPr>
+              <w:t xml:space="preserve">役割</w:t>
+            </w:r>
+          </w:p>
+        </w:tc>
+        <w:tc>
+          <w:tcPr>
+            <w:tcW w:type="dxa" w:w="4226"/>
+            <w:tcBorders>
+              <w:top w:val="single" w:color="9DC3E6" w:sz="4" w:space="0"/>
+              <w:left w:val="single" w:color="9DC3E6" w:sz="4" w:space="0"/>
+              <w:bottom w:val="single" w:color="9DC3E6" w:sz="4" w:space="0"/>
+              <w:right w:val="single" w:color="9DC3E6" w:sz="4" w:space="0"/>
+            </w:tcBorders>
+            <w:shd w:fill="1F4E79" w:val="clear"/>
+            <w:tcMar>
+              <w:top w:type="dxa" w:w="100"/>
+              <w:left w:type="dxa" w:w="140"/>
+              <w:bottom w:type="dxa" w:w="100"/>
+              <w:right w:type="dxa" w:w="140"/>
+            </w:tcMar>
+            <w:vAlign w:val="center"/>
+          </w:tcPr>
+          <w:p>
+            <w:pPr>
+              <w:spacing w:before="20" w:after="20"/>
+              <w:jc w:val="center"/>
+            </w:pPr>
+            <w:r>
+              <w:rPr>
+                <w:rFonts w:ascii="Meiryo" w:cs="Meiryo" w:eastAsia="Meiryo" w:hAnsi="Meiryo"/>
+                <w:b/>
+                <w:bCs/>
+                <w:i w:val="false"/>
+                <w:iCs w:val="false"/>
+                <w:color w:val="FFFFFF"/>
+                <w:sz w:val="18"/>
+                <w:szCs w:val="18"/>
+              </w:rPr>
+              <w:t xml:space="preserve">関与事項</w:t>
+            </w:r>
+          </w:p>
+        </w:tc>
+      </w:tr>
+      <w:tr>
+        <w:tc>
+          <w:tcPr>
+            <w:tcW w:type="dxa" w:w="2200"/>
+            <w:tcBorders>
+              <w:top w:val="single" w:color="9DC3E6" w:sz="4" w:space="0"/>
+              <w:left w:val="single" w:color="9DC3E6" w:sz="4" w:space="0"/>
+              <w:bottom w:val="single" w:color="9DC3E6" w:sz="4" w:space="0"/>
+              <w:right w:val="single" w:color="9DC3E6" w:sz="4" w:space="0"/>
+            </w:tcBorders>
+            <w:shd w:fill="FFFFFF" w:val="clear"/>
+            <w:tcMar>
+              <w:top w:type="dxa" w:w="80"/>
+              <w:left w:type="dxa" w:w="140"/>
+              <w:bottom w:type="dxa" w:w="80"/>
+              <w:right w:type="dxa" w:w="140"/>
+            </w:tcMar>
+            <w:vAlign w:val="center"/>
+          </w:tcPr>
+          <w:p>
+            <w:pPr>
+              <w:spacing w:before="20" w:after="20"/>
+              <w:jc w:val="left"/>
+            </w:pPr>
+            <w:r>
+              <w:rPr>
+                <w:rFonts w:ascii="Meiryo" w:cs="Meiryo" w:eastAsia="Meiryo" w:hAnsi="Meiryo"/>
+                <w:b/>
+                <w:bCs/>
+                <w:i w:val="false"/>
+                <w:iCs w:val="false"/>
+                <w:color w:val="000000"/>
+                <w:sz w:val="18"/>
+                <w:szCs w:val="18"/>
+              </w:rPr>
+              <w:t xml:space="preserve">信用基金（発注者）</w:t>
+            </w:r>
+          </w:p>
+        </w:tc>
+        <w:tc>
+          <w:tcPr>
+            <w:tcW w:type="dxa" w:w="2600"/>
+            <w:tcBorders>
+              <w:top w:val="single" w:color="9DC3E6" w:sz="4" w:space="0"/>
+              <w:left w:val="single" w:color="9DC3E6" w:sz="4" w:space="0"/>
+              <w:bottom w:val="single" w:color="9DC3E6" w:sz="4" w:space="0"/>
+              <w:right w:val="single" w:color="9DC3E6" w:sz="4" w:space="0"/>
+            </w:tcBorders>
+            <w:shd w:fill="FFFFFF" w:val="clear"/>
+            <w:tcMar>
+              <w:top w:type="dxa" w:w="80"/>
+              <w:left w:type="dxa" w:w="140"/>
+              <w:bottom w:type="dxa" w:w="80"/>
+              <w:right w:type="dxa" w:w="140"/>
+            </w:tcMar>
+            <w:vAlign w:val="center"/>
+          </w:tcPr>
+          <w:p>
+            <w:pPr>
+              <w:spacing w:before="20" w:after="20"/>
+              <w:jc w:val="left"/>
+            </w:pPr>
+            <w:r>
+              <w:rPr>
+                <w:rFonts w:ascii="Meiryo" w:cs="Meiryo" w:eastAsia="Meiryo" w:hAnsi="Meiryo"/>
+                <w:b w:val="false"/>
+                <w:bCs w:val="false"/>
+                <w:i w:val="false"/>
+                <w:iCs w:val="false"/>
+                <w:color w:val="000000"/>
+                <w:sz w:val="18"/>
+                <w:szCs w:val="18"/>
+              </w:rPr>
+              <w:t xml:space="preserve">最終意思決定者</w:t>
+            </w:r>
+          </w:p>
+        </w:tc>
+        <w:tc>
+          <w:tcPr>
+            <w:tcW w:type="dxa" w:w="4226"/>
+            <w:tcBorders>
+              <w:top w:val="single" w:color="9DC3E6" w:sz="4" w:space="0"/>
+              <w:left w:val="single" w:color="9DC3E6" w:sz="4" w:space="0"/>
+              <w:bottom w:val="single" w:color="9DC3E6" w:sz="4" w:space="0"/>
+              <w:right w:val="single" w:color="9DC3E6" w:sz="4" w:space="0"/>
+            </w:tcBorders>
+            <w:shd w:fill="FFFFFF" w:val="clear"/>
+            <w:tcMar>
+              <w:top w:type="dxa" w:w="80"/>
+              <w:left w:type="dxa" w:w="140"/>
+              <w:bottom w:type="dxa" w:w="80"/>
+              <w:right w:type="dxa" w:w="140"/>
+            </w:tcMar>
+            <w:vAlign w:val="center"/>
+          </w:tcPr>
+          <w:p>
+            <w:pPr>
+              <w:spacing w:before="20" w:after="20"/>
+              <w:jc w:val="left"/>
+            </w:pPr>
+            <w:r>
+              <w:rPr>
+                <w:rFonts w:ascii="Meiryo" w:cs="Meiryo" w:eastAsia="Meiryo" w:hAnsi="Meiryo"/>
+                <w:b w:val="false"/>
+                <w:bCs w:val="false"/>
+                <w:i w:val="false"/>
+                <w:iCs w:val="false"/>
+                <w:color w:val="000000"/>
+                <w:sz w:val="18"/>
+                <w:szCs w:val="18"/>
+              </w:rPr>
+              <w:t xml:space="preserve">認証方式の選定決定・予算・スケジュールへの影響判断</w:t>
+            </w:r>
+          </w:p>
+        </w:tc>
+      </w:tr>
+      <w:tr>
+        <w:tc>
+          <w:tcPr>
+            <w:tcW w:type="dxa" w:w="2200"/>
+            <w:tcBorders>
+              <w:top w:val="single" w:color="9DC3E6" w:sz="4" w:space="0"/>
+              <w:left w:val="single" w:color="9DC3E6" w:sz="4" w:space="0"/>
+              <w:bottom w:val="single" w:color="9DC3E6" w:sz="4" w:space="0"/>
+              <w:right w:val="single" w:color="9DC3E6" w:sz="4" w:space="0"/>
+            </w:tcBorders>
+            <w:shd w:fill="EBF3FB" w:val="clear"/>
+            <w:tcMar>
+              <w:top w:type="dxa" w:w="80"/>
+              <w:left w:type="dxa" w:w="140"/>
+              <w:bottom w:type="dxa" w:w="80"/>
+              <w:right w:type="dxa" w:w="140"/>
+            </w:tcMar>
+            <w:vAlign w:val="center"/>
+          </w:tcPr>
+          <w:p>
+            <w:pPr>
+              <w:spacing w:before="20" w:after="20"/>
+              <w:jc w:val="left"/>
+            </w:pPr>
+            <w:r>
+              <w:rPr>
+                <w:rFonts w:ascii="Meiryo" w:cs="Meiryo" w:eastAsia="Meiryo" w:hAnsi="Meiryo"/>
+                <w:b/>
+                <w:bCs/>
+                <w:i w:val="false"/>
+                <w:iCs w:val="false"/>
+                <w:color w:val="000000"/>
+                <w:sz w:val="18"/>
+                <w:szCs w:val="18"/>
+              </w:rPr>
+              <w:t xml:space="preserve">JAFFIC クラウド事業者</w:t>
+            </w:r>
+          </w:p>
+        </w:tc>
+        <w:tc>
+          <w:tcPr>
+            <w:tcW w:type="dxa" w:w="2600"/>
+            <w:tcBorders>
+              <w:top w:val="single" w:color="9DC3E6" w:sz="4" w:space="0"/>
+              <w:left w:val="single" w:color="9DC3E6" w:sz="4" w:space="0"/>
+              <w:bottom w:val="single" w:color="9DC3E6" w:sz="4" w:space="0"/>
+              <w:right w:val="single" w:color="9DC3E6" w:sz="4" w:space="0"/>
+            </w:tcBorders>
+            <w:shd w:fill="EBF3FB" w:val="clear"/>
+            <w:tcMar>
+              <w:top w:type="dxa" w:w="80"/>
+              <w:left w:type="dxa" w:w="140"/>
+              <w:bottom w:type="dxa" w:w="80"/>
+              <w:right w:type="dxa" w:w="140"/>
+            </w:tcMar>
+            <w:vAlign w:val="center"/>
+          </w:tcPr>
+          <w:p>
+            <w:pPr>
+              <w:spacing w:before="20" w:after="20"/>
+              <w:jc w:val="left"/>
+            </w:pPr>
+            <w:r>
+              <w:rPr>
+                <w:rFonts w:ascii="Meiryo" w:cs="Meiryo" w:eastAsia="Meiryo" w:hAnsi="Meiryo"/>
+                <w:b w:val="false"/>
+                <w:bCs w:val="false"/>
+                <w:i w:val="false"/>
+                <w:iCs w:val="false"/>
+                <w:color w:val="000000"/>
+                <w:sz w:val="18"/>
+                <w:szCs w:val="18"/>
+              </w:rPr>
+              <w:t xml:space="preserve">基盤提供・技術調整</w:t>
+            </w:r>
+          </w:p>
+        </w:tc>
+        <w:tc>
+          <w:tcPr>
+            <w:tcW w:type="dxa" w:w="4226"/>
+            <w:tcBorders>
+              <w:top w:val="single" w:color="9DC3E6" w:sz="4" w:space="0"/>
+              <w:left w:val="single" w:color="9DC3E6" w:sz="4" w:space="0"/>
+              <w:bottom w:val="single" w:color="9DC3E6" w:sz="4" w:space="0"/>
+              <w:right w:val="single" w:color="9DC3E6" w:sz="4" w:space="0"/>
+            </w:tcBorders>
+            <w:shd w:fill="EBF3FB" w:val="clear"/>
+            <w:tcMar>
+              <w:top w:type="dxa" w:w="80"/>
+              <w:left w:type="dxa" w:w="140"/>
+              <w:bottom w:type="dxa" w:w="80"/>
+              <w:right w:type="dxa" w:w="140"/>
+            </w:tcMar>
+            <w:vAlign w:val="center"/>
+          </w:tcPr>
+          <w:p>
+            <w:pPr>
+              <w:spacing w:before="20" w:after="20"/>
+              <w:jc w:val="left"/>
+            </w:pPr>
+            <w:r>
+              <w:rPr>
+                <w:rFonts w:ascii="Meiryo" w:cs="Meiryo" w:eastAsia="Meiryo" w:hAnsi="Meiryo"/>
+                <w:b w:val="false"/>
+                <w:bCs w:val="false"/>
+                <w:i w:val="false"/>
+                <w:iCs w:val="false"/>
+                <w:color w:val="000000"/>
+                <w:sz w:val="18"/>
+                <w:szCs w:val="18"/>
+              </w:rPr>
+              <w:t xml:space="preserve">Entra ID テナントの設定・アプリ登録の実施・SAML 登録対応（SAML 採用時）</w:t>
+            </w:r>
+          </w:p>
+        </w:tc>
+      </w:tr>
+      <w:tr>
+        <w:tc>
+          <w:tcPr>
+            <w:tcW w:type="dxa" w:w="2200"/>
+            <w:tcBorders>
+              <w:top w:val="single" w:color="9DC3E6" w:sz="4" w:space="0"/>
+              <w:left w:val="single" w:color="9DC3E6" w:sz="4" w:space="0"/>
+              <w:bottom w:val="single" w:color="9DC3E6" w:sz="4" w:space="0"/>
+              <w:right w:val="single" w:color="9DC3E6" w:sz="4" w:space="0"/>
+            </w:tcBorders>
+            <w:shd w:fill="FFFFFF" w:val="clear"/>
+            <w:tcMar>
+              <w:top w:type="dxa" w:w="80"/>
+              <w:left w:type="dxa" w:w="140"/>
+              <w:bottom w:type="dxa" w:w="80"/>
+              <w:right w:type="dxa" w:w="140"/>
+            </w:tcMar>
+            <w:vAlign w:val="center"/>
+          </w:tcPr>
+          <w:p>
+            <w:pPr>
+              <w:spacing w:before="20" w:after="20"/>
+              <w:jc w:val="left"/>
+            </w:pPr>
+            <w:r>
+              <w:rPr>
+                <w:rFonts w:ascii="Meiryo" w:cs="Meiryo" w:eastAsia="Meiryo" w:hAnsi="Meiryo"/>
+                <w:b/>
+                <w:bCs/>
+                <w:i w:val="false"/>
+                <w:iCs w:val="false"/>
+                <w:color w:val="000000"/>
+                <w:sz w:val="18"/>
+                <w:szCs w:val="18"/>
+              </w:rPr>
+              <w:t xml:space="preserve">基幹 LAN 事業者</w:t>
+            </w:r>
+          </w:p>
+        </w:tc>
+        <w:tc>
+          <w:tcPr>
+            <w:tcW w:type="dxa" w:w="2600"/>
+            <w:tcBorders>
+              <w:top w:val="single" w:color="9DC3E6" w:sz="4" w:space="0"/>
+              <w:left w:val="single" w:color="9DC3E6" w:sz="4" w:space="0"/>
+              <w:bottom w:val="single" w:color="9DC3E6" w:sz="4" w:space="0"/>
+              <w:right w:val="single" w:color="9DC3E6" w:sz="4" w:space="0"/>
+            </w:tcBorders>
+            <w:shd w:fill="FFFFFF" w:val="clear"/>
+            <w:tcMar>
+              <w:top w:type="dxa" w:w="80"/>
+              <w:left w:type="dxa" w:w="140"/>
+              <w:bottom w:type="dxa" w:w="80"/>
+              <w:right w:type="dxa" w:w="140"/>
+            </w:tcMar>
+            <w:vAlign w:val="center"/>
+          </w:tcPr>
+          <w:p>
+            <w:pPr>
+              <w:spacing w:before="20" w:after="20"/>
+              <w:jc w:val="left"/>
+            </w:pPr>
+            <w:r>
+              <w:rPr>
+                <w:rFonts w:ascii="Meiryo" w:cs="Meiryo" w:eastAsia="Meiryo" w:hAnsi="Meiryo"/>
+                <w:b w:val="false"/>
+                <w:bCs w:val="false"/>
+                <w:i w:val="false"/>
+                <w:iCs w:val="false"/>
+                <w:color w:val="000000"/>
+                <w:sz w:val="18"/>
+                <w:szCs w:val="18"/>
+              </w:rPr>
+              <w:t xml:space="preserve">ネットワーク管理</w:t>
+            </w:r>
+          </w:p>
+        </w:tc>
+        <w:tc>
+          <w:tcPr>
+            <w:tcW w:type="dxa" w:w="4226"/>
+            <w:tcBorders>
+              <w:top w:val="single" w:color="9DC3E6" w:sz="4" w:space="0"/>
+              <w:left w:val="single" w:color="9DC3E6" w:sz="4" w:space="0"/>
+              <w:bottom w:val="single" w:color="9DC3E6" w:sz="4" w:space="0"/>
+              <w:right w:val="single" w:color="9DC3E6" w:sz="4" w:space="0"/>
+            </w:tcBorders>
+            <w:shd w:fill="FFFFFF" w:val="clear"/>
+            <w:tcMar>
+              <w:top w:type="dxa" w:w="80"/>
+              <w:left w:type="dxa" w:w="140"/>
+              <w:bottom w:type="dxa" w:w="80"/>
+              <w:right w:type="dxa" w:w="140"/>
+            </w:tcMar>
+            <w:vAlign w:val="center"/>
+          </w:tcPr>
+          <w:p>
+            <w:pPr>
+              <w:spacing w:before="20" w:after="20"/>
+              <w:jc w:val="left"/>
+            </w:pPr>
+            <w:r>
+              <w:rPr>
+                <w:rFonts w:ascii="Meiryo" w:cs="Meiryo" w:eastAsia="Meiryo" w:hAnsi="Meiryo"/>
+                <w:b w:val="false"/>
+                <w:bCs w:val="false"/>
+                <w:i w:val="false"/>
+                <w:iCs w:val="false"/>
+                <w:color w:val="000000"/>
+                <w:sz w:val="18"/>
+                <w:szCs w:val="18"/>
+              </w:rPr>
+              <w:t xml:space="preserve">VPN 接続・IP アドレス制限の設定確認</w:t>
+            </w:r>
+          </w:p>
+        </w:tc>
+      </w:tr>
+      <w:tr>
+        <w:tc>
+          <w:tcPr>
+            <w:tcW w:type="dxa" w:w="2200"/>
+            <w:tcBorders>
+              <w:top w:val="single" w:color="9DC3E6" w:sz="4" w:space="0"/>
+              <w:left w:val="single" w:color="9DC3E6" w:sz="4" w:space="0"/>
+              <w:bottom w:val="single" w:color="9DC3E6" w:sz="4" w:space="0"/>
+              <w:right w:val="single" w:color="9DC3E6" w:sz="4" w:space="0"/>
+            </w:tcBorders>
+            <w:shd w:fill="EBF3FB" w:val="clear"/>
+            <w:tcMar>
+              <w:top w:type="dxa" w:w="80"/>
+              <w:left w:type="dxa" w:w="140"/>
+              <w:bottom w:type="dxa" w:w="80"/>
+              <w:right w:type="dxa" w:w="140"/>
+            </w:tcMar>
+            <w:vAlign w:val="center"/>
+          </w:tcPr>
+          <w:p>
+            <w:pPr>
+              <w:spacing w:before="20" w:after="20"/>
+              <w:jc w:val="left"/>
+            </w:pPr>
+            <w:r>
+              <w:rPr>
+                <w:rFonts w:ascii="Meiryo" w:cs="Meiryo" w:eastAsia="Meiryo" w:hAnsi="Meiryo"/>
+                <w:b/>
+                <w:bCs/>
+                <w:i w:val="false"/>
+                <w:iCs w:val="false"/>
+                <w:color w:val="000000"/>
+                <w:sz w:val="18"/>
+                <w:szCs w:val="18"/>
+              </w:rPr>
+              <w:t xml:space="preserve">OKI（林業側・開発）</w:t>
+            </w:r>
+          </w:p>
+        </w:tc>
+        <w:tc>
+          <w:tcPr>
+            <w:tcW w:type="dxa" w:w="2600"/>
+            <w:tcBorders>
+              <w:top w:val="single" w:color="9DC3E6" w:sz="4" w:space="0"/>
+              <w:left w:val="single" w:color="9DC3E6" w:sz="4" w:space="0"/>
+              <w:bottom w:val="single" w:color="9DC3E6" w:sz="4" w:space="0"/>
+              <w:right w:val="single" w:color="9DC3E6" w:sz="4" w:space="0"/>
+            </w:tcBorders>
+            <w:shd w:fill="EBF3FB" w:val="clear"/>
+            <w:tcMar>
+              <w:top w:type="dxa" w:w="80"/>
+              <w:left w:type="dxa" w:w="140"/>
+              <w:bottom w:type="dxa" w:w="80"/>
+              <w:right w:type="dxa" w:w="140"/>
+            </w:tcMar>
+            <w:vAlign w:val="center"/>
+          </w:tcPr>
+          <w:p>
+            <w:pPr>
+              <w:spacing w:before="20" w:after="20"/>
+              <w:jc w:val="left"/>
+            </w:pPr>
+            <w:r>
+              <w:rPr>
+                <w:rFonts w:ascii="Meiryo" w:cs="Meiryo" w:eastAsia="Meiryo" w:hAnsi="Meiryo"/>
+                <w:b w:val="false"/>
+                <w:bCs w:val="false"/>
+                <w:i w:val="false"/>
+                <w:iCs w:val="false"/>
+                <w:color w:val="000000"/>
+                <w:sz w:val="18"/>
+                <w:szCs w:val="18"/>
+              </w:rPr>
+              <w:t xml:space="preserve">システム開発・技術提案</w:t>
+            </w:r>
+          </w:p>
+        </w:tc>
+        <w:tc>
+          <w:tcPr>
+            <w:tcW w:type="dxa" w:w="4226"/>
+            <w:tcBorders>
+              <w:top w:val="single" w:color="9DC3E6" w:sz="4" w:space="0"/>
+              <w:left w:val="single" w:color="9DC3E6" w:sz="4" w:space="0"/>
+              <w:bottom w:val="single" w:color="9DC3E6" w:sz="4" w:space="0"/>
+              <w:right w:val="single" w:color="9DC3E6" w:sz="4" w:space="0"/>
+            </w:tcBorders>
+            <w:shd w:fill="EBF3FB" w:val="clear"/>
+            <w:tcMar>
+              <w:top w:type="dxa" w:w="80"/>
+              <w:left w:type="dxa" w:w="140"/>
+              <w:bottom w:type="dxa" w:w="80"/>
+              <w:right w:type="dxa" w:w="140"/>
+            </w:tcMar>
+            <w:vAlign w:val="center"/>
+          </w:tcPr>
+          <w:p>
+            <w:pPr>
+              <w:spacing w:before="20" w:after="20"/>
+              <w:jc w:val="left"/>
+            </w:pPr>
+            <w:r>
+              <w:rPr>
+                <w:rFonts w:ascii="Meiryo" w:cs="Meiryo" w:eastAsia="Meiryo" w:hAnsi="Meiryo"/>
+                <w:b w:val="false"/>
+                <w:bCs w:val="false"/>
+                <w:i w:val="false"/>
+                <w:iCs w:val="false"/>
+                <w:color w:val="000000"/>
+                <w:sz w:val="18"/>
+                <w:szCs w:val="18"/>
+              </w:rPr>
+              <w:t xml:space="preserve">認証方式の技術的選定・実装・設計書作成</w:t>
+            </w:r>
+          </w:p>
+        </w:tc>
+      </w:tr>
+    </w:tbl>
+    <w:p>
+      <w:pPr>
+        <w:spacing w:before="60" w:after="60"/>
+        <w:jc w:val="left"/>
+      </w:pPr>
+      <w:r>
+        <w:rPr>
+          <w:rFonts w:ascii="Meiryo" w:cs="Meiryo" w:eastAsia="Meiryo" w:hAnsi="Meiryo"/>
+          <w:b w:val="false"/>
+          <w:bCs w:val="false"/>
+          <w:i w:val="false"/>
+          <w:iCs w:val="false"/>
+          <w:color w:val="000000"/>
+          <w:sz w:val="20"/>
+          <w:szCs w:val="20"/>
+        </w:rPr>
+        <w:t xml:space="preserve"/>
+      </w:r>
+    </w:p>
+    <w:p>
+      <w:pPr>
+        <w:pBdr>
+          <w:bottom w:val="single" w:color="2E75B6" w:sz="8" w:space="0"/>
+        </w:pBdr>
+        <w:spacing w:before="180" w:after="80"/>
+      </w:pPr>
+      <w:r>
+        <w:rPr>
+          <w:rFonts w:ascii="Meiryo" w:cs="Meiryo" w:eastAsia="Meiryo" w:hAnsi="Meiryo"/>
+          <w:b/>
+          <w:bCs/>
+          <w:i w:val="false"/>
+          <w:iCs w:val="false"/>
+          <w:color w:val="1F4E79"/>
+          <w:sz w:val="22"/>
+          <w:szCs w:val="22"/>
+        </w:rPr>
+        <w:t xml:space="preserve">12.2 MSAL 方式を採用する場合の上位調整事項</w:t>
+      </w:r>
+    </w:p>
+    <w:p>
+      <w:pPr>
+        <w:spacing w:before="30" w:after="30"/>
+        <w:jc w:val="left"/>
+      </w:pPr>
+      <w:r>
+        <w:rPr>
+          <w:rFonts w:ascii="Meiryo" w:cs="Meiryo" w:eastAsia="Meiryo" w:hAnsi="Meiryo"/>
+          <w:b w:val="false"/>
+          <w:bCs w:val="false"/>
+          <w:i w:val="false"/>
+          <w:iCs w:val="false"/>
+          <w:color w:val="000000"/>
+          <w:sz w:val="20"/>
+          <w:szCs w:val="20"/>
+        </w:rPr>
+        <w:t xml:space="preserve"/>
+      </w:r>
+    </w:p>
+    <w:p>
+      <w:pPr>
+        <w:pBdr>
+          <w:left w:val="single" w:color="375623" w:sz="16" w:space="0"/>
+        </w:pBdr>
+        <w:shd w:fill="E2EFDA" w:val="clear"/>
+        <w:spacing w:before="50" w:after="50"/>
+        <w:ind w:left="180"/>
+      </w:pPr>
+      <w:r>
+        <w:rPr>
+          <w:rFonts w:ascii="Meiryo" w:cs="Meiryo" w:eastAsia="Meiryo" w:hAnsi="Meiryo"/>
+          <w:b w:val="false"/>
+          <w:bCs w:val="false"/>
+          <w:i w:val="false"/>
+          <w:iCs w:val="false"/>
+          <w:color w:val="375623"/>
+          <w:sz w:val="18"/>
+          <w:szCs w:val="18"/>
+        </w:rPr>
+        <w:t xml:space="preserve">MSAL 方式の場合、基盤側への依頼事項は最小限であり、上位調整の負荷が低い。</w:t>
+      </w:r>
+    </w:p>
+    <w:p>
+      <w:pPr>
+        <w:spacing w:before="30" w:after="30"/>
+        <w:jc w:val="left"/>
+      </w:pPr>
+      <w:r>
+        <w:rPr>
+          <w:rFonts w:ascii="Meiryo" w:cs="Meiryo" w:eastAsia="Meiryo" w:hAnsi="Meiryo"/>
+          <w:b w:val="false"/>
+          <w:bCs w:val="false"/>
+          <w:i w:val="false"/>
+          <w:iCs w:val="false"/>
+          <w:color w:val="000000"/>
+          <w:sz w:val="20"/>
+          <w:szCs w:val="20"/>
+        </w:rPr>
+        <w:t xml:space="preserve"/>
+      </w:r>
+    </w:p>
+    <w:tbl>
+      <w:tblPr>
+        <w:tblW w:type="dxa" w:w="9026"/>
+        <w:tblBorders>
+          <w:top w:val="single" w:color="auto" w:sz="4"/>
+          <w:left w:val="single" w:color="auto" w:sz="4"/>
+          <w:bottom w:val="single" w:color="auto" w:sz="4"/>
+          <w:right w:val="single" w:color="auto" w:sz="4"/>
+          <w:insideH w:val="single" w:color="auto" w:sz="4"/>
+          <w:insideV w:val="single" w:color="auto" w:sz="4"/>
+        </w:tblBorders>
+      </w:tblPr>
+      <w:tblGrid>
+        <w:gridCol w:w="400"/>
+        <w:gridCol w:w="2200"/>
+        <w:gridCol w:w="2000"/>
+        <w:gridCol w:w="4426"/>
+      </w:tblGrid>
+      <w:tr>
+        <w:tc>
+          <w:tcPr>
+            <w:tcW w:type="dxa" w:w="400"/>
+            <w:tcBorders>
+              <w:top w:val="single" w:color="9DC3E6" w:sz="4" w:space="0"/>
+              <w:left w:val="single" w:color="9DC3E6" w:sz="4" w:space="0"/>
+              <w:bottom w:val="single" w:color="9DC3E6" w:sz="4" w:space="0"/>
+              <w:right w:val="single" w:color="9DC3E6" w:sz="4" w:space="0"/>
+            </w:tcBorders>
+            <w:shd w:fill="1F4E79" w:val="clear"/>
+            <w:tcMar>
+              <w:top w:type="dxa" w:w="100"/>
+              <w:left w:type="dxa" w:w="140"/>
+              <w:bottom w:type="dxa" w:w="100"/>
+              <w:right w:type="dxa" w:w="140"/>
+            </w:tcMar>
+            <w:vAlign w:val="center"/>
+          </w:tcPr>
+          <w:p>
+            <w:pPr>
+              <w:spacing w:before="20" w:after="20"/>
+              <w:jc w:val="center"/>
+            </w:pPr>
+            <w:r>
+              <w:rPr>
+                <w:rFonts w:ascii="Meiryo" w:cs="Meiryo" w:eastAsia="Meiryo" w:hAnsi="Meiryo"/>
+                <w:b/>
+                <w:bCs/>
+                <w:i w:val="false"/>
+                <w:iCs w:val="false"/>
+                <w:color w:val="FFFFFF"/>
+                <w:sz w:val="18"/>
+                <w:szCs w:val="18"/>
+              </w:rPr>
+              <w:t xml:space="preserve">No.</w:t>
+            </w:r>
+          </w:p>
+        </w:tc>
+        <w:tc>
+          <w:tcPr>
+            <w:tcW w:type="dxa" w:w="2200"/>
+            <w:tcBorders>
+              <w:top w:val="single" w:color="9DC3E6" w:sz="4" w:space="0"/>
+              <w:left w:val="single" w:color="9DC3E6" w:sz="4" w:space="0"/>
+              <w:bottom w:val="single" w:color="9DC3E6" w:sz="4" w:space="0"/>
+              <w:right w:val="single" w:color="9DC3E6" w:sz="4" w:space="0"/>
+            </w:tcBorders>
+            <w:shd w:fill="1F4E79" w:val="clear"/>
+            <w:tcMar>
+              <w:top w:type="dxa" w:w="100"/>
+              <w:left w:type="dxa" w:w="140"/>
+              <w:bottom w:type="dxa" w:w="100"/>
+              <w:right w:type="dxa" w:w="140"/>
+            </w:tcMar>
+            <w:vAlign w:val="center"/>
+          </w:tcPr>
+          <w:p>
+            <w:pPr>
+              <w:spacing w:before="20" w:after="20"/>
+              <w:jc w:val="center"/>
+            </w:pPr>
+            <w:r>
+              <w:rPr>
+                <w:rFonts w:ascii="Meiryo" w:cs="Meiryo" w:eastAsia="Meiryo" w:hAnsi="Meiryo"/>
+                <w:b/>
+                <w:bCs/>
+                <w:i w:val="false"/>
+                <w:iCs w:val="false"/>
+                <w:color w:val="FFFFFF"/>
+                <w:sz w:val="18"/>
+                <w:szCs w:val="18"/>
+              </w:rPr>
+              <w:t xml:space="preserve">調整事項</w:t>
+            </w:r>
+          </w:p>
+        </w:tc>
+        <w:tc>
+          <w:tcPr>
+            <w:tcW w:type="dxa" w:w="2000"/>
+            <w:tcBorders>
+              <w:top w:val="single" w:color="9DC3E6" w:sz="4" w:space="0"/>
+              <w:left w:val="single" w:color="9DC3E6" w:sz="4" w:space="0"/>
+              <w:bottom w:val="single" w:color="9DC3E6" w:sz="4" w:space="0"/>
+              <w:right w:val="single" w:color="9DC3E6" w:sz="4" w:space="0"/>
+            </w:tcBorders>
+            <w:shd w:fill="1F4E79" w:val="clear"/>
+            <w:tcMar>
+              <w:top w:type="dxa" w:w="100"/>
+              <w:left w:type="dxa" w:w="140"/>
+              <w:bottom w:type="dxa" w:w="100"/>
+              <w:right w:type="dxa" w:w="140"/>
+            </w:tcMar>
+            <w:vAlign w:val="center"/>
+          </w:tcPr>
+          <w:p>
+            <w:pPr>
+              <w:spacing w:before="20" w:after="20"/>
+              <w:jc w:val="center"/>
+            </w:pPr>
+            <w:r>
+              <w:rPr>
+                <w:rFonts w:ascii="Meiryo" w:cs="Meiryo" w:eastAsia="Meiryo" w:hAnsi="Meiryo"/>
+                <w:b/>
+                <w:bCs/>
+                <w:i w:val="false"/>
+                <w:iCs w:val="false"/>
+                <w:color w:val="FFFFFF"/>
+                <w:sz w:val="18"/>
+                <w:szCs w:val="18"/>
+              </w:rPr>
+              <w:t xml:space="preserve">調整先</w:t>
+            </w:r>
+          </w:p>
+        </w:tc>
+        <w:tc>
+          <w:tcPr>
+            <w:tcW w:type="dxa" w:w="4426"/>
+            <w:tcBorders>
+              <w:top w:val="single" w:color="9DC3E6" w:sz="4" w:space="0"/>
+              <w:left w:val="single" w:color="9DC3E6" w:sz="4" w:space="0"/>
+              <w:bottom w:val="single" w:color="9DC3E6" w:sz="4" w:space="0"/>
+              <w:right w:val="single" w:color="9DC3E6" w:sz="4" w:space="0"/>
+            </w:tcBorders>
+            <w:shd w:fill="1F4E79" w:val="clear"/>
+            <w:tcMar>
+              <w:top w:type="dxa" w:w="100"/>
+              <w:left w:type="dxa" w:w="140"/>
+              <w:bottom w:type="dxa" w:w="100"/>
+              <w:right w:type="dxa" w:w="140"/>
+            </w:tcMar>
+            <w:vAlign w:val="center"/>
+          </w:tcPr>
+          <w:p>
+            <w:pPr>
+              <w:spacing w:before="20" w:after="20"/>
+              <w:jc w:val="center"/>
+            </w:pPr>
+            <w:r>
+              <w:rPr>
+                <w:rFonts w:ascii="Meiryo" w:cs="Meiryo" w:eastAsia="Meiryo" w:hAnsi="Meiryo"/>
+                <w:b/>
+                <w:bCs/>
+                <w:i w:val="false"/>
+                <w:iCs w:val="false"/>
+                <w:color w:val="FFFFFF"/>
+                <w:sz w:val="18"/>
+                <w:szCs w:val="18"/>
+              </w:rPr>
+              <w:t xml:space="preserve">内容・期待する対応</w:t>
+            </w:r>
+          </w:p>
+        </w:tc>
+      </w:tr>
+      <w:tr>
+        <w:tc>
+          <w:tcPr>
+            <w:tcW w:type="dxa" w:w="400"/>
+            <w:tcBorders>
+              <w:top w:val="single" w:color="9DC3E6" w:sz="4" w:space="0"/>
+              <w:left w:val="single" w:color="9DC3E6" w:sz="4" w:space="0"/>
+              <w:bottom w:val="single" w:color="9DC3E6" w:sz="4" w:space="0"/>
+              <w:right w:val="single" w:color="9DC3E6" w:sz="4" w:space="0"/>
+            </w:tcBorders>
+            <w:shd w:fill="FFFFFF" w:val="clear"/>
+            <w:tcMar>
+              <w:top w:type="dxa" w:w="80"/>
+              <w:left w:type="dxa" w:w="140"/>
+              <w:bottom w:type="dxa" w:w="80"/>
+              <w:right w:type="dxa" w:w="140"/>
+            </w:tcMar>
+            <w:vAlign w:val="center"/>
+          </w:tcPr>
+          <w:p>
+            <w:pPr>
+              <w:spacing w:before="20" w:after="20"/>
+              <w:jc w:val="center"/>
+            </w:pPr>
+            <w:r>
+              <w:rPr>
+                <w:rFonts w:ascii="Meiryo" w:cs="Meiryo" w:eastAsia="Meiryo" w:hAnsi="Meiryo"/>
+                <w:b/>
+                <w:bCs/>
+                <w:i w:val="false"/>
+                <w:iCs w:val="false"/>
+                <w:color w:val="375623"/>
+                <w:sz w:val="18"/>
+                <w:szCs w:val="18"/>
+              </w:rPr>
+              <w:t xml:space="preserve">①</w:t>
+            </w:r>
+          </w:p>
+        </w:tc>
+        <w:tc>
+          <w:tcPr>
+            <w:tcW w:type="dxa" w:w="2200"/>
+            <w:tcBorders>
+              <w:top w:val="single" w:color="9DC3E6" w:sz="4" w:space="0"/>
+              <w:left w:val="single" w:color="9DC3E6" w:sz="4" w:space="0"/>
+              <w:bottom w:val="single" w:color="9DC3E6" w:sz="4" w:space="0"/>
+              <w:right w:val="single" w:color="9DC3E6" w:sz="4" w:space="0"/>
+            </w:tcBorders>
+            <w:shd w:fill="FFFFFF" w:val="clear"/>
+            <w:tcMar>
+              <w:top w:type="dxa" w:w="80"/>
+              <w:left w:type="dxa" w:w="140"/>
+              <w:bottom w:type="dxa" w:w="80"/>
+              <w:right w:type="dxa" w:w="140"/>
+            </w:tcMar>
+            <w:vAlign w:val="center"/>
+          </w:tcPr>
+          <w:p>
+            <w:pPr>
+              <w:spacing w:before="20" w:after="20"/>
+              <w:jc w:val="left"/>
+            </w:pPr>
+            <w:r>
+              <w:rPr>
+                <w:rFonts w:ascii="Meiryo" w:cs="Meiryo" w:eastAsia="Meiryo" w:hAnsi="Meiryo"/>
+                <w:b/>
+                <w:bCs/>
+                <w:i w:val="false"/>
+                <w:iCs w:val="false"/>
+                <w:color w:val="000000"/>
+                <w:sz w:val="18"/>
+                <w:szCs w:val="18"/>
+              </w:rPr>
+              <w:t xml:space="preserve">アプリ登録（App Registration）の実施</w:t>
+            </w:r>
+          </w:p>
+        </w:tc>
+        <w:tc>
+          <w:tcPr>
+            <w:tcW w:type="dxa" w:w="2000"/>
+            <w:tcBorders>
+              <w:top w:val="single" w:color="9DC3E6" w:sz="4" w:space="0"/>
+              <w:left w:val="single" w:color="9DC3E6" w:sz="4" w:space="0"/>
+              <w:bottom w:val="single" w:color="9DC3E6" w:sz="4" w:space="0"/>
+              <w:right w:val="single" w:color="9DC3E6" w:sz="4" w:space="0"/>
+            </w:tcBorders>
+            <w:shd w:fill="FFFFFF" w:val="clear"/>
+            <w:tcMar>
+              <w:top w:type="dxa" w:w="80"/>
+              <w:left w:type="dxa" w:w="140"/>
+              <w:bottom w:type="dxa" w:w="80"/>
+              <w:right w:type="dxa" w:w="140"/>
+            </w:tcMar>
+            <w:vAlign w:val="center"/>
+          </w:tcPr>
+          <w:p>
+            <w:pPr>
+              <w:spacing w:before="20" w:after="20"/>
+              <w:jc w:val="left"/>
+            </w:pPr>
+            <w:r>
+              <w:rPr>
+                <w:rFonts w:ascii="Meiryo" w:cs="Meiryo" w:eastAsia="Meiryo" w:hAnsi="Meiryo"/>
+                <w:b w:val="false"/>
+                <w:bCs w:val="false"/>
+                <w:i w:val="false"/>
+                <w:iCs w:val="false"/>
+                <w:color w:val="000000"/>
+                <w:sz w:val="18"/>
+                <w:szCs w:val="18"/>
+              </w:rPr>
+              <w:t xml:space="preserve">JAFFIC クラウド事業者</w:t>
+            </w:r>
+          </w:p>
+        </w:tc>
+        <w:tc>
+          <w:tcPr>
+            <w:tcW w:type="dxa" w:w="4426"/>
+            <w:tcBorders>
+              <w:top w:val="single" w:color="9DC3E6" w:sz="4" w:space="0"/>
+              <w:left w:val="single" w:color="9DC3E6" w:sz="4" w:space="0"/>
+              <w:bottom w:val="single" w:color="9DC3E6" w:sz="4" w:space="0"/>
+              <w:right w:val="single" w:color="9DC3E6" w:sz="4" w:space="0"/>
+            </w:tcBorders>
+            <w:shd w:fill="FFFFFF" w:val="clear"/>
+            <w:tcMar>
+              <w:top w:type="dxa" w:w="80"/>
+              <w:left w:type="dxa" w:w="140"/>
+              <w:bottom w:type="dxa" w:w="80"/>
+              <w:right w:type="dxa" w:w="140"/>
+            </w:tcMar>
+            <w:vAlign w:val="center"/>
+          </w:tcPr>
+          <w:p>
+            <w:pPr>
+              <w:spacing w:before="20" w:after="20"/>
+              <w:jc w:val="left"/>
+            </w:pPr>
+            <w:r>
+              <w:rPr>
+                <w:rFonts w:ascii="Meiryo" w:cs="Meiryo" w:eastAsia="Meiryo" w:hAnsi="Meiryo"/>
+                <w:b w:val="false"/>
+                <w:bCs w:val="false"/>
+                <w:i w:val="false"/>
+                <w:iCs w:val="false"/>
+                <w:color w:val="000000"/>
+                <w:sz w:val="18"/>
+                <w:szCs w:val="18"/>
+              </w:rPr>
+              <w:t xml:space="preserve">林業基幹システム専用の App Registration を実施し、テナントID・クライアントIDを開発チームに払い出す。設定内容は OKI が提供する。</w:t>
+            </w:r>
+          </w:p>
+        </w:tc>
+      </w:tr>
+      <w:tr>
+        <w:tc>
+          <w:tcPr>
+            <w:tcW w:type="dxa" w:w="400"/>
+            <w:tcBorders>
+              <w:top w:val="single" w:color="9DC3E6" w:sz="4" w:space="0"/>
+              <w:left w:val="single" w:color="9DC3E6" w:sz="4" w:space="0"/>
+              <w:bottom w:val="single" w:color="9DC3E6" w:sz="4" w:space="0"/>
+              <w:right w:val="single" w:color="9DC3E6" w:sz="4" w:space="0"/>
+            </w:tcBorders>
+            <w:shd w:fill="EBF3FB" w:val="clear"/>
+            <w:tcMar>
+              <w:top w:type="dxa" w:w="80"/>
+              <w:left w:type="dxa" w:w="140"/>
+              <w:bottom w:type="dxa" w:w="80"/>
+              <w:right w:type="dxa" w:w="140"/>
+            </w:tcMar>
+            <w:vAlign w:val="center"/>
+          </w:tcPr>
+          <w:p>
+            <w:pPr>
+              <w:spacing w:before="20" w:after="20"/>
+              <w:jc w:val="center"/>
+            </w:pPr>
+            <w:r>
+              <w:rPr>
+                <w:rFonts w:ascii="Meiryo" w:cs="Meiryo" w:eastAsia="Meiryo" w:hAnsi="Meiryo"/>
+                <w:b/>
+                <w:bCs/>
+                <w:i w:val="false"/>
+                <w:iCs w:val="false"/>
+                <w:color w:val="375623"/>
+                <w:sz w:val="18"/>
+                <w:szCs w:val="18"/>
+              </w:rPr>
+              <w:t xml:space="preserve">②</w:t>
+            </w:r>
+          </w:p>
+        </w:tc>
+        <w:tc>
+          <w:tcPr>
+            <w:tcW w:type="dxa" w:w="2200"/>
+            <w:tcBorders>
+              <w:top w:val="single" w:color="9DC3E6" w:sz="4" w:space="0"/>
+              <w:left w:val="single" w:color="9DC3E6" w:sz="4" w:space="0"/>
+              <w:bottom w:val="single" w:color="9DC3E6" w:sz="4" w:space="0"/>
+              <w:right w:val="single" w:color="9DC3E6" w:sz="4" w:space="0"/>
+            </w:tcBorders>
+            <w:shd w:fill="EBF3FB" w:val="clear"/>
+            <w:tcMar>
+              <w:top w:type="dxa" w:w="80"/>
+              <w:left w:type="dxa" w:w="140"/>
+              <w:bottom w:type="dxa" w:w="80"/>
+              <w:right w:type="dxa" w:w="140"/>
+            </w:tcMar>
+            <w:vAlign w:val="center"/>
+          </w:tcPr>
+          <w:p>
+            <w:pPr>
+              <w:spacing w:before="20" w:after="20"/>
+              <w:jc w:val="left"/>
+            </w:pPr>
+            <w:r>
+              <w:rPr>
+                <w:rFonts w:ascii="Meiryo" w:cs="Meiryo" w:eastAsia="Meiryo" w:hAnsi="Meiryo"/>
+                <w:b/>
+                <w:bCs/>
+                <w:i w:val="false"/>
+                <w:iCs w:val="false"/>
+                <w:color w:val="000000"/>
+                <w:sz w:val="18"/>
+                <w:szCs w:val="18"/>
+              </w:rPr>
+              <w:t xml:space="preserve">条件付きアクセスポリシーの設定</w:t>
+            </w:r>
+          </w:p>
+        </w:tc>
+        <w:tc>
+          <w:tcPr>
+            <w:tcW w:type="dxa" w:w="2000"/>
+            <w:tcBorders>
+              <w:top w:val="single" w:color="9DC3E6" w:sz="4" w:space="0"/>
+              <w:left w:val="single" w:color="9DC3E6" w:sz="4" w:space="0"/>
+              <w:bottom w:val="single" w:color="9DC3E6" w:sz="4" w:space="0"/>
+              <w:right w:val="single" w:color="9DC3E6" w:sz="4" w:space="0"/>
+            </w:tcBorders>
+            <w:shd w:fill="EBF3FB" w:val="clear"/>
+            <w:tcMar>
+              <w:top w:type="dxa" w:w="80"/>
+              <w:left w:type="dxa" w:w="140"/>
+              <w:bottom w:type="dxa" w:w="80"/>
+              <w:right w:type="dxa" w:w="140"/>
+            </w:tcMar>
+            <w:vAlign w:val="center"/>
+          </w:tcPr>
+          <w:p>
+            <w:pPr>
+              <w:spacing w:before="20" w:after="20"/>
+              <w:jc w:val="left"/>
+            </w:pPr>
+            <w:r>
+              <w:rPr>
+                <w:rFonts w:ascii="Meiryo" w:cs="Meiryo" w:eastAsia="Meiryo" w:hAnsi="Meiryo"/>
+                <w:b w:val="false"/>
+                <w:bCs w:val="false"/>
+                <w:i w:val="false"/>
+                <w:iCs w:val="false"/>
+                <w:color w:val="000000"/>
+                <w:sz w:val="18"/>
+                <w:szCs w:val="18"/>
+              </w:rPr>
+              <w:t xml:space="preserve">JAFFIC クラウド事業者</w:t>
+            </w:r>
+          </w:p>
+        </w:tc>
+        <w:tc>
+          <w:tcPr>
+            <w:tcW w:type="dxa" w:w="4426"/>
+            <w:tcBorders>
+              <w:top w:val="single" w:color="9DC3E6" w:sz="4" w:space="0"/>
+              <w:left w:val="single" w:color="9DC3E6" w:sz="4" w:space="0"/>
+              <w:bottom w:val="single" w:color="9DC3E6" w:sz="4" w:space="0"/>
+              <w:right w:val="single" w:color="9DC3E6" w:sz="4" w:space="0"/>
+            </w:tcBorders>
+            <w:shd w:fill="EBF3FB" w:val="clear"/>
+            <w:tcMar>
+              <w:top w:type="dxa" w:w="80"/>
+              <w:left w:type="dxa" w:w="140"/>
+              <w:bottom w:type="dxa" w:w="80"/>
+              <w:right w:type="dxa" w:w="140"/>
+            </w:tcMar>
+            <w:vAlign w:val="center"/>
+          </w:tcPr>
+          <w:p>
+            <w:pPr>
+              <w:spacing w:before="20" w:after="20"/>
+              <w:jc w:val="left"/>
+            </w:pPr>
+            <w:r>
+              <w:rPr>
+                <w:rFonts w:ascii="Meiryo" w:cs="Meiryo" w:eastAsia="Meiryo" w:hAnsi="Meiryo"/>
+                <w:b w:val="false"/>
+                <w:bCs w:val="false"/>
+                <w:i w:val="false"/>
+                <w:iCs w:val="false"/>
+                <w:color w:val="000000"/>
+                <w:sz w:val="18"/>
+                <w:szCs w:val="18"/>
+              </w:rPr>
+              <w:t xml:space="preserve">MFA（Microsoft Authenticator）必須・信用基金 IP 以外からのアクセス制限を設定する。Entra P1 ライセンスの適用確認も合わせて行う。</w:t>
+            </w:r>
+          </w:p>
+        </w:tc>
+      </w:tr>
+      <w:tr>
+        <w:tc>
+          <w:tcPr>
+            <w:tcW w:type="dxa" w:w="400"/>
+            <w:tcBorders>
+              <w:top w:val="single" w:color="9DC3E6" w:sz="4" w:space="0"/>
+              <w:left w:val="single" w:color="9DC3E6" w:sz="4" w:space="0"/>
+              <w:bottom w:val="single" w:color="9DC3E6" w:sz="4" w:space="0"/>
+              <w:right w:val="single" w:color="9DC3E6" w:sz="4" w:space="0"/>
+            </w:tcBorders>
+            <w:shd w:fill="FFFFFF" w:val="clear"/>
+            <w:tcMar>
+              <w:top w:type="dxa" w:w="80"/>
+              <w:left w:type="dxa" w:w="140"/>
+              <w:bottom w:type="dxa" w:w="80"/>
+              <w:right w:type="dxa" w:w="140"/>
+            </w:tcMar>
+            <w:vAlign w:val="center"/>
+          </w:tcPr>
+          <w:p>
+            <w:pPr>
+              <w:spacing w:before="20" w:after="20"/>
+              <w:jc w:val="center"/>
+            </w:pPr>
+            <w:r>
+              <w:rPr>
+                <w:rFonts w:ascii="Meiryo" w:cs="Meiryo" w:eastAsia="Meiryo" w:hAnsi="Meiryo"/>
+                <w:b/>
+                <w:bCs/>
+                <w:i w:val="false"/>
+                <w:iCs w:val="false"/>
+                <w:color w:val="375623"/>
+                <w:sz w:val="18"/>
+                <w:szCs w:val="18"/>
+              </w:rPr>
+              <w:t xml:space="preserve">③</w:t>
+            </w:r>
+          </w:p>
+        </w:tc>
+        <w:tc>
+          <w:tcPr>
+            <w:tcW w:type="dxa" w:w="2200"/>
+            <w:tcBorders>
+              <w:top w:val="single" w:color="9DC3E6" w:sz="4" w:space="0"/>
+              <w:left w:val="single" w:color="9DC3E6" w:sz="4" w:space="0"/>
+              <w:bottom w:val="single" w:color="9DC3E6" w:sz="4" w:space="0"/>
+              <w:right w:val="single" w:color="9DC3E6" w:sz="4" w:space="0"/>
+            </w:tcBorders>
+            <w:shd w:fill="FFFFFF" w:val="clear"/>
+            <w:tcMar>
+              <w:top w:type="dxa" w:w="80"/>
+              <w:left w:type="dxa" w:w="140"/>
+              <w:bottom w:type="dxa" w:w="80"/>
+              <w:right w:type="dxa" w:w="140"/>
+            </w:tcMar>
+            <w:vAlign w:val="center"/>
+          </w:tcPr>
+          <w:p>
+            <w:pPr>
+              <w:spacing w:before="20" w:after="20"/>
+              <w:jc w:val="left"/>
+            </w:pPr>
+            <w:r>
+              <w:rPr>
+                <w:rFonts w:ascii="Meiryo" w:cs="Meiryo" w:eastAsia="Meiryo" w:hAnsi="Meiryo"/>
+                <w:b/>
+                <w:bCs/>
+                <w:i w:val="false"/>
+                <w:iCs w:val="false"/>
+                <w:color w:val="000000"/>
+                <w:sz w:val="18"/>
+                <w:szCs w:val="18"/>
+              </w:rPr>
+              <w:t xml:space="preserve">アプリロールの確認・承認</w:t>
+            </w:r>
+          </w:p>
+        </w:tc>
+        <w:tc>
+          <w:tcPr>
+            <w:tcW w:type="dxa" w:w="2000"/>
+            <w:tcBorders>
+              <w:top w:val="single" w:color="9DC3E6" w:sz="4" w:space="0"/>
+              <w:left w:val="single" w:color="9DC3E6" w:sz="4" w:space="0"/>
+              <w:bottom w:val="single" w:color="9DC3E6" w:sz="4" w:space="0"/>
+              <w:right w:val="single" w:color="9DC3E6" w:sz="4" w:space="0"/>
+            </w:tcBorders>
+            <w:shd w:fill="FFFFFF" w:val="clear"/>
+            <w:tcMar>
+              <w:top w:type="dxa" w:w="80"/>
+              <w:left w:type="dxa" w:w="140"/>
+              <w:bottom w:type="dxa" w:w="80"/>
+              <w:right w:type="dxa" w:w="140"/>
+            </w:tcMar>
+            <w:vAlign w:val="center"/>
+          </w:tcPr>
+          <w:p>
+            <w:pPr>
+              <w:spacing w:before="20" w:after="20"/>
+              <w:jc w:val="left"/>
+            </w:pPr>
+            <w:r>
+              <w:rPr>
+                <w:rFonts w:ascii="Meiryo" w:cs="Meiryo" w:eastAsia="Meiryo" w:hAnsi="Meiryo"/>
+                <w:b w:val="false"/>
+                <w:bCs w:val="false"/>
+                <w:i w:val="false"/>
+                <w:iCs w:val="false"/>
+                <w:color w:val="000000"/>
+                <w:sz w:val="18"/>
+                <w:szCs w:val="18"/>
+              </w:rPr>
+              <w:t xml:space="preserve">信用基金（発注者）+ JAFFIC</w:t>
+            </w:r>
+          </w:p>
+        </w:tc>
+        <w:tc>
+          <w:tcPr>
+            <w:tcW w:type="dxa" w:w="4426"/>
+            <w:tcBorders>
+              <w:top w:val="single" w:color="9DC3E6" w:sz="4" w:space="0"/>
+              <w:left w:val="single" w:color="9DC3E6" w:sz="4" w:space="0"/>
+              <w:bottom w:val="single" w:color="9DC3E6" w:sz="4" w:space="0"/>
+              <w:right w:val="single" w:color="9DC3E6" w:sz="4" w:space="0"/>
+            </w:tcBorders>
+            <w:shd w:fill="FFFFFF" w:val="clear"/>
+            <w:tcMar>
+              <w:top w:type="dxa" w:w="80"/>
+              <w:left w:type="dxa" w:w="140"/>
+              <w:bottom w:type="dxa" w:w="80"/>
+              <w:right w:type="dxa" w:w="140"/>
+            </w:tcMar>
+            <w:vAlign w:val="center"/>
+          </w:tcPr>
+          <w:p>
+            <w:pPr>
+              <w:spacing w:before="20" w:after="20"/>
+              <w:jc w:val="left"/>
+            </w:pPr>
+            <w:r>
+              <w:rPr>
+                <w:rFonts w:ascii="Meiryo" w:cs="Meiryo" w:eastAsia="Meiryo" w:hAnsi="Meiryo"/>
+                <w:b w:val="false"/>
+                <w:bCs w:val="false"/>
+                <w:i w:val="false"/>
+                <w:iCs w:val="false"/>
+                <w:color w:val="000000"/>
+                <w:sz w:val="18"/>
+                <w:szCs w:val="18"/>
+              </w:rPr>
+              <w:t xml:space="preserve">申請者（Applicant）・審査者（Reviewer）・経理担当（Manager）のロール定義を確認・承認する。ロールの変更は Azure Portal のみで対応可能（アプリ修正不要）。</w:t>
+            </w:r>
+          </w:p>
+        </w:tc>
+      </w:tr>
+      <w:tr>
+        <w:tc>
+          <w:tcPr>
+            <w:tcW w:type="dxa" w:w="400"/>
+            <w:tcBorders>
+              <w:top w:val="single" w:color="9DC3E6" w:sz="4" w:space="0"/>
+              <w:left w:val="single" w:color="9DC3E6" w:sz="4" w:space="0"/>
+              <w:bottom w:val="single" w:color="9DC3E6" w:sz="4" w:space="0"/>
+              <w:right w:val="single" w:color="9DC3E6" w:sz="4" w:space="0"/>
+            </w:tcBorders>
+            <w:shd w:fill="EBF3FB" w:val="clear"/>
+            <w:tcMar>
+              <w:top w:type="dxa" w:w="80"/>
+              <w:left w:type="dxa" w:w="140"/>
+              <w:bottom w:type="dxa" w:w="80"/>
+              <w:right w:type="dxa" w:w="140"/>
+            </w:tcMar>
+            <w:vAlign w:val="center"/>
+          </w:tcPr>
+          <w:p>
+            <w:pPr>
+              <w:spacing w:before="20" w:after="20"/>
+              <w:jc w:val="center"/>
+            </w:pPr>
+            <w:r>
+              <w:rPr>
+                <w:rFonts w:ascii="Meiryo" w:cs="Meiryo" w:eastAsia="Meiryo" w:hAnsi="Meiryo"/>
+                <w:b/>
+                <w:bCs/>
+                <w:i w:val="false"/>
+                <w:iCs w:val="false"/>
+                <w:color w:val="375623"/>
+                <w:sz w:val="18"/>
+                <w:szCs w:val="18"/>
+              </w:rPr>
+              <w:t xml:space="preserve">④</w:t>
+            </w:r>
+          </w:p>
+        </w:tc>
+        <w:tc>
+          <w:tcPr>
+            <w:tcW w:type="dxa" w:w="2200"/>
+            <w:tcBorders>
+              <w:top w:val="single" w:color="9DC3E6" w:sz="4" w:space="0"/>
+              <w:left w:val="single" w:color="9DC3E6" w:sz="4" w:space="0"/>
+              <w:bottom w:val="single" w:color="9DC3E6" w:sz="4" w:space="0"/>
+              <w:right w:val="single" w:color="9DC3E6" w:sz="4" w:space="0"/>
+            </w:tcBorders>
+            <w:shd w:fill="EBF3FB" w:val="clear"/>
+            <w:tcMar>
+              <w:top w:type="dxa" w:w="80"/>
+              <w:left w:type="dxa" w:w="140"/>
+              <w:bottom w:type="dxa" w:w="80"/>
+              <w:right w:type="dxa" w:w="140"/>
+            </w:tcMar>
+            <w:vAlign w:val="center"/>
+          </w:tcPr>
+          <w:p>
+            <w:pPr>
+              <w:spacing w:before="20" w:after="20"/>
+              <w:jc w:val="left"/>
+            </w:pPr>
+            <w:r>
+              <w:rPr>
+                <w:rFonts w:ascii="Meiryo" w:cs="Meiryo" w:eastAsia="Meiryo" w:hAnsi="Meiryo"/>
+                <w:b/>
+                <w:bCs/>
+                <w:i w:val="false"/>
+                <w:iCs w:val="false"/>
+                <w:color w:val="000000"/>
+                <w:sz w:val="18"/>
+                <w:szCs w:val="18"/>
+              </w:rPr>
+              <w:t xml:space="preserve">テナントID・クライアントIDの提供</w:t>
+            </w:r>
+          </w:p>
+        </w:tc>
+        <w:tc>
+          <w:tcPr>
+            <w:tcW w:type="dxa" w:w="2000"/>
+            <w:tcBorders>
+              <w:top w:val="single" w:color="9DC3E6" w:sz="4" w:space="0"/>
+              <w:left w:val="single" w:color="9DC3E6" w:sz="4" w:space="0"/>
+              <w:bottom w:val="single" w:color="9DC3E6" w:sz="4" w:space="0"/>
+              <w:right w:val="single" w:color="9DC3E6" w:sz="4" w:space="0"/>
+            </w:tcBorders>
+            <w:shd w:fill="EBF3FB" w:val="clear"/>
+            <w:tcMar>
+              <w:top w:type="dxa" w:w="80"/>
+              <w:left w:type="dxa" w:w="140"/>
+              <w:bottom w:type="dxa" w:w="80"/>
+              <w:right w:type="dxa" w:w="140"/>
+            </w:tcMar>
+            <w:vAlign w:val="center"/>
+          </w:tcPr>
+          <w:p>
+            <w:pPr>
+              <w:spacing w:before="20" w:after="20"/>
+              <w:jc w:val="left"/>
+            </w:pPr>
+            <w:r>
+              <w:rPr>
+                <w:rFonts w:ascii="Meiryo" w:cs="Meiryo" w:eastAsia="Meiryo" w:hAnsi="Meiryo"/>
+                <w:b w:val="false"/>
+                <w:bCs w:val="false"/>
+                <w:i w:val="false"/>
+                <w:iCs w:val="false"/>
+                <w:color w:val="000000"/>
+                <w:sz w:val="18"/>
+                <w:szCs w:val="18"/>
+              </w:rPr>
+              <w:t xml:space="preserve">JAFFIC クラウド事業者</w:t>
+            </w:r>
+          </w:p>
+        </w:tc>
+        <w:tc>
+          <w:tcPr>
+            <w:tcW w:type="dxa" w:w="4426"/>
+            <w:tcBorders>
+              <w:top w:val="single" w:color="9DC3E6" w:sz="4" w:space="0"/>
+              <w:left w:val="single" w:color="9DC3E6" w:sz="4" w:space="0"/>
+              <w:bottom w:val="single" w:color="9DC3E6" w:sz="4" w:space="0"/>
+              <w:right w:val="single" w:color="9DC3E6" w:sz="4" w:space="0"/>
+            </w:tcBorders>
+            <w:shd w:fill="EBF3FB" w:val="clear"/>
+            <w:tcMar>
+              <w:top w:type="dxa" w:w="80"/>
+              <w:left w:type="dxa" w:w="140"/>
+              <w:bottom w:type="dxa" w:w="80"/>
+              <w:right w:type="dxa" w:w="140"/>
+            </w:tcMar>
+            <w:vAlign w:val="center"/>
+          </w:tcPr>
+          <w:p>
+            <w:pPr>
+              <w:spacing w:before="20" w:after="20"/>
+              <w:jc w:val="left"/>
+            </w:pPr>
+            <w:r>
+              <w:rPr>
+                <w:rFonts w:ascii="Meiryo" w:cs="Meiryo" w:eastAsia="Meiryo" w:hAnsi="Meiryo"/>
+                <w:b w:val="false"/>
+                <w:bCs w:val="false"/>
+                <w:i w:val="false"/>
+                <w:iCs w:val="false"/>
+                <w:color w:val="000000"/>
+                <w:sz w:val="18"/>
+                <w:szCs w:val="18"/>
+              </w:rPr>
+              <w:t xml:space="preserve">①完了後、テナントID・クライアントIDを OKI 開発チームに提供する。これにより開発環境での認証テストを即座に開始できる。</w:t>
+            </w:r>
+          </w:p>
+        </w:tc>
+      </w:tr>
+    </w:tbl>
+    <w:p>
+      <w:pPr>
+        <w:spacing w:before="60" w:after="60"/>
+        <w:jc w:val="left"/>
+      </w:pPr>
+      <w:r>
+        <w:rPr>
+          <w:rFonts w:ascii="Meiryo" w:cs="Meiryo" w:eastAsia="Meiryo" w:hAnsi="Meiryo"/>
+          <w:b w:val="false"/>
+          <w:bCs w:val="false"/>
+          <w:i w:val="false"/>
+          <w:iCs w:val="false"/>
+          <w:color w:val="000000"/>
+          <w:sz w:val="20"/>
+          <w:szCs w:val="20"/>
+        </w:rPr>
+        <w:t xml:space="preserve"/>
+      </w:r>
+    </w:p>
+    <w:p>
+      <w:pPr>
+        <w:pBdr>
+          <w:bottom w:val="single" w:color="2E75B6" w:sz="8" w:space="0"/>
+        </w:pBdr>
+        <w:spacing w:before="180" w:after="80"/>
+      </w:pPr>
+      <w:r>
+        <w:rPr>
+          <w:rFonts w:ascii="Meiryo" w:cs="Meiryo" w:eastAsia="Meiryo" w:hAnsi="Meiryo"/>
+          <w:b/>
+          <w:bCs/>
+          <w:i w:val="false"/>
+          <w:iCs w:val="false"/>
+          <w:color w:val="1F4E79"/>
+          <w:sz w:val="22"/>
+          <w:szCs w:val="22"/>
+        </w:rPr>
+        <w:t xml:space="preserve">12.3 SAML 方式を採用する場合の上位調整事項（参考）</w:t>
+      </w:r>
+    </w:p>
+    <w:p>
+      <w:pPr>
+        <w:spacing w:before="30" w:after="30"/>
+        <w:jc w:val="left"/>
+      </w:pPr>
+      <w:r>
+        <w:rPr>
+          <w:rFonts w:ascii="Meiryo" w:cs="Meiryo" w:eastAsia="Meiryo" w:hAnsi="Meiryo"/>
+          <w:b w:val="false"/>
+          <w:bCs w:val="false"/>
+          <w:i w:val="false"/>
+          <w:iCs w:val="false"/>
+          <w:color w:val="000000"/>
+          <w:sz w:val="20"/>
+          <w:szCs w:val="20"/>
+        </w:rPr>
+        <w:t xml:space="preserve"/>
+      </w:r>
+    </w:p>
+    <w:p>
+      <w:pPr>
+        <w:pBdr>
+          <w:left w:val="single" w:color="7F6000" w:sz="16" w:space="0"/>
+        </w:pBdr>
+        <w:shd w:fill="FFF2CC" w:val="clear"/>
+        <w:spacing w:before="50" w:after="50"/>
+        <w:ind w:left="180"/>
+      </w:pPr>
+      <w:r>
+        <w:rPr>
+          <w:rFonts w:ascii="Meiryo" w:cs="Meiryo" w:eastAsia="Meiryo" w:hAnsi="Meiryo"/>
+          <w:b/>
+          <w:bCs/>
+          <w:i w:val="false"/>
+          <w:iCs w:val="false"/>
+          <w:color w:val="7F6000"/>
+          <w:sz w:val="18"/>
+          <w:szCs w:val="18"/>
+        </w:rPr>
+        <w:t xml:space="preserve">SAML 方式の場合、基盤側との調整事項が大幅に増加し、スケジュールへの影響が生じる。</w:t>
+      </w:r>
+    </w:p>
+    <w:p>
+      <w:pPr>
+        <w:spacing w:before="30" w:after="30"/>
+        <w:jc w:val="left"/>
+      </w:pPr>
+      <w:r>
+        <w:rPr>
+          <w:rFonts w:ascii="Meiryo" w:cs="Meiryo" w:eastAsia="Meiryo" w:hAnsi="Meiryo"/>
+          <w:b w:val="false"/>
+          <w:bCs w:val="false"/>
+          <w:i w:val="false"/>
+          <w:iCs w:val="false"/>
+          <w:color w:val="000000"/>
+          <w:sz w:val="20"/>
+          <w:szCs w:val="20"/>
+        </w:rPr>
+        <w:t xml:space="preserve"/>
+      </w:r>
+    </w:p>
+    <w:tbl>
+      <w:tblPr>
+        <w:tblW w:type="dxa" w:w="9026"/>
+        <w:tblBorders>
+          <w:top w:val="single" w:color="auto" w:sz="4"/>
+          <w:left w:val="single" w:color="auto" w:sz="4"/>
+          <w:bottom w:val="single" w:color="auto" w:sz="4"/>
+          <w:right w:val="single" w:color="auto" w:sz="4"/>
+          <w:insideH w:val="single" w:color="auto" w:sz="4"/>
+          <w:insideV w:val="single" w:color="auto" w:sz="4"/>
+        </w:tblBorders>
+      </w:tblPr>
+      <w:tblGrid>
+        <w:gridCol w:w="400"/>
+        <w:gridCol w:w="2200"/>
+        <w:gridCol w:w="2000"/>
+        <w:gridCol w:w="4426"/>
+      </w:tblGrid>
+      <w:tr>
+        <w:tc>
+          <w:tcPr>
+            <w:tcW w:type="dxa" w:w="400"/>
+            <w:tcBorders>
+              <w:top w:val="single" w:color="9DC3E6" w:sz="4" w:space="0"/>
+              <w:left w:val="single" w:color="9DC3E6" w:sz="4" w:space="0"/>
+              <w:bottom w:val="single" w:color="9DC3E6" w:sz="4" w:space="0"/>
+              <w:right w:val="single" w:color="9DC3E6" w:sz="4" w:space="0"/>
+            </w:tcBorders>
+            <w:shd w:fill="1F4E79" w:val="clear"/>
+            <w:tcMar>
+              <w:top w:type="dxa" w:w="100"/>
+              <w:left w:type="dxa" w:w="140"/>
+              <w:bottom w:type="dxa" w:w="100"/>
+              <w:right w:type="dxa" w:w="140"/>
+            </w:tcMar>
+            <w:vAlign w:val="center"/>
+          </w:tcPr>
+          <w:p>
+            <w:pPr>
+              <w:spacing w:before="20" w:after="20"/>
+              <w:jc w:val="center"/>
+            </w:pPr>
+            <w:r>
+              <w:rPr>
+                <w:rFonts w:ascii="Meiryo" w:cs="Meiryo" w:eastAsia="Meiryo" w:hAnsi="Meiryo"/>
+                <w:b/>
+                <w:bCs/>
+                <w:i w:val="false"/>
+                <w:iCs w:val="false"/>
+                <w:color w:val="FFFFFF"/>
+                <w:sz w:val="18"/>
+                <w:szCs w:val="18"/>
+              </w:rPr>
+              <w:t xml:space="preserve">No.</w:t>
+            </w:r>
+          </w:p>
+        </w:tc>
+        <w:tc>
+          <w:tcPr>
+            <w:tcW w:type="dxa" w:w="2200"/>
+            <w:tcBorders>
+              <w:top w:val="single" w:color="9DC3E6" w:sz="4" w:space="0"/>
+              <w:left w:val="single" w:color="9DC3E6" w:sz="4" w:space="0"/>
+              <w:bottom w:val="single" w:color="9DC3E6" w:sz="4" w:space="0"/>
+              <w:right w:val="single" w:color="9DC3E6" w:sz="4" w:space="0"/>
+            </w:tcBorders>
+            <w:shd w:fill="1F4E79" w:val="clear"/>
+            <w:tcMar>
+              <w:top w:type="dxa" w:w="100"/>
+              <w:left w:type="dxa" w:w="140"/>
+              <w:bottom w:type="dxa" w:w="100"/>
+              <w:right w:type="dxa" w:w="140"/>
+            </w:tcMar>
+            <w:vAlign w:val="center"/>
+          </w:tcPr>
+          <w:p>
+            <w:pPr>
+              <w:spacing w:before="20" w:after="20"/>
+              <w:jc w:val="center"/>
+            </w:pPr>
+            <w:r>
+              <w:rPr>
+                <w:rFonts w:ascii="Meiryo" w:cs="Meiryo" w:eastAsia="Meiryo" w:hAnsi="Meiryo"/>
+                <w:b/>
+                <w:bCs/>
+                <w:i w:val="false"/>
+                <w:iCs w:val="false"/>
+                <w:color w:val="FFFFFF"/>
+                <w:sz w:val="18"/>
+                <w:szCs w:val="18"/>
+              </w:rPr>
+              <w:t xml:space="preserve">調整事項</w:t>
+            </w:r>
+          </w:p>
+        </w:tc>
+        <w:tc>
+          <w:tcPr>
+            <w:tcW w:type="dxa" w:w="2000"/>
+            <w:tcBorders>
+              <w:top w:val="single" w:color="9DC3E6" w:sz="4" w:space="0"/>
+              <w:left w:val="single" w:color="9DC3E6" w:sz="4" w:space="0"/>
+              <w:bottom w:val="single" w:color="9DC3E6" w:sz="4" w:space="0"/>
+              <w:right w:val="single" w:color="9DC3E6" w:sz="4" w:space="0"/>
+            </w:tcBorders>
+            <w:shd w:fill="1F4E79" w:val="clear"/>
+            <w:tcMar>
+              <w:top w:type="dxa" w:w="100"/>
+              <w:left w:type="dxa" w:w="140"/>
+              <w:bottom w:type="dxa" w:w="100"/>
+              <w:right w:type="dxa" w:w="140"/>
+            </w:tcMar>
+            <w:vAlign w:val="center"/>
+          </w:tcPr>
+          <w:p>
+            <w:pPr>
+              <w:spacing w:before="20" w:after="20"/>
+              <w:jc w:val="center"/>
+            </w:pPr>
+            <w:r>
+              <w:rPr>
+                <w:rFonts w:ascii="Meiryo" w:cs="Meiryo" w:eastAsia="Meiryo" w:hAnsi="Meiryo"/>
+                <w:b/>
+                <w:bCs/>
+                <w:i w:val="false"/>
+                <w:iCs w:val="false"/>
+                <w:color w:val="FFFFFF"/>
+                <w:sz w:val="18"/>
+                <w:szCs w:val="18"/>
+              </w:rPr>
+              <w:t xml:space="preserve">調整先</w:t>
+            </w:r>
+          </w:p>
+        </w:tc>
+        <w:tc>
+          <w:tcPr>
+            <w:tcW w:type="dxa" w:w="4426"/>
+            <w:tcBorders>
+              <w:top w:val="single" w:color="9DC3E6" w:sz="4" w:space="0"/>
+              <w:left w:val="single" w:color="9DC3E6" w:sz="4" w:space="0"/>
+              <w:bottom w:val="single" w:color="9DC3E6" w:sz="4" w:space="0"/>
+              <w:right w:val="single" w:color="9DC3E6" w:sz="4" w:space="0"/>
+            </w:tcBorders>
+            <w:shd w:fill="1F4E79" w:val="clear"/>
+            <w:tcMar>
+              <w:top w:type="dxa" w:w="100"/>
+              <w:left w:type="dxa" w:w="140"/>
+              <w:bottom w:type="dxa" w:w="100"/>
+              <w:right w:type="dxa" w:w="140"/>
+            </w:tcMar>
+            <w:vAlign w:val="center"/>
+          </w:tcPr>
+          <w:p>
+            <w:pPr>
+              <w:spacing w:before="20" w:after="20"/>
+              <w:jc w:val="center"/>
+            </w:pPr>
+            <w:r>
+              <w:rPr>
+                <w:rFonts w:ascii="Meiryo" w:cs="Meiryo" w:eastAsia="Meiryo" w:hAnsi="Meiryo"/>
+                <w:b/>
+                <w:bCs/>
+                <w:i w:val="false"/>
+                <w:iCs w:val="false"/>
+                <w:color w:val="FFFFFF"/>
+                <w:sz w:val="18"/>
+                <w:szCs w:val="18"/>
+              </w:rPr>
+              <w:t xml:space="preserve">内容・リスク</w:t>
+            </w:r>
+          </w:p>
+        </w:tc>
+      </w:tr>
+      <w:tr>
+        <w:tc>
+          <w:tcPr>
+            <w:tcW w:type="dxa" w:w="400"/>
+            <w:tcBorders>
+              <w:top w:val="single" w:color="9DC3E6" w:sz="4" w:space="0"/>
+              <w:left w:val="single" w:color="9DC3E6" w:sz="4" w:space="0"/>
+              <w:bottom w:val="single" w:color="9DC3E6" w:sz="4" w:space="0"/>
+              <w:right w:val="single" w:color="9DC3E6" w:sz="4" w:space="0"/>
+            </w:tcBorders>
+            <w:shd w:fill="FFFFFF" w:val="clear"/>
+            <w:tcMar>
+              <w:top w:type="dxa" w:w="80"/>
+              <w:left w:type="dxa" w:w="140"/>
+              <w:bottom w:type="dxa" w:w="80"/>
+              <w:right w:type="dxa" w:w="140"/>
+            </w:tcMar>
+            <w:vAlign w:val="center"/>
+          </w:tcPr>
+          <w:p>
+            <w:pPr>
+              <w:spacing w:before="20" w:after="20"/>
+              <w:jc w:val="center"/>
+            </w:pPr>
+            <w:r>
+              <w:rPr>
+                <w:rFonts w:ascii="Meiryo" w:cs="Meiryo" w:eastAsia="Meiryo" w:hAnsi="Meiryo"/>
+                <w:b/>
+                <w:bCs/>
+                <w:i w:val="false"/>
+                <w:iCs w:val="false"/>
+                <w:color w:val="7F6000"/>
+                <w:sz w:val="18"/>
+                <w:szCs w:val="18"/>
+              </w:rPr>
+              <w:t xml:space="preserve">①</w:t>
+            </w:r>
+          </w:p>
+        </w:tc>
+        <w:tc>
+          <w:tcPr>
+            <w:tcW w:type="dxa" w:w="2200"/>
+            <w:tcBorders>
+              <w:top w:val="single" w:color="9DC3E6" w:sz="4" w:space="0"/>
+              <w:left w:val="single" w:color="9DC3E6" w:sz="4" w:space="0"/>
+              <w:bottom w:val="single" w:color="9DC3E6" w:sz="4" w:space="0"/>
+              <w:right w:val="single" w:color="9DC3E6" w:sz="4" w:space="0"/>
+            </w:tcBorders>
+            <w:shd w:fill="FFFFFF" w:val="clear"/>
+            <w:tcMar>
+              <w:top w:type="dxa" w:w="80"/>
+              <w:left w:type="dxa" w:w="140"/>
+              <w:bottom w:type="dxa" w:w="80"/>
+              <w:right w:type="dxa" w:w="140"/>
+            </w:tcMar>
+            <w:vAlign w:val="center"/>
+          </w:tcPr>
+          <w:p>
+            <w:pPr>
+              <w:spacing w:before="20" w:after="20"/>
+              <w:jc w:val="left"/>
+            </w:pPr>
+            <w:r>
+              <w:rPr>
+                <w:rFonts w:ascii="Meiryo" w:cs="Meiryo" w:eastAsia="Meiryo" w:hAnsi="Meiryo"/>
+                <w:b/>
+                <w:bCs/>
+                <w:i w:val="false"/>
+                <w:iCs w:val="false"/>
+                <w:color w:val="000000"/>
+                <w:sz w:val="18"/>
+                <w:szCs w:val="18"/>
+              </w:rPr>
+              <w:t xml:space="preserve">SAML エンタープライズアプリ登録</w:t>
+            </w:r>
+          </w:p>
+        </w:tc>
+        <w:tc>
+          <w:tcPr>
+            <w:tcW w:type="dxa" w:w="2000"/>
+            <w:tcBorders>
+              <w:top w:val="single" w:color="9DC3E6" w:sz="4" w:space="0"/>
+              <w:left w:val="single" w:color="9DC3E6" w:sz="4" w:space="0"/>
+              <w:bottom w:val="single" w:color="9DC3E6" w:sz="4" w:space="0"/>
+              <w:right w:val="single" w:color="9DC3E6" w:sz="4" w:space="0"/>
+            </w:tcBorders>
+            <w:shd w:fill="FFFFFF" w:val="clear"/>
+            <w:tcMar>
+              <w:top w:type="dxa" w:w="80"/>
+              <w:left w:type="dxa" w:w="140"/>
+              <w:bottom w:type="dxa" w:w="80"/>
+              <w:right w:type="dxa" w:w="140"/>
+            </w:tcMar>
+            <w:vAlign w:val="center"/>
+          </w:tcPr>
+          <w:p>
+            <w:pPr>
+              <w:spacing w:before="20" w:after="20"/>
+              <w:jc w:val="left"/>
+            </w:pPr>
+            <w:r>
+              <w:rPr>
+                <w:rFonts w:ascii="Meiryo" w:cs="Meiryo" w:eastAsia="Meiryo" w:hAnsi="Meiryo"/>
+                <w:b w:val="false"/>
+                <w:bCs w:val="false"/>
+                <w:i w:val="false"/>
+                <w:iCs w:val="false"/>
+                <w:color w:val="000000"/>
+                <w:sz w:val="18"/>
+                <w:szCs w:val="18"/>
+              </w:rPr>
+              <w:t xml:space="preserve">JAFFIC クラウド事業者</w:t>
+            </w:r>
+          </w:p>
+        </w:tc>
+        <w:tc>
+          <w:tcPr>
+            <w:tcW w:type="dxa" w:w="4426"/>
+            <w:tcBorders>
+              <w:top w:val="single" w:color="9DC3E6" w:sz="4" w:space="0"/>
+              <w:left w:val="single" w:color="9DC3E6" w:sz="4" w:space="0"/>
+              <w:bottom w:val="single" w:color="9DC3E6" w:sz="4" w:space="0"/>
+              <w:right w:val="single" w:color="9DC3E6" w:sz="4" w:space="0"/>
+            </w:tcBorders>
+            <w:shd w:fill="FFFFFF" w:val="clear"/>
+            <w:tcMar>
+              <w:top w:type="dxa" w:w="80"/>
+              <w:left w:type="dxa" w:w="140"/>
+              <w:bottom w:type="dxa" w:w="80"/>
+              <w:right w:type="dxa" w:w="140"/>
+            </w:tcMar>
+            <w:vAlign w:val="center"/>
+          </w:tcPr>
+          <w:p>
+            <w:pPr>
+              <w:spacing w:before="20" w:after="20"/>
+              <w:jc w:val="left"/>
+            </w:pPr>
+            <w:r>
+              <w:rPr>
+                <w:rFonts w:ascii="Meiryo" w:cs="Meiryo" w:eastAsia="Meiryo" w:hAnsi="Meiryo"/>
+                <w:b w:val="false"/>
+                <w:bCs w:val="false"/>
+                <w:i w:val="false"/>
+                <w:iCs w:val="false"/>
+                <w:color w:val="7F6000"/>
+                <w:sz w:val="18"/>
+                <w:szCs w:val="18"/>
+              </w:rPr>
+              <w:t xml:space="preserve">OKI が作成した SP メタデータ（XML）を基盤側に提供し、Entra ID に登録してもらう必要がある。対応完了まで開発・テストが停止する。</w:t>
+            </w:r>
+          </w:p>
+        </w:tc>
+      </w:tr>
+      <w:tr>
+        <w:tc>
+          <w:tcPr>
+            <w:tcW w:type="dxa" w:w="400"/>
+            <w:tcBorders>
+              <w:top w:val="single" w:color="9DC3E6" w:sz="4" w:space="0"/>
+              <w:left w:val="single" w:color="9DC3E6" w:sz="4" w:space="0"/>
+              <w:bottom w:val="single" w:color="9DC3E6" w:sz="4" w:space="0"/>
+              <w:right w:val="single" w:color="9DC3E6" w:sz="4" w:space="0"/>
+            </w:tcBorders>
+            <w:shd w:fill="EBF3FB" w:val="clear"/>
+            <w:tcMar>
+              <w:top w:type="dxa" w:w="80"/>
+              <w:left w:type="dxa" w:w="140"/>
+              <w:bottom w:type="dxa" w:w="80"/>
+              <w:right w:type="dxa" w:w="140"/>
+            </w:tcMar>
+            <w:vAlign w:val="center"/>
+          </w:tcPr>
+          <w:p>
+            <w:pPr>
+              <w:spacing w:before="20" w:after="20"/>
+              <w:jc w:val="center"/>
+            </w:pPr>
+            <w:r>
+              <w:rPr>
+                <w:rFonts w:ascii="Meiryo" w:cs="Meiryo" w:eastAsia="Meiryo" w:hAnsi="Meiryo"/>
+                <w:b/>
+                <w:bCs/>
+                <w:i w:val="false"/>
+                <w:iCs w:val="false"/>
+                <w:color w:val="7F6000"/>
+                <w:sz w:val="18"/>
+                <w:szCs w:val="18"/>
+              </w:rPr>
+              <w:t xml:space="preserve">②</w:t>
+            </w:r>
+          </w:p>
+        </w:tc>
+        <w:tc>
+          <w:tcPr>
+            <w:tcW w:type="dxa" w:w="2200"/>
+            <w:tcBorders>
+              <w:top w:val="single" w:color="9DC3E6" w:sz="4" w:space="0"/>
+              <w:left w:val="single" w:color="9DC3E6" w:sz="4" w:space="0"/>
+              <w:bottom w:val="single" w:color="9DC3E6" w:sz="4" w:space="0"/>
+              <w:right w:val="single" w:color="9DC3E6" w:sz="4" w:space="0"/>
+            </w:tcBorders>
+            <w:shd w:fill="EBF3FB" w:val="clear"/>
+            <w:tcMar>
+              <w:top w:type="dxa" w:w="80"/>
+              <w:left w:type="dxa" w:w="140"/>
+              <w:bottom w:type="dxa" w:w="80"/>
+              <w:right w:type="dxa" w:w="140"/>
+            </w:tcMar>
+            <w:vAlign w:val="center"/>
+          </w:tcPr>
+          <w:p>
+            <w:pPr>
+              <w:spacing w:before="20" w:after="20"/>
+              <w:jc w:val="left"/>
+            </w:pPr>
+            <w:r>
+              <w:rPr>
+                <w:rFonts w:ascii="Meiryo" w:cs="Meiryo" w:eastAsia="Meiryo" w:hAnsi="Meiryo"/>
+                <w:b/>
+                <w:bCs/>
+                <w:i w:val="false"/>
+                <w:iCs w:val="false"/>
+                <w:color w:val="000000"/>
+                <w:sz w:val="18"/>
+                <w:szCs w:val="18"/>
+              </w:rPr>
+              <w:t xml:space="preserve">属性連携（ロール情報）の設定</w:t>
+            </w:r>
+          </w:p>
+        </w:tc>
+        <w:tc>
+          <w:tcPr>
+            <w:tcW w:type="dxa" w:w="2000"/>
+            <w:tcBorders>
+              <w:top w:val="single" w:color="9DC3E6" w:sz="4" w:space="0"/>
+              <w:left w:val="single" w:color="9DC3E6" w:sz="4" w:space="0"/>
+              <w:bottom w:val="single" w:color="9DC3E6" w:sz="4" w:space="0"/>
+              <w:right w:val="single" w:color="9DC3E6" w:sz="4" w:space="0"/>
+            </w:tcBorders>
+            <w:shd w:fill="EBF3FB" w:val="clear"/>
+            <w:tcMar>
+              <w:top w:type="dxa" w:w="80"/>
+              <w:left w:type="dxa" w:w="140"/>
+              <w:bottom w:type="dxa" w:w="80"/>
+              <w:right w:type="dxa" w:w="140"/>
+            </w:tcMar>
+            <w:vAlign w:val="center"/>
+          </w:tcPr>
+          <w:p>
+            <w:pPr>
+              <w:spacing w:before="20" w:after="20"/>
+              <w:jc w:val="left"/>
+            </w:pPr>
+            <w:r>
+              <w:rPr>
+                <w:rFonts w:ascii="Meiryo" w:cs="Meiryo" w:eastAsia="Meiryo" w:hAnsi="Meiryo"/>
+                <w:b w:val="false"/>
+                <w:bCs w:val="false"/>
+                <w:i w:val="false"/>
+                <w:iCs w:val="false"/>
+                <w:color w:val="000000"/>
+                <w:sz w:val="18"/>
+                <w:szCs w:val="18"/>
+              </w:rPr>
+              <w:t xml:space="preserve">JAFFIC クラウド事業者</w:t>
+            </w:r>
+          </w:p>
+        </w:tc>
+        <w:tc>
+          <w:tcPr>
+            <w:tcW w:type="dxa" w:w="4426"/>
+            <w:tcBorders>
+              <w:top w:val="single" w:color="9DC3E6" w:sz="4" w:space="0"/>
+              <w:left w:val="single" w:color="9DC3E6" w:sz="4" w:space="0"/>
+              <w:bottom w:val="single" w:color="9DC3E6" w:sz="4" w:space="0"/>
+              <w:right w:val="single" w:color="9DC3E6" w:sz="4" w:space="0"/>
+            </w:tcBorders>
+            <w:shd w:fill="EBF3FB" w:val="clear"/>
+            <w:tcMar>
+              <w:top w:type="dxa" w:w="80"/>
+              <w:left w:type="dxa" w:w="140"/>
+              <w:bottom w:type="dxa" w:w="80"/>
+              <w:right w:type="dxa" w:w="140"/>
+            </w:tcMar>
+            <w:vAlign w:val="center"/>
+          </w:tcPr>
+          <w:p>
+            <w:pPr>
+              <w:spacing w:before="20" w:after="20"/>
+              <w:jc w:val="left"/>
+            </w:pPr>
+            <w:r>
+              <w:rPr>
+                <w:rFonts w:ascii="Meiryo" w:cs="Meiryo" w:eastAsia="Meiryo" w:hAnsi="Meiryo"/>
+                <w:b w:val="false"/>
+                <w:bCs w:val="false"/>
+                <w:i w:val="false"/>
+                <w:iCs w:val="false"/>
+                <w:color w:val="7F6000"/>
+                <w:sz w:val="18"/>
+                <w:szCs w:val="18"/>
+              </w:rPr>
+              <w:t xml:space="preserve">SAML アサーションに含めるロール属性の設定を基盤側に依頼する。設定変更のたびに基盤側への依頼が必要。</w:t>
+            </w:r>
+          </w:p>
+        </w:tc>
+      </w:tr>
+      <w:tr>
+        <w:tc>
+          <w:tcPr>
+            <w:tcW w:type="dxa" w:w="400"/>
+            <w:tcBorders>
+              <w:top w:val="single" w:color="9DC3E6" w:sz="4" w:space="0"/>
+              <w:left w:val="single" w:color="9DC3E6" w:sz="4" w:space="0"/>
+              <w:bottom w:val="single" w:color="9DC3E6" w:sz="4" w:space="0"/>
+              <w:right w:val="single" w:color="9DC3E6" w:sz="4" w:space="0"/>
+            </w:tcBorders>
+            <w:shd w:fill="FFFFFF" w:val="clear"/>
+            <w:tcMar>
+              <w:top w:type="dxa" w:w="80"/>
+              <w:left w:type="dxa" w:w="140"/>
+              <w:bottom w:type="dxa" w:w="80"/>
+              <w:right w:type="dxa" w:w="140"/>
+            </w:tcMar>
+            <w:vAlign w:val="center"/>
+          </w:tcPr>
+          <w:p>
+            <w:pPr>
+              <w:spacing w:before="20" w:after="20"/>
+              <w:jc w:val="center"/>
+            </w:pPr>
+            <w:r>
+              <w:rPr>
+                <w:rFonts w:ascii="Meiryo" w:cs="Meiryo" w:eastAsia="Meiryo" w:hAnsi="Meiryo"/>
+                <w:b/>
+                <w:bCs/>
+                <w:i w:val="false"/>
+                <w:iCs w:val="false"/>
+                <w:color w:val="C00000"/>
+                <w:sz w:val="18"/>
+                <w:szCs w:val="18"/>
+              </w:rPr>
+              <w:t xml:space="preserve">③</w:t>
+            </w:r>
+          </w:p>
+        </w:tc>
+        <w:tc>
+          <w:tcPr>
+            <w:tcW w:type="dxa" w:w="2200"/>
+            <w:tcBorders>
+              <w:top w:val="single" w:color="9DC3E6" w:sz="4" w:space="0"/>
+              <w:left w:val="single" w:color="9DC3E6" w:sz="4" w:space="0"/>
+              <w:bottom w:val="single" w:color="9DC3E6" w:sz="4" w:space="0"/>
+              <w:right w:val="single" w:color="9DC3E6" w:sz="4" w:space="0"/>
+            </w:tcBorders>
+            <w:shd w:fill="FFFFFF" w:val="clear"/>
+            <w:tcMar>
+              <w:top w:type="dxa" w:w="80"/>
+              <w:left w:type="dxa" w:w="140"/>
+              <w:bottom w:type="dxa" w:w="80"/>
+              <w:right w:type="dxa" w:w="140"/>
+            </w:tcMar>
+            <w:vAlign w:val="center"/>
+          </w:tcPr>
+          <w:p>
+            <w:pPr>
+              <w:spacing w:before="20" w:after="20"/>
+              <w:jc w:val="left"/>
+            </w:pPr>
+            <w:r>
+              <w:rPr>
+                <w:rFonts w:ascii="Meiryo" w:cs="Meiryo" w:eastAsia="Meiryo" w:hAnsi="Meiryo"/>
+                <w:b/>
+                <w:bCs/>
+                <w:i w:val="false"/>
+                <w:iCs w:val="false"/>
+                <w:color w:val="000000"/>
+                <w:sz w:val="18"/>
+                <w:szCs w:val="18"/>
+              </w:rPr>
+              <w:t xml:space="preserve">SAML 証明書の発行・管理</w:t>
+            </w:r>
+          </w:p>
+        </w:tc>
+        <w:tc>
+          <w:tcPr>
+            <w:tcW w:type="dxa" w:w="2000"/>
+            <w:tcBorders>
+              <w:top w:val="single" w:color="9DC3E6" w:sz="4" w:space="0"/>
+              <w:left w:val="single" w:color="9DC3E6" w:sz="4" w:space="0"/>
+              <w:bottom w:val="single" w:color="9DC3E6" w:sz="4" w:space="0"/>
+              <w:right w:val="single" w:color="9DC3E6" w:sz="4" w:space="0"/>
+            </w:tcBorders>
+            <w:shd w:fill="FFFFFF" w:val="clear"/>
+            <w:tcMar>
+              <w:top w:type="dxa" w:w="80"/>
+              <w:left w:type="dxa" w:w="140"/>
+              <w:bottom w:type="dxa" w:w="80"/>
+              <w:right w:type="dxa" w:w="140"/>
+            </w:tcMar>
+            <w:vAlign w:val="center"/>
+          </w:tcPr>
+          <w:p>
+            <w:pPr>
+              <w:spacing w:before="20" w:after="20"/>
+              <w:jc w:val="left"/>
+            </w:pPr>
+            <w:r>
+              <w:rPr>
+                <w:rFonts w:ascii="Meiryo" w:cs="Meiryo" w:eastAsia="Meiryo" w:hAnsi="Meiryo"/>
+                <w:b w:val="false"/>
+                <w:bCs w:val="false"/>
+                <w:i w:val="false"/>
+                <w:iCs w:val="false"/>
+                <w:color w:val="000000"/>
+                <w:sz w:val="18"/>
+                <w:szCs w:val="18"/>
+              </w:rPr>
+              <w:t xml:space="preserve">JAFFIC クラウド事業者 + OKI</w:t>
+            </w:r>
+          </w:p>
+        </w:tc>
+        <w:tc>
+          <w:tcPr>
+            <w:tcW w:type="dxa" w:w="4426"/>
+            <w:tcBorders>
+              <w:top w:val="single" w:color="9DC3E6" w:sz="4" w:space="0"/>
+              <w:left w:val="single" w:color="9DC3E6" w:sz="4" w:space="0"/>
+              <w:bottom w:val="single" w:color="9DC3E6" w:sz="4" w:space="0"/>
+              <w:right w:val="single" w:color="9DC3E6" w:sz="4" w:space="0"/>
+            </w:tcBorders>
+            <w:shd w:fill="FFFFFF" w:val="clear"/>
+            <w:tcMar>
+              <w:top w:type="dxa" w:w="80"/>
+              <w:left w:type="dxa" w:w="140"/>
+              <w:bottom w:type="dxa" w:w="80"/>
+              <w:right w:type="dxa" w:w="140"/>
+            </w:tcMar>
+            <w:vAlign w:val="center"/>
+          </w:tcPr>
+          <w:p>
+            <w:pPr>
+              <w:spacing w:before="20" w:after="20"/>
+              <w:jc w:val="left"/>
+            </w:pPr>
+            <w:r>
+              <w:rPr>
+                <w:rFonts w:ascii="Meiryo" w:cs="Meiryo" w:eastAsia="Meiryo" w:hAnsi="Meiryo"/>
+                <w:b w:val="false"/>
+                <w:bCs w:val="false"/>
+                <w:i w:val="false"/>
+                <w:iCs w:val="false"/>
+                <w:color w:val="C00000"/>
+                <w:sz w:val="18"/>
+                <w:szCs w:val="18"/>
+              </w:rPr>
+              <w:t xml:space="preserve">証明書の発行・配置・3年ごとの更新について両者で管理体制を確立する必要がある。証明書失効時はシステム全停止のリスクがある。</w:t>
+            </w:r>
+          </w:p>
+        </w:tc>
+      </w:tr>
+      <w:tr>
+        <w:tc>
+          <w:tcPr>
+            <w:tcW w:type="dxa" w:w="400"/>
+            <w:tcBorders>
+              <w:top w:val="single" w:color="9DC3E6" w:sz="4" w:space="0"/>
+              <w:left w:val="single" w:color="9DC3E6" w:sz="4" w:space="0"/>
+              <w:bottom w:val="single" w:color="9DC3E6" w:sz="4" w:space="0"/>
+              <w:right w:val="single" w:color="9DC3E6" w:sz="4" w:space="0"/>
+            </w:tcBorders>
+            <w:shd w:fill="EBF3FB" w:val="clear"/>
+            <w:tcMar>
+              <w:top w:type="dxa" w:w="80"/>
+              <w:left w:type="dxa" w:w="140"/>
+              <w:bottom w:type="dxa" w:w="80"/>
+              <w:right w:type="dxa" w:w="140"/>
+            </w:tcMar>
+            <w:vAlign w:val="center"/>
+          </w:tcPr>
+          <w:p>
+            <w:pPr>
+              <w:spacing w:before="20" w:after="20"/>
+              <w:jc w:val="center"/>
+            </w:pPr>
+            <w:r>
+              <w:rPr>
+                <w:rFonts w:ascii="Meiryo" w:cs="Meiryo" w:eastAsia="Meiryo" w:hAnsi="Meiryo"/>
+                <w:b/>
+                <w:bCs/>
+                <w:i w:val="false"/>
+                <w:iCs w:val="false"/>
+                <w:color w:val="C00000"/>
+                <w:sz w:val="18"/>
+                <w:szCs w:val="18"/>
+              </w:rPr>
+              <w:t xml:space="preserve">④</w:t>
+            </w:r>
+          </w:p>
+        </w:tc>
+        <w:tc>
+          <w:tcPr>
+            <w:tcW w:type="dxa" w:w="2200"/>
+            <w:tcBorders>
+              <w:top w:val="single" w:color="9DC3E6" w:sz="4" w:space="0"/>
+              <w:left w:val="single" w:color="9DC3E6" w:sz="4" w:space="0"/>
+              <w:bottom w:val="single" w:color="9DC3E6" w:sz="4" w:space="0"/>
+              <w:right w:val="single" w:color="9DC3E6" w:sz="4" w:space="0"/>
+            </w:tcBorders>
+            <w:shd w:fill="EBF3FB" w:val="clear"/>
+            <w:tcMar>
+              <w:top w:type="dxa" w:w="80"/>
+              <w:left w:type="dxa" w:w="140"/>
+              <w:bottom w:type="dxa" w:w="80"/>
+              <w:right w:type="dxa" w:w="140"/>
+            </w:tcMar>
+            <w:vAlign w:val="center"/>
+          </w:tcPr>
+          <w:p>
+            <w:pPr>
+              <w:spacing w:before="20" w:after="20"/>
+              <w:jc w:val="left"/>
+            </w:pPr>
+            <w:r>
+              <w:rPr>
+                <w:rFonts w:ascii="Meiryo" w:cs="Meiryo" w:eastAsia="Meiryo" w:hAnsi="Meiryo"/>
+                <w:b/>
+                <w:bCs/>
+                <w:i w:val="false"/>
+                <w:iCs w:val="false"/>
+                <w:color w:val="000000"/>
+                <w:sz w:val="18"/>
+                <w:szCs w:val="18"/>
+              </w:rPr>
+              <w:t xml:space="preserve">外部システム用の別途認証設計</w:t>
+            </w:r>
+          </w:p>
+        </w:tc>
+        <w:tc>
+          <w:tcPr>
+            <w:tcW w:type="dxa" w:w="2000"/>
+            <w:tcBorders>
+              <w:top w:val="single" w:color="9DC3E6" w:sz="4" w:space="0"/>
+              <w:left w:val="single" w:color="9DC3E6" w:sz="4" w:space="0"/>
+              <w:bottom w:val="single" w:color="9DC3E6" w:sz="4" w:space="0"/>
+              <w:right w:val="single" w:color="9DC3E6" w:sz="4" w:space="0"/>
+            </w:tcBorders>
+            <w:shd w:fill="EBF3FB" w:val="clear"/>
+            <w:tcMar>
+              <w:top w:type="dxa" w:w="80"/>
+              <w:left w:type="dxa" w:w="140"/>
+              <w:bottom w:type="dxa" w:w="80"/>
+              <w:right w:type="dxa" w:w="140"/>
+            </w:tcMar>
+            <w:vAlign w:val="center"/>
+          </w:tcPr>
+          <w:p>
+            <w:pPr>
+              <w:spacing w:before="20" w:after="20"/>
+              <w:jc w:val="left"/>
+            </w:pPr>
+            <w:r>
+              <w:rPr>
+                <w:rFonts w:ascii="Meiryo" w:cs="Meiryo" w:eastAsia="Meiryo" w:hAnsi="Meiryo"/>
+                <w:b w:val="false"/>
+                <w:bCs w:val="false"/>
+                <w:i w:val="false"/>
+                <w:iCs w:val="false"/>
+                <w:color w:val="000000"/>
+                <w:sz w:val="18"/>
+                <w:szCs w:val="18"/>
+              </w:rPr>
+              <w:t xml:space="preserve">信用基金（発注者）+ OKI</w:t>
+            </w:r>
+          </w:p>
+        </w:tc>
+        <w:tc>
+          <w:tcPr>
+            <w:tcW w:type="dxa" w:w="4426"/>
+            <w:tcBorders>
+              <w:top w:val="single" w:color="9DC3E6" w:sz="4" w:space="0"/>
+              <w:left w:val="single" w:color="9DC3E6" w:sz="4" w:space="0"/>
+              <w:bottom w:val="single" w:color="9DC3E6" w:sz="4" w:space="0"/>
+              <w:right w:val="single" w:color="9DC3E6" w:sz="4" w:space="0"/>
+            </w:tcBorders>
+            <w:shd w:fill="EBF3FB" w:val="clear"/>
+            <w:tcMar>
+              <w:top w:type="dxa" w:w="80"/>
+              <w:left w:type="dxa" w:w="140"/>
+              <w:bottom w:type="dxa" w:w="80"/>
+              <w:right w:type="dxa" w:w="140"/>
+            </w:tcMar>
+            <w:vAlign w:val="center"/>
+          </w:tcPr>
+          <w:p>
+            <w:pPr>
+              <w:spacing w:before="20" w:after="20"/>
+              <w:jc w:val="left"/>
+            </w:pPr>
+            <w:r>
+              <w:rPr>
+                <w:rFonts w:ascii="Meiryo" w:cs="Meiryo" w:eastAsia="Meiryo" w:hAnsi="Meiryo"/>
+                <w:b w:val="false"/>
+                <w:bCs w:val="false"/>
+                <w:i w:val="false"/>
+                <w:iCs w:val="false"/>
+                <w:color w:val="C00000"/>
+                <w:sz w:val="18"/>
+                <w:szCs w:val="18"/>
+              </w:rPr>
+              <w:t xml:space="preserve">格付判定システム・財務会計システム等の外部 API 連携では SAML が使えないため、別途 API 認証方式（API Key 等）の設計・調整が必要。</w:t>
+            </w:r>
+          </w:p>
+        </w:tc>
+      </w:tr>
+    </w:tbl>
+    <w:p>
+      <w:pPr>
+        <w:spacing w:before="60" w:after="60"/>
+        <w:jc w:val="left"/>
+      </w:pPr>
+      <w:r>
+        <w:rPr>
+          <w:rFonts w:ascii="Meiryo" w:cs="Meiryo" w:eastAsia="Meiryo" w:hAnsi="Meiryo"/>
+          <w:b w:val="false"/>
+          <w:bCs w:val="false"/>
+          <w:i w:val="false"/>
+          <w:iCs w:val="false"/>
+          <w:color w:val="000000"/>
+          <w:sz w:val="20"/>
+          <w:szCs w:val="20"/>
+        </w:rPr>
+        <w:t xml:space="preserve"/>
+      </w:r>
+    </w:p>
+    <w:p>
+      <w:pPr>
+        <w:pBdr>
+          <w:bottom w:val="single" w:color="2E75B6" w:sz="8" w:space="0"/>
+        </w:pBdr>
+        <w:spacing w:before="180" w:after="80"/>
+      </w:pPr>
+      <w:r>
+        <w:rPr>
+          <w:rFonts w:ascii="Meiryo" w:cs="Meiryo" w:eastAsia="Meiryo" w:hAnsi="Meiryo"/>
+          <w:b/>
+          <w:bCs/>
+          <w:i w:val="false"/>
+          <w:iCs w:val="false"/>
+          <w:color w:val="1F4E79"/>
+          <w:sz w:val="22"/>
+          <w:szCs w:val="22"/>
+        </w:rPr>
+        <w:t xml:space="preserve">12.4 推進スケジュールの比較</w:t>
+      </w:r>
+    </w:p>
+    <w:p>
+      <w:pPr>
+        <w:spacing w:before="30" w:after="30"/>
+        <w:jc w:val="left"/>
+      </w:pPr>
+      <w:r>
+        <w:rPr>
+          <w:rFonts w:ascii="Meiryo" w:cs="Meiryo" w:eastAsia="Meiryo" w:hAnsi="Meiryo"/>
+          <w:b w:val="false"/>
+          <w:bCs w:val="false"/>
+          <w:i w:val="false"/>
+          <w:iCs w:val="false"/>
+          <w:color w:val="000000"/>
+          <w:sz w:val="20"/>
+          <w:szCs w:val="20"/>
+        </w:rPr>
+        <w:t xml:space="preserve"/>
+      </w:r>
+    </w:p>
+    <w:tbl>
+      <w:tblPr>
+        <w:tblW w:type="dxa" w:w="9026"/>
+        <w:tblBorders>
+          <w:top w:val="single" w:color="auto" w:sz="4"/>
+          <w:left w:val="single" w:color="auto" w:sz="4"/>
+          <w:bottom w:val="single" w:color="auto" w:sz="4"/>
+          <w:right w:val="single" w:color="auto" w:sz="4"/>
+          <w:insideH w:val="single" w:color="auto" w:sz="4"/>
+          <w:insideV w:val="single" w:color="auto" w:sz="4"/>
+        </w:tblBorders>
+      </w:tblPr>
+      <w:tblGrid>
+        <w:gridCol w:w="2200"/>
+        <w:gridCol w:w="3413"/>
+        <w:gridCol w:w="3413"/>
+      </w:tblGrid>
+      <w:tr>
+        <w:tc>
+          <w:tcPr>
+            <w:tcW w:type="dxa" w:w="2200"/>
+            <w:tcBorders>
+              <w:top w:val="single" w:color="9DC3E6" w:sz="4" w:space="0"/>
+              <w:left w:val="single" w:color="9DC3E6" w:sz="4" w:space="0"/>
+              <w:bottom w:val="single" w:color="9DC3E6" w:sz="4" w:space="0"/>
+              <w:right w:val="single" w:color="9DC3E6" w:sz="4" w:space="0"/>
+            </w:tcBorders>
+            <w:shd w:fill="1F4E79" w:val="clear"/>
+            <w:tcMar>
+              <w:top w:type="dxa" w:w="100"/>
+              <w:left w:type="dxa" w:w="140"/>
+              <w:bottom w:type="dxa" w:w="100"/>
+              <w:right w:type="dxa" w:w="140"/>
+            </w:tcMar>
+            <w:vAlign w:val="center"/>
+          </w:tcPr>
+          <w:p>
+            <w:pPr>
+              <w:spacing w:before="20" w:after="20"/>
+              <w:jc w:val="center"/>
+            </w:pPr>
+            <w:r>
+              <w:rPr>
+                <w:rFonts w:ascii="Meiryo" w:cs="Meiryo" w:eastAsia="Meiryo" w:hAnsi="Meiryo"/>
+                <w:b/>
+                <w:bCs/>
+                <w:i w:val="false"/>
+                <w:iCs w:val="false"/>
+                <w:color w:val="FFFFFF"/>
+                <w:sz w:val="18"/>
+                <w:szCs w:val="18"/>
+              </w:rPr>
+              <w:t xml:space="preserve">フェーズ</w:t>
+            </w:r>
+          </w:p>
+        </w:tc>
+        <w:tc>
+          <w:tcPr>
+            <w:tcW w:type="dxa" w:w="3413"/>
+            <w:tcBorders>
+              <w:top w:val="single" w:color="9DC3E6" w:sz="4" w:space="0"/>
+              <w:left w:val="single" w:color="9DC3E6" w:sz="4" w:space="0"/>
+              <w:bottom w:val="single" w:color="9DC3E6" w:sz="4" w:space="0"/>
+              <w:right w:val="single" w:color="9DC3E6" w:sz="4" w:space="0"/>
+            </w:tcBorders>
+            <w:shd w:fill="375623" w:val="clear"/>
+            <w:tcMar>
+              <w:top w:type="dxa" w:w="100"/>
+              <w:left w:type="dxa" w:w="140"/>
+              <w:bottom w:type="dxa" w:w="100"/>
+              <w:right w:type="dxa" w:w="140"/>
+            </w:tcMar>
+            <w:vAlign w:val="center"/>
+          </w:tcPr>
+          <w:p>
+            <w:pPr>
+              <w:spacing w:before="20" w:after="20"/>
+              <w:jc w:val="center"/>
+            </w:pPr>
+            <w:r>
+              <w:rPr>
+                <w:rFonts w:ascii="Meiryo" w:cs="Meiryo" w:eastAsia="Meiryo" w:hAnsi="Meiryo"/>
+                <w:b/>
+                <w:bCs/>
+                <w:i w:val="false"/>
+                <w:iCs w:val="false"/>
+                <w:color w:val="FFFFFF"/>
+                <w:sz w:val="18"/>
+                <w:szCs w:val="18"/>
+              </w:rPr>
+              <w:t xml:space="preserve">MSAL 方式</w:t>
+            </w:r>
+          </w:p>
+        </w:tc>
+        <w:tc>
+          <w:tcPr>
+            <w:tcW w:type="dxa" w:w="3413"/>
+            <w:tcBorders>
+              <w:top w:val="single" w:color="9DC3E6" w:sz="4" w:space="0"/>
+              <w:left w:val="single" w:color="9DC3E6" w:sz="4" w:space="0"/>
+              <w:bottom w:val="single" w:color="9DC3E6" w:sz="4" w:space="0"/>
+              <w:right w:val="single" w:color="9DC3E6" w:sz="4" w:space="0"/>
+            </w:tcBorders>
+            <w:shd w:fill="C00000" w:val="clear"/>
+            <w:tcMar>
+              <w:top w:type="dxa" w:w="100"/>
+              <w:left w:type="dxa" w:w="140"/>
+              <w:bottom w:type="dxa" w:w="100"/>
+              <w:right w:type="dxa" w:w="140"/>
+            </w:tcMar>
+            <w:vAlign w:val="center"/>
+          </w:tcPr>
+          <w:p>
+            <w:pPr>
+              <w:spacing w:before="20" w:after="20"/>
+              <w:jc w:val="center"/>
+            </w:pPr>
+            <w:r>
+              <w:rPr>
+                <w:rFonts w:ascii="Meiryo" w:cs="Meiryo" w:eastAsia="Meiryo" w:hAnsi="Meiryo"/>
+                <w:b/>
+                <w:bCs/>
+                <w:i w:val="false"/>
+                <w:iCs w:val="false"/>
+                <w:color w:val="FFFFFF"/>
+                <w:sz w:val="18"/>
+                <w:szCs w:val="18"/>
+              </w:rPr>
+              <w:t xml:space="preserve">SAML 方式</w:t>
+            </w:r>
+          </w:p>
+        </w:tc>
+      </w:tr>
+      <w:tr>
+        <w:tc>
+          <w:tcPr>
+            <w:tcW w:type="dxa" w:w="2200"/>
+            <w:tcBorders>
+              <w:top w:val="single" w:color="9DC3E6" w:sz="4" w:space="0"/>
+              <w:left w:val="single" w:color="9DC3E6" w:sz="4" w:space="0"/>
+              <w:bottom w:val="single" w:color="9DC3E6" w:sz="4" w:space="0"/>
+              <w:right w:val="single" w:color="9DC3E6" w:sz="4" w:space="0"/>
+            </w:tcBorders>
+            <w:shd w:fill="FFFFFF" w:val="clear"/>
+            <w:tcMar>
+              <w:top w:type="dxa" w:w="80"/>
+              <w:left w:type="dxa" w:w="140"/>
+              <w:bottom w:type="dxa" w:w="80"/>
+              <w:right w:type="dxa" w:w="140"/>
+            </w:tcMar>
+            <w:vAlign w:val="center"/>
+          </w:tcPr>
+          <w:p>
+            <w:pPr>
+              <w:spacing w:before="20" w:after="20"/>
+              <w:jc w:val="left"/>
+            </w:pPr>
+            <w:r>
+              <w:rPr>
+                <w:rFonts w:ascii="Meiryo" w:cs="Meiryo" w:eastAsia="Meiryo" w:hAnsi="Meiryo"/>
+                <w:b/>
+                <w:bCs/>
+                <w:i w:val="false"/>
+                <w:iCs w:val="false"/>
+                <w:color w:val="000000"/>
+                <w:sz w:val="18"/>
+                <w:szCs w:val="18"/>
+              </w:rPr>
+              <w:t xml:space="preserve">意思決定</w:t>
+            </w:r>
+          </w:p>
+        </w:tc>
+        <w:tc>
+          <w:tcPr>
+            <w:tcW w:type="dxa" w:w="3413"/>
+            <w:tcBorders>
+              <w:top w:val="single" w:color="9DC3E6" w:sz="4" w:space="0"/>
+              <w:left w:val="single" w:color="9DC3E6" w:sz="4" w:space="0"/>
+              <w:bottom w:val="single" w:color="9DC3E6" w:sz="4" w:space="0"/>
+              <w:right w:val="single" w:color="9DC3E6" w:sz="4" w:space="0"/>
+            </w:tcBorders>
+            <w:shd w:fill="FFFFFF" w:val="clear"/>
+            <w:tcMar>
+              <w:top w:type="dxa" w:w="80"/>
+              <w:left w:type="dxa" w:w="140"/>
+              <w:bottom w:type="dxa" w:w="80"/>
+              <w:right w:type="dxa" w:w="140"/>
+            </w:tcMar>
+            <w:vAlign w:val="center"/>
+          </w:tcPr>
+          <w:p>
+            <w:pPr>
+              <w:spacing w:before="20" w:after="20"/>
+              <w:jc w:val="left"/>
+            </w:pPr>
+            <w:r>
+              <w:rPr>
+                <w:rFonts w:ascii="Meiryo" w:cs="Meiryo" w:eastAsia="Meiryo" w:hAnsi="Meiryo"/>
+                <w:b w:val="false"/>
+                <w:bCs w:val="false"/>
+                <w:i w:val="false"/>
+                <w:iCs w:val="false"/>
+                <w:color w:val="375623"/>
+                <w:sz w:val="18"/>
+                <w:szCs w:val="18"/>
+              </w:rPr>
+              <w:t xml:space="preserve">本報告書提出後、承認次第で即時開発開始可能</w:t>
+            </w:r>
+          </w:p>
+        </w:tc>
+        <w:tc>
+          <w:tcPr>
+            <w:tcW w:type="dxa" w:w="3413"/>
+            <w:tcBorders>
+              <w:top w:val="single" w:color="9DC3E6" w:sz="4" w:space="0"/>
+              <w:left w:val="single" w:color="9DC3E6" w:sz="4" w:space="0"/>
+              <w:bottom w:val="single" w:color="9DC3E6" w:sz="4" w:space="0"/>
+              <w:right w:val="single" w:color="9DC3E6" w:sz="4" w:space="0"/>
+            </w:tcBorders>
+            <w:shd w:fill="FFFFFF" w:val="clear"/>
+            <w:tcMar>
+              <w:top w:type="dxa" w:w="80"/>
+              <w:left w:type="dxa" w:w="140"/>
+              <w:bottom w:type="dxa" w:w="80"/>
+              <w:right w:type="dxa" w:w="140"/>
+            </w:tcMar>
+            <w:vAlign w:val="center"/>
+          </w:tcPr>
+          <w:p>
+            <w:pPr>
+              <w:spacing w:before="20" w:after="20"/>
+              <w:jc w:val="left"/>
+            </w:pPr>
+            <w:r>
+              <w:rPr>
+                <w:rFonts w:ascii="Meiryo" w:cs="Meiryo" w:eastAsia="Meiryo" w:hAnsi="Meiryo"/>
+                <w:b w:val="false"/>
+                <w:bCs w:val="false"/>
+                <w:i w:val="false"/>
+                <w:iCs w:val="false"/>
+                <w:color w:val="7F6000"/>
+                <w:sz w:val="18"/>
+                <w:szCs w:val="18"/>
+              </w:rPr>
+              <w:t xml:space="preserve">基盤側・信用基金・OKI の3者協議が必要</w:t>
+            </w:r>
+          </w:p>
+        </w:tc>
+      </w:tr>
+      <w:tr>
+        <w:tc>
+          <w:tcPr>
+            <w:tcW w:type="dxa" w:w="2200"/>
+            <w:tcBorders>
+              <w:top w:val="single" w:color="9DC3E6" w:sz="4" w:space="0"/>
+              <w:left w:val="single" w:color="9DC3E6" w:sz="4" w:space="0"/>
+              <w:bottom w:val="single" w:color="9DC3E6" w:sz="4" w:space="0"/>
+              <w:right w:val="single" w:color="9DC3E6" w:sz="4" w:space="0"/>
+            </w:tcBorders>
+            <w:shd w:fill="EBF3FB" w:val="clear"/>
+            <w:tcMar>
+              <w:top w:type="dxa" w:w="80"/>
+              <w:left w:type="dxa" w:w="140"/>
+              <w:bottom w:type="dxa" w:w="80"/>
+              <w:right w:type="dxa" w:w="140"/>
+            </w:tcMar>
+            <w:vAlign w:val="center"/>
+          </w:tcPr>
+          <w:p>
+            <w:pPr>
+              <w:spacing w:before="20" w:after="20"/>
+              <w:jc w:val="left"/>
+            </w:pPr>
+            <w:r>
+              <w:rPr>
+                <w:rFonts w:ascii="Meiryo" w:cs="Meiryo" w:eastAsia="Meiryo" w:hAnsi="Meiryo"/>
+                <w:b/>
+                <w:bCs/>
+                <w:i w:val="false"/>
+                <w:iCs w:val="false"/>
+                <w:color w:val="000000"/>
+                <w:sz w:val="18"/>
+                <w:szCs w:val="18"/>
+              </w:rPr>
+              <w:t xml:space="preserve">基盤側への申請</w:t>
+            </w:r>
+          </w:p>
+        </w:tc>
+        <w:tc>
+          <w:tcPr>
+            <w:tcW w:type="dxa" w:w="3413"/>
+            <w:tcBorders>
+              <w:top w:val="single" w:color="9DC3E6" w:sz="4" w:space="0"/>
+              <w:left w:val="single" w:color="9DC3E6" w:sz="4" w:space="0"/>
+              <w:bottom w:val="single" w:color="9DC3E6" w:sz="4" w:space="0"/>
+              <w:right w:val="single" w:color="9DC3E6" w:sz="4" w:space="0"/>
+            </w:tcBorders>
+            <w:shd w:fill="EBF3FB" w:val="clear"/>
+            <w:tcMar>
+              <w:top w:type="dxa" w:w="80"/>
+              <w:left w:type="dxa" w:w="140"/>
+              <w:bottom w:type="dxa" w:w="80"/>
+              <w:right w:type="dxa" w:w="140"/>
+            </w:tcMar>
+            <w:vAlign w:val="center"/>
+          </w:tcPr>
+          <w:p>
+            <w:pPr>
+              <w:spacing w:before="20" w:after="20"/>
+              <w:jc w:val="left"/>
+            </w:pPr>
+            <w:r>
+              <w:rPr>
+                <w:rFonts w:ascii="Meiryo" w:cs="Meiryo" w:eastAsia="Meiryo" w:hAnsi="Meiryo"/>
+                <w:b/>
+                <w:bCs/>
+                <w:i w:val="false"/>
+                <w:iCs w:val="false"/>
+                <w:color w:val="375623"/>
+                <w:sz w:val="18"/>
+                <w:szCs w:val="18"/>
+              </w:rPr>
+              <w:t xml:space="preserve">アプリ登録のみ（数営業日）</w:t>
+            </w:r>
+          </w:p>
+        </w:tc>
+        <w:tc>
+          <w:tcPr>
+            <w:tcW w:type="dxa" w:w="3413"/>
+            <w:tcBorders>
+              <w:top w:val="single" w:color="9DC3E6" w:sz="4" w:space="0"/>
+              <w:left w:val="single" w:color="9DC3E6" w:sz="4" w:space="0"/>
+              <w:bottom w:val="single" w:color="9DC3E6" w:sz="4" w:space="0"/>
+              <w:right w:val="single" w:color="9DC3E6" w:sz="4" w:space="0"/>
+            </w:tcBorders>
+            <w:shd w:fill="EBF3FB" w:val="clear"/>
+            <w:tcMar>
+              <w:top w:type="dxa" w:w="80"/>
+              <w:left w:type="dxa" w:w="140"/>
+              <w:bottom w:type="dxa" w:w="80"/>
+              <w:right w:type="dxa" w:w="140"/>
+            </w:tcMar>
+            <w:vAlign w:val="center"/>
+          </w:tcPr>
+          <w:p>
+            <w:pPr>
+              <w:spacing w:before="20" w:after="20"/>
+              <w:jc w:val="left"/>
+            </w:pPr>
+            <w:r>
+              <w:rPr>
+                <w:rFonts w:ascii="Meiryo" w:cs="Meiryo" w:eastAsia="Meiryo" w:hAnsi="Meiryo"/>
+                <w:b/>
+                <w:bCs/>
+                <w:i w:val="false"/>
+                <w:iCs w:val="false"/>
+                <w:color w:val="C00000"/>
+                <w:sz w:val="18"/>
+                <w:szCs w:val="18"/>
+              </w:rPr>
+              <w:t xml:space="preserve">メタデータ提出→登録→確認→属性設定（数週間）</w:t>
+            </w:r>
+          </w:p>
+        </w:tc>
+      </w:tr>
+      <w:tr>
+        <w:tc>
+          <w:tcPr>
+            <w:tcW w:type="dxa" w:w="2200"/>
+            <w:tcBorders>
+              <w:top w:val="single" w:color="9DC3E6" w:sz="4" w:space="0"/>
+              <w:left w:val="single" w:color="9DC3E6" w:sz="4" w:space="0"/>
+              <w:bottom w:val="single" w:color="9DC3E6" w:sz="4" w:space="0"/>
+              <w:right w:val="single" w:color="9DC3E6" w:sz="4" w:space="0"/>
+            </w:tcBorders>
+            <w:shd w:fill="FFFFFF" w:val="clear"/>
+            <w:tcMar>
+              <w:top w:type="dxa" w:w="80"/>
+              <w:left w:type="dxa" w:w="140"/>
+              <w:bottom w:type="dxa" w:w="80"/>
+              <w:right w:type="dxa" w:w="140"/>
+            </w:tcMar>
+            <w:vAlign w:val="center"/>
+          </w:tcPr>
+          <w:p>
+            <w:pPr>
+              <w:spacing w:before="20" w:after="20"/>
+              <w:jc w:val="left"/>
+            </w:pPr>
+            <w:r>
+              <w:rPr>
+                <w:rFonts w:ascii="Meiryo" w:cs="Meiryo" w:eastAsia="Meiryo" w:hAnsi="Meiryo"/>
+                <w:b/>
+                <w:bCs/>
+                <w:i w:val="false"/>
+                <w:iCs w:val="false"/>
+                <w:color w:val="000000"/>
+                <w:sz w:val="18"/>
+                <w:szCs w:val="18"/>
+              </w:rPr>
+              <w:t xml:space="preserve">開発・テスト開始</w:t>
+            </w:r>
+          </w:p>
+        </w:tc>
+        <w:tc>
+          <w:tcPr>
+            <w:tcW w:type="dxa" w:w="3413"/>
+            <w:tcBorders>
+              <w:top w:val="single" w:color="9DC3E6" w:sz="4" w:space="0"/>
+              <w:left w:val="single" w:color="9DC3E6" w:sz="4" w:space="0"/>
+              <w:bottom w:val="single" w:color="9DC3E6" w:sz="4" w:space="0"/>
+              <w:right w:val="single" w:color="9DC3E6" w:sz="4" w:space="0"/>
+            </w:tcBorders>
+            <w:shd w:fill="FFFFFF" w:val="clear"/>
+            <w:tcMar>
+              <w:top w:type="dxa" w:w="80"/>
+              <w:left w:type="dxa" w:w="140"/>
+              <w:bottom w:type="dxa" w:w="80"/>
+              <w:right w:type="dxa" w:w="140"/>
+            </w:tcMar>
+            <w:vAlign w:val="center"/>
+          </w:tcPr>
+          <w:p>
+            <w:pPr>
+              <w:spacing w:before="20" w:after="20"/>
+              <w:jc w:val="left"/>
+            </w:pPr>
+            <w:r>
+              <w:rPr>
+                <w:rFonts w:ascii="Meiryo" w:cs="Meiryo" w:eastAsia="Meiryo" w:hAnsi="Meiryo"/>
+                <w:b/>
+                <w:bCs/>
+                <w:i w:val="false"/>
+                <w:iCs w:val="false"/>
+                <w:color w:val="375623"/>
+                <w:sz w:val="18"/>
+                <w:szCs w:val="18"/>
+              </w:rPr>
+              <w:t xml:space="preserve">テナントID・クライアントID 取得後すぐ</w:t>
+            </w:r>
+          </w:p>
+        </w:tc>
+        <w:tc>
+          <w:tcPr>
+            <w:tcW w:type="dxa" w:w="3413"/>
+            <w:tcBorders>
+              <w:top w:val="single" w:color="9DC3E6" w:sz="4" w:space="0"/>
+              <w:left w:val="single" w:color="9DC3E6" w:sz="4" w:space="0"/>
+              <w:bottom w:val="single" w:color="9DC3E6" w:sz="4" w:space="0"/>
+              <w:right w:val="single" w:color="9DC3E6" w:sz="4" w:space="0"/>
+            </w:tcBorders>
+            <w:shd w:fill="FFFFFF" w:val="clear"/>
+            <w:tcMar>
+              <w:top w:type="dxa" w:w="80"/>
+              <w:left w:type="dxa" w:w="140"/>
+              <w:bottom w:type="dxa" w:w="80"/>
+              <w:right w:type="dxa" w:w="140"/>
+            </w:tcMar>
+            <w:vAlign w:val="center"/>
+          </w:tcPr>
+          <w:p>
+            <w:pPr>
+              <w:spacing w:before="20" w:after="20"/>
+              <w:jc w:val="left"/>
+            </w:pPr>
+            <w:r>
+              <w:rPr>
+                <w:rFonts w:ascii="Meiryo" w:cs="Meiryo" w:eastAsia="Meiryo" w:hAnsi="Meiryo"/>
+                <w:b/>
+                <w:bCs/>
+                <w:i w:val="false"/>
+                <w:iCs w:val="false"/>
+                <w:color w:val="C00000"/>
+                <w:sz w:val="18"/>
+                <w:szCs w:val="18"/>
+              </w:rPr>
+              <w:t xml:space="preserve">基盤側の対応完了後（対応待ちの間は停止）</w:t>
+            </w:r>
+          </w:p>
+        </w:tc>
+      </w:tr>
+      <w:tr>
+        <w:tc>
+          <w:tcPr>
+            <w:tcW w:type="dxa" w:w="2200"/>
+            <w:tcBorders>
+              <w:top w:val="single" w:color="9DC3E6" w:sz="4" w:space="0"/>
+              <w:left w:val="single" w:color="9DC3E6" w:sz="4" w:space="0"/>
+              <w:bottom w:val="single" w:color="9DC3E6" w:sz="4" w:space="0"/>
+              <w:right w:val="single" w:color="9DC3E6" w:sz="4" w:space="0"/>
+            </w:tcBorders>
+            <w:shd w:fill="EBF3FB" w:val="clear"/>
+            <w:tcMar>
+              <w:top w:type="dxa" w:w="80"/>
+              <w:left w:type="dxa" w:w="140"/>
+              <w:bottom w:type="dxa" w:w="80"/>
+              <w:right w:type="dxa" w:w="140"/>
+            </w:tcMar>
+            <w:vAlign w:val="center"/>
+          </w:tcPr>
+          <w:p>
+            <w:pPr>
+              <w:spacing w:before="20" w:after="20"/>
+              <w:jc w:val="left"/>
+            </w:pPr>
+            <w:r>
+              <w:rPr>
+                <w:rFonts w:ascii="Meiryo" w:cs="Meiryo" w:eastAsia="Meiryo" w:hAnsi="Meiryo"/>
+                <w:b/>
+                <w:bCs/>
+                <w:i w:val="false"/>
+                <w:iCs w:val="false"/>
+                <w:color w:val="000000"/>
+                <w:sz w:val="18"/>
+                <w:szCs w:val="18"/>
+              </w:rPr>
+              <w:t xml:space="preserve">設計書への影響</w:t>
+            </w:r>
+          </w:p>
+        </w:tc>
+        <w:tc>
+          <w:tcPr>
+            <w:tcW w:type="dxa" w:w="3413"/>
+            <w:tcBorders>
+              <w:top w:val="single" w:color="9DC3E6" w:sz="4" w:space="0"/>
+              <w:left w:val="single" w:color="9DC3E6" w:sz="4" w:space="0"/>
+              <w:bottom w:val="single" w:color="9DC3E6" w:sz="4" w:space="0"/>
+              <w:right w:val="single" w:color="9DC3E6" w:sz="4" w:space="0"/>
+            </w:tcBorders>
+            <w:shd w:fill="EBF3FB" w:val="clear"/>
+            <w:tcMar>
+              <w:top w:type="dxa" w:w="80"/>
+              <w:left w:type="dxa" w:w="140"/>
+              <w:bottom w:type="dxa" w:w="80"/>
+              <w:right w:type="dxa" w:w="140"/>
+            </w:tcMar>
+            <w:vAlign w:val="center"/>
+          </w:tcPr>
+          <w:p>
+            <w:pPr>
+              <w:spacing w:before="20" w:after="20"/>
+              <w:jc w:val="left"/>
+            </w:pPr>
+            <w:r>
+              <w:rPr>
+                <w:rFonts w:ascii="Meiryo" w:cs="Meiryo" w:eastAsia="Meiryo" w:hAnsi="Meiryo"/>
+                <w:b/>
+                <w:bCs/>
+                <w:i w:val="false"/>
+                <w:iCs w:val="false"/>
+                <w:color w:val="375623"/>
+                <w:sz w:val="18"/>
+                <w:szCs w:val="18"/>
+              </w:rPr>
+              <w:t xml:space="preserve">なし（現行設計書がそのまま確定版）</w:t>
+            </w:r>
+          </w:p>
+        </w:tc>
+        <w:tc>
+          <w:tcPr>
+            <w:tcW w:type="dxa" w:w="3413"/>
+            <w:tcBorders>
+              <w:top w:val="single" w:color="9DC3E6" w:sz="4" w:space="0"/>
+              <w:left w:val="single" w:color="9DC3E6" w:sz="4" w:space="0"/>
+              <w:bottom w:val="single" w:color="9DC3E6" w:sz="4" w:space="0"/>
+              <w:right w:val="single" w:color="9DC3E6" w:sz="4" w:space="0"/>
+            </w:tcBorders>
+            <w:shd w:fill="EBF3FB" w:val="clear"/>
+            <w:tcMar>
+              <w:top w:type="dxa" w:w="80"/>
+              <w:left w:type="dxa" w:w="140"/>
+              <w:bottom w:type="dxa" w:w="80"/>
+              <w:right w:type="dxa" w:w="140"/>
+            </w:tcMar>
+            <w:vAlign w:val="center"/>
+          </w:tcPr>
+          <w:p>
+            <w:pPr>
+              <w:spacing w:before="20" w:after="20"/>
+              <w:jc w:val="left"/>
+            </w:pPr>
+            <w:r>
+              <w:rPr>
+                <w:rFonts w:ascii="Meiryo" w:cs="Meiryo" w:eastAsia="Meiryo" w:hAnsi="Meiryo"/>
+                <w:b/>
+                <w:bCs/>
+                <w:i w:val="false"/>
+                <w:iCs w:val="false"/>
+                <w:color w:val="C00000"/>
+                <w:sz w:val="18"/>
+                <w:szCs w:val="18"/>
+              </w:rPr>
+              <w:t xml:space="preserve">認証関連の全設計書を書き直し</w:t>
+            </w:r>
+          </w:p>
+        </w:tc>
+      </w:tr>
+      <w:tr>
+        <w:tc>
+          <w:tcPr>
+            <w:tcW w:type="dxa" w:w="2200"/>
+            <w:tcBorders>
+              <w:top w:val="single" w:color="9DC3E6" w:sz="4" w:space="0"/>
+              <w:left w:val="single" w:color="9DC3E6" w:sz="4" w:space="0"/>
+              <w:bottom w:val="single" w:color="9DC3E6" w:sz="4" w:space="0"/>
+              <w:right w:val="single" w:color="9DC3E6" w:sz="4" w:space="0"/>
+            </w:tcBorders>
+            <w:shd w:fill="FFFFFF" w:val="clear"/>
+            <w:tcMar>
+              <w:top w:type="dxa" w:w="80"/>
+              <w:left w:type="dxa" w:w="140"/>
+              <w:bottom w:type="dxa" w:w="80"/>
+              <w:right w:type="dxa" w:w="140"/>
+            </w:tcMar>
+            <w:vAlign w:val="center"/>
+          </w:tcPr>
+          <w:p>
+            <w:pPr>
+              <w:spacing w:before="20" w:after="20"/>
+              <w:jc w:val="left"/>
+            </w:pPr>
+            <w:r>
+              <w:rPr>
+                <w:rFonts w:ascii="Meiryo" w:cs="Meiryo" w:eastAsia="Meiryo" w:hAnsi="Meiryo"/>
+                <w:b/>
+                <w:bCs/>
+                <w:i w:val="false"/>
+                <w:iCs w:val="false"/>
+                <w:color w:val="000000"/>
+                <w:sz w:val="18"/>
+                <w:szCs w:val="18"/>
+              </w:rPr>
+              <w:t xml:space="preserve">全体スケジュール</w:t>
+            </w:r>
+          </w:p>
+        </w:tc>
+        <w:tc>
+          <w:tcPr>
+            <w:tcW w:type="dxa" w:w="3413"/>
+            <w:tcBorders>
+              <w:top w:val="single" w:color="9DC3E6" w:sz="4" w:space="0"/>
+              <w:left w:val="single" w:color="9DC3E6" w:sz="4" w:space="0"/>
+              <w:bottom w:val="single" w:color="9DC3E6" w:sz="4" w:space="0"/>
+              <w:right w:val="single" w:color="9DC3E6" w:sz="4" w:space="0"/>
+            </w:tcBorders>
+            <w:shd w:fill="E2EFDA" w:val="clear"/>
+            <w:tcMar>
+              <w:top w:type="dxa" w:w="80"/>
+              <w:left w:type="dxa" w:w="140"/>
+              <w:bottom w:type="dxa" w:w="80"/>
+              <w:right w:type="dxa" w:w="140"/>
+            </w:tcMar>
+          </w:tcPr>
+          <w:p>
+            <w:pPr>
+              <w:spacing w:before="20" w:after="20"/>
+            </w:pPr>
+            <w:r>
+              <w:rPr>
+                <w:rFonts w:ascii="Meiryo" w:cs="Meiryo" w:eastAsia="Meiryo" w:hAnsi="Meiryo"/>
+                <w:b/>
+                <w:bCs/>
+                <w:i w:val="false"/>
+                <w:iCs w:val="false"/>
+                <w:color w:val="375623"/>
+                <w:sz w:val="18"/>
+                <w:szCs w:val="18"/>
+              </w:rPr>
+              <w:t xml:space="preserve">影響なし</w:t>
+            </w:r>
+          </w:p>
+        </w:tc>
+        <w:tc>
+          <w:tcPr>
+            <w:tcW w:type="dxa" w:w="3413"/>
+            <w:tcBorders>
+              <w:top w:val="single" w:color="9DC3E6" w:sz="4" w:space="0"/>
+              <w:left w:val="single" w:color="9DC3E6" w:sz="4" w:space="0"/>
+              <w:bottom w:val="single" w:color="9DC3E6" w:sz="4" w:space="0"/>
+              <w:right w:val="single" w:color="9DC3E6" w:sz="4" w:space="0"/>
+            </w:tcBorders>
+            <w:shd w:fill="FCE4D6" w:val="clear"/>
+            <w:tcMar>
+              <w:top w:type="dxa" w:w="80"/>
+              <w:left w:type="dxa" w:w="140"/>
+              <w:bottom w:type="dxa" w:w="80"/>
+              <w:right w:type="dxa" w:w="140"/>
+            </w:tcMar>
+          </w:tcPr>
+          <w:p>
+            <w:pPr>
+              <w:spacing w:before="20" w:after="20"/>
+            </w:pPr>
+            <w:r>
+              <w:rPr>
+                <w:rFonts w:ascii="Meiryo" w:cs="Meiryo" w:eastAsia="Meiryo" w:hAnsi="Meiryo"/>
+                <w:b/>
+                <w:bCs/>
+                <w:i w:val="false"/>
+                <w:iCs w:val="false"/>
+                <w:color w:val="C00000"/>
+                <w:sz w:val="18"/>
+                <w:szCs w:val="18"/>
+              </w:rPr>
+              <w:t xml:space="preserve">遅延リスクあり（数週間〜）</w:t>
+            </w:r>
+          </w:p>
+        </w:tc>
+      </w:tr>
+    </w:tbl>
+    <w:p>
+      <w:pPr>
+        <w:spacing w:before="40" w:after="40"/>
+        <w:jc w:val="left"/>
+      </w:pPr>
+      <w:r>
+        <w:rPr>
+          <w:rFonts w:ascii="Meiryo" w:cs="Meiryo" w:eastAsia="Meiryo" w:hAnsi="Meiryo"/>
+          <w:b w:val="false"/>
+          <w:bCs w:val="false"/>
+          <w:i w:val="false"/>
+          <w:iCs w:val="false"/>
+          <w:color w:val="000000"/>
+          <w:sz w:val="20"/>
+          <w:szCs w:val="20"/>
+        </w:rPr>
+        <w:t xml:space="preserve"/>
+      </w:r>
+    </w:p>
+    <w:p>
+      <w:pPr>
+        <w:pBdr>
+          <w:left w:val="single" w:color="375623" w:sz="16" w:space="0"/>
+        </w:pBdr>
+        <w:shd w:fill="E2EFDA" w:val="clear"/>
+        <w:spacing w:before="50" w:after="50"/>
+        <w:ind w:left="180"/>
+      </w:pPr>
+      <w:r>
+        <w:rPr>
+          <w:rFonts w:ascii="Meiryo" w:cs="Meiryo" w:eastAsia="Meiryo" w:hAnsi="Meiryo"/>
+          <w:b w:val="false"/>
+          <w:bCs w:val="false"/>
+          <w:i w:val="false"/>
+          <w:iCs w:val="false"/>
+          <w:color w:val="375623"/>
+          <w:sz w:val="18"/>
+          <w:szCs w:val="18"/>
+        </w:rPr>
+        <w:t xml:space="preserve">MSAL 方式でテナントID・クライアントIDを取得次第、OKI は開発を即座に開始できる。設計書の変更も不要であり、プロジェクトスケジュールへの影響はゼロである。</w:t>
+      </w:r>
+    </w:p>
+    <w:p>
+      <w:pPr>
+        <w:spacing w:before="80" w:after="80"/>
+        <w:jc w:val="left"/>
+      </w:pPr>
+      <w:r>
+        <w:rPr>
+          <w:rFonts w:ascii="Meiryo" w:cs="Meiryo" w:eastAsia="Meiryo" w:hAnsi="Meiryo"/>
+          <w:b w:val="false"/>
+          <w:bCs w:val="false"/>
+          <w:i w:val="false"/>
+          <w:iCs w:val="false"/>
+          <w:color w:val="000000"/>
+          <w:sz w:val="20"/>
+          <w:szCs w:val="20"/>
+        </w:rPr>
+        <w:t xml:space="preserve"/>
+      </w:r>
+    </w:p>
+    <w:p>
+      <w:pPr>
+        <w:pBdr>
+          <w:bottom w:val="single" w:color="2E75B6" w:sz="8" w:space="0"/>
+        </w:pBdr>
+        <w:spacing w:before="180" w:after="80"/>
+      </w:pPr>
+      <w:r>
+        <w:rPr>
+          <w:rFonts w:ascii="Meiryo" w:cs="Meiryo" w:eastAsia="Meiryo" w:hAnsi="Meiryo"/>
+          <w:b/>
+          <w:bCs/>
+          <w:i w:val="false"/>
+          <w:iCs w:val="false"/>
+          <w:color w:val="1F4E79"/>
+          <w:sz w:val="22"/>
+          <w:szCs w:val="22"/>
+        </w:rPr>
+        <w:t xml:space="preserve">12.5 信用基金（発注者）への上申内容</w:t>
+      </w:r>
+    </w:p>
+    <w:p>
+      <w:pPr>
+        <w:spacing w:before="30" w:after="30"/>
+        <w:jc w:val="left"/>
+      </w:pPr>
+      <w:r>
+        <w:rPr>
+          <w:rFonts w:ascii="Meiryo" w:cs="Meiryo" w:eastAsia="Meiryo" w:hAnsi="Meiryo"/>
+          <w:b w:val="false"/>
+          <w:bCs w:val="false"/>
+          <w:i w:val="false"/>
+          <w:iCs w:val="false"/>
+          <w:color w:val="000000"/>
+          <w:sz w:val="20"/>
+          <w:szCs w:val="20"/>
+        </w:rPr>
+        <w:t xml:space="preserve"/>
+      </w:r>
+    </w:p>
+    <w:p>
+      <w:pPr>
+        <w:spacing w:before="60" w:after="60"/>
+        <w:jc w:val="left"/>
+      </w:pPr>
+      <w:r>
+        <w:rPr>
+          <w:rFonts w:ascii="Meiryo" w:cs="Meiryo" w:eastAsia="Meiryo" w:hAnsi="Meiryo"/>
+          <w:b w:val="false"/>
+          <w:bCs w:val="false"/>
+          <w:i w:val="false"/>
+          <w:iCs w:val="false"/>
+          <w:color w:val="000000"/>
+          <w:sz w:val="20"/>
+          <w:szCs w:val="20"/>
+        </w:rPr>
+        <w:t xml:space="preserve">信用基金の上層部が Azure 基盤との調整において把握しておくべき事項を以下に整理する。</w:t>
+      </w:r>
+    </w:p>
+    <w:p>
+      <w:pPr>
+        <w:spacing w:before="30" w:after="30"/>
+        <w:jc w:val="left"/>
+      </w:pPr>
+      <w:r>
+        <w:rPr>
+          <w:rFonts w:ascii="Meiryo" w:cs="Meiryo" w:eastAsia="Meiryo" w:hAnsi="Meiryo"/>
+          <w:b w:val="false"/>
+          <w:bCs w:val="false"/>
+          <w:i w:val="false"/>
+          <w:iCs w:val="false"/>
+          <w:color w:val="000000"/>
+          <w:sz w:val="20"/>
+          <w:szCs w:val="20"/>
+        </w:rPr>
+        <w:t xml:space="preserve"/>
+      </w:r>
+    </w:p>
+    <w:p>
+      <w:pPr>
+        <w:pBdr>
+          <w:top w:val="single" w:color="2E75B6" w:sz="6" w:space="0"/>
+          <w:bottom w:val="single" w:color="2E75B6" w:sz="6" w:space="0"/>
+          <w:left w:val="single" w:color="1F4E79" w:sz="20" w:space="0"/>
+        </w:pBdr>
+        <w:shd w:fill="BDD7EE" w:val="clear"/>
+        <w:spacing w:before="80" w:after="80"/>
+        <w:ind w:left="180"/>
+      </w:pPr>
+      <w:r>
+        <w:rPr>
+          <w:rFonts w:ascii="Meiryo" w:cs="Meiryo" w:eastAsia="Meiryo" w:hAnsi="Meiryo"/>
+          <w:b/>
+          <w:bCs/>
+          <w:i w:val="false"/>
+          <w:iCs w:val="false"/>
+          <w:color w:val="1F4E79"/>
+          <w:sz w:val="21"/>
+          <w:szCs w:val="21"/>
+        </w:rPr>
+        <w:t xml:space="preserve">MSAL 方式を採用することで、基盤側への依頼は「アプリ登録のみ」に絞られ、プロジェクトの設計・開発・スケジュールへの影響が最小限となる。</w:t>
+      </w:r>
+    </w:p>
+    <w:p>
+      <w:pPr>
+        <w:spacing w:before="30" w:after="30"/>
+        <w:jc w:val="left"/>
+      </w:pPr>
+      <w:r>
+        <w:rPr>
+          <w:rFonts w:ascii="Meiryo" w:cs="Meiryo" w:eastAsia="Meiryo" w:hAnsi="Meiryo"/>
+          <w:b w:val="false"/>
+          <w:bCs w:val="false"/>
+          <w:i w:val="false"/>
+          <w:iCs w:val="false"/>
+          <w:color w:val="000000"/>
+          <w:sz w:val="20"/>
+          <w:szCs w:val="20"/>
+        </w:rPr>
+        <w:t xml:space="preserve"/>
+      </w:r>
+    </w:p>
+    <w:tbl>
+      <w:tblPr>
+        <w:tblW w:type="dxa" w:w="9026"/>
+        <w:tblBorders>
+          <w:top w:val="single" w:color="auto" w:sz="4"/>
+          <w:left w:val="single" w:color="auto" w:sz="4"/>
+          <w:bottom w:val="single" w:color="auto" w:sz="4"/>
+          <w:right w:val="single" w:color="auto" w:sz="4"/>
+          <w:insideH w:val="single" w:color="auto" w:sz="4"/>
+          <w:insideV w:val="single" w:color="auto" w:sz="4"/>
+        </w:tblBorders>
+      </w:tblPr>
+      <w:tblGrid>
+        <w:gridCol w:w="400"/>
+        <w:gridCol w:w="8626"/>
+      </w:tblGrid>
+      <w:tr>
+        <w:tc>
+          <w:tcPr>
+            <w:tcW w:type="dxa" w:w="400"/>
+            <w:tcBorders>
+              <w:top w:val="single" w:color="9DC3E6" w:sz="4" w:space="0"/>
+              <w:left w:val="single" w:color="9DC3E6" w:sz="4" w:space="0"/>
+              <w:bottom w:val="single" w:color="9DC3E6" w:sz="4" w:space="0"/>
+              <w:right w:val="single" w:color="9DC3E6" w:sz="4" w:space="0"/>
+            </w:tcBorders>
+            <w:shd w:fill="1F4E79" w:val="clear"/>
+            <w:tcMar>
+              <w:top w:type="dxa" w:w="100"/>
+              <w:left w:type="dxa" w:w="140"/>
+              <w:bottom w:type="dxa" w:w="100"/>
+              <w:right w:type="dxa" w:w="140"/>
+            </w:tcMar>
+            <w:vAlign w:val="center"/>
+          </w:tcPr>
+          <w:p>
+            <w:pPr>
+              <w:spacing w:before="20" w:after="20"/>
+              <w:jc w:val="center"/>
+            </w:pPr>
+            <w:r>
+              <w:rPr>
+                <w:rFonts w:ascii="Meiryo" w:cs="Meiryo" w:eastAsia="Meiryo" w:hAnsi="Meiryo"/>
+                <w:b/>
+                <w:bCs/>
+                <w:i w:val="false"/>
+                <w:iCs w:val="false"/>
+                <w:color w:val="FFFFFF"/>
+                <w:sz w:val="18"/>
+                <w:szCs w:val="18"/>
+              </w:rPr>
+              <w:t xml:space="preserve">No.</w:t>
+            </w:r>
+          </w:p>
+        </w:tc>
+        <w:tc>
+          <w:tcPr>
+            <w:tcW w:type="dxa" w:w="8626"/>
+            <w:tcBorders>
+              <w:top w:val="single" w:color="9DC3E6" w:sz="4" w:space="0"/>
+              <w:left w:val="single" w:color="9DC3E6" w:sz="4" w:space="0"/>
+              <w:bottom w:val="single" w:color="9DC3E6" w:sz="4" w:space="0"/>
+              <w:right w:val="single" w:color="9DC3E6" w:sz="4" w:space="0"/>
+            </w:tcBorders>
+            <w:shd w:fill="1F4E79" w:val="clear"/>
+            <w:tcMar>
+              <w:top w:type="dxa" w:w="100"/>
+              <w:left w:type="dxa" w:w="140"/>
+              <w:bottom w:type="dxa" w:w="100"/>
+              <w:right w:type="dxa" w:w="140"/>
+            </w:tcMar>
+            <w:vAlign w:val="center"/>
+          </w:tcPr>
+          <w:p>
+            <w:pPr>
+              <w:spacing w:before="20" w:after="20"/>
+              <w:jc w:val="center"/>
+            </w:pPr>
+            <w:r>
+              <w:rPr>
+                <w:rFonts w:ascii="Meiryo" w:cs="Meiryo" w:eastAsia="Meiryo" w:hAnsi="Meiryo"/>
+                <w:b/>
+                <w:bCs/>
+                <w:i w:val="false"/>
+                <w:iCs w:val="false"/>
+                <w:color w:val="FFFFFF"/>
+                <w:sz w:val="18"/>
+                <w:szCs w:val="18"/>
+              </w:rPr>
+              <w:t xml:space="preserve">上申ポイント</w:t>
+            </w:r>
+          </w:p>
+        </w:tc>
+      </w:tr>
+      <w:tr>
+        <w:tc>
+          <w:tcPr>
+            <w:tcW w:type="dxa" w:w="400"/>
+            <w:tcBorders>
+              <w:top w:val="single" w:color="9DC3E6" w:sz="4" w:space="0"/>
+              <w:left w:val="single" w:color="9DC3E6" w:sz="4" w:space="0"/>
+              <w:bottom w:val="single" w:color="9DC3E6" w:sz="4" w:space="0"/>
+              <w:right w:val="single" w:color="9DC3E6" w:sz="4" w:space="0"/>
+            </w:tcBorders>
+            <w:shd w:fill="FFFFFF" w:val="clear"/>
+            <w:tcMar>
+              <w:top w:type="dxa" w:w="80"/>
+              <w:left w:type="dxa" w:w="140"/>
+              <w:bottom w:type="dxa" w:w="80"/>
+              <w:right w:type="dxa" w:w="140"/>
+            </w:tcMar>
+            <w:vAlign w:val="center"/>
+          </w:tcPr>
+          <w:p>
+            <w:pPr>
+              <w:spacing w:before="20" w:after="20"/>
+              <w:jc w:val="center"/>
+            </w:pPr>
+            <w:r>
+              <w:rPr>
+                <w:rFonts w:ascii="Meiryo" w:cs="Meiryo" w:eastAsia="Meiryo" w:hAnsi="Meiryo"/>
+                <w:b/>
+                <w:bCs/>
+                <w:i w:val="false"/>
+                <w:iCs w:val="false"/>
+                <w:color w:val="2E75B6"/>
+                <w:sz w:val="18"/>
+                <w:szCs w:val="18"/>
+              </w:rPr>
+              <w:t xml:space="preserve">①</w:t>
+            </w:r>
+          </w:p>
+        </w:tc>
+        <w:tc>
+          <w:tcPr>
+            <w:tcW w:type="dxa" w:w="8626"/>
+            <w:tcBorders>
+              <w:top w:val="single" w:color="9DC3E6" w:sz="4" w:space="0"/>
+              <w:left w:val="single" w:color="9DC3E6" w:sz="4" w:space="0"/>
+              <w:bottom w:val="single" w:color="9DC3E6" w:sz="4" w:space="0"/>
+              <w:right w:val="single" w:color="9DC3E6" w:sz="4" w:space="0"/>
+            </w:tcBorders>
+            <w:shd w:fill="FFFFFF" w:val="clear"/>
+            <w:tcMar>
+              <w:top w:type="dxa" w:w="80"/>
+              <w:left w:type="dxa" w:w="140"/>
+              <w:bottom w:type="dxa" w:w="80"/>
+              <w:right w:type="dxa" w:w="140"/>
+            </w:tcMar>
+            <w:vAlign w:val="center"/>
+          </w:tcPr>
+          <w:p>
+            <w:pPr>
+              <w:spacing w:before="20" w:after="20"/>
+              <w:jc w:val="left"/>
+            </w:pPr>
+            <w:r>
+              <w:rPr>
+                <w:rFonts w:ascii="Meiryo" w:cs="Meiryo" w:eastAsia="Meiryo" w:hAnsi="Meiryo"/>
+                <w:b w:val="false"/>
+                <w:bCs w:val="false"/>
+                <w:i w:val="false"/>
+                <w:iCs w:val="false"/>
+                <w:color w:val="000000"/>
+                <w:sz w:val="18"/>
+                <w:szCs w:val="18"/>
+              </w:rPr>
+              <w:t xml:space="preserve">SAML は「アプリ側の改修が不要」ではなく、むしろ OKI 側に複雑な認証処理の実装責任が生じる方式である。MSAL の方が OKI の実装責任が少なく、設計がシンプルになる。</w:t>
+            </w:r>
+          </w:p>
+        </w:tc>
+      </w:tr>
+      <w:tr>
+        <w:tc>
+          <w:tcPr>
+            <w:tcW w:type="dxa" w:w="400"/>
+            <w:tcBorders>
+              <w:top w:val="single" w:color="9DC3E6" w:sz="4" w:space="0"/>
+              <w:left w:val="single" w:color="9DC3E6" w:sz="4" w:space="0"/>
+              <w:bottom w:val="single" w:color="9DC3E6" w:sz="4" w:space="0"/>
+              <w:right w:val="single" w:color="9DC3E6" w:sz="4" w:space="0"/>
+            </w:tcBorders>
+            <w:shd w:fill="EBF3FB" w:val="clear"/>
+            <w:tcMar>
+              <w:top w:type="dxa" w:w="80"/>
+              <w:left w:type="dxa" w:w="140"/>
+              <w:bottom w:type="dxa" w:w="80"/>
+              <w:right w:type="dxa" w:w="140"/>
+            </w:tcMar>
+            <w:vAlign w:val="center"/>
+          </w:tcPr>
+          <w:p>
+            <w:pPr>
+              <w:spacing w:before="20" w:after="20"/>
+              <w:jc w:val="center"/>
+            </w:pPr>
+            <w:r>
+              <w:rPr>
+                <w:rFonts w:ascii="Meiryo" w:cs="Meiryo" w:eastAsia="Meiryo" w:hAnsi="Meiryo"/>
+                <w:b/>
+                <w:bCs/>
+                <w:i w:val="false"/>
+                <w:iCs w:val="false"/>
+                <w:color w:val="2E75B6"/>
+                <w:sz w:val="18"/>
+                <w:szCs w:val="18"/>
+              </w:rPr>
+              <w:t xml:space="preserve">②</w:t>
+            </w:r>
+          </w:p>
+        </w:tc>
+        <w:tc>
+          <w:tcPr>
+            <w:tcW w:type="dxa" w:w="8626"/>
+            <w:tcBorders>
+              <w:top w:val="single" w:color="9DC3E6" w:sz="4" w:space="0"/>
+              <w:left w:val="single" w:color="9DC3E6" w:sz="4" w:space="0"/>
+              <w:bottom w:val="single" w:color="9DC3E6" w:sz="4" w:space="0"/>
+              <w:right w:val="single" w:color="9DC3E6" w:sz="4" w:space="0"/>
+            </w:tcBorders>
+            <w:shd w:fill="EBF3FB" w:val="clear"/>
+            <w:tcMar>
+              <w:top w:type="dxa" w:w="80"/>
+              <w:left w:type="dxa" w:w="140"/>
+              <w:bottom w:type="dxa" w:w="80"/>
+              <w:right w:type="dxa" w:w="140"/>
+            </w:tcMar>
+            <w:vAlign w:val="center"/>
+          </w:tcPr>
+          <w:p>
+            <w:pPr>
+              <w:spacing w:before="20" w:after="20"/>
+              <w:jc w:val="left"/>
+            </w:pPr>
+            <w:r>
+              <w:rPr>
+                <w:rFonts w:ascii="Meiryo" w:cs="Meiryo" w:eastAsia="Meiryo" w:hAnsi="Meiryo"/>
+                <w:b w:val="false"/>
+                <w:bCs w:val="false"/>
+                <w:i w:val="false"/>
+                <w:iCs w:val="false"/>
+                <w:color w:val="000000"/>
+                <w:sz w:val="18"/>
+                <w:szCs w:val="18"/>
+              </w:rPr>
+              <w:t xml:space="preserve">本プロジェクトは全面新規開発であり、MSAL の実装コストは当初から設計に組み込んでいる。「既存アプリの改修負荷」というデメリットは本プロジェクトには該当しない。</w:t>
+            </w:r>
+          </w:p>
+        </w:tc>
+      </w:tr>
+      <w:tr>
+        <w:tc>
+          <w:tcPr>
+            <w:tcW w:type="dxa" w:w="400"/>
+            <w:tcBorders>
+              <w:top w:val="single" w:color="9DC3E6" w:sz="4" w:space="0"/>
+              <w:left w:val="single" w:color="9DC3E6" w:sz="4" w:space="0"/>
+              <w:bottom w:val="single" w:color="9DC3E6" w:sz="4" w:space="0"/>
+              <w:right w:val="single" w:color="9DC3E6" w:sz="4" w:space="0"/>
+            </w:tcBorders>
+            <w:shd w:fill="FFFFFF" w:val="clear"/>
+            <w:tcMar>
+              <w:top w:type="dxa" w:w="80"/>
+              <w:left w:type="dxa" w:w="140"/>
+              <w:bottom w:type="dxa" w:w="80"/>
+              <w:right w:type="dxa" w:w="140"/>
+            </w:tcMar>
+            <w:vAlign w:val="center"/>
+          </w:tcPr>
+          <w:p>
+            <w:pPr>
+              <w:spacing w:before="20" w:after="20"/>
+              <w:jc w:val="center"/>
+            </w:pPr>
+            <w:r>
+              <w:rPr>
+                <w:rFonts w:ascii="Meiryo" w:cs="Meiryo" w:eastAsia="Meiryo" w:hAnsi="Meiryo"/>
+                <w:b/>
+                <w:bCs/>
+                <w:i w:val="false"/>
+                <w:iCs w:val="false"/>
+                <w:color w:val="2E75B6"/>
+                <w:sz w:val="18"/>
+                <w:szCs w:val="18"/>
+              </w:rPr>
+              <w:t xml:space="preserve">③</w:t>
+            </w:r>
+          </w:p>
+        </w:tc>
+        <w:tc>
+          <w:tcPr>
+            <w:tcW w:type="dxa" w:w="8626"/>
+            <w:tcBorders>
+              <w:top w:val="single" w:color="9DC3E6" w:sz="4" w:space="0"/>
+              <w:left w:val="single" w:color="9DC3E6" w:sz="4" w:space="0"/>
+              <w:bottom w:val="single" w:color="9DC3E6" w:sz="4" w:space="0"/>
+              <w:right w:val="single" w:color="9DC3E6" w:sz="4" w:space="0"/>
+            </w:tcBorders>
+            <w:shd w:fill="FFFFFF" w:val="clear"/>
+            <w:tcMar>
+              <w:top w:type="dxa" w:w="80"/>
+              <w:left w:type="dxa" w:w="140"/>
+              <w:bottom w:type="dxa" w:w="80"/>
+              <w:right w:type="dxa" w:w="140"/>
+            </w:tcMar>
+            <w:vAlign w:val="center"/>
+          </w:tcPr>
+          <w:p>
+            <w:pPr>
+              <w:spacing w:before="20" w:after="20"/>
+              <w:jc w:val="left"/>
+            </w:pPr>
+            <w:r>
+              <w:rPr>
+                <w:rFonts w:ascii="Meiryo" w:cs="Meiryo" w:eastAsia="Meiryo" w:hAnsi="Meiryo"/>
+                <w:b w:val="false"/>
+                <w:bCs w:val="false"/>
+                <w:i w:val="false"/>
+                <w:iCs w:val="false"/>
+                <w:color w:val="000000"/>
+                <w:sz w:val="18"/>
+                <w:szCs w:val="18"/>
+              </w:rPr>
+              <w:t xml:space="preserve">格付判定システム・財務会計システム等の外部システム API 連携において、SAML は根本的に対応できない。MSAL（JWT）であれば追加対応なしで外部連携が可能である。</w:t>
+            </w:r>
+          </w:p>
+        </w:tc>
+      </w:tr>
+      <w:tr>
+        <w:tc>
+          <w:tcPr>
+            <w:tcW w:type="dxa" w:w="400"/>
+            <w:tcBorders>
+              <w:top w:val="single" w:color="9DC3E6" w:sz="4" w:space="0"/>
+              <w:left w:val="single" w:color="9DC3E6" w:sz="4" w:space="0"/>
+              <w:bottom w:val="single" w:color="9DC3E6" w:sz="4" w:space="0"/>
+              <w:right w:val="single" w:color="9DC3E6" w:sz="4" w:space="0"/>
+            </w:tcBorders>
+            <w:shd w:fill="EBF3FB" w:val="clear"/>
+            <w:tcMar>
+              <w:top w:type="dxa" w:w="80"/>
+              <w:left w:type="dxa" w:w="140"/>
+              <w:bottom w:type="dxa" w:w="80"/>
+              <w:right w:type="dxa" w:w="140"/>
+            </w:tcMar>
+            <w:vAlign w:val="center"/>
+          </w:tcPr>
+          <w:p>
+            <w:pPr>
+              <w:spacing w:before="20" w:after="20"/>
+              <w:jc w:val="center"/>
+            </w:pPr>
+            <w:r>
+              <w:rPr>
+                <w:rFonts w:ascii="Meiryo" w:cs="Meiryo" w:eastAsia="Meiryo" w:hAnsi="Meiryo"/>
+                <w:b/>
+                <w:bCs/>
+                <w:i w:val="false"/>
+                <w:iCs w:val="false"/>
+                <w:color w:val="2E75B6"/>
+                <w:sz w:val="18"/>
+                <w:szCs w:val="18"/>
+              </w:rPr>
+              <w:t xml:space="preserve">④</w:t>
+            </w:r>
+          </w:p>
+        </w:tc>
+        <w:tc>
+          <w:tcPr>
+            <w:tcW w:type="dxa" w:w="8626"/>
+            <w:tcBorders>
+              <w:top w:val="single" w:color="9DC3E6" w:sz="4" w:space="0"/>
+              <w:left w:val="single" w:color="9DC3E6" w:sz="4" w:space="0"/>
+              <w:bottom w:val="single" w:color="9DC3E6" w:sz="4" w:space="0"/>
+              <w:right w:val="single" w:color="9DC3E6" w:sz="4" w:space="0"/>
+            </w:tcBorders>
+            <w:shd w:fill="EBF3FB" w:val="clear"/>
+            <w:tcMar>
+              <w:top w:type="dxa" w:w="80"/>
+              <w:left w:type="dxa" w:w="140"/>
+              <w:bottom w:type="dxa" w:w="80"/>
+              <w:right w:type="dxa" w:w="140"/>
+            </w:tcMar>
+            <w:vAlign w:val="center"/>
+          </w:tcPr>
+          <w:p>
+            <w:pPr>
+              <w:spacing w:before="20" w:after="20"/>
+              <w:jc w:val="left"/>
+            </w:pPr>
+            <w:r>
+              <w:rPr>
+                <w:rFonts w:ascii="Meiryo" w:cs="Meiryo" w:eastAsia="Meiryo" w:hAnsi="Meiryo"/>
+                <w:b w:val="false"/>
+                <w:bCs w:val="false"/>
+                <w:i w:val="false"/>
+                <w:iCs w:val="false"/>
+                <w:color w:val="000000"/>
+                <w:sz w:val="18"/>
+                <w:szCs w:val="18"/>
+              </w:rPr>
+              <w:t xml:space="preserve">MSAL 採用の場合、基盤側への依頼はアプリ登録（App Registration）のみ。SAML 採用の場合はメタデータ交換・証明書管理・属性設定等の継続的な調整が発生する。</w:t>
+            </w:r>
+          </w:p>
+        </w:tc>
+      </w:tr>
+      <w:tr>
+        <w:tc>
+          <w:tcPr>
+            <w:tcW w:type="dxa" w:w="400"/>
+            <w:tcBorders>
+              <w:top w:val="single" w:color="9DC3E6" w:sz="4" w:space="0"/>
+              <w:left w:val="single" w:color="9DC3E6" w:sz="4" w:space="0"/>
+              <w:bottom w:val="single" w:color="9DC3E6" w:sz="4" w:space="0"/>
+              <w:right w:val="single" w:color="9DC3E6" w:sz="4" w:space="0"/>
+            </w:tcBorders>
+            <w:shd w:fill="FFFFFF" w:val="clear"/>
+            <w:tcMar>
+              <w:top w:type="dxa" w:w="80"/>
+              <w:left w:type="dxa" w:w="140"/>
+              <w:bottom w:type="dxa" w:w="80"/>
+              <w:right w:type="dxa" w:w="140"/>
+            </w:tcMar>
+            <w:vAlign w:val="center"/>
+          </w:tcPr>
+          <w:p>
+            <w:pPr>
+              <w:spacing w:before="20" w:after="20"/>
+              <w:jc w:val="center"/>
+            </w:pPr>
+            <w:r>
+              <w:rPr>
+                <w:rFonts w:ascii="Meiryo" w:cs="Meiryo" w:eastAsia="Meiryo" w:hAnsi="Meiryo"/>
+                <w:b/>
+                <w:bCs/>
+                <w:i w:val="false"/>
+                <w:iCs w:val="false"/>
+                <w:color w:val="2E75B6"/>
+                <w:sz w:val="18"/>
+                <w:szCs w:val="18"/>
+              </w:rPr>
+              <w:t xml:space="preserve">⑤</w:t>
+            </w:r>
+          </w:p>
+        </w:tc>
+        <w:tc>
+          <w:tcPr>
+            <w:tcW w:type="dxa" w:w="8626"/>
+            <w:tcBorders>
+              <w:top w:val="single" w:color="9DC3E6" w:sz="4" w:space="0"/>
+              <w:left w:val="single" w:color="9DC3E6" w:sz="4" w:space="0"/>
+              <w:bottom w:val="single" w:color="9DC3E6" w:sz="4" w:space="0"/>
+              <w:right w:val="single" w:color="9DC3E6" w:sz="4" w:space="0"/>
+            </w:tcBorders>
+            <w:shd w:fill="FFFFFF" w:val="clear"/>
+            <w:tcMar>
+              <w:top w:type="dxa" w:w="80"/>
+              <w:left w:type="dxa" w:w="140"/>
+              <w:bottom w:type="dxa" w:w="80"/>
+              <w:right w:type="dxa" w:w="140"/>
+            </w:tcMar>
+            <w:vAlign w:val="center"/>
+          </w:tcPr>
+          <w:p>
+            <w:pPr>
+              <w:spacing w:before="20" w:after="20"/>
+              <w:jc w:val="left"/>
+            </w:pPr>
+            <w:r>
+              <w:rPr>
+                <w:rFonts w:ascii="Meiryo" w:cs="Meiryo" w:eastAsia="Meiryo" w:hAnsi="Meiryo"/>
+                <w:b w:val="false"/>
+                <w:bCs w:val="false"/>
+                <w:i w:val="false"/>
+                <w:iCs w:val="false"/>
+                <w:color w:val="000000"/>
+                <w:sz w:val="18"/>
+                <w:szCs w:val="18"/>
+              </w:rPr>
+              <w:t xml:space="preserve">MFA（Microsoft Authenticator / WinAuth）は MSAL・SAML 両方式で使用可能であり、セキュリティ要件に差はない。将来の MFA ポリシー変更は MSAL なら Azure Portal のみで対応でき、アプリ修正が不要である。</w:t>
+            </w:r>
+          </w:p>
+        </w:tc>
+      </w:tr>
+    </w:tbl>
     <w:sectPr>
       <w:headerReference w:type="default" r:id="rId6"/>
       <w:footerReference w:type="default" r:id="rId7"/>
